--- a/arb/docx/53.content.docx
+++ b/arb/docx/53.content.docx
@@ -178,13 +178,6 @@
         <w:rPr>
           <w:lang w:val="ar_AE" w:bidi="ar_AE"/>
         </w:rPr>
-      </w:r>
-      <w:r>
-        <w:rPr>
-          <w:i/>
-          <w:lang w:val="ar_AE" w:bidi="ar_AE"/>
-        </w:rPr>
-        <w:t>2 تسالونيكي 1: 1–2, 2 تسالونيكي 1: 2, 2 تسالونيكي 1: 3, 2 تسالونيكي 1: 3–10, 2 تسالونيكي 1: 4, 2 تسالونيكي 1: 5, 2 تسالونيكي 1: 7, 2 تسالونيكي 1: 9, 2 تسالونيكي 1: 10, 2 تسالونيكي 1: 11, 2 تسالونيكي 1: 11–12, 2 تسالونيكي 1: 12, 2 تسالونيكي 2: 1, 2 تسالونيكي 2: 1–12, 2 تسالونيكي 2: 2, 2 تسالونيكي 2: 3, 2 تسالونيكي 2: 4, 2 تسالونيكي 2: 6, 2 تسالونيكي 2: 7, 2 تسالونيكي 2: 8, 2 تسالونيكي 2: 9, 2 تسالونيكي 2: 11, 2 تسالونيكي 2: 12, 2 تسالونيكي 2: 14, 2 تسالونيكي 2: 15, 2 تسالونيكي 2: 16, 2 تسالونيكي 2: 17, 2 تسالونيكي 3: 1, 2 تسالونيكي 3: 1–5, 2 تسالونيكي 3: 2, 2 تسالونيكي 3: 3, 2 تسالونيكي 3: 5, 2 تسالونيكي 3: 6, 2 تسالونيكي 3: 6–15, 2 تسالونيكي 3: 7, 2 تسالونيكي 3: 8, 2 تسالونيكي 3: 9, 2 تسالونيكي 3: 10, 2 تسالونيكي 3: 12, 2 تسالونيكي 3: 13, 2 تسالونيكي 3: 14, 2 تسالونيكي 3: 15, 2 تسالونيكي 3: 16, 2 تسالونيكي 3: 17, 2 تسالونيكي 3: 18</w:t>
       </w:r>
       <w:r>
         <w:rPr>

--- a/arb/docx/53.content.docx
+++ b/arb/docx/53.content.docx
@@ -163,21 +163,6 @@
           <w:lang w:val="ar_AE" w:bidi="ar_AE"/>
         </w:rPr>
         <w:t>2TH</w:t>
-      </w:r>
-      <w:r>
-        <w:rPr>
-          <w:lang w:val="ar_AE" w:bidi="ar_AE"/>
-        </w:rPr>
-      </w:r>
-    </w:p>
-    <w:p>
-      <w:pPr>
-        <w:bidi/>
-      </w:pPr>
-      <w:r>
-        <w:rPr>
-          <w:lang w:val="ar_AE" w:bidi="ar_AE"/>
-        </w:rPr>
       </w:r>
       <w:r>
         <w:rPr>

--- a/arb/docx/53.content.docx
+++ b/arb/docx/53.content.docx
@@ -22,7 +22,7 @@
         <w:rPr>
           <w:lang w:val="ar_AE" w:bidi="ar_AE"/>
         </w:rPr>
-        <w:t>Resource: ملاحظات الدراسة (تينديل)</w:t>
+        <w:t>Resource: Tyndale Open Study Notes</w:t>
       </w:r>
       <w:r>
         <w:rPr>
@@ -122,7 +122,7 @@
         <w:rPr>
           <w:lang w:val="ar_AE" w:bidi="ar_AE"/>
         </w:rPr>
-        <w:t>ملاحظات الدراسة (تينديل)</w:t>
+        <w:t>Tyndale Open Study Notes</w:t>
       </w:r>
     </w:p>
     <w:p>

--- a/arb/docx/53.content.docx
+++ b/arb/docx/53.content.docx
@@ -22,7 +22,7 @@
         <w:rPr>
           <w:lang w:val="ar_AE" w:bidi="ar_AE"/>
         </w:rPr>
-        <w:t>Resource: Tyndale Open Study Notes</w:t>
+        <w:t>Resource: Aquifer Open Study Notes</w:t>
       </w:r>
       <w:r>
         <w:rPr>
@@ -122,7 +122,7 @@
         <w:rPr>
           <w:lang w:val="ar_AE" w:bidi="ar_AE"/>
         </w:rPr>
-        <w:t>Tyndale Open Study Notes</w:t>
+        <w:t>Aquifer Open Study Notes</w:t>
       </w:r>
     </w:p>
     <w:p>

--- a/arb/docx/53.content.docx
+++ b/arb/docx/53.content.docx
@@ -9,6 +9,8 @@
       </w:pPr>
       <w:r>
         <w:rPr>
+          <w:rtl/>
+          <w:cs/>
           <w:lang w:val="ar_AE" w:bidi="ar_AE"/>
         </w:rPr>
       </w:r>
@@ -20,28 +22,36 @@
       </w:pPr>
       <w:r>
         <w:rPr>
+          <w:rtl/>
+          <w:cs/>
           <w:lang w:val="ar_AE" w:bidi="ar_AE"/>
         </w:rPr>
         <w:t>Resource: Aquifer Open Study Notes</w:t>
       </w:r>
       <w:r>
         <w:rPr>
-          <w:lang w:val="ar_AE" w:bidi="ar_AE"/>
-        </w:rPr>
-      </w:r>
-    </w:p>
-    <w:p>
-      <w:pPr>
-        <w:bidi/>
-      </w:pPr>
-      <w:r>
-        <w:rPr>
+          <w:rtl/>
+          <w:cs/>
+          <w:lang w:val="ar_AE" w:bidi="ar_AE"/>
+        </w:rPr>
+      </w:r>
+    </w:p>
+    <w:p>
+      <w:pPr>
+        <w:bidi/>
+      </w:pPr>
+      <w:r>
+        <w:rPr>
+          <w:rtl/>
+          <w:cs/>
           <w:lang w:val="ar_AE" w:bidi="ar_AE"/>
         </w:rPr>
       </w:r>
       <w:r>
         <w:rPr>
           <w:b/>
+          <w:rtl/>
+          <w:cs/>
           <w:lang w:val="ar_AE" w:bidi="ar_AE"/>
         </w:rPr>
         <w:t>Aquifer Open Study Notes</w:t>
@@ -53,35 +63,47 @@
       </w:pPr>
       <w:r>
         <w:rPr>
-          <w:lang w:val="ar_AE" w:bidi="ar_AE"/>
-        </w:rPr>
-      </w:r>
-      <w:r>
-        <w:rPr>
+          <w:rtl/>
+          <w:cs/>
+          <w:lang w:val="ar_AE" w:bidi="ar_AE"/>
+        </w:rPr>
+      </w:r>
+      <w:r>
+        <w:rPr>
+          <w:rtl/>
+          <w:cs/>
           <w:lang w:val="ar_AE" w:bidi="ar_AE"/>
         </w:rPr>
         <w:t xml:space="preserve">This work is an adaptation of </w:t>
       </w:r>
       <w:r>
         <w:rPr>
+          <w:rtl/>
+          <w:cs/>
           <w:lang w:val="ar_AE" w:bidi="ar_AE"/>
         </w:rPr>
         <w:t>Tyndale Open Study Notes</w:t>
       </w:r>
       <w:r>
         <w:rPr>
+          <w:rtl/>
+          <w:cs/>
           <w:lang w:val="ar_AE" w:bidi="ar_AE"/>
         </w:rPr>
         <w:t xml:space="preserve"> © 2023 Tyndale House Publishers, licensed under the CC BY-SA 4.0 license. The adaptation, </w:t>
       </w:r>
       <w:r>
         <w:rPr>
+          <w:rtl/>
+          <w:cs/>
           <w:lang w:val="ar_AE" w:bidi="ar_AE"/>
         </w:rPr>
         <w:t>Aquifer Open Study Notes</w:t>
       </w:r>
       <w:r>
         <w:rPr>
+          <w:rtl/>
+          <w:cs/>
           <w:lang w:val="ar_AE" w:bidi="ar_AE"/>
         </w:rPr>
         <w:t>, was created by Mission Mutual and is also licensed under CC BY-SA 4.0.</w:t>
@@ -93,22 +115,30 @@
       </w:pPr>
       <w:r>
         <w:rPr>
-          <w:lang w:val="ar_AE" w:bidi="ar_AE"/>
-        </w:rPr>
-      </w:r>
-      <w:r>
-        <w:rPr>
+          <w:rtl/>
+          <w:cs/>
+          <w:lang w:val="ar_AE" w:bidi="ar_AE"/>
+        </w:rPr>
+      </w:r>
+      <w:r>
+        <w:rPr>
+          <w:rtl/>
+          <w:cs/>
           <w:lang w:val="ar_AE" w:bidi="ar_AE"/>
         </w:rPr>
         <w:t>This resource has been adapted into multiple languages, including English, Tok Pisin, Arabic (عربي), French (Français), Hindi (हिंदी), Indonesian (Bahasa Indonesia), Portuguese (Português), Russian (Русский), Spanish (Español), Swahili (Kiswahili), and Simplified Chinese (简体中文).</w:t>
       </w:r>
       <w:r>
         <w:rPr>
-          <w:lang w:val="ar_AE" w:bidi="ar_AE"/>
-        </w:rPr>
-      </w:r>
-      <w:r>
-        <w:rPr>
+          <w:rtl/>
+          <w:cs/>
+          <w:lang w:val="ar_AE" w:bidi="ar_AE"/>
+        </w:rPr>
+      </w:r>
+      <w:r>
+        <w:rPr>
+          <w:rtl/>
+          <w:cs/>
           <w:lang w:val="ar_AE" w:bidi="ar_AE"/>
         </w:rPr>
       </w:r>
@@ -120,6 +150,8 @@
       </w:pPr>
       <w:r>
         <w:rPr>
+          <w:rtl/>
+          <w:cs/>
           <w:lang w:val="ar_AE" w:bidi="ar_AE"/>
         </w:rPr>
         <w:t>Aquifer Open Study Notes</w:t>
@@ -149,6 +181,8 @@
       </w:pPr>
       <w:r>
         <w:rPr>
+          <w:rtl/>
+          <w:cs/>
           <w:lang w:val="ar_AE" w:bidi="ar_AE"/>
         </w:rPr>
       </w:r>
@@ -160,38 +194,50 @@
       </w:pPr>
       <w:r>
         <w:rPr>
+          <w:rtl/>
+          <w:cs/>
           <w:lang w:val="ar_AE" w:bidi="ar_AE"/>
         </w:rPr>
         <w:t>2TH</w:t>
       </w:r>
       <w:r>
         <w:rPr>
-          <w:lang w:val="ar_AE" w:bidi="ar_AE"/>
-        </w:rPr>
-      </w:r>
-    </w:p>
-    <w:p>
-      <w:pPr>
-        <w:bidi/>
-      </w:pPr>
-      <w:r>
-        <w:rPr>
-          <w:lang w:val="ar_AE" w:bidi="ar_AE"/>
-        </w:rPr>
-      </w:r>
-      <w:r>
-        <w:rPr>
+          <w:rtl/>
+          <w:cs/>
+          <w:lang w:val="ar_AE" w:bidi="ar_AE"/>
+        </w:rPr>
+      </w:r>
+    </w:p>
+    <w:p>
+      <w:pPr>
+        <w:bidi/>
+      </w:pPr>
+      <w:r>
+        <w:rPr>
+          <w:rtl/>
+          <w:cs/>
+          <w:lang w:val="ar_AE" w:bidi="ar_AE"/>
+        </w:rPr>
+      </w:r>
+      <w:r>
+        <w:rPr>
+          <w:rtl/>
+          <w:cs/>
           <w:lang w:val="ar_AE" w:bidi="ar_AE"/>
         </w:rPr>
         <w:t xml:space="preserve"> </w:t>
       </w:r>
       <w:r>
         <w:rPr>
-          <w:lang w:val="ar_AE" w:bidi="ar_AE"/>
-        </w:rPr>
-      </w:r>
-      <w:r>
-        <w:rPr>
+          <w:rtl/>
+          <w:cs/>
+          <w:lang w:val="ar_AE" w:bidi="ar_AE"/>
+        </w:rPr>
+      </w:r>
+      <w:r>
+        <w:rPr>
+          <w:rtl/>
+          <w:cs/>
           <w:lang w:val="ar_AE" w:bidi="ar_AE"/>
         </w:rPr>
       </w:r>
@@ -217,6 +263,8 @@
       </w:pPr>
       <w:r>
         <w:rPr>
+          <w:rtl/>
+          <w:cs/>
           <w:lang w:val="ar_AE" w:bidi="ar_AE"/>
         </w:rPr>
       </w:r>
@@ -228,48 +276,62 @@
       </w:pPr>
       <w:r>
         <w:rPr>
+          <w:rtl/>
+          <w:cs/>
           <w:lang w:val="ar_AE" w:bidi="ar_AE"/>
         </w:rPr>
         <w:t>2 تسالونيكي 1: 1–2</w:t>
       </w:r>
       <w:r>
         <w:rPr>
-          <w:lang w:val="ar_AE" w:bidi="ar_AE"/>
-        </w:rPr>
-      </w:r>
-    </w:p>
-    <w:p>
-      <w:pPr>
-        <w:bidi/>
-      </w:pPr>
-      <w:r>
-        <w:rPr>
-          <w:lang w:val="ar_AE" w:bidi="ar_AE"/>
-        </w:rPr>
-      </w:r>
-      <w:r>
-        <w:rPr>
+          <w:rtl/>
+          <w:cs/>
+          <w:lang w:val="ar_AE" w:bidi="ar_AE"/>
+        </w:rPr>
+      </w:r>
+    </w:p>
+    <w:p>
+      <w:pPr>
+        <w:bidi/>
+      </w:pPr>
+      <w:r>
+        <w:rPr>
+          <w:rtl/>
+          <w:cs/>
+          <w:lang w:val="ar_AE" w:bidi="ar_AE"/>
+        </w:rPr>
+      </w:r>
+      <w:r>
+        <w:rPr>
+          <w:rtl/>
+          <w:cs/>
           <w:lang w:val="ar_AE" w:bidi="ar_AE"/>
         </w:rPr>
         <w:t>يتبع بولس عادات كتابة الرسائل قديمًا، ولكنه بدلًا من استخدام التحية التقليدية (باليونانية chairein) يباركهم بالنعمة (باليونانية charis) والسلام.</w:t>
       </w:r>
       <w:r>
         <w:rPr>
-          <w:lang w:val="ar_AE" w:bidi="ar_AE"/>
-        </w:rPr>
-      </w:r>
-      <w:r>
-        <w:rPr>
-          <w:lang w:val="ar_AE" w:bidi="ar_AE"/>
-        </w:rPr>
-      </w:r>
-    </w:p>
-    <w:p>
-      <w:pPr>
-        <w:bidi/>
-      </w:pPr>
-      <w:r>
-        <w:rPr>
+          <w:rtl/>
+          <w:cs/>
+          <w:lang w:val="ar_AE" w:bidi="ar_AE"/>
+        </w:rPr>
+      </w:r>
+      <w:r>
+        <w:rPr>
+          <w:rtl/>
+          <w:cs/>
+          <w:lang w:val="ar_AE" w:bidi="ar_AE"/>
+        </w:rPr>
+      </w:r>
+    </w:p>
+    <w:p>
+      <w:pPr>
+        <w:bidi/>
+      </w:pPr>
+      <w:r>
+        <w:rPr>
+          <w:rtl/>
+          <w:cs/>
           <w:lang w:val="ar_AE" w:bidi="ar_AE"/>
         </w:rPr>
       </w:r>
@@ -281,27 +343,35 @@
       </w:pPr>
       <w:r>
         <w:rPr>
+          <w:rtl/>
+          <w:cs/>
           <w:lang w:val="ar_AE" w:bidi="ar_AE"/>
         </w:rPr>
         <w:t>2 تسالونيكي 1: 2</w:t>
       </w:r>
       <w:r>
         <w:rPr>
-          <w:lang w:val="ar_AE" w:bidi="ar_AE"/>
-        </w:rPr>
-      </w:r>
-    </w:p>
-    <w:p>
-      <w:pPr>
-        <w:bidi/>
-      </w:pPr>
-      <w:r>
-        <w:rPr>
-          <w:lang w:val="ar_AE" w:bidi="ar_AE"/>
-        </w:rPr>
-      </w:r>
-      <w:r>
-        <w:rPr>
+          <w:rtl/>
+          <w:cs/>
+          <w:lang w:val="ar_AE" w:bidi="ar_AE"/>
+        </w:rPr>
+      </w:r>
+    </w:p>
+    <w:p>
+      <w:pPr>
+        <w:bidi/>
+      </w:pPr>
+      <w:r>
+        <w:rPr>
+          <w:rtl/>
+          <w:cs/>
+          <w:lang w:val="ar_AE" w:bidi="ar_AE"/>
+        </w:rPr>
+      </w:r>
+      <w:r>
+        <w:rPr>
+          <w:rtl/>
+          <w:cs/>
           <w:lang w:val="ar_AE" w:bidi="ar_AE"/>
         </w:rPr>
         <w:t>الله أبونا والرب يسوع المسيح متساويان كمصدر للنعمة والسلام. كان رجاء أهل تسالونيكي مرتبطًا بنعمة الله (</w:t>
@@ -309,6 +379,8 @@
       <w:hyperlink r:id="rId13">
         <w:r>
           <w:rPr>
+            <w:rtl/>
+            <w:cs/>
             <w:lang w:val="ar_AE" w:bidi="ar_AE"/>
           </w:rPr>
           <w:rPr>
@@ -320,6 +392,8 @@
       </w:hyperlink>
       <w:r>
         <w:rPr>
+          <w:rtl/>
+          <w:cs/>
           <w:lang w:val="ar_AE" w:bidi="ar_AE"/>
         </w:rPr>
         <w:t>)، وحتى في وسط الاضطهاد يمكنهم أن يختبروا السلام الذي يمنحه الله (</w:t>
@@ -327,6 +401,8 @@
       <w:hyperlink r:id="rId14">
         <w:r>
           <w:rPr>
+            <w:rtl/>
+            <w:cs/>
             <w:lang w:val="ar_AE" w:bidi="ar_AE"/>
           </w:rPr>
           <w:rPr>
@@ -338,27 +414,35 @@
       </w:hyperlink>
       <w:r>
         <w:rPr>
+          <w:rtl/>
+          <w:cs/>
           <w:lang w:val="ar_AE" w:bidi="ar_AE"/>
         </w:rPr>
         <w:t>).</w:t>
       </w:r>
       <w:r>
         <w:rPr>
-          <w:lang w:val="ar_AE" w:bidi="ar_AE"/>
-        </w:rPr>
-      </w:r>
-      <w:r>
-        <w:rPr>
-          <w:lang w:val="ar_AE" w:bidi="ar_AE"/>
-        </w:rPr>
-      </w:r>
-    </w:p>
-    <w:p>
-      <w:pPr>
-        <w:bidi/>
-      </w:pPr>
-      <w:r>
-        <w:rPr>
+          <w:rtl/>
+          <w:cs/>
+          <w:lang w:val="ar_AE" w:bidi="ar_AE"/>
+        </w:rPr>
+      </w:r>
+      <w:r>
+        <w:rPr>
+          <w:rtl/>
+          <w:cs/>
+          <w:lang w:val="ar_AE" w:bidi="ar_AE"/>
+        </w:rPr>
+      </w:r>
+    </w:p>
+    <w:p>
+      <w:pPr>
+        <w:bidi/>
+      </w:pPr>
+      <w:r>
+        <w:rPr>
+          <w:rtl/>
+          <w:cs/>
           <w:lang w:val="ar_AE" w:bidi="ar_AE"/>
         </w:rPr>
       </w:r>
@@ -370,27 +454,35 @@
       </w:pPr>
       <w:r>
         <w:rPr>
+          <w:rtl/>
+          <w:cs/>
           <w:lang w:val="ar_AE" w:bidi="ar_AE"/>
         </w:rPr>
         <w:t>2 تسالونيكي 1: 3</w:t>
       </w:r>
       <w:r>
         <w:rPr>
-          <w:lang w:val="ar_AE" w:bidi="ar_AE"/>
-        </w:rPr>
-      </w:r>
-    </w:p>
-    <w:p>
-      <w:pPr>
-        <w:bidi/>
-      </w:pPr>
-      <w:r>
-        <w:rPr>
-          <w:lang w:val="ar_AE" w:bidi="ar_AE"/>
-        </w:rPr>
-      </w:r>
-      <w:r>
-        <w:rPr>
+          <w:rtl/>
+          <w:cs/>
+          <w:lang w:val="ar_AE" w:bidi="ar_AE"/>
+        </w:rPr>
+      </w:r>
+    </w:p>
+    <w:p>
+      <w:pPr>
+        <w:bidi/>
+      </w:pPr>
+      <w:r>
+        <w:rPr>
+          <w:rtl/>
+          <w:cs/>
+          <w:lang w:val="ar_AE" w:bidi="ar_AE"/>
+        </w:rPr>
+      </w:r>
+      <w:r>
+        <w:rPr>
+          <w:rtl/>
+          <w:cs/>
           <w:lang w:val="ar_AE" w:bidi="ar_AE"/>
         </w:rPr>
         <w:t>أَيُّهَا الإِخْوَةُ: الكلمة اليونانية adelphoi</w:t>
@@ -398,12 +490,16 @@
       <w:r>
         <w:rPr>
           <w:i/>
+          <w:rtl/>
+          <w:cs/>
           <w:lang w:val="ar_AE" w:bidi="ar_AE"/>
         </w:rPr>
         <w:t>،</w:t>
       </w:r>
       <w:r>
         <w:rPr>
+          <w:rtl/>
+          <w:cs/>
           <w:lang w:val="ar_AE" w:bidi="ar_AE"/>
         </w:rPr>
         <w:t xml:space="preserve"> هي مصطلح عام يشير إلى أفراد من نفس العائلة، سواء كانوا ذكورًا أو إناثًا. • نَشْكُرَ اللهَ: يبدأ بولس بالشكر من أجل إيمان أهل تسالونيكي</w:t>
@@ -411,12 +507,16 @@
       <w:r>
         <w:rPr>
           <w:i/>
+          <w:rtl/>
+          <w:cs/>
           <w:lang w:val="ar_AE" w:bidi="ar_AE"/>
         </w:rPr>
         <w:t>،</w:t>
       </w:r>
       <w:r>
         <w:rPr>
+          <w:rtl/>
+          <w:cs/>
           <w:lang w:val="ar_AE" w:bidi="ar_AE"/>
         </w:rPr>
         <w:t xml:space="preserve"> ومحبتهم</w:t>
@@ -424,12 +524,16 @@
       <w:r>
         <w:rPr>
           <w:i/>
+          <w:rtl/>
+          <w:cs/>
           <w:lang w:val="ar_AE" w:bidi="ar_AE"/>
         </w:rPr>
         <w:t>،</w:t>
       </w:r>
       <w:r>
         <w:rPr>
+          <w:rtl/>
+          <w:cs/>
           <w:lang w:val="ar_AE" w:bidi="ar_AE"/>
         </w:rPr>
         <w:t xml:space="preserve"> و"صبرهم" (</w:t>
@@ -437,6 +541,8 @@
       <w:hyperlink r:id="rId15">
         <w:r>
           <w:rPr>
+            <w:rtl/>
+            <w:cs/>
             <w:lang w:val="ar_AE" w:bidi="ar_AE"/>
           </w:rPr>
           <w:rPr>
@@ -448,6 +554,8 @@
       </w:hyperlink>
       <w:r>
         <w:rPr>
+          <w:rtl/>
+          <w:cs/>
           <w:lang w:val="ar_AE" w:bidi="ar_AE"/>
         </w:rPr>
         <w:t xml:space="preserve">). هذه الفضائل المسيحية الأساسية (انظر </w:t>
@@ -455,6 +563,8 @@
       <w:hyperlink r:id="rId16">
         <w:r>
           <w:rPr>
+            <w:rtl/>
+            <w:cs/>
             <w:lang w:val="ar_AE" w:bidi="ar_AE"/>
           </w:rPr>
           <w:rPr>
@@ -466,6 +576,8 @@
       </w:hyperlink>
       <w:r>
         <w:rPr>
+          <w:rtl/>
+          <w:cs/>
           <w:lang w:val="ar_AE" w:bidi="ar_AE"/>
         </w:rPr>
         <w:t xml:space="preserve">; </w:t>
@@ -473,6 +585,8 @@
       <w:hyperlink r:id="rId17">
         <w:r>
           <w:rPr>
+            <w:rtl/>
+            <w:cs/>
             <w:lang w:val="ar_AE" w:bidi="ar_AE"/>
           </w:rPr>
           <w:rPr>
@@ -484,6 +598,8 @@
       </w:hyperlink>
       <w:r>
         <w:rPr>
+          <w:rtl/>
+          <w:cs/>
           <w:lang w:val="ar_AE" w:bidi="ar_AE"/>
         </w:rPr>
         <w:t xml:space="preserve">; </w:t>
@@ -491,6 +607,8 @@
       <w:hyperlink r:id="rId18">
         <w:r>
           <w:rPr>
+            <w:rtl/>
+            <w:cs/>
             <w:lang w:val="ar_AE" w:bidi="ar_AE"/>
           </w:rPr>
           <w:rPr>
@@ -502,6 +620,8 @@
       </w:hyperlink>
       <w:r>
         <w:rPr>
+          <w:rtl/>
+          <w:cs/>
           <w:lang w:val="ar_AE" w:bidi="ar_AE"/>
         </w:rPr>
         <w:t xml:space="preserve">; </w:t>
@@ -509,6 +629,8 @@
       <w:hyperlink r:id="rId19">
         <w:r>
           <w:rPr>
+            <w:rtl/>
+            <w:cs/>
             <w:lang w:val="ar_AE" w:bidi="ar_AE"/>
           </w:rPr>
           <w:rPr>
@@ -520,6 +642,8 @@
       </w:hyperlink>
       <w:r>
         <w:rPr>
+          <w:rtl/>
+          <w:cs/>
           <w:lang w:val="ar_AE" w:bidi="ar_AE"/>
         </w:rPr>
         <w:t>) كانت تنمو في الكنيسة برغم الاضطهاد الذي قاسوه (</w:t>
@@ -527,6 +651,8 @@
       <w:hyperlink r:id="rId20">
         <w:r>
           <w:rPr>
+            <w:rtl/>
+            <w:cs/>
             <w:lang w:val="ar_AE" w:bidi="ar_AE"/>
           </w:rPr>
           <w:rPr>
@@ -538,27 +664,35 @@
       </w:hyperlink>
       <w:r>
         <w:rPr>
+          <w:rtl/>
+          <w:cs/>
           <w:lang w:val="ar_AE" w:bidi="ar_AE"/>
         </w:rPr>
         <w:t>).</w:t>
       </w:r>
       <w:r>
         <w:rPr>
-          <w:lang w:val="ar_AE" w:bidi="ar_AE"/>
-        </w:rPr>
-      </w:r>
-      <w:r>
-        <w:rPr>
-          <w:lang w:val="ar_AE" w:bidi="ar_AE"/>
-        </w:rPr>
-      </w:r>
-    </w:p>
-    <w:p>
-      <w:pPr>
-        <w:bidi/>
-      </w:pPr>
-      <w:r>
-        <w:rPr>
+          <w:rtl/>
+          <w:cs/>
+          <w:lang w:val="ar_AE" w:bidi="ar_AE"/>
+        </w:rPr>
+      </w:r>
+      <w:r>
+        <w:rPr>
+          <w:rtl/>
+          <w:cs/>
+          <w:lang w:val="ar_AE" w:bidi="ar_AE"/>
+        </w:rPr>
+      </w:r>
+    </w:p>
+    <w:p>
+      <w:pPr>
+        <w:bidi/>
+      </w:pPr>
+      <w:r>
+        <w:rPr>
+          <w:rtl/>
+          <w:cs/>
           <w:lang w:val="ar_AE" w:bidi="ar_AE"/>
         </w:rPr>
       </w:r>
@@ -570,27 +704,35 @@
       </w:pPr>
       <w:r>
         <w:rPr>
+          <w:rtl/>
+          <w:cs/>
           <w:lang w:val="ar_AE" w:bidi="ar_AE"/>
         </w:rPr>
         <w:t>2 تسالونيكي 1: 3–10</w:t>
       </w:r>
       <w:r>
         <w:rPr>
-          <w:lang w:val="ar_AE" w:bidi="ar_AE"/>
-        </w:rPr>
-      </w:r>
-    </w:p>
-    <w:p>
-      <w:pPr>
-        <w:bidi/>
-      </w:pPr>
-      <w:r>
-        <w:rPr>
-          <w:lang w:val="ar_AE" w:bidi="ar_AE"/>
-        </w:rPr>
-      </w:r>
-      <w:r>
-        <w:rPr>
+          <w:rtl/>
+          <w:cs/>
+          <w:lang w:val="ar_AE" w:bidi="ar_AE"/>
+        </w:rPr>
+      </w:r>
+    </w:p>
+    <w:p>
+      <w:pPr>
+        <w:bidi/>
+      </w:pPr>
+      <w:r>
+        <w:rPr>
+          <w:rtl/>
+          <w:cs/>
+          <w:lang w:val="ar_AE" w:bidi="ar_AE"/>
+        </w:rPr>
+      </w:r>
+      <w:r>
+        <w:rPr>
+          <w:rtl/>
+          <w:cs/>
           <w:lang w:val="ar_AE" w:bidi="ar_AE"/>
         </w:rPr>
         <w:t>بعد أن شكر الله على كنيسة تسالونيكي (</w:t>
@@ -598,6 +740,8 @@
       <w:hyperlink r:id="rId21">
         <w:r>
           <w:rPr>
+            <w:rtl/>
+            <w:cs/>
             <w:lang w:val="ar_AE" w:bidi="ar_AE"/>
           </w:rPr>
           <w:rPr>
@@ -609,6 +753,8 @@
       </w:hyperlink>
       <w:r>
         <w:rPr>
+          <w:rtl/>
+          <w:cs/>
           <w:lang w:val="ar_AE" w:bidi="ar_AE"/>
         </w:rPr>
         <w:t>)، يكتب بولس عن الاضطهاد (</w:t>
@@ -616,6 +762,8 @@
       <w:hyperlink r:id="rId15">
         <w:r>
           <w:rPr>
+            <w:rtl/>
+            <w:cs/>
             <w:lang w:val="ar_AE" w:bidi="ar_AE"/>
           </w:rPr>
           <w:rPr>
@@ -627,6 +775,8 @@
       </w:hyperlink>
       <w:r>
         <w:rPr>
+          <w:rtl/>
+          <w:cs/>
           <w:lang w:val="ar_AE" w:bidi="ar_AE"/>
         </w:rPr>
         <w:t>)، الذي اشتد منذ أن كتب رسالته الأولى (</w:t>
@@ -634,6 +784,8 @@
       <w:hyperlink r:id="rId22">
         <w:r>
           <w:rPr>
+            <w:rtl/>
+            <w:cs/>
             <w:lang w:val="ar_AE" w:bidi="ar_AE"/>
           </w:rPr>
           <w:rPr>
@@ -645,6 +797,8 @@
       </w:hyperlink>
       <w:r>
         <w:rPr>
+          <w:rtl/>
+          <w:cs/>
           <w:lang w:val="ar_AE" w:bidi="ar_AE"/>
         </w:rPr>
         <w:t xml:space="preserve">; </w:t>
@@ -652,6 +806,8 @@
       <w:hyperlink r:id="rId23">
         <w:r>
           <w:rPr>
+            <w:rtl/>
+            <w:cs/>
             <w:lang w:val="ar_AE" w:bidi="ar_AE"/>
           </w:rPr>
           <w:rPr>
@@ -663,6 +819,8 @@
       </w:hyperlink>
       <w:r>
         <w:rPr>
+          <w:rtl/>
+          <w:cs/>
           <w:lang w:val="ar_AE" w:bidi="ar_AE"/>
         </w:rPr>
         <w:t xml:space="preserve">; </w:t>
@@ -670,6 +828,8 @@
       <w:hyperlink r:id="rId24">
         <w:r>
           <w:rPr>
+            <w:rtl/>
+            <w:cs/>
             <w:lang w:val="ar_AE" w:bidi="ar_AE"/>
           </w:rPr>
           <w:rPr>
@@ -681,6 +841,8 @@
       </w:hyperlink>
       <w:r>
         <w:rPr>
+          <w:rtl/>
+          <w:cs/>
           <w:lang w:val="ar_AE" w:bidi="ar_AE"/>
         </w:rPr>
         <w:t>). سيخفف الله من معاناتهم (</w:t>
@@ -688,6 +850,8 @@
       <w:hyperlink r:id="rId25">
         <w:r>
           <w:rPr>
+            <w:rtl/>
+            <w:cs/>
             <w:lang w:val="ar_AE" w:bidi="ar_AE"/>
           </w:rPr>
           <w:rPr>
@@ -699,27 +863,35 @@
       </w:hyperlink>
       <w:r>
         <w:rPr>
+          <w:rtl/>
+          <w:cs/>
           <w:lang w:val="ar_AE" w:bidi="ar_AE"/>
         </w:rPr>
         <w:t>) ويدين مضطهديهم.</w:t>
       </w:r>
       <w:r>
         <w:rPr>
-          <w:lang w:val="ar_AE" w:bidi="ar_AE"/>
-        </w:rPr>
-      </w:r>
-      <w:r>
-        <w:rPr>
-          <w:lang w:val="ar_AE" w:bidi="ar_AE"/>
-        </w:rPr>
-      </w:r>
-    </w:p>
-    <w:p>
-      <w:pPr>
-        <w:bidi/>
-      </w:pPr>
-      <w:r>
-        <w:rPr>
+          <w:rtl/>
+          <w:cs/>
+          <w:lang w:val="ar_AE" w:bidi="ar_AE"/>
+        </w:rPr>
+      </w:r>
+      <w:r>
+        <w:rPr>
+          <w:rtl/>
+          <w:cs/>
+          <w:lang w:val="ar_AE" w:bidi="ar_AE"/>
+        </w:rPr>
+      </w:r>
+    </w:p>
+    <w:p>
+      <w:pPr>
+        <w:bidi/>
+      </w:pPr>
+      <w:r>
+        <w:rPr>
+          <w:rtl/>
+          <w:cs/>
           <w:lang w:val="ar_AE" w:bidi="ar_AE"/>
         </w:rPr>
       </w:r>
@@ -731,27 +903,35 @@
       </w:pPr>
       <w:r>
         <w:rPr>
+          <w:rtl/>
+          <w:cs/>
           <w:lang w:val="ar_AE" w:bidi="ar_AE"/>
         </w:rPr>
         <w:t>2 تسالونيكي 1: 4</w:t>
       </w:r>
       <w:r>
         <w:rPr>
-          <w:lang w:val="ar_AE" w:bidi="ar_AE"/>
-        </w:rPr>
-      </w:r>
-    </w:p>
-    <w:p>
-      <w:pPr>
-        <w:bidi/>
-      </w:pPr>
-      <w:r>
-        <w:rPr>
-          <w:lang w:val="ar_AE" w:bidi="ar_AE"/>
-        </w:rPr>
-      </w:r>
-      <w:r>
-        <w:rPr>
+          <w:rtl/>
+          <w:cs/>
+          <w:lang w:val="ar_AE" w:bidi="ar_AE"/>
+        </w:rPr>
+      </w:r>
+    </w:p>
+    <w:p>
+      <w:pPr>
+        <w:bidi/>
+      </w:pPr>
+      <w:r>
+        <w:rPr>
+          <w:rtl/>
+          <w:cs/>
+          <w:lang w:val="ar_AE" w:bidi="ar_AE"/>
+        </w:rPr>
+      </w:r>
+      <w:r>
+        <w:rPr>
+          <w:rtl/>
+          <w:cs/>
           <w:lang w:val="ar_AE" w:bidi="ar_AE"/>
         </w:rPr>
         <w:t>كان بولس، وهو يفتخر أمام الكنائس الأخرى بصبر وثبات أهل تسالونيكي، يُشجِّع الكنيسة على أن يصبروا وأن يستمروا أمناء في مواجهة العداء الكبير (</w:t>
@@ -759,6 +939,8 @@
       <w:hyperlink r:id="rId23">
         <w:r>
           <w:rPr>
+            <w:rtl/>
+            <w:cs/>
             <w:lang w:val="ar_AE" w:bidi="ar_AE"/>
           </w:rPr>
           <w:rPr>
@@ -770,6 +952,8 @@
       </w:hyperlink>
       <w:r>
         <w:rPr>
+          <w:rtl/>
+          <w:cs/>
           <w:lang w:val="ar_AE" w:bidi="ar_AE"/>
         </w:rPr>
         <w:t xml:space="preserve">; </w:t>
@@ -777,6 +961,8 @@
       <w:hyperlink r:id="rId24">
         <w:r>
           <w:rPr>
+            <w:rtl/>
+            <w:cs/>
             <w:lang w:val="ar_AE" w:bidi="ar_AE"/>
           </w:rPr>
           <w:rPr>
@@ -788,27 +974,35 @@
       </w:hyperlink>
       <w:r>
         <w:rPr>
+          <w:rtl/>
+          <w:cs/>
           <w:lang w:val="ar_AE" w:bidi="ar_AE"/>
         </w:rPr>
         <w:t>).</w:t>
       </w:r>
       <w:r>
         <w:rPr>
-          <w:lang w:val="ar_AE" w:bidi="ar_AE"/>
-        </w:rPr>
-      </w:r>
-      <w:r>
-        <w:rPr>
-          <w:lang w:val="ar_AE" w:bidi="ar_AE"/>
-        </w:rPr>
-      </w:r>
-    </w:p>
-    <w:p>
-      <w:pPr>
-        <w:bidi/>
-      </w:pPr>
-      <w:r>
-        <w:rPr>
+          <w:rtl/>
+          <w:cs/>
+          <w:lang w:val="ar_AE" w:bidi="ar_AE"/>
+        </w:rPr>
+      </w:r>
+      <w:r>
+        <w:rPr>
+          <w:rtl/>
+          <w:cs/>
+          <w:lang w:val="ar_AE" w:bidi="ar_AE"/>
+        </w:rPr>
+      </w:r>
+    </w:p>
+    <w:p>
+      <w:pPr>
+        <w:bidi/>
+      </w:pPr>
+      <w:r>
+        <w:rPr>
+          <w:rtl/>
+          <w:cs/>
           <w:lang w:val="ar_AE" w:bidi="ar_AE"/>
         </w:rPr>
       </w:r>
@@ -820,27 +1014,35 @@
       </w:pPr>
       <w:r>
         <w:rPr>
+          <w:rtl/>
+          <w:cs/>
           <w:lang w:val="ar_AE" w:bidi="ar_AE"/>
         </w:rPr>
         <w:t>2 تسالونيكي 1: 5</w:t>
       </w:r>
       <w:r>
         <w:rPr>
-          <w:lang w:val="ar_AE" w:bidi="ar_AE"/>
-        </w:rPr>
-      </w:r>
-    </w:p>
-    <w:p>
-      <w:pPr>
-        <w:bidi/>
-      </w:pPr>
-      <w:r>
-        <w:rPr>
-          <w:lang w:val="ar_AE" w:bidi="ar_AE"/>
-        </w:rPr>
-      </w:r>
-      <w:r>
-        <w:rPr>
+          <w:rtl/>
+          <w:cs/>
+          <w:lang w:val="ar_AE" w:bidi="ar_AE"/>
+        </w:rPr>
+      </w:r>
+    </w:p>
+    <w:p>
+      <w:pPr>
+        <w:bidi/>
+      </w:pPr>
+      <w:r>
+        <w:rPr>
+          <w:rtl/>
+          <w:cs/>
+          <w:lang w:val="ar_AE" w:bidi="ar_AE"/>
+        </w:rPr>
+      </w:r>
+      <w:r>
+        <w:rPr>
+          <w:rtl/>
+          <w:cs/>
           <w:lang w:val="ar_AE" w:bidi="ar_AE"/>
         </w:rPr>
         <w:t>الذين دعاهم الله لدخول ملكوته سيواجهون آلامًا من أجل ذلك (</w:t>
@@ -848,6 +1050,8 @@
       <w:hyperlink r:id="rId26">
         <w:r>
           <w:rPr>
+            <w:rtl/>
+            <w:cs/>
             <w:lang w:val="ar_AE" w:bidi="ar_AE"/>
           </w:rPr>
           <w:rPr>
@@ -859,6 +1063,8 @@
       </w:hyperlink>
       <w:r>
         <w:rPr>
+          <w:rtl/>
+          <w:cs/>
           <w:lang w:val="ar_AE" w:bidi="ar_AE"/>
         </w:rPr>
         <w:t xml:space="preserve">؛ </w:t>
@@ -866,6 +1072,8 @@
       <w:hyperlink r:id="rId27">
         <w:r>
           <w:rPr>
+            <w:rtl/>
+            <w:cs/>
             <w:lang w:val="ar_AE" w:bidi="ar_AE"/>
           </w:rPr>
           <w:rPr>
@@ -877,27 +1085,35 @@
       </w:hyperlink>
       <w:r>
         <w:rPr>
+          <w:rtl/>
+          <w:cs/>
           <w:lang w:val="ar_AE" w:bidi="ar_AE"/>
         </w:rPr>
         <w:t>).</w:t>
       </w:r>
       <w:r>
         <w:rPr>
-          <w:lang w:val="ar_AE" w:bidi="ar_AE"/>
-        </w:rPr>
-      </w:r>
-      <w:r>
-        <w:rPr>
-          <w:lang w:val="ar_AE" w:bidi="ar_AE"/>
-        </w:rPr>
-      </w:r>
-    </w:p>
-    <w:p>
-      <w:pPr>
-        <w:bidi/>
-      </w:pPr>
-      <w:r>
-        <w:rPr>
+          <w:rtl/>
+          <w:cs/>
+          <w:lang w:val="ar_AE" w:bidi="ar_AE"/>
+        </w:rPr>
+      </w:r>
+      <w:r>
+        <w:rPr>
+          <w:rtl/>
+          <w:cs/>
+          <w:lang w:val="ar_AE" w:bidi="ar_AE"/>
+        </w:rPr>
+      </w:r>
+    </w:p>
+    <w:p>
+      <w:pPr>
+        <w:bidi/>
+      </w:pPr>
+      <w:r>
+        <w:rPr>
+          <w:rtl/>
+          <w:cs/>
           <w:lang w:val="ar_AE" w:bidi="ar_AE"/>
         </w:rPr>
       </w:r>
@@ -909,27 +1125,35 @@
       </w:pPr>
       <w:r>
         <w:rPr>
+          <w:rtl/>
+          <w:cs/>
           <w:lang w:val="ar_AE" w:bidi="ar_AE"/>
         </w:rPr>
         <w:t>2 تسالونيكي 1: 7</w:t>
       </w:r>
       <w:r>
         <w:rPr>
-          <w:lang w:val="ar_AE" w:bidi="ar_AE"/>
-        </w:rPr>
-      </w:r>
-    </w:p>
-    <w:p>
-      <w:pPr>
-        <w:bidi/>
-      </w:pPr>
-      <w:r>
-        <w:rPr>
-          <w:lang w:val="ar_AE" w:bidi="ar_AE"/>
-        </w:rPr>
-      </w:r>
-      <w:r>
-        <w:rPr>
+          <w:rtl/>
+          <w:cs/>
+          <w:lang w:val="ar_AE" w:bidi="ar_AE"/>
+        </w:rPr>
+      </w:r>
+    </w:p>
+    <w:p>
+      <w:pPr>
+        <w:bidi/>
+      </w:pPr>
+      <w:r>
+        <w:rPr>
+          <w:rtl/>
+          <w:cs/>
+          <w:lang w:val="ar_AE" w:bidi="ar_AE"/>
+        </w:rPr>
+      </w:r>
+      <w:r>
+        <w:rPr>
+          <w:rtl/>
+          <w:cs/>
           <w:lang w:val="ar_AE" w:bidi="ar_AE"/>
         </w:rPr>
         <w:t>راحة: أي تخفيف المعاناة. • في موضع آخر، يتحدث بولس عن "مجيء" المسيح (</w:t>
@@ -937,6 +1161,8 @@
       <w:hyperlink r:id="rId28">
         <w:r>
           <w:rPr>
+            <w:rtl/>
+            <w:cs/>
             <w:lang w:val="ar_AE" w:bidi="ar_AE"/>
           </w:rPr>
           <w:rPr>
@@ -948,6 +1174,8 @@
       </w:hyperlink>
       <w:r>
         <w:rPr>
+          <w:rtl/>
+          <w:cs/>
           <w:lang w:val="ar_AE" w:bidi="ar_AE"/>
         </w:rPr>
         <w:t xml:space="preserve">; </w:t>
@@ -955,6 +1183,8 @@
       <w:hyperlink r:id="rId29">
         <w:r>
           <w:rPr>
+            <w:rtl/>
+            <w:cs/>
             <w:lang w:val="ar_AE" w:bidi="ar_AE"/>
           </w:rPr>
           <w:rPr>
@@ -966,6 +1196,8 @@
       </w:hyperlink>
       <w:r>
         <w:rPr>
+          <w:rtl/>
+          <w:cs/>
           <w:lang w:val="ar_AE" w:bidi="ar_AE"/>
         </w:rPr>
         <w:t xml:space="preserve">; </w:t>
@@ -973,6 +1205,8 @@
       <w:hyperlink r:id="rId30">
         <w:r>
           <w:rPr>
+            <w:rtl/>
+            <w:cs/>
             <w:lang w:val="ar_AE" w:bidi="ar_AE"/>
           </w:rPr>
           <w:rPr>
@@ -984,6 +1218,8 @@
       </w:hyperlink>
       <w:r>
         <w:rPr>
+          <w:rtl/>
+          <w:cs/>
           <w:lang w:val="ar_AE" w:bidi="ar_AE"/>
         </w:rPr>
         <w:t xml:space="preserve">; </w:t>
@@ -991,6 +1227,8 @@
       <w:hyperlink r:id="rId31">
         <w:r>
           <w:rPr>
+            <w:rtl/>
+            <w:cs/>
             <w:lang w:val="ar_AE" w:bidi="ar_AE"/>
           </w:rPr>
           <w:rPr>
@@ -1002,6 +1240,8 @@
       </w:hyperlink>
       <w:r>
         <w:rPr>
+          <w:rtl/>
+          <w:cs/>
           <w:lang w:val="ar_AE" w:bidi="ar_AE"/>
         </w:rPr>
         <w:t xml:space="preserve">; </w:t>
@@ -1009,6 +1249,8 @@
       <w:hyperlink r:id="rId32">
         <w:r>
           <w:rPr>
+            <w:rtl/>
+            <w:cs/>
             <w:lang w:val="ar_AE" w:bidi="ar_AE"/>
           </w:rPr>
           <w:rPr>
@@ -1020,6 +1262,8 @@
       </w:hyperlink>
       <w:r>
         <w:rPr>
+          <w:rtl/>
+          <w:cs/>
           <w:lang w:val="ar_AE" w:bidi="ar_AE"/>
         </w:rPr>
         <w:t xml:space="preserve">); وهنا، يشير إلى الحدث باعتباره "ظهور" أو "استعلان" الرب يسوع، الذي لا يمكن رؤيته حاليًا بشكل مادي (قارن </w:t>
@@ -1027,6 +1271,8 @@
       <w:hyperlink r:id="rId33">
         <w:r>
           <w:rPr>
+            <w:rtl/>
+            <w:cs/>
             <w:lang w:val="ar_AE" w:bidi="ar_AE"/>
           </w:rPr>
           <w:rPr>
@@ -1038,6 +1284,8 @@
       </w:hyperlink>
       <w:r>
         <w:rPr>
+          <w:rtl/>
+          <w:cs/>
           <w:lang w:val="ar_AE" w:bidi="ar_AE"/>
         </w:rPr>
         <w:t xml:space="preserve">; </w:t>
@@ -1045,6 +1293,8 @@
       <w:hyperlink r:id="rId34">
         <w:r>
           <w:rPr>
+            <w:rtl/>
+            <w:cs/>
             <w:lang w:val="ar_AE" w:bidi="ar_AE"/>
           </w:rPr>
           <w:rPr>
@@ -1056,27 +1306,35 @@
       </w:hyperlink>
       <w:r>
         <w:rPr>
+          <w:rtl/>
+          <w:cs/>
           <w:lang w:val="ar_AE" w:bidi="ar_AE"/>
         </w:rPr>
         <w:t>).</w:t>
       </w:r>
       <w:r>
         <w:rPr>
-          <w:lang w:val="ar_AE" w:bidi="ar_AE"/>
-        </w:rPr>
-      </w:r>
-      <w:r>
-        <w:rPr>
-          <w:lang w:val="ar_AE" w:bidi="ar_AE"/>
-        </w:rPr>
-      </w:r>
-    </w:p>
-    <w:p>
-      <w:pPr>
-        <w:bidi/>
-      </w:pPr>
-      <w:r>
-        <w:rPr>
+          <w:rtl/>
+          <w:cs/>
+          <w:lang w:val="ar_AE" w:bidi="ar_AE"/>
+        </w:rPr>
+      </w:r>
+      <w:r>
+        <w:rPr>
+          <w:rtl/>
+          <w:cs/>
+          <w:lang w:val="ar_AE" w:bidi="ar_AE"/>
+        </w:rPr>
+      </w:r>
+    </w:p>
+    <w:p>
+      <w:pPr>
+        <w:bidi/>
+      </w:pPr>
+      <w:r>
+        <w:rPr>
+          <w:rtl/>
+          <w:cs/>
           <w:lang w:val="ar_AE" w:bidi="ar_AE"/>
         </w:rPr>
       </w:r>
@@ -1088,27 +1346,35 @@
       </w:pPr>
       <w:r>
         <w:rPr>
+          <w:rtl/>
+          <w:cs/>
           <w:lang w:val="ar_AE" w:bidi="ar_AE"/>
         </w:rPr>
         <w:t>2 تسالونيكي 1: 9</w:t>
       </w:r>
       <w:r>
         <w:rPr>
-          <w:lang w:val="ar_AE" w:bidi="ar_AE"/>
-        </w:rPr>
-      </w:r>
-    </w:p>
-    <w:p>
-      <w:pPr>
-        <w:bidi/>
-      </w:pPr>
-      <w:r>
-        <w:rPr>
-          <w:lang w:val="ar_AE" w:bidi="ar_AE"/>
-        </w:rPr>
-      </w:r>
-      <w:r>
-        <w:rPr>
+          <w:rtl/>
+          <w:cs/>
+          <w:lang w:val="ar_AE" w:bidi="ar_AE"/>
+        </w:rPr>
+      </w:r>
+    </w:p>
+    <w:p>
+      <w:pPr>
+        <w:bidi/>
+      </w:pPr>
+      <w:r>
+        <w:rPr>
+          <w:rtl/>
+          <w:cs/>
+          <w:lang w:val="ar_AE" w:bidi="ar_AE"/>
+        </w:rPr>
+      </w:r>
+      <w:r>
+        <w:rPr>
+          <w:rtl/>
+          <w:cs/>
           <w:lang w:val="ar_AE" w:bidi="ar_AE"/>
         </w:rPr>
         <w:t>سيتم معاقبتهم لرفضهم رسالة المسيح (</w:t>
@@ -1116,6 +1382,8 @@
       <w:hyperlink r:id="rId35">
         <w:r>
           <w:rPr>
+            <w:rtl/>
+            <w:cs/>
             <w:lang w:val="ar_AE" w:bidi="ar_AE"/>
           </w:rPr>
           <w:rPr>
@@ -1127,6 +1395,8 @@
       </w:hyperlink>
       <w:r>
         <w:rPr>
+          <w:rtl/>
+          <w:cs/>
           <w:lang w:val="ar_AE" w:bidi="ar_AE"/>
         </w:rPr>
         <w:t xml:space="preserve">). • الهلاك الأبدي (انظر </w:t>
@@ -1134,6 +1404,8 @@
       <w:hyperlink r:id="rId36">
         <w:r>
           <w:rPr>
+            <w:rtl/>
+            <w:cs/>
             <w:lang w:val="ar_AE" w:bidi="ar_AE"/>
           </w:rPr>
           <w:rPr>
@@ -1145,6 +1417,8 @@
       </w:hyperlink>
       <w:r>
         <w:rPr>
+          <w:rtl/>
+          <w:cs/>
           <w:lang w:val="ar_AE" w:bidi="ar_AE"/>
         </w:rPr>
         <w:t xml:space="preserve">; </w:t>
@@ -1152,6 +1426,8 @@
       <w:hyperlink r:id="rId37">
         <w:r>
           <w:rPr>
+            <w:rtl/>
+            <w:cs/>
             <w:lang w:val="ar_AE" w:bidi="ar_AE"/>
           </w:rPr>
           <w:rPr>
@@ -1163,6 +1439,8 @@
       </w:hyperlink>
       <w:r>
         <w:rPr>
+          <w:rtl/>
+          <w:cs/>
           <w:lang w:val="ar_AE" w:bidi="ar_AE"/>
         </w:rPr>
         <w:t>) لا رجعة فيه. • تعبير مِنْ وَجْهِ الرَّبِّ يشير إلى مصدر الدينونة القادمة (</w:t>
@@ -1170,6 +1448,8 @@
       <w:hyperlink r:id="rId38">
         <w:r>
           <w:rPr>
+            <w:rtl/>
+            <w:cs/>
             <w:lang w:val="ar_AE" w:bidi="ar_AE"/>
           </w:rPr>
           <w:rPr>
@@ -1181,6 +1461,8 @@
       </w:hyperlink>
       <w:r>
         <w:rPr>
+          <w:rtl/>
+          <w:cs/>
           <w:lang w:val="ar_AE" w:bidi="ar_AE"/>
         </w:rPr>
         <w:t xml:space="preserve">, </w:t>
@@ -1188,6 +1470,8 @@
       <w:hyperlink r:id="rId39">
         <w:r>
           <w:rPr>
+            <w:rtl/>
+            <w:cs/>
             <w:lang w:val="ar_AE" w:bidi="ar_AE"/>
           </w:rPr>
           <w:rPr>
@@ -1199,6 +1483,8 @@
       </w:hyperlink>
       <w:r>
         <w:rPr>
+          <w:rtl/>
+          <w:cs/>
           <w:lang w:val="ar_AE" w:bidi="ar_AE"/>
         </w:rPr>
         <w:t xml:space="preserve">, </w:t>
@@ -1206,6 +1492,8 @@
       <w:hyperlink r:id="rId40">
         <w:r>
           <w:rPr>
+            <w:rtl/>
+            <w:cs/>
             <w:lang w:val="ar_AE" w:bidi="ar_AE"/>
           </w:rPr>
           <w:rPr>
@@ -1217,27 +1505,35 @@
       </w:hyperlink>
       <w:r>
         <w:rPr>
+          <w:rtl/>
+          <w:cs/>
           <w:lang w:val="ar_AE" w:bidi="ar_AE"/>
         </w:rPr>
         <w:t>).</w:t>
       </w:r>
       <w:r>
         <w:rPr>
-          <w:lang w:val="ar_AE" w:bidi="ar_AE"/>
-        </w:rPr>
-      </w:r>
-      <w:r>
-        <w:rPr>
-          <w:lang w:val="ar_AE" w:bidi="ar_AE"/>
-        </w:rPr>
-      </w:r>
-    </w:p>
-    <w:p>
-      <w:pPr>
-        <w:bidi/>
-      </w:pPr>
-      <w:r>
-        <w:rPr>
+          <w:rtl/>
+          <w:cs/>
+          <w:lang w:val="ar_AE" w:bidi="ar_AE"/>
+        </w:rPr>
+      </w:r>
+      <w:r>
+        <w:rPr>
+          <w:rtl/>
+          <w:cs/>
+          <w:lang w:val="ar_AE" w:bidi="ar_AE"/>
+        </w:rPr>
+      </w:r>
+    </w:p>
+    <w:p>
+      <w:pPr>
+        <w:bidi/>
+      </w:pPr>
+      <w:r>
+        <w:rPr>
+          <w:rtl/>
+          <w:cs/>
           <w:lang w:val="ar_AE" w:bidi="ar_AE"/>
         </w:rPr>
       </w:r>
@@ -1249,27 +1545,35 @@
       </w:pPr>
       <w:r>
         <w:rPr>
+          <w:rtl/>
+          <w:cs/>
           <w:lang w:val="ar_AE" w:bidi="ar_AE"/>
         </w:rPr>
         <w:t>2 تسالونيكي 1: 10</w:t>
       </w:r>
       <w:r>
         <w:rPr>
-          <w:lang w:val="ar_AE" w:bidi="ar_AE"/>
-        </w:rPr>
-      </w:r>
-    </w:p>
-    <w:p>
-      <w:pPr>
-        <w:bidi/>
-      </w:pPr>
-      <w:r>
-        <w:rPr>
-          <w:lang w:val="ar_AE" w:bidi="ar_AE"/>
-        </w:rPr>
-      </w:r>
-      <w:r>
-        <w:rPr>
+          <w:rtl/>
+          <w:cs/>
+          <w:lang w:val="ar_AE" w:bidi="ar_AE"/>
+        </w:rPr>
+      </w:r>
+    </w:p>
+    <w:p>
+      <w:pPr>
+        <w:bidi/>
+      </w:pPr>
+      <w:r>
+        <w:rPr>
+          <w:rtl/>
+          <w:cs/>
+          <w:lang w:val="ar_AE" w:bidi="ar_AE"/>
+        </w:rPr>
+      </w:r>
+      <w:r>
+        <w:rPr>
+          <w:rtl/>
+          <w:cs/>
           <w:lang w:val="ar_AE" w:bidi="ar_AE"/>
         </w:rPr>
         <w:t>ذلك اليوم: يوم الرب (</w:t>
@@ -1277,6 +1581,8 @@
       <w:hyperlink r:id="rId41">
         <w:r>
           <w:rPr>
+            <w:rtl/>
+            <w:cs/>
             <w:lang w:val="ar_AE" w:bidi="ar_AE"/>
           </w:rPr>
           <w:rPr>
@@ -1288,6 +1594,8 @@
       </w:hyperlink>
       <w:r>
         <w:rPr>
+          <w:rtl/>
+          <w:cs/>
           <w:lang w:val="ar_AE" w:bidi="ar_AE"/>
         </w:rPr>
         <w:t xml:space="preserve">; </w:t>
@@ -1295,6 +1603,8 @@
       <w:hyperlink r:id="rId42">
         <w:r>
           <w:rPr>
+            <w:rtl/>
+            <w:cs/>
             <w:lang w:val="ar_AE" w:bidi="ar_AE"/>
           </w:rPr>
           <w:rPr>
@@ -1306,39 +1616,51 @@
       </w:hyperlink>
       <w:r>
         <w:rPr>
+          <w:rtl/>
+          <w:cs/>
           <w:lang w:val="ar_AE" w:bidi="ar_AE"/>
         </w:rPr>
         <w:t>; انظر ملاحظة موضوع "</w:t>
       </w:r>
       <w:r>
         <w:rPr>
+          <w:rtl/>
+          <w:cs/>
           <w:lang w:val="ar_AE" w:bidi="ar_AE"/>
         </w:rPr>
         <w:t>يوم الرب</w:t>
       </w:r>
       <w:r>
         <w:rPr>
+          <w:rtl/>
+          <w:cs/>
           <w:lang w:val="ar_AE" w:bidi="ar_AE"/>
         </w:rPr>
         <w:t>").</w:t>
       </w:r>
       <w:r>
         <w:rPr>
-          <w:lang w:val="ar_AE" w:bidi="ar_AE"/>
-        </w:rPr>
-      </w:r>
-      <w:r>
-        <w:rPr>
-          <w:lang w:val="ar_AE" w:bidi="ar_AE"/>
-        </w:rPr>
-      </w:r>
-    </w:p>
-    <w:p>
-      <w:pPr>
-        <w:bidi/>
-      </w:pPr>
-      <w:r>
-        <w:rPr>
+          <w:rtl/>
+          <w:cs/>
+          <w:lang w:val="ar_AE" w:bidi="ar_AE"/>
+        </w:rPr>
+      </w:r>
+      <w:r>
+        <w:rPr>
+          <w:rtl/>
+          <w:cs/>
+          <w:lang w:val="ar_AE" w:bidi="ar_AE"/>
+        </w:rPr>
+      </w:r>
+    </w:p>
+    <w:p>
+      <w:pPr>
+        <w:bidi/>
+      </w:pPr>
+      <w:r>
+        <w:rPr>
+          <w:rtl/>
+          <w:cs/>
           <w:lang w:val="ar_AE" w:bidi="ar_AE"/>
         </w:rPr>
       </w:r>
@@ -1350,27 +1672,35 @@
       </w:pPr>
       <w:r>
         <w:rPr>
+          <w:rtl/>
+          <w:cs/>
           <w:lang w:val="ar_AE" w:bidi="ar_AE"/>
         </w:rPr>
         <w:t>2 تسالونيكي 1: 11</w:t>
       </w:r>
       <w:r>
         <w:rPr>
-          <w:lang w:val="ar_AE" w:bidi="ar_AE"/>
-        </w:rPr>
-      </w:r>
-    </w:p>
-    <w:p>
-      <w:pPr>
-        <w:bidi/>
-      </w:pPr>
-      <w:r>
-        <w:rPr>
-          <w:lang w:val="ar_AE" w:bidi="ar_AE"/>
-        </w:rPr>
-      </w:r>
-      <w:r>
-        <w:rPr>
+          <w:rtl/>
+          <w:cs/>
+          <w:lang w:val="ar_AE" w:bidi="ar_AE"/>
+        </w:rPr>
+      </w:r>
+    </w:p>
+    <w:p>
+      <w:pPr>
+        <w:bidi/>
+      </w:pPr>
+      <w:r>
+        <w:rPr>
+          <w:rtl/>
+          <w:cs/>
+          <w:lang w:val="ar_AE" w:bidi="ar_AE"/>
+        </w:rPr>
+      </w:r>
+      <w:r>
+        <w:rPr>
+          <w:rtl/>
+          <w:cs/>
           <w:lang w:val="ar_AE" w:bidi="ar_AE"/>
         </w:rPr>
         <w:t>أَنْ يُؤَهِّلَكُمْ إِلهُنَا لِلدَّعْوَةِ: كان بولس قد ذَكَّر أهل تسالونيكي سابقًا أن الله قد دعاهم "لِكَيْ يسْلُكُوا كَمَا يَحِقُّ لِلهِ ٱلَّذِي دَعَاهمْ إِلَى مَلَكُوتِهِ وَمَجْدِهِ" (</w:t>
@@ -1378,6 +1708,8 @@
       <w:hyperlink r:id="rId27">
         <w:r>
           <w:rPr>
+            <w:rtl/>
+            <w:cs/>
             <w:lang w:val="ar_AE" w:bidi="ar_AE"/>
           </w:rPr>
           <w:rPr>
@@ -1389,6 +1721,8 @@
       </w:hyperlink>
       <w:r>
         <w:rPr>
+          <w:rtl/>
+          <w:cs/>
           <w:lang w:val="ar_AE" w:bidi="ar_AE"/>
         </w:rPr>
         <w:t xml:space="preserve">; انظر أيضًا </w:t>
@@ -1396,6 +1730,8 @@
       <w:hyperlink r:id="rId43">
         <w:r>
           <w:rPr>
+            <w:rtl/>
+            <w:cs/>
             <w:lang w:val="ar_AE" w:bidi="ar_AE"/>
           </w:rPr>
           <w:rPr>
@@ -1407,6 +1743,8 @@
       </w:hyperlink>
       <w:r>
         <w:rPr>
+          <w:rtl/>
+          <w:cs/>
           <w:lang w:val="ar_AE" w:bidi="ar_AE"/>
         </w:rPr>
         <w:t xml:space="preserve">; </w:t>
@@ -1414,6 +1752,8 @@
       <w:hyperlink r:id="rId44">
         <w:r>
           <w:rPr>
+            <w:rtl/>
+            <w:cs/>
             <w:lang w:val="ar_AE" w:bidi="ar_AE"/>
           </w:rPr>
           <w:rPr>
@@ -1425,6 +1765,8 @@
       </w:hyperlink>
       <w:r>
         <w:rPr>
+          <w:rtl/>
+          <w:cs/>
           <w:lang w:val="ar_AE" w:bidi="ar_AE"/>
         </w:rPr>
         <w:t xml:space="preserve">; </w:t>
@@ -1432,6 +1774,8 @@
       <w:hyperlink r:id="rId45">
         <w:r>
           <w:rPr>
+            <w:rtl/>
+            <w:cs/>
             <w:lang w:val="ar_AE" w:bidi="ar_AE"/>
           </w:rPr>
           <w:rPr>
@@ -1443,27 +1787,35 @@
       </w:hyperlink>
       <w:r>
         <w:rPr>
+          <w:rtl/>
+          <w:cs/>
           <w:lang w:val="ar_AE" w:bidi="ar_AE"/>
         </w:rPr>
         <w:t>). • صلى بولس أن يمنح الله المؤمنين في تسالونيكي القوة للعيش والعمل بطريقة تُسر الله.</w:t>
       </w:r>
       <w:r>
         <w:rPr>
-          <w:lang w:val="ar_AE" w:bidi="ar_AE"/>
-        </w:rPr>
-      </w:r>
-      <w:r>
-        <w:rPr>
-          <w:lang w:val="ar_AE" w:bidi="ar_AE"/>
-        </w:rPr>
-      </w:r>
-    </w:p>
-    <w:p>
-      <w:pPr>
-        <w:bidi/>
-      </w:pPr>
-      <w:r>
-        <w:rPr>
+          <w:rtl/>
+          <w:cs/>
+          <w:lang w:val="ar_AE" w:bidi="ar_AE"/>
+        </w:rPr>
+      </w:r>
+      <w:r>
+        <w:rPr>
+          <w:rtl/>
+          <w:cs/>
+          <w:lang w:val="ar_AE" w:bidi="ar_AE"/>
+        </w:rPr>
+      </w:r>
+    </w:p>
+    <w:p>
+      <w:pPr>
+        <w:bidi/>
+      </w:pPr>
+      <w:r>
+        <w:rPr>
+          <w:rtl/>
+          <w:cs/>
           <w:lang w:val="ar_AE" w:bidi="ar_AE"/>
         </w:rPr>
       </w:r>
@@ -1475,27 +1827,35 @@
       </w:pPr>
       <w:r>
         <w:rPr>
+          <w:rtl/>
+          <w:cs/>
           <w:lang w:val="ar_AE" w:bidi="ar_AE"/>
         </w:rPr>
         <w:t>2 تسالونيكي 1: 11–12</w:t>
       </w:r>
       <w:r>
         <w:rPr>
-          <w:lang w:val="ar_AE" w:bidi="ar_AE"/>
-        </w:rPr>
-      </w:r>
-    </w:p>
-    <w:p>
-      <w:pPr>
-        <w:bidi/>
-      </w:pPr>
-      <w:r>
-        <w:rPr>
-          <w:lang w:val="ar_AE" w:bidi="ar_AE"/>
-        </w:rPr>
-      </w:r>
-      <w:r>
-        <w:rPr>
+          <w:rtl/>
+          <w:cs/>
+          <w:lang w:val="ar_AE" w:bidi="ar_AE"/>
+        </w:rPr>
+      </w:r>
+    </w:p>
+    <w:p>
+      <w:pPr>
+        <w:bidi/>
+      </w:pPr>
+      <w:r>
+        <w:rPr>
+          <w:rtl/>
+          <w:cs/>
+          <w:lang w:val="ar_AE" w:bidi="ar_AE"/>
+        </w:rPr>
+      </w:r>
+      <w:r>
+        <w:rPr>
+          <w:rtl/>
+          <w:cs/>
           <w:lang w:val="ar_AE" w:bidi="ar_AE"/>
         </w:rPr>
         <w:t>يطمئن بولس المؤمنين في تسالونيكي بعدالة الله الموعودة، سواء لهم أو لمضطهديهم (</w:t>
@@ -1503,6 +1863,8 @@
       <w:hyperlink r:id="rId25">
         <w:r>
           <w:rPr>
+            <w:rtl/>
+            <w:cs/>
             <w:lang w:val="ar_AE" w:bidi="ar_AE"/>
           </w:rPr>
           <w:rPr>
@@ -1514,27 +1876,35 @@
       </w:hyperlink>
       <w:r>
         <w:rPr>
+          <w:rtl/>
+          <w:cs/>
           <w:lang w:val="ar_AE" w:bidi="ar_AE"/>
         </w:rPr>
         <w:t>). ولأن الخلاص المستقبلي يتطلب تنفيذ المسؤوليات الحالية، يصلي بولس أن يُوجَدوا مستحقين عند عودة المسيح.</w:t>
       </w:r>
       <w:r>
         <w:rPr>
-          <w:lang w:val="ar_AE" w:bidi="ar_AE"/>
-        </w:rPr>
-      </w:r>
-      <w:r>
-        <w:rPr>
-          <w:lang w:val="ar_AE" w:bidi="ar_AE"/>
-        </w:rPr>
-      </w:r>
-    </w:p>
-    <w:p>
-      <w:pPr>
-        <w:bidi/>
-      </w:pPr>
-      <w:r>
-        <w:rPr>
+          <w:rtl/>
+          <w:cs/>
+          <w:lang w:val="ar_AE" w:bidi="ar_AE"/>
+        </w:rPr>
+      </w:r>
+      <w:r>
+        <w:rPr>
+          <w:rtl/>
+          <w:cs/>
+          <w:lang w:val="ar_AE" w:bidi="ar_AE"/>
+        </w:rPr>
+      </w:r>
+    </w:p>
+    <w:p>
+      <w:pPr>
+        <w:bidi/>
+      </w:pPr>
+      <w:r>
+        <w:rPr>
+          <w:rtl/>
+          <w:cs/>
           <w:lang w:val="ar_AE" w:bidi="ar_AE"/>
         </w:rPr>
       </w:r>
@@ -1546,27 +1916,35 @@
       </w:pPr>
       <w:r>
         <w:rPr>
+          <w:rtl/>
+          <w:cs/>
           <w:lang w:val="ar_AE" w:bidi="ar_AE"/>
         </w:rPr>
         <w:t>2 تسالونيكي 1: 12</w:t>
       </w:r>
       <w:r>
         <w:rPr>
-          <w:lang w:val="ar_AE" w:bidi="ar_AE"/>
-        </w:rPr>
-      </w:r>
-    </w:p>
-    <w:p>
-      <w:pPr>
-        <w:bidi/>
-      </w:pPr>
-      <w:r>
-        <w:rPr>
-          <w:lang w:val="ar_AE" w:bidi="ar_AE"/>
-        </w:rPr>
-      </w:r>
-      <w:r>
-        <w:rPr>
+          <w:rtl/>
+          <w:cs/>
+          <w:lang w:val="ar_AE" w:bidi="ar_AE"/>
+        </w:rPr>
+      </w:r>
+    </w:p>
+    <w:p>
+      <w:pPr>
+        <w:bidi/>
+      </w:pPr>
+      <w:r>
+        <w:rPr>
+          <w:rtl/>
+          <w:cs/>
+          <w:lang w:val="ar_AE" w:bidi="ar_AE"/>
+        </w:rPr>
+      </w:r>
+      <w:r>
+        <w:rPr>
+          <w:rtl/>
+          <w:cs/>
           <w:lang w:val="ar_AE" w:bidi="ar_AE"/>
         </w:rPr>
         <w:t>بالرغم من أن اسم الرب يسوع قد رُفض من قِبَل مضطهدي أهل تسالونيكي (</w:t>
@@ -1574,6 +1952,8 @@
       <w:hyperlink r:id="rId35">
         <w:r>
           <w:rPr>
+            <w:rtl/>
+            <w:cs/>
             <w:lang w:val="ar_AE" w:bidi="ar_AE"/>
           </w:rPr>
           <w:rPr>
@@ -1585,6 +1965,8 @@
       </w:hyperlink>
       <w:r>
         <w:rPr>
+          <w:rtl/>
+          <w:cs/>
           <w:lang w:val="ar_AE" w:bidi="ar_AE"/>
         </w:rPr>
         <w:t>)، إلا أن يسوع سيُمَجَّد في النهاية بفضل حياة المؤمنين. بالإضافة إلى ذلك، فإنهم سيُمَجَّدون معه (</w:t>
@@ -1592,6 +1974,8 @@
       <w:hyperlink r:id="rId46">
         <w:r>
           <w:rPr>
+            <w:rtl/>
+            <w:cs/>
             <w:lang w:val="ar_AE" w:bidi="ar_AE"/>
           </w:rPr>
           <w:rPr>
@@ -1603,6 +1987,8 @@
       </w:hyperlink>
       <w:r>
         <w:rPr>
+          <w:rtl/>
+          <w:cs/>
           <w:lang w:val="ar_AE" w:bidi="ar_AE"/>
         </w:rPr>
         <w:t xml:space="preserve">; </w:t>
@@ -1610,6 +1996,8 @@
       <w:hyperlink r:id="rId27">
         <w:r>
           <w:rPr>
+            <w:rtl/>
+            <w:cs/>
             <w:lang w:val="ar_AE" w:bidi="ar_AE"/>
           </w:rPr>
           <w:rPr>
@@ -1621,6 +2009,8 @@
       </w:hyperlink>
       <w:r>
         <w:rPr>
+          <w:rtl/>
+          <w:cs/>
           <w:lang w:val="ar_AE" w:bidi="ar_AE"/>
         </w:rPr>
         <w:t xml:space="preserve">; قارن </w:t>
@@ -1628,6 +2018,8 @@
       <w:hyperlink r:id="rId47">
         <w:r>
           <w:rPr>
+            <w:rtl/>
+            <w:cs/>
             <w:lang w:val="ar_AE" w:bidi="ar_AE"/>
           </w:rPr>
           <w:rPr>
@@ -1639,6 +2031,8 @@
       </w:hyperlink>
       <w:r>
         <w:rPr>
+          <w:rtl/>
+          <w:cs/>
           <w:lang w:val="ar_AE" w:bidi="ar_AE"/>
         </w:rPr>
         <w:t xml:space="preserve">; </w:t>
@@ -1646,6 +2040,8 @@
       <w:hyperlink r:id="rId48">
         <w:r>
           <w:rPr>
+            <w:rtl/>
+            <w:cs/>
             <w:lang w:val="ar_AE" w:bidi="ar_AE"/>
           </w:rPr>
           <w:rPr>
@@ -1657,6 +2053,8 @@
       </w:hyperlink>
       <w:r>
         <w:rPr>
+          <w:rtl/>
+          <w:cs/>
           <w:lang w:val="ar_AE" w:bidi="ar_AE"/>
         </w:rPr>
         <w:t xml:space="preserve">). قارن </w:t>
@@ -1664,6 +2062,8 @@
       <w:hyperlink r:id="rId49">
         <w:r>
           <w:rPr>
+            <w:rtl/>
+            <w:cs/>
             <w:lang w:val="ar_AE" w:bidi="ar_AE"/>
           </w:rPr>
           <w:rPr>
@@ -1675,27 +2075,35 @@
       </w:hyperlink>
       <w:r>
         <w:rPr>
+          <w:rtl/>
+          <w:cs/>
           <w:lang w:val="ar_AE" w:bidi="ar_AE"/>
         </w:rPr>
         <w:t>.</w:t>
       </w:r>
       <w:r>
         <w:rPr>
-          <w:lang w:val="ar_AE" w:bidi="ar_AE"/>
-        </w:rPr>
-      </w:r>
-      <w:r>
-        <w:rPr>
-          <w:lang w:val="ar_AE" w:bidi="ar_AE"/>
-        </w:rPr>
-      </w:r>
-    </w:p>
-    <w:p>
-      <w:pPr>
-        <w:bidi/>
-      </w:pPr>
-      <w:r>
-        <w:rPr>
+          <w:rtl/>
+          <w:cs/>
+          <w:lang w:val="ar_AE" w:bidi="ar_AE"/>
+        </w:rPr>
+      </w:r>
+      <w:r>
+        <w:rPr>
+          <w:rtl/>
+          <w:cs/>
+          <w:lang w:val="ar_AE" w:bidi="ar_AE"/>
+        </w:rPr>
+      </w:r>
+    </w:p>
+    <w:p>
+      <w:pPr>
+        <w:bidi/>
+      </w:pPr>
+      <w:r>
+        <w:rPr>
+          <w:rtl/>
+          <w:cs/>
           <w:lang w:val="ar_AE" w:bidi="ar_AE"/>
         </w:rPr>
       </w:r>
@@ -1707,27 +2115,35 @@
       </w:pPr>
       <w:r>
         <w:rPr>
+          <w:rtl/>
+          <w:cs/>
           <w:lang w:val="ar_AE" w:bidi="ar_AE"/>
         </w:rPr>
         <w:t>2 تسالونيكي 2: 1</w:t>
       </w:r>
       <w:r>
         <w:rPr>
-          <w:lang w:val="ar_AE" w:bidi="ar_AE"/>
-        </w:rPr>
-      </w:r>
-    </w:p>
-    <w:p>
-      <w:pPr>
-        <w:bidi/>
-      </w:pPr>
-      <w:r>
-        <w:rPr>
-          <w:lang w:val="ar_AE" w:bidi="ar_AE"/>
-        </w:rPr>
-      </w:r>
-      <w:r>
-        <w:rPr>
+          <w:rtl/>
+          <w:cs/>
+          <w:lang w:val="ar_AE" w:bidi="ar_AE"/>
+        </w:rPr>
+      </w:r>
+    </w:p>
+    <w:p>
+      <w:pPr>
+        <w:bidi/>
+      </w:pPr>
+      <w:r>
+        <w:rPr>
+          <w:rtl/>
+          <w:cs/>
+          <w:lang w:val="ar_AE" w:bidi="ar_AE"/>
+        </w:rPr>
+      </w:r>
+      <w:r>
+        <w:rPr>
+          <w:rtl/>
+          <w:cs/>
           <w:lang w:val="ar_AE" w:bidi="ar_AE"/>
         </w:rPr>
         <w:t>عند مجيء الرب يسوع المسيح (</w:t>
@@ -1735,6 +2151,8 @@
       <w:hyperlink r:id="rId50">
         <w:r>
           <w:rPr>
+            <w:rtl/>
+            <w:cs/>
             <w:lang w:val="ar_AE" w:bidi="ar_AE"/>
           </w:rPr>
           <w:rPr>
@@ -1746,6 +2164,8 @@
       </w:hyperlink>
       <w:r>
         <w:rPr>
+          <w:rtl/>
+          <w:cs/>
           <w:lang w:val="ar_AE" w:bidi="ar_AE"/>
         </w:rPr>
         <w:t xml:space="preserve">; </w:t>
@@ -1753,6 +2173,8 @@
       <w:hyperlink r:id="rId29">
         <w:r>
           <w:rPr>
+            <w:rtl/>
+            <w:cs/>
             <w:lang w:val="ar_AE" w:bidi="ar_AE"/>
           </w:rPr>
           <w:rPr>
@@ -1764,6 +2186,8 @@
       </w:hyperlink>
       <w:r>
         <w:rPr>
+          <w:rtl/>
+          <w:cs/>
           <w:lang w:val="ar_AE" w:bidi="ar_AE"/>
         </w:rPr>
         <w:t xml:space="preserve">; </w:t>
@@ -1771,6 +2195,8 @@
       <w:hyperlink r:id="rId30">
         <w:r>
           <w:rPr>
+            <w:rtl/>
+            <w:cs/>
             <w:lang w:val="ar_AE" w:bidi="ar_AE"/>
           </w:rPr>
           <w:rPr>
@@ -1782,6 +2208,8 @@
       </w:hyperlink>
       <w:r>
         <w:rPr>
+          <w:rtl/>
+          <w:cs/>
           <w:lang w:val="ar_AE" w:bidi="ar_AE"/>
         </w:rPr>
         <w:t xml:space="preserve">; </w:t>
@@ -1789,6 +2217,8 @@
       <w:hyperlink r:id="rId51">
         <w:r>
           <w:rPr>
+            <w:rtl/>
+            <w:cs/>
             <w:lang w:val="ar_AE" w:bidi="ar_AE"/>
           </w:rPr>
           <w:rPr>
@@ -1800,6 +2230,8 @@
       </w:hyperlink>
       <w:r>
         <w:rPr>
+          <w:rtl/>
+          <w:cs/>
           <w:lang w:val="ar_AE" w:bidi="ar_AE"/>
         </w:rPr>
         <w:t xml:space="preserve">; </w:t>
@@ -1807,6 +2239,8 @@
       <w:hyperlink r:id="rId32">
         <w:r>
           <w:rPr>
+            <w:rtl/>
+            <w:cs/>
             <w:lang w:val="ar_AE" w:bidi="ar_AE"/>
           </w:rPr>
           <w:rPr>
@@ -1818,6 +2252,8 @@
       </w:hyperlink>
       <w:r>
         <w:rPr>
+          <w:rtl/>
+          <w:cs/>
           <w:lang w:val="ar_AE" w:bidi="ar_AE"/>
         </w:rPr>
         <w:t>)، سيتم جمع كل شعبه للقائه. سيحدث هذا عند القيامة واختطاف الكنيسة (</w:t>
@@ -1825,6 +2261,8 @@
       <w:hyperlink r:id="rId52">
         <w:r>
           <w:rPr>
+            <w:rtl/>
+            <w:cs/>
             <w:lang w:val="ar_AE" w:bidi="ar_AE"/>
           </w:rPr>
           <w:rPr>
@@ -1836,27 +2274,35 @@
       </w:hyperlink>
       <w:r>
         <w:rPr>
+          <w:rtl/>
+          <w:cs/>
           <w:lang w:val="ar_AE" w:bidi="ar_AE"/>
         </w:rPr>
         <w:t>).</w:t>
       </w:r>
       <w:r>
         <w:rPr>
-          <w:lang w:val="ar_AE" w:bidi="ar_AE"/>
-        </w:rPr>
-      </w:r>
-      <w:r>
-        <w:rPr>
-          <w:lang w:val="ar_AE" w:bidi="ar_AE"/>
-        </w:rPr>
-      </w:r>
-    </w:p>
-    <w:p>
-      <w:pPr>
-        <w:bidi/>
-      </w:pPr>
-      <w:r>
-        <w:rPr>
+          <w:rtl/>
+          <w:cs/>
+          <w:lang w:val="ar_AE" w:bidi="ar_AE"/>
+        </w:rPr>
+      </w:r>
+      <w:r>
+        <w:rPr>
+          <w:rtl/>
+          <w:cs/>
+          <w:lang w:val="ar_AE" w:bidi="ar_AE"/>
+        </w:rPr>
+      </w:r>
+    </w:p>
+    <w:p>
+      <w:pPr>
+        <w:bidi/>
+      </w:pPr>
+      <w:r>
+        <w:rPr>
+          <w:rtl/>
+          <w:cs/>
           <w:lang w:val="ar_AE" w:bidi="ar_AE"/>
         </w:rPr>
       </w:r>
@@ -1868,27 +2314,35 @@
       </w:pPr>
       <w:r>
         <w:rPr>
+          <w:rtl/>
+          <w:cs/>
           <w:lang w:val="ar_AE" w:bidi="ar_AE"/>
         </w:rPr>
         <w:t>2 تسالونيكي 2: 1–12</w:t>
       </w:r>
       <w:r>
         <w:rPr>
-          <w:lang w:val="ar_AE" w:bidi="ar_AE"/>
-        </w:rPr>
-      </w:r>
-    </w:p>
-    <w:p>
-      <w:pPr>
-        <w:bidi/>
-      </w:pPr>
-      <w:r>
-        <w:rPr>
-          <w:lang w:val="ar_AE" w:bidi="ar_AE"/>
-        </w:rPr>
-      </w:r>
-      <w:r>
-        <w:rPr>
+          <w:rtl/>
+          <w:cs/>
+          <w:lang w:val="ar_AE" w:bidi="ar_AE"/>
+        </w:rPr>
+      </w:r>
+    </w:p>
+    <w:p>
+      <w:pPr>
+        <w:bidi/>
+      </w:pPr>
+      <w:r>
+        <w:rPr>
+          <w:rtl/>
+          <w:cs/>
+          <w:lang w:val="ar_AE" w:bidi="ar_AE"/>
+        </w:rPr>
+      </w:r>
+      <w:r>
+        <w:rPr>
+          <w:rtl/>
+          <w:cs/>
           <w:lang w:val="ar_AE" w:bidi="ar_AE"/>
         </w:rPr>
         <w:t>التعليم الخاطئ حول يوم الرب قد أزعج كنيسة تسالونيكي (</w:t>
@@ -1896,6 +2350,8 @@
       <w:hyperlink r:id="rId53">
         <w:r>
           <w:rPr>
+            <w:rtl/>
+            <w:cs/>
             <w:lang w:val="ar_AE" w:bidi="ar_AE"/>
           </w:rPr>
           <w:rPr>
@@ -1907,6 +2363,8 @@
       </w:hyperlink>
       <w:r>
         <w:rPr>
+          <w:rtl/>
+          <w:cs/>
           <w:lang w:val="ar_AE" w:bidi="ar_AE"/>
         </w:rPr>
         <w:t>). لذا يُذَكِّرهم بولس (</w:t>
@@ -1914,6 +2372,8 @@
       <w:hyperlink r:id="rId54">
         <w:r>
           <w:rPr>
+            <w:rtl/>
+            <w:cs/>
             <w:lang w:val="ar_AE" w:bidi="ar_AE"/>
           </w:rPr>
           <w:rPr>
@@ -1925,6 +2385,8 @@
       </w:hyperlink>
       <w:r>
         <w:rPr>
+          <w:rtl/>
+          <w:cs/>
           <w:lang w:val="ar_AE" w:bidi="ar_AE"/>
         </w:rPr>
         <w:t>) بأن هناك حدثين سيسبقان ذلك اليوم: ارتداد عظيم واستعلان إنسان الخطية (</w:t>
@@ -1932,6 +2394,8 @@
       <w:hyperlink r:id="rId55">
         <w:r>
           <w:rPr>
+            <w:rtl/>
+            <w:cs/>
             <w:lang w:val="ar_AE" w:bidi="ar_AE"/>
           </w:rPr>
           <w:rPr>
@@ -1943,6 +2407,8 @@
       </w:hyperlink>
       <w:r>
         <w:rPr>
+          <w:rtl/>
+          <w:cs/>
           <w:lang w:val="ar_AE" w:bidi="ar_AE"/>
         </w:rPr>
         <w:t>). وسيبيد المسيح هذا الإنسان عند عودته (</w:t>
@@ -1950,6 +2416,8 @@
       <w:hyperlink r:id="rId56">
         <w:r>
           <w:rPr>
+            <w:rtl/>
+            <w:cs/>
             <w:lang w:val="ar_AE" w:bidi="ar_AE"/>
           </w:rPr>
           <w:rPr>
@@ -1961,6 +2429,8 @@
       </w:hyperlink>
       <w:r>
         <w:rPr>
+          <w:rtl/>
+          <w:cs/>
           <w:lang w:val="ar_AE" w:bidi="ar_AE"/>
         </w:rPr>
         <w:t xml:space="preserve">, </w:t>
@@ -1968,6 +2438,8 @@
       <w:hyperlink r:id="rId57">
         <w:r>
           <w:rPr>
+            <w:rtl/>
+            <w:cs/>
             <w:lang w:val="ar_AE" w:bidi="ar_AE"/>
           </w:rPr>
           <w:rPr>
@@ -1979,6 +2451,8 @@
       </w:hyperlink>
       <w:r>
         <w:rPr>
+          <w:rtl/>
+          <w:cs/>
           <w:lang w:val="ar_AE" w:bidi="ar_AE"/>
         </w:rPr>
         <w:t>)، وأيضًا سيتم الحكم على الذين خُدعوا (</w:t>
@@ -1986,6 +2460,8 @@
       <w:hyperlink r:id="rId58">
         <w:r>
           <w:rPr>
+            <w:rtl/>
+            <w:cs/>
             <w:lang w:val="ar_AE" w:bidi="ar_AE"/>
           </w:rPr>
           <w:rPr>
@@ -1997,27 +2473,35 @@
       </w:hyperlink>
       <w:r>
         <w:rPr>
+          <w:rtl/>
+          <w:cs/>
           <w:lang w:val="ar_AE" w:bidi="ar_AE"/>
         </w:rPr>
         <w:t>).</w:t>
       </w:r>
       <w:r>
         <w:rPr>
-          <w:lang w:val="ar_AE" w:bidi="ar_AE"/>
-        </w:rPr>
-      </w:r>
-      <w:r>
-        <w:rPr>
-          <w:lang w:val="ar_AE" w:bidi="ar_AE"/>
-        </w:rPr>
-      </w:r>
-    </w:p>
-    <w:p>
-      <w:pPr>
-        <w:bidi/>
-      </w:pPr>
-      <w:r>
-        <w:rPr>
+          <w:rtl/>
+          <w:cs/>
+          <w:lang w:val="ar_AE" w:bidi="ar_AE"/>
+        </w:rPr>
+      </w:r>
+      <w:r>
+        <w:rPr>
+          <w:rtl/>
+          <w:cs/>
+          <w:lang w:val="ar_AE" w:bidi="ar_AE"/>
+        </w:rPr>
+      </w:r>
+    </w:p>
+    <w:p>
+      <w:pPr>
+        <w:bidi/>
+      </w:pPr>
+      <w:r>
+        <w:rPr>
+          <w:rtl/>
+          <w:cs/>
           <w:lang w:val="ar_AE" w:bidi="ar_AE"/>
         </w:rPr>
       </w:r>
@@ -2029,27 +2513,35 @@
       </w:pPr>
       <w:r>
         <w:rPr>
+          <w:rtl/>
+          <w:cs/>
           <w:lang w:val="ar_AE" w:bidi="ar_AE"/>
         </w:rPr>
         <w:t>2 تسالونيكي 2: 2</w:t>
       </w:r>
       <w:r>
         <w:rPr>
-          <w:lang w:val="ar_AE" w:bidi="ar_AE"/>
-        </w:rPr>
-      </w:r>
-    </w:p>
-    <w:p>
-      <w:pPr>
-        <w:bidi/>
-      </w:pPr>
-      <w:r>
-        <w:rPr>
-          <w:lang w:val="ar_AE" w:bidi="ar_AE"/>
-        </w:rPr>
-      </w:r>
-      <w:r>
-        <w:rPr>
+          <w:rtl/>
+          <w:cs/>
+          <w:lang w:val="ar_AE" w:bidi="ar_AE"/>
+        </w:rPr>
+      </w:r>
+    </w:p>
+    <w:p>
+      <w:pPr>
+        <w:bidi/>
+      </w:pPr>
+      <w:r>
+        <w:rPr>
+          <w:rtl/>
+          <w:cs/>
+          <w:lang w:val="ar_AE" w:bidi="ar_AE"/>
+        </w:rPr>
+      </w:r>
+      <w:r>
+        <w:rPr>
+          <w:rtl/>
+          <w:cs/>
           <w:lang w:val="ar_AE" w:bidi="ar_AE"/>
         </w:rPr>
         <w:t>كان المؤمنون في تسالونيكي قد سألوا بولس سابقًا عن موعد مجيء يوم الرب (</w:t>
@@ -2057,6 +2549,8 @@
       <w:hyperlink r:id="rId59">
         <w:r>
           <w:rPr>
+            <w:rtl/>
+            <w:cs/>
             <w:lang w:val="ar_AE" w:bidi="ar_AE"/>
           </w:rPr>
           <w:rPr>
@@ -2068,6 +2562,8 @@
       </w:hyperlink>
       <w:r>
         <w:rPr>
+          <w:rtl/>
+          <w:cs/>
           <w:lang w:val="ar_AE" w:bidi="ar_AE"/>
         </w:rPr>
         <w:t xml:space="preserve">). والآن، كان هناك تعليم خاطئ بأن هذا اليوم قد بدأ بالفعل (قارن </w:t>
@@ -2075,6 +2571,8 @@
       <w:hyperlink r:id="rId60">
         <w:r>
           <w:rPr>
+            <w:rtl/>
+            <w:cs/>
             <w:lang w:val="ar_AE" w:bidi="ar_AE"/>
           </w:rPr>
           <w:rPr>
@@ -2086,6 +2584,8 @@
       </w:hyperlink>
       <w:r>
         <w:rPr>
+          <w:rtl/>
+          <w:cs/>
           <w:lang w:val="ar_AE" w:bidi="ar_AE"/>
         </w:rPr>
         <w:t xml:space="preserve">) مما جعلهم يتزعزعون في الإيمان ويرتاعون. • لاَ بِرُوحٍ وَلاَ بِكَلِمَةٍ وَلاَ بِرِسَالَةٍ: قد يكون مصدر التعليم نبوة كاذبة (قارن </w:t>
@@ -2093,6 +2593,8 @@
       <w:hyperlink r:id="rId61">
         <w:r>
           <w:rPr>
+            <w:rtl/>
+            <w:cs/>
             <w:lang w:val="ar_AE" w:bidi="ar_AE"/>
           </w:rPr>
           <w:rPr>
@@ -2104,27 +2606,35 @@
       </w:hyperlink>
       <w:r>
         <w:rPr>
+          <w:rtl/>
+          <w:cs/>
           <w:lang w:val="ar_AE" w:bidi="ar_AE"/>
         </w:rPr>
         <w:t>)، أو عظة خاطئة، أو رسالة منسوبة زورًا إلى بولس.</w:t>
       </w:r>
       <w:r>
         <w:rPr>
-          <w:lang w:val="ar_AE" w:bidi="ar_AE"/>
-        </w:rPr>
-      </w:r>
-      <w:r>
-        <w:rPr>
-          <w:lang w:val="ar_AE" w:bidi="ar_AE"/>
-        </w:rPr>
-      </w:r>
-    </w:p>
-    <w:p>
-      <w:pPr>
-        <w:bidi/>
-      </w:pPr>
-      <w:r>
-        <w:rPr>
+          <w:rtl/>
+          <w:cs/>
+          <w:lang w:val="ar_AE" w:bidi="ar_AE"/>
+        </w:rPr>
+      </w:r>
+      <w:r>
+        <w:rPr>
+          <w:rtl/>
+          <w:cs/>
+          <w:lang w:val="ar_AE" w:bidi="ar_AE"/>
+        </w:rPr>
+      </w:r>
+    </w:p>
+    <w:p>
+      <w:pPr>
+        <w:bidi/>
+      </w:pPr>
+      <w:r>
+        <w:rPr>
+          <w:rtl/>
+          <w:cs/>
           <w:lang w:val="ar_AE" w:bidi="ar_AE"/>
         </w:rPr>
       </w:r>
@@ -2136,27 +2646,35 @@
       </w:pPr>
       <w:r>
         <w:rPr>
+          <w:rtl/>
+          <w:cs/>
           <w:lang w:val="ar_AE" w:bidi="ar_AE"/>
         </w:rPr>
         <w:t>2 تسالونيكي 2: 3</w:t>
       </w:r>
       <w:r>
         <w:rPr>
-          <w:lang w:val="ar_AE" w:bidi="ar_AE"/>
-        </w:rPr>
-      </w:r>
-    </w:p>
-    <w:p>
-      <w:pPr>
-        <w:bidi/>
-      </w:pPr>
-      <w:r>
-        <w:rPr>
-          <w:lang w:val="ar_AE" w:bidi="ar_AE"/>
-        </w:rPr>
-      </w:r>
-      <w:r>
-        <w:rPr>
+          <w:rtl/>
+          <w:cs/>
+          <w:lang w:val="ar_AE" w:bidi="ar_AE"/>
+        </w:rPr>
+      </w:r>
+    </w:p>
+    <w:p>
+      <w:pPr>
+        <w:bidi/>
+      </w:pPr>
+      <w:r>
+        <w:rPr>
+          <w:rtl/>
+          <w:cs/>
+          <w:lang w:val="ar_AE" w:bidi="ar_AE"/>
+        </w:rPr>
+      </w:r>
+      <w:r>
+        <w:rPr>
+          <w:rtl/>
+          <w:cs/>
           <w:lang w:val="ar_AE" w:bidi="ar_AE"/>
         </w:rPr>
         <w:t>سيحدث أمران قبل يوم الرب (</w:t>
@@ -2164,6 +2682,8 @@
       <w:hyperlink r:id="rId41">
         <w:r>
           <w:rPr>
+            <w:rtl/>
+            <w:cs/>
             <w:lang w:val="ar_AE" w:bidi="ar_AE"/>
           </w:rPr>
           <w:rPr>
@@ -2175,6 +2695,8 @@
       </w:hyperlink>
       <w:r>
         <w:rPr>
+          <w:rtl/>
+          <w:cs/>
           <w:lang w:val="ar_AE" w:bidi="ar_AE"/>
         </w:rPr>
         <w:t>). • تنبأ كل من اللاهوت اليهودي والمسيحي بارتداد عظيم ضد الله قبل النهاية (</w:t>
@@ -2182,6 +2704,8 @@
       <w:hyperlink r:id="rId62">
         <w:r>
           <w:rPr>
+            <w:rtl/>
+            <w:cs/>
             <w:lang w:val="ar_AE" w:bidi="ar_AE"/>
           </w:rPr>
           <w:rPr>
@@ -2193,6 +2717,8 @@
       </w:hyperlink>
       <w:r>
         <w:rPr>
+          <w:rtl/>
+          <w:cs/>
           <w:lang w:val="ar_AE" w:bidi="ar_AE"/>
         </w:rPr>
         <w:t xml:space="preserve">; </w:t>
@@ -2200,6 +2726,8 @@
       <w:hyperlink r:id="rId63">
         <w:r>
           <w:rPr>
+            <w:rtl/>
+            <w:cs/>
             <w:lang w:val="ar_AE" w:bidi="ar_AE"/>
           </w:rPr>
           <w:rPr>
@@ -2211,6 +2739,8 @@
       </w:hyperlink>
       <w:r>
         <w:rPr>
+          <w:rtl/>
+          <w:cs/>
           <w:lang w:val="ar_AE" w:bidi="ar_AE"/>
         </w:rPr>
         <w:t>). • إِنْسَانُ الْخَطِيَّةِ هو شخص بدون ناموس أو معادٍ له؛ وتُعرَّف شخصيته بالخطية. • الذي يجلب الهلاك (أو ابْنُ الْهَلاَكِ): التركيز هنا على هلاك إنسان الخطية نفسه (</w:t>
@@ -2218,6 +2748,8 @@
       <w:hyperlink r:id="rId57">
         <w:r>
           <w:rPr>
+            <w:rtl/>
+            <w:cs/>
             <w:lang w:val="ar_AE" w:bidi="ar_AE"/>
           </w:rPr>
           <w:rPr>
@@ -2229,27 +2761,35 @@
       </w:hyperlink>
       <w:r>
         <w:rPr>
+          <w:rtl/>
+          <w:cs/>
           <w:lang w:val="ar_AE" w:bidi="ar_AE"/>
         </w:rPr>
         <w:t>) وليس الهلاك الذي يجلبه.</w:t>
       </w:r>
       <w:r>
         <w:rPr>
-          <w:lang w:val="ar_AE" w:bidi="ar_AE"/>
-        </w:rPr>
-      </w:r>
-      <w:r>
-        <w:rPr>
-          <w:lang w:val="ar_AE" w:bidi="ar_AE"/>
-        </w:rPr>
-      </w:r>
-    </w:p>
-    <w:p>
-      <w:pPr>
-        <w:bidi/>
-      </w:pPr>
-      <w:r>
-        <w:rPr>
+          <w:rtl/>
+          <w:cs/>
+          <w:lang w:val="ar_AE" w:bidi="ar_AE"/>
+        </w:rPr>
+      </w:r>
+      <w:r>
+        <w:rPr>
+          <w:rtl/>
+          <w:cs/>
+          <w:lang w:val="ar_AE" w:bidi="ar_AE"/>
+        </w:rPr>
+      </w:r>
+    </w:p>
+    <w:p>
+      <w:pPr>
+        <w:bidi/>
+      </w:pPr>
+      <w:r>
+        <w:rPr>
+          <w:rtl/>
+          <w:cs/>
           <w:lang w:val="ar_AE" w:bidi="ar_AE"/>
         </w:rPr>
       </w:r>
@@ -2261,27 +2801,35 @@
       </w:pPr>
       <w:r>
         <w:rPr>
+          <w:rtl/>
+          <w:cs/>
           <w:lang w:val="ar_AE" w:bidi="ar_AE"/>
         </w:rPr>
         <w:t>2 تسالونيكي 2: 4</w:t>
       </w:r>
       <w:r>
         <w:rPr>
-          <w:lang w:val="ar_AE" w:bidi="ar_AE"/>
-        </w:rPr>
-      </w:r>
-    </w:p>
-    <w:p>
-      <w:pPr>
-        <w:bidi/>
-      </w:pPr>
-      <w:r>
-        <w:rPr>
-          <w:lang w:val="ar_AE" w:bidi="ar_AE"/>
-        </w:rPr>
-      </w:r>
-      <w:r>
-        <w:rPr>
+          <w:rtl/>
+          <w:cs/>
+          <w:lang w:val="ar_AE" w:bidi="ar_AE"/>
+        </w:rPr>
+      </w:r>
+    </w:p>
+    <w:p>
+      <w:pPr>
+        <w:bidi/>
+      </w:pPr>
+      <w:r>
+        <w:rPr>
+          <w:rtl/>
+          <w:cs/>
+          <w:lang w:val="ar_AE" w:bidi="ar_AE"/>
+        </w:rPr>
+      </w:r>
+      <w:r>
+        <w:rPr>
+          <w:rtl/>
+          <w:cs/>
           <w:lang w:val="ar_AE" w:bidi="ar_AE"/>
         </w:rPr>
         <w:t xml:space="preserve">الْمُقَاوِمُ وَالْمُرْتَفِعُ (يُمَجِّد نفسه): مثل المدن الرومانية الأخرى، قامت تسالونيكي ببناء معابد لعبادة الإمبراطور. وكانت هذه العبادة النموذج الأولي للعبادة الموصوفة هنا. • حَتَّى إِنَّهُ يَجْلِسُ فِي هَيْكَلِ اللهِ كَإِلهٍ: تدنيس الهيكل في أورشليم بواسطة أنطيوخس إبيفانيس في عام 167 قبل الميلاد (انظر </w:t>
@@ -2289,6 +2837,8 @@
       <w:hyperlink r:id="rId64">
         <w:r>
           <w:rPr>
+            <w:rtl/>
+            <w:cs/>
             <w:lang w:val="ar_AE" w:bidi="ar_AE"/>
           </w:rPr>
           <w:rPr>
@@ -2300,6 +2850,8 @@
       </w:hyperlink>
       <w:r>
         <w:rPr>
+          <w:rtl/>
+          <w:cs/>
           <w:lang w:val="ar_AE" w:bidi="ar_AE"/>
         </w:rPr>
         <w:t xml:space="preserve">; </w:t>
@@ -2307,6 +2859,8 @@
       <w:hyperlink r:id="rId65">
         <w:r>
           <w:rPr>
+            <w:rtl/>
+            <w:cs/>
             <w:lang w:val="ar_AE" w:bidi="ar_AE"/>
           </w:rPr>
           <w:rPr>
@@ -2318,6 +2872,8 @@
       </w:hyperlink>
       <w:r>
         <w:rPr>
+          <w:rtl/>
+          <w:cs/>
           <w:lang w:val="ar_AE" w:bidi="ar_AE"/>
         </w:rPr>
         <w:t xml:space="preserve">; </w:t>
@@ -2325,6 +2881,8 @@
       <w:hyperlink r:id="rId66">
         <w:r>
           <w:rPr>
+            <w:rtl/>
+            <w:cs/>
             <w:lang w:val="ar_AE" w:bidi="ar_AE"/>
           </w:rPr>
           <w:rPr>
@@ -2336,6 +2894,8 @@
       </w:hyperlink>
       <w:r>
         <w:rPr>
+          <w:rtl/>
+          <w:cs/>
           <w:lang w:val="ar_AE" w:bidi="ar_AE"/>
         </w:rPr>
         <w:t>) ربما يكون قد قدَّم شكلًا للحدث المتوقع هنا (</w:t>
@@ -2343,6 +2903,8 @@
       <w:hyperlink r:id="rId67">
         <w:r>
           <w:rPr>
+            <w:rtl/>
+            <w:cs/>
             <w:lang w:val="ar_AE" w:bidi="ar_AE"/>
           </w:rPr>
           <w:rPr>
@@ -2354,6 +2916,8 @@
       </w:hyperlink>
       <w:r>
         <w:rPr>
+          <w:rtl/>
+          <w:cs/>
           <w:lang w:val="ar_AE" w:bidi="ar_AE"/>
         </w:rPr>
         <w:t xml:space="preserve">; </w:t>
@@ -2361,6 +2925,8 @@
       <w:hyperlink r:id="rId68">
         <w:r>
           <w:rPr>
+            <w:rtl/>
+            <w:cs/>
             <w:lang w:val="ar_AE" w:bidi="ar_AE"/>
           </w:rPr>
           <w:rPr>
@@ -2372,6 +2938,8 @@
       </w:hyperlink>
       <w:r>
         <w:rPr>
+          <w:rtl/>
+          <w:cs/>
           <w:lang w:val="ar_AE" w:bidi="ar_AE"/>
         </w:rPr>
         <w:t xml:space="preserve">). أو قد يشير إلى محاولة الإمبراطور كاليجولا، المسمى "الاستعلان الجديد لله"، لإقامة صورته الخاصة في الهيكل في عام 40 ميلادي. بدلًا من ذلك، قد يكون </w:t>
@@ -2379,12 +2947,16 @@
       <w:r>
         <w:rPr>
           <w:i/>
+          <w:rtl/>
+          <w:cs/>
           <w:lang w:val="ar_AE" w:bidi="ar_AE"/>
         </w:rPr>
         <w:t>الهيكل</w:t>
       </w:r>
       <w:r>
         <w:rPr>
+          <w:rtl/>
+          <w:cs/>
           <w:lang w:val="ar_AE" w:bidi="ar_AE"/>
         </w:rPr>
         <w:t xml:space="preserve"> هيكلًا إمبراطوريًا (</w:t>
@@ -2392,12 +2964,16 @@
       <w:r>
         <w:rPr>
           <w:i/>
+          <w:rtl/>
+          <w:cs/>
           <w:lang w:val="ar_AE" w:bidi="ar_AE"/>
         </w:rPr>
         <w:t>الله</w:t>
       </w:r>
       <w:r>
         <w:rPr>
+          <w:rtl/>
+          <w:cs/>
           <w:lang w:val="ar_AE" w:bidi="ar_AE"/>
         </w:rPr>
         <w:t xml:space="preserve"> يمكن أن تُفهم </w:t>
@@ -2405,12 +2981,16 @@
       <w:r>
         <w:rPr>
           <w:i/>
+          <w:rtl/>
+          <w:cs/>
           <w:lang w:val="ar_AE" w:bidi="ar_AE"/>
         </w:rPr>
         <w:t>الإله</w:t>
       </w:r>
       <w:r>
         <w:rPr>
+          <w:rtl/>
+          <w:cs/>
           <w:lang w:val="ar_AE" w:bidi="ar_AE"/>
         </w:rPr>
         <w:t>) تم بناؤه تكريمًا لإنسان الخطية وليس بالضرورة هيكلًا معاد بناؤه في أورشليم. • مُظْهِرًا نَفْسَهُ أَنَّهُ إِلهٌ (</w:t>
@@ -2418,6 +2998,8 @@
       <w:hyperlink r:id="rId69">
         <w:r>
           <w:rPr>
+            <w:rtl/>
+            <w:cs/>
             <w:lang w:val="ar_AE" w:bidi="ar_AE"/>
           </w:rPr>
           <w:rPr>
@@ -2429,27 +3011,35 @@
       </w:hyperlink>
       <w:r>
         <w:rPr>
+          <w:rtl/>
+          <w:cs/>
           <w:lang w:val="ar_AE" w:bidi="ar_AE"/>
         </w:rPr>
         <w:t>): كان إسناد الألقاب الإلهية للإمبراطور شائعًا في القرن الأول.</w:t>
       </w:r>
       <w:r>
         <w:rPr>
-          <w:lang w:val="ar_AE" w:bidi="ar_AE"/>
-        </w:rPr>
-      </w:r>
-      <w:r>
-        <w:rPr>
-          <w:lang w:val="ar_AE" w:bidi="ar_AE"/>
-        </w:rPr>
-      </w:r>
-    </w:p>
-    <w:p>
-      <w:pPr>
-        <w:bidi/>
-      </w:pPr>
-      <w:r>
-        <w:rPr>
+          <w:rtl/>
+          <w:cs/>
+          <w:lang w:val="ar_AE" w:bidi="ar_AE"/>
+        </w:rPr>
+      </w:r>
+      <w:r>
+        <w:rPr>
+          <w:rtl/>
+          <w:cs/>
+          <w:lang w:val="ar_AE" w:bidi="ar_AE"/>
+        </w:rPr>
+      </w:r>
+    </w:p>
+    <w:p>
+      <w:pPr>
+        <w:bidi/>
+      </w:pPr>
+      <w:r>
+        <w:rPr>
+          <w:rtl/>
+          <w:cs/>
           <w:lang w:val="ar_AE" w:bidi="ar_AE"/>
         </w:rPr>
       </w:r>
@@ -2461,27 +3051,35 @@
       </w:pPr>
       <w:r>
         <w:rPr>
+          <w:rtl/>
+          <w:cs/>
           <w:lang w:val="ar_AE" w:bidi="ar_AE"/>
         </w:rPr>
         <w:t>2 تسالونيكي 2: 6</w:t>
       </w:r>
       <w:r>
         <w:rPr>
-          <w:lang w:val="ar_AE" w:bidi="ar_AE"/>
-        </w:rPr>
-      </w:r>
-    </w:p>
-    <w:p>
-      <w:pPr>
-        <w:bidi/>
-      </w:pPr>
-      <w:r>
-        <w:rPr>
-          <w:lang w:val="ar_AE" w:bidi="ar_AE"/>
-        </w:rPr>
-      </w:r>
-      <w:r>
-        <w:rPr>
+          <w:rtl/>
+          <w:cs/>
+          <w:lang w:val="ar_AE" w:bidi="ar_AE"/>
+        </w:rPr>
+      </w:r>
+    </w:p>
+    <w:p>
+      <w:pPr>
+        <w:bidi/>
+      </w:pPr>
+      <w:r>
+        <w:rPr>
+          <w:rtl/>
+          <w:cs/>
+          <w:lang w:val="ar_AE" w:bidi="ar_AE"/>
+        </w:rPr>
+      </w:r>
+      <w:r>
+        <w:rPr>
+          <w:rtl/>
+          <w:cs/>
           <w:lang w:val="ar_AE" w:bidi="ar_AE"/>
         </w:rPr>
         <w:t>مَا يَحْجِزُ حَتَّى يُسْتَعْلَنَ فِي وَقْتِهِ: وقد تم تحديد هذا بشكل مختلف على أنه الله، الروح القدس، الكنيسة، الإنجيل، بولس، الإمبراطور، الإمبراطورية الرومانية، أو الحكومة. بدلًا من ذلك، قد يشير المصطلح إلى شيء أو شخص يسبق إنسان الخطية، ممثِّل أو وكيل للخطية ينشط في ذلك الوقت (</w:t>
@@ -2489,6 +3087,8 @@
       <w:hyperlink r:id="rId70">
         <w:r>
           <w:rPr>
+            <w:rtl/>
+            <w:cs/>
             <w:lang w:val="ar_AE" w:bidi="ar_AE"/>
           </w:rPr>
           <w:rPr>
@@ -2500,6 +3100,8 @@
       </w:hyperlink>
       <w:r>
         <w:rPr>
+          <w:rtl/>
+          <w:cs/>
           <w:lang w:val="ar_AE" w:bidi="ar_AE"/>
         </w:rPr>
         <w:t>); في الأدب اليوناني، يمكن أن تصف هذه العبارة سيطرة الأرواح الشريرة وسكناها. وهذه الشخصية ستعد الطريق لإنسان الخطية عندما يحين وقته (</w:t>
@@ -2507,6 +3109,8 @@
       <w:hyperlink r:id="rId56">
         <w:r>
           <w:rPr>
+            <w:rtl/>
+            <w:cs/>
             <w:lang w:val="ar_AE" w:bidi="ar_AE"/>
           </w:rPr>
           <w:rPr>
@@ -2518,6 +3122,8 @@
       </w:hyperlink>
       <w:r>
         <w:rPr>
+          <w:rtl/>
+          <w:cs/>
           <w:lang w:val="ar_AE" w:bidi="ar_AE"/>
         </w:rPr>
         <w:t xml:space="preserve">, </w:t>
@@ -2525,6 +3131,8 @@
       <w:hyperlink r:id="rId57">
         <w:r>
           <w:rPr>
+            <w:rtl/>
+            <w:cs/>
             <w:lang w:val="ar_AE" w:bidi="ar_AE"/>
           </w:rPr>
           <w:rPr>
@@ -2536,27 +3144,35 @@
       </w:hyperlink>
       <w:r>
         <w:rPr>
+          <w:rtl/>
+          <w:cs/>
           <w:lang w:val="ar_AE" w:bidi="ar_AE"/>
         </w:rPr>
         <w:t>).</w:t>
       </w:r>
       <w:r>
         <w:rPr>
-          <w:lang w:val="ar_AE" w:bidi="ar_AE"/>
-        </w:rPr>
-      </w:r>
-      <w:r>
-        <w:rPr>
-          <w:lang w:val="ar_AE" w:bidi="ar_AE"/>
-        </w:rPr>
-      </w:r>
-    </w:p>
-    <w:p>
-      <w:pPr>
-        <w:bidi/>
-      </w:pPr>
-      <w:r>
-        <w:rPr>
+          <w:rtl/>
+          <w:cs/>
+          <w:lang w:val="ar_AE" w:bidi="ar_AE"/>
+        </w:rPr>
+      </w:r>
+      <w:r>
+        <w:rPr>
+          <w:rtl/>
+          <w:cs/>
+          <w:lang w:val="ar_AE" w:bidi="ar_AE"/>
+        </w:rPr>
+      </w:r>
+    </w:p>
+    <w:p>
+      <w:pPr>
+        <w:bidi/>
+      </w:pPr>
+      <w:r>
+        <w:rPr>
+          <w:rtl/>
+          <w:cs/>
           <w:lang w:val="ar_AE" w:bidi="ar_AE"/>
         </w:rPr>
       </w:r>
@@ -2568,27 +3184,35 @@
       </w:pPr>
       <w:r>
         <w:rPr>
+          <w:rtl/>
+          <w:cs/>
           <w:lang w:val="ar_AE" w:bidi="ar_AE"/>
         </w:rPr>
         <w:t>2 تسالونيكي 2: 7</w:t>
       </w:r>
       <w:r>
         <w:rPr>
-          <w:lang w:val="ar_AE" w:bidi="ar_AE"/>
-        </w:rPr>
-      </w:r>
-    </w:p>
-    <w:p>
-      <w:pPr>
-        <w:bidi/>
-      </w:pPr>
-      <w:r>
-        <w:rPr>
-          <w:lang w:val="ar_AE" w:bidi="ar_AE"/>
-        </w:rPr>
-      </w:r>
-      <w:r>
-        <w:rPr>
+          <w:rtl/>
+          <w:cs/>
+          <w:lang w:val="ar_AE" w:bidi="ar_AE"/>
+        </w:rPr>
+      </w:r>
+    </w:p>
+    <w:p>
+      <w:pPr>
+        <w:bidi/>
+      </w:pPr>
+      <w:r>
+        <w:rPr>
+          <w:rtl/>
+          <w:cs/>
+          <w:lang w:val="ar_AE" w:bidi="ar_AE"/>
+        </w:rPr>
+      </w:r>
+      <w:r>
+        <w:rPr>
+          <w:rtl/>
+          <w:cs/>
           <w:lang w:val="ar_AE" w:bidi="ar_AE"/>
         </w:rPr>
         <w:t>قوة إنسان الخطية الذي سيأتي (</w:t>
@@ -2596,6 +3220,8 @@
       <w:hyperlink r:id="rId71">
         <w:r>
           <w:rPr>
+            <w:rtl/>
+            <w:cs/>
             <w:lang w:val="ar_AE" w:bidi="ar_AE"/>
           </w:rPr>
           <w:rPr>
@@ -2607,6 +3233,8 @@
       </w:hyperlink>
       <w:r>
         <w:rPr>
+          <w:rtl/>
+          <w:cs/>
           <w:lang w:val="ar_AE" w:bidi="ar_AE"/>
         </w:rPr>
         <w:t>) تعمل بالفعل بشكل سري</w:t>
@@ -2614,12 +3242,16 @@
       <w:r>
         <w:rPr>
           <w:i/>
+          <w:rtl/>
+          <w:cs/>
           <w:lang w:val="ar_AE" w:bidi="ar_AE"/>
         </w:rPr>
         <w:t>،</w:t>
       </w:r>
       <w:r>
         <w:rPr>
+          <w:rtl/>
+          <w:cs/>
           <w:lang w:val="ar_AE" w:bidi="ar_AE"/>
         </w:rPr>
         <w:t xml:space="preserve"> مثل ضد المسيح في </w:t>
@@ -2627,6 +3259,8 @@
       <w:hyperlink r:id="rId72">
         <w:r>
           <w:rPr>
+            <w:rtl/>
+            <w:cs/>
             <w:lang w:val="ar_AE" w:bidi="ar_AE"/>
           </w:rPr>
           <w:rPr>
@@ -2638,6 +3272,8 @@
       </w:hyperlink>
       <w:r>
         <w:rPr>
+          <w:rtl/>
+          <w:cs/>
           <w:lang w:val="ar_AE" w:bidi="ar_AE"/>
         </w:rPr>
         <w:t xml:space="preserve">. • سر (اليونانية mustērion): وصف يُستخدم عادةً للطقوس في الديانات الغامضة (انظر </w:t>
@@ -2645,6 +3281,8 @@
       <w:hyperlink r:id="rId73">
         <w:r>
           <w:rPr>
+            <w:rtl/>
+            <w:cs/>
             <w:lang w:val="ar_AE" w:bidi="ar_AE"/>
           </w:rPr>
           <w:rPr>
@@ -2656,6 +3294,8 @@
       </w:hyperlink>
       <w:r>
         <w:rPr>
+          <w:rtl/>
+          <w:cs/>
           <w:lang w:val="ar_AE" w:bidi="ar_AE"/>
         </w:rPr>
         <w:t>). • يعمل: يشير هذا إلى تدخل خارق، سواء كان إلهيًا (</w:t>
@@ -2663,6 +3303,8 @@
       <w:hyperlink r:id="rId74">
         <w:r>
           <w:rPr>
+            <w:rtl/>
+            <w:cs/>
             <w:lang w:val="ar_AE" w:bidi="ar_AE"/>
           </w:rPr>
           <w:rPr>
@@ -2674,6 +3316,8 @@
       </w:hyperlink>
       <w:r>
         <w:rPr>
+          <w:rtl/>
+          <w:cs/>
           <w:lang w:val="ar_AE" w:bidi="ar_AE"/>
         </w:rPr>
         <w:t>) أو، كما هنا، شيطانيًا (</w:t>
@@ -2681,6 +3325,8 @@
       <w:hyperlink r:id="rId75">
         <w:r>
           <w:rPr>
+            <w:rtl/>
+            <w:cs/>
             <w:lang w:val="ar_AE" w:bidi="ar_AE"/>
           </w:rPr>
           <w:rPr>
@@ -2692,6 +3338,8 @@
       </w:hyperlink>
       <w:r>
         <w:rPr>
+          <w:rtl/>
+          <w:cs/>
           <w:lang w:val="ar_AE" w:bidi="ar_AE"/>
         </w:rPr>
         <w:t xml:space="preserve">; </w:t>
@@ -2699,6 +3347,8 @@
       <w:hyperlink r:id="rId76">
         <w:r>
           <w:rPr>
+            <w:rtl/>
+            <w:cs/>
             <w:lang w:val="ar_AE" w:bidi="ar_AE"/>
           </w:rPr>
           <w:rPr>
@@ -2710,6 +3360,8 @@
       </w:hyperlink>
       <w:r>
         <w:rPr>
+          <w:rtl/>
+          <w:cs/>
           <w:lang w:val="ar_AE" w:bidi="ar_AE"/>
         </w:rPr>
         <w:t>). • الَّذِي يَحْجِزُ الآنَ قد يشير إلى شخص يقاوم إنسان الخطية؛ إلى شخص مسكون بأرواح نجسة؛ أو إلى الشيطان، الذي يمتلِك (</w:t>
@@ -2717,6 +3369,8 @@
       <w:hyperlink r:id="rId75">
         <w:r>
           <w:rPr>
+            <w:rtl/>
+            <w:cs/>
             <w:lang w:val="ar_AE" w:bidi="ar_AE"/>
           </w:rPr>
           <w:rPr>
@@ -2728,39 +3382,51 @@
       </w:hyperlink>
       <w:r>
         <w:rPr>
+          <w:rtl/>
+          <w:cs/>
           <w:lang w:val="ar_AE" w:bidi="ar_AE"/>
         </w:rPr>
         <w:t xml:space="preserve">; انظر </w:t>
       </w:r>
       <w:r>
         <w:rPr>
+          <w:rtl/>
+          <w:cs/>
           <w:lang w:val="ar_AE" w:bidi="ar_AE"/>
         </w:rPr>
         <w:t>ملاحظة الدراسة على 2:6</w:t>
       </w:r>
       <w:r>
         <w:rPr>
+          <w:rtl/>
+          <w:cs/>
           <w:lang w:val="ar_AE" w:bidi="ar_AE"/>
         </w:rPr>
         <w:t>).</w:t>
       </w:r>
       <w:r>
         <w:rPr>
-          <w:lang w:val="ar_AE" w:bidi="ar_AE"/>
-        </w:rPr>
-      </w:r>
-      <w:r>
-        <w:rPr>
-          <w:lang w:val="ar_AE" w:bidi="ar_AE"/>
-        </w:rPr>
-      </w:r>
-    </w:p>
-    <w:p>
-      <w:pPr>
-        <w:bidi/>
-      </w:pPr>
-      <w:r>
-        <w:rPr>
+          <w:rtl/>
+          <w:cs/>
+          <w:lang w:val="ar_AE" w:bidi="ar_AE"/>
+        </w:rPr>
+      </w:r>
+      <w:r>
+        <w:rPr>
+          <w:rtl/>
+          <w:cs/>
+          <w:lang w:val="ar_AE" w:bidi="ar_AE"/>
+        </w:rPr>
+      </w:r>
+    </w:p>
+    <w:p>
+      <w:pPr>
+        <w:bidi/>
+      </w:pPr>
+      <w:r>
+        <w:rPr>
+          <w:rtl/>
+          <w:cs/>
           <w:lang w:val="ar_AE" w:bidi="ar_AE"/>
         </w:rPr>
       </w:r>
@@ -2772,27 +3438,35 @@
       </w:pPr>
       <w:r>
         <w:rPr>
+          <w:rtl/>
+          <w:cs/>
           <w:lang w:val="ar_AE" w:bidi="ar_AE"/>
         </w:rPr>
         <w:t>2 تسالونيكي 2: 8</w:t>
       </w:r>
       <w:r>
         <w:rPr>
-          <w:lang w:val="ar_AE" w:bidi="ar_AE"/>
-        </w:rPr>
-      </w:r>
-    </w:p>
-    <w:p>
-      <w:pPr>
-        <w:bidi/>
-      </w:pPr>
-      <w:r>
-        <w:rPr>
-          <w:lang w:val="ar_AE" w:bidi="ar_AE"/>
-        </w:rPr>
-      </w:r>
-      <w:r>
-        <w:rPr>
+          <w:rtl/>
+          <w:cs/>
+          <w:lang w:val="ar_AE" w:bidi="ar_AE"/>
+        </w:rPr>
+      </w:r>
+    </w:p>
+    <w:p>
+      <w:pPr>
+        <w:bidi/>
+      </w:pPr>
+      <w:r>
+        <w:rPr>
+          <w:rtl/>
+          <w:cs/>
+          <w:lang w:val="ar_AE" w:bidi="ar_AE"/>
+        </w:rPr>
+      </w:r>
+      <w:r>
+        <w:rPr>
+          <w:rtl/>
+          <w:cs/>
           <w:lang w:val="ar_AE" w:bidi="ar_AE"/>
         </w:rPr>
         <w:t xml:space="preserve">يعلن بولس عن هلاك إنسان الخطية (قارن </w:t>
@@ -2800,6 +3474,8 @@
       <w:hyperlink r:id="rId56">
         <w:r>
           <w:rPr>
+            <w:rtl/>
+            <w:cs/>
             <w:lang w:val="ar_AE" w:bidi="ar_AE"/>
           </w:rPr>
           <w:rPr>
@@ -2811,6 +3487,8 @@
       </w:hyperlink>
       <w:r>
         <w:rPr>
+          <w:rtl/>
+          <w:cs/>
           <w:lang w:val="ar_AE" w:bidi="ar_AE"/>
         </w:rPr>
         <w:t>). بالرغم من أن هذه الشخصية تدَّعي الألوهية وتضع عبادتها فوق كل عبادة أخرى (</w:t>
@@ -2818,6 +3496,8 @@
       <w:hyperlink r:id="rId77">
         <w:r>
           <w:rPr>
+            <w:rtl/>
+            <w:cs/>
             <w:lang w:val="ar_AE" w:bidi="ar_AE"/>
           </w:rPr>
           <w:rPr>
@@ -2829,6 +3509,8 @@
       </w:hyperlink>
       <w:r>
         <w:rPr>
+          <w:rtl/>
+          <w:cs/>
           <w:lang w:val="ar_AE" w:bidi="ar_AE"/>
         </w:rPr>
         <w:t>)، وتتلقى القوة من الشيطان (</w:t>
@@ -2836,6 +3518,8 @@
       <w:hyperlink r:id="rId75">
         <w:r>
           <w:rPr>
+            <w:rtl/>
+            <w:cs/>
             <w:lang w:val="ar_AE" w:bidi="ar_AE"/>
           </w:rPr>
           <w:rPr>
@@ -2847,6 +3531,8 @@
       </w:hyperlink>
       <w:r>
         <w:rPr>
+          <w:rtl/>
+          <w:cs/>
           <w:lang w:val="ar_AE" w:bidi="ar_AE"/>
         </w:rPr>
         <w:t>)، فإن الرب يسوع سيبيده وبشكل كامل (</w:t>
@@ -2854,6 +3540,8 @@
       <w:hyperlink r:id="rId78">
         <w:r>
           <w:rPr>
+            <w:rtl/>
+            <w:cs/>
             <w:lang w:val="ar_AE" w:bidi="ar_AE"/>
           </w:rPr>
           <w:rPr>
@@ -2865,6 +3553,8 @@
       </w:hyperlink>
       <w:r>
         <w:rPr>
+          <w:rtl/>
+          <w:cs/>
           <w:lang w:val="ar_AE" w:bidi="ar_AE"/>
         </w:rPr>
         <w:t>). • بِظُهُورِ مَجِيئِهِ: إشارة إلى ظهور المسيح (</w:t>
@@ -2872,6 +3562,8 @@
       <w:hyperlink r:id="rId79">
         <w:r>
           <w:rPr>
+            <w:rtl/>
+            <w:cs/>
             <w:lang w:val="ar_AE" w:bidi="ar_AE"/>
           </w:rPr>
           <w:rPr>
@@ -2883,6 +3575,8 @@
       </w:hyperlink>
       <w:r>
         <w:rPr>
+          <w:rtl/>
+          <w:cs/>
           <w:lang w:val="ar_AE" w:bidi="ar_AE"/>
         </w:rPr>
         <w:t xml:space="preserve">; </w:t>
@@ -2890,6 +3584,8 @@
       <w:hyperlink r:id="rId80">
         <w:r>
           <w:rPr>
+            <w:rtl/>
+            <w:cs/>
             <w:lang w:val="ar_AE" w:bidi="ar_AE"/>
           </w:rPr>
           <w:rPr>
@@ -2901,6 +3597,8 @@
       </w:hyperlink>
       <w:r>
         <w:rPr>
+          <w:rtl/>
+          <w:cs/>
           <w:lang w:val="ar_AE" w:bidi="ar_AE"/>
         </w:rPr>
         <w:t xml:space="preserve">; </w:t>
@@ -2908,6 +3606,8 @@
       <w:hyperlink r:id="rId81">
         <w:r>
           <w:rPr>
+            <w:rtl/>
+            <w:cs/>
             <w:lang w:val="ar_AE" w:bidi="ar_AE"/>
           </w:rPr>
           <w:rPr>
@@ -2919,6 +3619,8 @@
       </w:hyperlink>
       <w:r>
         <w:rPr>
+          <w:rtl/>
+          <w:cs/>
           <w:lang w:val="ar_AE" w:bidi="ar_AE"/>
         </w:rPr>
         <w:t xml:space="preserve">, </w:t>
@@ -2926,6 +3628,8 @@
       <w:hyperlink r:id="rId82">
         <w:r>
           <w:rPr>
+            <w:rtl/>
+            <w:cs/>
             <w:lang w:val="ar_AE" w:bidi="ar_AE"/>
           </w:rPr>
           <w:rPr>
@@ -2937,6 +3641,8 @@
       </w:hyperlink>
       <w:r>
         <w:rPr>
+          <w:rtl/>
+          <w:cs/>
           <w:lang w:val="ar_AE" w:bidi="ar_AE"/>
         </w:rPr>
         <w:t xml:space="preserve">; </w:t>
@@ -2944,6 +3650,8 @@
       <w:hyperlink r:id="rId83">
         <w:r>
           <w:rPr>
+            <w:rtl/>
+            <w:cs/>
             <w:lang w:val="ar_AE" w:bidi="ar_AE"/>
           </w:rPr>
           <w:rPr>
@@ -2955,6 +3663,8 @@
       </w:hyperlink>
       <w:r>
         <w:rPr>
+          <w:rtl/>
+          <w:cs/>
           <w:lang w:val="ar_AE" w:bidi="ar_AE"/>
         </w:rPr>
         <w:t>)، وهو وصف بديل لمجيء المسيح (</w:t>
@@ -2962,6 +3672,8 @@
       <w:hyperlink r:id="rId28">
         <w:r>
           <w:rPr>
+            <w:rtl/>
+            <w:cs/>
             <w:lang w:val="ar_AE" w:bidi="ar_AE"/>
           </w:rPr>
           <w:rPr>
@@ -2973,6 +3685,8 @@
       </w:hyperlink>
       <w:r>
         <w:rPr>
+          <w:rtl/>
+          <w:cs/>
           <w:lang w:val="ar_AE" w:bidi="ar_AE"/>
         </w:rPr>
         <w:t xml:space="preserve">; </w:t>
@@ -2980,6 +3694,8 @@
       <w:hyperlink r:id="rId29">
         <w:r>
           <w:rPr>
+            <w:rtl/>
+            <w:cs/>
             <w:lang w:val="ar_AE" w:bidi="ar_AE"/>
           </w:rPr>
           <w:rPr>
@@ -2991,6 +3707,8 @@
       </w:hyperlink>
       <w:r>
         <w:rPr>
+          <w:rtl/>
+          <w:cs/>
           <w:lang w:val="ar_AE" w:bidi="ar_AE"/>
         </w:rPr>
         <w:t xml:space="preserve">; </w:t>
@@ -2998,6 +3716,8 @@
       <w:hyperlink r:id="rId30">
         <w:r>
           <w:rPr>
+            <w:rtl/>
+            <w:cs/>
             <w:lang w:val="ar_AE" w:bidi="ar_AE"/>
           </w:rPr>
           <w:rPr>
@@ -3009,6 +3729,8 @@
       </w:hyperlink>
       <w:r>
         <w:rPr>
+          <w:rtl/>
+          <w:cs/>
           <w:lang w:val="ar_AE" w:bidi="ar_AE"/>
         </w:rPr>
         <w:t xml:space="preserve">; </w:t>
@@ -3016,6 +3738,8 @@
       <w:hyperlink r:id="rId31">
         <w:r>
           <w:rPr>
+            <w:rtl/>
+            <w:cs/>
             <w:lang w:val="ar_AE" w:bidi="ar_AE"/>
           </w:rPr>
           <w:rPr>
@@ -3027,6 +3751,8 @@
       </w:hyperlink>
       <w:r>
         <w:rPr>
+          <w:rtl/>
+          <w:cs/>
           <w:lang w:val="ar_AE" w:bidi="ar_AE"/>
         </w:rPr>
         <w:t xml:space="preserve">; </w:t>
@@ -3034,6 +3760,8 @@
       <w:hyperlink r:id="rId32">
         <w:r>
           <w:rPr>
+            <w:rtl/>
+            <w:cs/>
             <w:lang w:val="ar_AE" w:bidi="ar_AE"/>
           </w:rPr>
           <w:rPr>
@@ -3045,6 +3773,8 @@
       </w:hyperlink>
       <w:r>
         <w:rPr>
+          <w:rtl/>
+          <w:cs/>
           <w:lang w:val="ar_AE" w:bidi="ar_AE"/>
         </w:rPr>
         <w:t>) أو الاستعلان (</w:t>
@@ -3052,6 +3782,8 @@
       <w:hyperlink r:id="rId84">
         <w:r>
           <w:rPr>
+            <w:rtl/>
+            <w:cs/>
             <w:lang w:val="ar_AE" w:bidi="ar_AE"/>
           </w:rPr>
           <w:rPr>
@@ -3063,6 +3795,8 @@
       </w:hyperlink>
       <w:r>
         <w:rPr>
+          <w:rtl/>
+          <w:cs/>
           <w:lang w:val="ar_AE" w:bidi="ar_AE"/>
         </w:rPr>
         <w:t xml:space="preserve">). في الأدب القديم، كان </w:t>
@@ -3070,33 +3804,43 @@
       <w:r>
         <w:rPr>
           <w:i/>
+          <w:rtl/>
+          <w:cs/>
           <w:lang w:val="ar_AE" w:bidi="ar_AE"/>
         </w:rPr>
         <w:t>الظهور</w:t>
       </w:r>
       <w:r>
         <w:rPr>
+          <w:rtl/>
+          <w:cs/>
           <w:lang w:val="ar_AE" w:bidi="ar_AE"/>
         </w:rPr>
         <w:t xml:space="preserve"> يشير إلى ظهور إله أو عرض للقوة الإلهية التي تثير العبادة.</w:t>
       </w:r>
       <w:r>
         <w:rPr>
-          <w:lang w:val="ar_AE" w:bidi="ar_AE"/>
-        </w:rPr>
-      </w:r>
-      <w:r>
-        <w:rPr>
-          <w:lang w:val="ar_AE" w:bidi="ar_AE"/>
-        </w:rPr>
-      </w:r>
-    </w:p>
-    <w:p>
-      <w:pPr>
-        <w:bidi/>
-      </w:pPr>
-      <w:r>
-        <w:rPr>
+          <w:rtl/>
+          <w:cs/>
+          <w:lang w:val="ar_AE" w:bidi="ar_AE"/>
+        </w:rPr>
+      </w:r>
+      <w:r>
+        <w:rPr>
+          <w:rtl/>
+          <w:cs/>
+          <w:lang w:val="ar_AE" w:bidi="ar_AE"/>
+        </w:rPr>
+      </w:r>
+    </w:p>
+    <w:p>
+      <w:pPr>
+        <w:bidi/>
+      </w:pPr>
+      <w:r>
+        <w:rPr>
+          <w:rtl/>
+          <w:cs/>
           <w:lang w:val="ar_AE" w:bidi="ar_AE"/>
         </w:rPr>
       </w:r>
@@ -3108,27 +3852,35 @@
       </w:pPr>
       <w:r>
         <w:rPr>
+          <w:rtl/>
+          <w:cs/>
           <w:lang w:val="ar_AE" w:bidi="ar_AE"/>
         </w:rPr>
         <w:t>2 تسالونيكي 2: 9</w:t>
       </w:r>
       <w:r>
         <w:rPr>
-          <w:lang w:val="ar_AE" w:bidi="ar_AE"/>
-        </w:rPr>
-      </w:r>
-    </w:p>
-    <w:p>
-      <w:pPr>
-        <w:bidi/>
-      </w:pPr>
-      <w:r>
-        <w:rPr>
-          <w:lang w:val="ar_AE" w:bidi="ar_AE"/>
-        </w:rPr>
-      </w:r>
-      <w:r>
-        <w:rPr>
+          <w:rtl/>
+          <w:cs/>
+          <w:lang w:val="ar_AE" w:bidi="ar_AE"/>
+        </w:rPr>
+      </w:r>
+    </w:p>
+    <w:p>
+      <w:pPr>
+        <w:bidi/>
+      </w:pPr>
+      <w:r>
+        <w:rPr>
+          <w:rtl/>
+          <w:cs/>
+          <w:lang w:val="ar_AE" w:bidi="ar_AE"/>
+        </w:rPr>
+      </w:r>
+      <w:r>
+        <w:rPr>
+          <w:rtl/>
+          <w:cs/>
           <w:lang w:val="ar_AE" w:bidi="ar_AE"/>
         </w:rPr>
         <w:t>عندما يظهر المسيح في القوة الملكية والإلهية (حضوره parousia</w:t>
@@ -3136,12 +3888,16 @@
       <w:r>
         <w:rPr>
           <w:i/>
+          <w:rtl/>
+          <w:cs/>
           <w:lang w:val="ar_AE" w:bidi="ar_AE"/>
         </w:rPr>
         <w:t>؛</w:t>
       </w:r>
       <w:r>
         <w:rPr>
+          <w:rtl/>
+          <w:cs/>
           <w:lang w:val="ar_AE" w:bidi="ar_AE"/>
         </w:rPr>
         <w:t xml:space="preserve"> </w:t>
@@ -3149,6 +3905,8 @@
       <w:hyperlink r:id="rId28">
         <w:r>
           <w:rPr>
+            <w:rtl/>
+            <w:cs/>
             <w:lang w:val="ar_AE" w:bidi="ar_AE"/>
           </w:rPr>
           <w:rPr>
@@ -3160,6 +3918,8 @@
       </w:hyperlink>
       <w:r>
         <w:rPr>
+          <w:rtl/>
+          <w:cs/>
           <w:lang w:val="ar_AE" w:bidi="ar_AE"/>
         </w:rPr>
         <w:t xml:space="preserve">، </w:t>
@@ -3167,6 +3927,8 @@
       <w:hyperlink r:id="rId57">
         <w:r>
           <w:rPr>
+            <w:rtl/>
+            <w:cs/>
             <w:lang w:val="ar_AE" w:bidi="ar_AE"/>
           </w:rPr>
           <w:rPr>
@@ -3178,6 +3940,8 @@
       </w:hyperlink>
       <w:r>
         <w:rPr>
+          <w:rtl/>
+          <w:cs/>
           <w:lang w:val="ar_AE" w:bidi="ar_AE"/>
         </w:rPr>
         <w:t xml:space="preserve">؛ </w:t>
@@ -3185,6 +3949,8 @@
       <w:hyperlink r:id="rId29">
         <w:r>
           <w:rPr>
+            <w:rtl/>
+            <w:cs/>
             <w:lang w:val="ar_AE" w:bidi="ar_AE"/>
           </w:rPr>
           <w:rPr>
@@ -3196,6 +3962,8 @@
       </w:hyperlink>
       <w:r>
         <w:rPr>
+          <w:rtl/>
+          <w:cs/>
           <w:lang w:val="ar_AE" w:bidi="ar_AE"/>
         </w:rPr>
         <w:t xml:space="preserve">؛ </w:t>
@@ -3203,6 +3971,8 @@
       <w:hyperlink r:id="rId30">
         <w:r>
           <w:rPr>
+            <w:rtl/>
+            <w:cs/>
             <w:lang w:val="ar_AE" w:bidi="ar_AE"/>
           </w:rPr>
           <w:rPr>
@@ -3214,6 +3984,8 @@
       </w:hyperlink>
       <w:r>
         <w:rPr>
+          <w:rtl/>
+          <w:cs/>
           <w:lang w:val="ar_AE" w:bidi="ar_AE"/>
         </w:rPr>
         <w:t xml:space="preserve">؛ </w:t>
@@ -3221,6 +3993,8 @@
       <w:hyperlink r:id="rId31">
         <w:r>
           <w:rPr>
+            <w:rtl/>
+            <w:cs/>
             <w:lang w:val="ar_AE" w:bidi="ar_AE"/>
           </w:rPr>
           <w:rPr>
@@ -3232,6 +4006,8 @@
       </w:hyperlink>
       <w:r>
         <w:rPr>
+          <w:rtl/>
+          <w:cs/>
           <w:lang w:val="ar_AE" w:bidi="ar_AE"/>
         </w:rPr>
         <w:t xml:space="preserve">؛ </w:t>
@@ -3239,6 +4015,8 @@
       <w:hyperlink r:id="rId32">
         <w:r>
           <w:rPr>
+            <w:rtl/>
+            <w:cs/>
             <w:lang w:val="ar_AE" w:bidi="ar_AE"/>
           </w:rPr>
           <w:rPr>
@@ -3250,27 +4028,35 @@
       </w:hyperlink>
       <w:r>
         <w:rPr>
+          <w:rtl/>
+          <w:cs/>
           <w:lang w:val="ar_AE" w:bidi="ar_AE"/>
         </w:rPr>
         <w:t>)، سيأتي هذا الشخص أيضًا (حضوره parousia) بدخول ملكي.</w:t>
       </w:r>
       <w:r>
         <w:rPr>
-          <w:lang w:val="ar_AE" w:bidi="ar_AE"/>
-        </w:rPr>
-      </w:r>
-      <w:r>
-        <w:rPr>
-          <w:lang w:val="ar_AE" w:bidi="ar_AE"/>
-        </w:rPr>
-      </w:r>
-    </w:p>
-    <w:p>
-      <w:pPr>
-        <w:bidi/>
-      </w:pPr>
-      <w:r>
-        <w:rPr>
+          <w:rtl/>
+          <w:cs/>
+          <w:lang w:val="ar_AE" w:bidi="ar_AE"/>
+        </w:rPr>
+      </w:r>
+      <w:r>
+        <w:rPr>
+          <w:rtl/>
+          <w:cs/>
+          <w:lang w:val="ar_AE" w:bidi="ar_AE"/>
+        </w:rPr>
+      </w:r>
+    </w:p>
+    <w:p>
+      <w:pPr>
+        <w:bidi/>
+      </w:pPr>
+      <w:r>
+        <w:rPr>
+          <w:rtl/>
+          <w:cs/>
           <w:lang w:val="ar_AE" w:bidi="ar_AE"/>
         </w:rPr>
       </w:r>
@@ -3282,27 +4068,35 @@
       </w:pPr>
       <w:r>
         <w:rPr>
+          <w:rtl/>
+          <w:cs/>
           <w:lang w:val="ar_AE" w:bidi="ar_AE"/>
         </w:rPr>
         <w:t>2 تسالونيكي 2: 11</w:t>
       </w:r>
       <w:r>
         <w:rPr>
-          <w:lang w:val="ar_AE" w:bidi="ar_AE"/>
-        </w:rPr>
-      </w:r>
-    </w:p>
-    <w:p>
-      <w:pPr>
-        <w:bidi/>
-      </w:pPr>
-      <w:r>
-        <w:rPr>
-          <w:lang w:val="ar_AE" w:bidi="ar_AE"/>
-        </w:rPr>
-      </w:r>
-      <w:r>
-        <w:rPr>
+          <w:rtl/>
+          <w:cs/>
+          <w:lang w:val="ar_AE" w:bidi="ar_AE"/>
+        </w:rPr>
+      </w:r>
+    </w:p>
+    <w:p>
+      <w:pPr>
+        <w:bidi/>
+      </w:pPr>
+      <w:r>
+        <w:rPr>
+          <w:rtl/>
+          <w:cs/>
+          <w:lang w:val="ar_AE" w:bidi="ar_AE"/>
+        </w:rPr>
+      </w:r>
+      <w:r>
+        <w:rPr>
+          <w:rtl/>
+          <w:cs/>
           <w:lang w:val="ar_AE" w:bidi="ar_AE"/>
         </w:rPr>
         <w:t>كما هو موضح في مواضع أخرى في الكتاب المقدس (</w:t>
@@ -3310,6 +4104,8 @@
       <w:hyperlink r:id="rId85">
         <w:r>
           <w:rPr>
+            <w:rtl/>
+            <w:cs/>
             <w:lang w:val="ar_AE" w:bidi="ar_AE"/>
           </w:rPr>
           <w:rPr>
@@ -3321,6 +4117,8 @@
       </w:hyperlink>
       <w:r>
         <w:rPr>
+          <w:rtl/>
+          <w:cs/>
           <w:lang w:val="ar_AE" w:bidi="ar_AE"/>
         </w:rPr>
         <w:t xml:space="preserve">; </w:t>
@@ -3328,6 +4126,8 @@
       <w:hyperlink r:id="rId86">
         <w:r>
           <w:rPr>
+            <w:rtl/>
+            <w:cs/>
             <w:lang w:val="ar_AE" w:bidi="ar_AE"/>
           </w:rPr>
           <w:rPr>
@@ -3339,6 +4139,8 @@
       </w:hyperlink>
       <w:r>
         <w:rPr>
+          <w:rtl/>
+          <w:cs/>
           <w:lang w:val="ar_AE" w:bidi="ar_AE"/>
         </w:rPr>
         <w:t>)، أحيانًا يترك الله الناس تحت تأثير الخطية أو الضلال الذي أختاروه بدلًا من الحق (</w:t>
@@ -3346,6 +4148,8 @@
       <w:hyperlink r:id="rId87">
         <w:r>
           <w:rPr>
+            <w:rtl/>
+            <w:cs/>
             <w:lang w:val="ar_AE" w:bidi="ar_AE"/>
           </w:rPr>
           <w:rPr>
@@ -3357,6 +4161,8 @@
       </w:hyperlink>
       <w:r>
         <w:rPr>
+          <w:rtl/>
+          <w:cs/>
           <w:lang w:val="ar_AE" w:bidi="ar_AE"/>
         </w:rPr>
         <w:t xml:space="preserve">, </w:t>
@@ -3364,6 +4170,8 @@
       <w:hyperlink r:id="rId88">
         <w:r>
           <w:rPr>
+            <w:rtl/>
+            <w:cs/>
             <w:lang w:val="ar_AE" w:bidi="ar_AE"/>
           </w:rPr>
           <w:rPr>
@@ -3375,6 +4183,8 @@
       </w:hyperlink>
       <w:r>
         <w:rPr>
+          <w:rtl/>
+          <w:cs/>
           <w:lang w:val="ar_AE" w:bidi="ar_AE"/>
         </w:rPr>
         <w:t xml:space="preserve">, </w:t>
@@ -3382,6 +4192,8 @@
       <w:hyperlink r:id="rId89">
         <w:r>
           <w:rPr>
+            <w:rtl/>
+            <w:cs/>
             <w:lang w:val="ar_AE" w:bidi="ar_AE"/>
           </w:rPr>
           <w:rPr>
@@ -3393,6 +4205,8 @@
       </w:hyperlink>
       <w:r>
         <w:rPr>
+          <w:rtl/>
+          <w:cs/>
           <w:lang w:val="ar_AE" w:bidi="ar_AE"/>
         </w:rPr>
         <w:t xml:space="preserve">; </w:t>
@@ -3400,6 +4214,8 @@
       <w:hyperlink r:id="rId90">
         <w:r>
           <w:rPr>
+            <w:rtl/>
+            <w:cs/>
             <w:lang w:val="ar_AE" w:bidi="ar_AE"/>
           </w:rPr>
           <w:rPr>
@@ -3411,27 +4227,35 @@
       </w:hyperlink>
       <w:r>
         <w:rPr>
+          <w:rtl/>
+          <w:cs/>
           <w:lang w:val="ar_AE" w:bidi="ar_AE"/>
         </w:rPr>
         <w:t>).</w:t>
       </w:r>
       <w:r>
         <w:rPr>
-          <w:lang w:val="ar_AE" w:bidi="ar_AE"/>
-        </w:rPr>
-      </w:r>
-      <w:r>
-        <w:rPr>
-          <w:lang w:val="ar_AE" w:bidi="ar_AE"/>
-        </w:rPr>
-      </w:r>
-    </w:p>
-    <w:p>
-      <w:pPr>
-        <w:bidi/>
-      </w:pPr>
-      <w:r>
-        <w:rPr>
+          <w:rtl/>
+          <w:cs/>
+          <w:lang w:val="ar_AE" w:bidi="ar_AE"/>
+        </w:rPr>
+      </w:r>
+      <w:r>
+        <w:rPr>
+          <w:rtl/>
+          <w:cs/>
+          <w:lang w:val="ar_AE" w:bidi="ar_AE"/>
+        </w:rPr>
+      </w:r>
+    </w:p>
+    <w:p>
+      <w:pPr>
+        <w:bidi/>
+      </w:pPr>
+      <w:r>
+        <w:rPr>
+          <w:rtl/>
+          <w:cs/>
           <w:lang w:val="ar_AE" w:bidi="ar_AE"/>
         </w:rPr>
       </w:r>
@@ -3443,27 +4267,35 @@
       </w:pPr>
       <w:r>
         <w:rPr>
+          <w:rtl/>
+          <w:cs/>
           <w:lang w:val="ar_AE" w:bidi="ar_AE"/>
         </w:rPr>
         <w:t>2 تسالونيكي 2: 12</w:t>
       </w:r>
       <w:r>
         <w:rPr>
-          <w:lang w:val="ar_AE" w:bidi="ar_AE"/>
-        </w:rPr>
-      </w:r>
-    </w:p>
-    <w:p>
-      <w:pPr>
-        <w:bidi/>
-      </w:pPr>
-      <w:r>
-        <w:rPr>
-          <w:lang w:val="ar_AE" w:bidi="ar_AE"/>
-        </w:rPr>
-      </w:r>
-      <w:r>
-        <w:rPr>
+          <w:rtl/>
+          <w:cs/>
+          <w:lang w:val="ar_AE" w:bidi="ar_AE"/>
+        </w:rPr>
+      </w:r>
+    </w:p>
+    <w:p>
+      <w:pPr>
+        <w:bidi/>
+      </w:pPr>
+      <w:r>
+        <w:rPr>
+          <w:rtl/>
+          <w:cs/>
+          <w:lang w:val="ar_AE" w:bidi="ar_AE"/>
+        </w:rPr>
+      </w:r>
+      <w:r>
+        <w:rPr>
+          <w:rtl/>
+          <w:cs/>
           <w:lang w:val="ar_AE" w:bidi="ar_AE"/>
         </w:rPr>
         <w:t xml:space="preserve">سوف يُدانون (انظر </w:t>
@@ -3471,6 +4303,8 @@
       <w:hyperlink r:id="rId91">
         <w:r>
           <w:rPr>
+            <w:rtl/>
+            <w:cs/>
             <w:lang w:val="ar_AE" w:bidi="ar_AE"/>
           </w:rPr>
           <w:rPr>
@@ -3482,6 +4316,8 @@
       </w:hyperlink>
       <w:r>
         <w:rPr>
+          <w:rtl/>
+          <w:cs/>
           <w:lang w:val="ar_AE" w:bidi="ar_AE"/>
         </w:rPr>
         <w:t>) بحكم الله القضائي لأنهم لم يصدقوا الحق (</w:t>
@@ -3489,6 +4325,8 @@
       <w:hyperlink r:id="rId92">
         <w:r>
           <w:rPr>
+            <w:rtl/>
+            <w:cs/>
             <w:lang w:val="ar_AE" w:bidi="ar_AE"/>
           </w:rPr>
           <w:rPr>
@@ -3500,6 +4338,8 @@
       </w:hyperlink>
       <w:r>
         <w:rPr>
+          <w:rtl/>
+          <w:cs/>
           <w:lang w:val="ar_AE" w:bidi="ar_AE"/>
         </w:rPr>
         <w:t>)، بل يصدقون كذب إنسان الخطية (</w:t>
@@ -3507,6 +4347,8 @@
       <w:hyperlink r:id="rId93">
         <w:r>
           <w:rPr>
+            <w:rtl/>
+            <w:cs/>
             <w:lang w:val="ar_AE" w:bidi="ar_AE"/>
           </w:rPr>
           <w:rPr>
@@ -3518,27 +4360,35 @@
       </w:hyperlink>
       <w:r>
         <w:rPr>
+          <w:rtl/>
+          <w:cs/>
           <w:lang w:val="ar_AE" w:bidi="ar_AE"/>
         </w:rPr>
         <w:t>).</w:t>
       </w:r>
       <w:r>
         <w:rPr>
-          <w:lang w:val="ar_AE" w:bidi="ar_AE"/>
-        </w:rPr>
-      </w:r>
-      <w:r>
-        <w:rPr>
-          <w:lang w:val="ar_AE" w:bidi="ar_AE"/>
-        </w:rPr>
-      </w:r>
-    </w:p>
-    <w:p>
-      <w:pPr>
-        <w:bidi/>
-      </w:pPr>
-      <w:r>
-        <w:rPr>
+          <w:rtl/>
+          <w:cs/>
+          <w:lang w:val="ar_AE" w:bidi="ar_AE"/>
+        </w:rPr>
+      </w:r>
+      <w:r>
+        <w:rPr>
+          <w:rtl/>
+          <w:cs/>
+          <w:lang w:val="ar_AE" w:bidi="ar_AE"/>
+        </w:rPr>
+      </w:r>
+    </w:p>
+    <w:p>
+      <w:pPr>
+        <w:bidi/>
+      </w:pPr>
+      <w:r>
+        <w:rPr>
+          <w:rtl/>
+          <w:cs/>
           <w:lang w:val="ar_AE" w:bidi="ar_AE"/>
         </w:rPr>
       </w:r>
@@ -3550,27 +4400,35 @@
       </w:pPr>
       <w:r>
         <w:rPr>
+          <w:rtl/>
+          <w:cs/>
           <w:lang w:val="ar_AE" w:bidi="ar_AE"/>
         </w:rPr>
         <w:t>2 تسالونيكي 2: 14</w:t>
       </w:r>
       <w:r>
         <w:rPr>
-          <w:lang w:val="ar_AE" w:bidi="ar_AE"/>
-        </w:rPr>
-      </w:r>
-    </w:p>
-    <w:p>
-      <w:pPr>
-        <w:bidi/>
-      </w:pPr>
-      <w:r>
-        <w:rPr>
-          <w:lang w:val="ar_AE" w:bidi="ar_AE"/>
-        </w:rPr>
-      </w:r>
-      <w:r>
-        <w:rPr>
+          <w:rtl/>
+          <w:cs/>
+          <w:lang w:val="ar_AE" w:bidi="ar_AE"/>
+        </w:rPr>
+      </w:r>
+    </w:p>
+    <w:p>
+      <w:pPr>
+        <w:bidi/>
+      </w:pPr>
+      <w:r>
+        <w:rPr>
+          <w:rtl/>
+          <w:cs/>
+          <w:lang w:val="ar_AE" w:bidi="ar_AE"/>
+        </w:rPr>
+      </w:r>
+      <w:r>
+        <w:rPr>
+          <w:rtl/>
+          <w:cs/>
           <w:lang w:val="ar_AE" w:bidi="ar_AE"/>
         </w:rPr>
         <w:t>الخلاص، الأَمْرُ الَّذِي دَعَاكُمْ إِلَيْهِ بِإِنْجِيلِنَا: الله يدعو مختاريه إلى نفسه (</w:t>
@@ -3578,6 +4436,8 @@
       <w:hyperlink r:id="rId94">
         <w:r>
           <w:rPr>
+            <w:rtl/>
+            <w:cs/>
             <w:lang w:val="ar_AE" w:bidi="ar_AE"/>
           </w:rPr>
           <w:rPr>
@@ -3589,6 +4449,8 @@
       </w:hyperlink>
       <w:r>
         <w:rPr>
+          <w:rtl/>
+          <w:cs/>
           <w:lang w:val="ar_AE" w:bidi="ar_AE"/>
         </w:rPr>
         <w:t xml:space="preserve">; </w:t>
@@ -3596,6 +4458,8 @@
       <w:hyperlink r:id="rId27">
         <w:r>
           <w:rPr>
+            <w:rtl/>
+            <w:cs/>
             <w:lang w:val="ar_AE" w:bidi="ar_AE"/>
           </w:rPr>
           <w:rPr>
@@ -3607,6 +4471,8 @@
       </w:hyperlink>
       <w:r>
         <w:rPr>
+          <w:rtl/>
+          <w:cs/>
           <w:lang w:val="ar_AE" w:bidi="ar_AE"/>
         </w:rPr>
         <w:t xml:space="preserve">; </w:t>
@@ -3614,6 +4480,8 @@
       <w:hyperlink r:id="rId95">
         <w:r>
           <w:rPr>
+            <w:rtl/>
+            <w:cs/>
             <w:lang w:val="ar_AE" w:bidi="ar_AE"/>
           </w:rPr>
           <w:rPr>
@@ -3625,6 +4493,8 @@
       </w:hyperlink>
       <w:r>
         <w:rPr>
+          <w:rtl/>
+          <w:cs/>
           <w:lang w:val="ar_AE" w:bidi="ar_AE"/>
         </w:rPr>
         <w:t xml:space="preserve">; </w:t>
@@ -3632,6 +4502,8 @@
       <w:hyperlink r:id="rId96">
         <w:r>
           <w:rPr>
+            <w:rtl/>
+            <w:cs/>
             <w:lang w:val="ar_AE" w:bidi="ar_AE"/>
           </w:rPr>
           <w:rPr>
@@ -3643,6 +4515,8 @@
       </w:hyperlink>
       <w:r>
         <w:rPr>
+          <w:rtl/>
+          <w:cs/>
           <w:lang w:val="ar_AE" w:bidi="ar_AE"/>
         </w:rPr>
         <w:t>) عن طريق الكرازة بالأخبار السارة. • والذين يتألمون بسبب إيمانهم سيشتركون أخيرًا في مجد ربنا يسوع المسيح (</w:t>
@@ -3650,6 +4524,8 @@
       <w:hyperlink r:id="rId97">
         <w:r>
           <w:rPr>
+            <w:rtl/>
+            <w:cs/>
             <w:lang w:val="ar_AE" w:bidi="ar_AE"/>
           </w:rPr>
           <w:rPr>
@@ -3661,6 +4537,8 @@
       </w:hyperlink>
       <w:r>
         <w:rPr>
+          <w:rtl/>
+          <w:cs/>
           <w:lang w:val="ar_AE" w:bidi="ar_AE"/>
         </w:rPr>
         <w:t xml:space="preserve">; </w:t>
@@ -3668,6 +4546,8 @@
       <w:hyperlink r:id="rId47">
         <w:r>
           <w:rPr>
+            <w:rtl/>
+            <w:cs/>
             <w:lang w:val="ar_AE" w:bidi="ar_AE"/>
           </w:rPr>
           <w:rPr>
@@ -3679,6 +4559,8 @@
       </w:hyperlink>
       <w:r>
         <w:rPr>
+          <w:rtl/>
+          <w:cs/>
           <w:lang w:val="ar_AE" w:bidi="ar_AE"/>
         </w:rPr>
         <w:t xml:space="preserve">; </w:t>
@@ -3686,6 +4568,8 @@
       <w:hyperlink r:id="rId98">
         <w:r>
           <w:rPr>
+            <w:rtl/>
+            <w:cs/>
             <w:lang w:val="ar_AE" w:bidi="ar_AE"/>
           </w:rPr>
           <w:rPr>
@@ -3697,6 +4581,8 @@
       </w:hyperlink>
       <w:r>
         <w:rPr>
+          <w:rtl/>
+          <w:cs/>
           <w:lang w:val="ar_AE" w:bidi="ar_AE"/>
         </w:rPr>
         <w:t xml:space="preserve">; </w:t>
@@ -3704,6 +4590,8 @@
       <w:hyperlink r:id="rId27">
         <w:r>
           <w:rPr>
+            <w:rtl/>
+            <w:cs/>
             <w:lang w:val="ar_AE" w:bidi="ar_AE"/>
           </w:rPr>
           <w:rPr>
@@ -3715,27 +4603,35 @@
       </w:hyperlink>
       <w:r>
         <w:rPr>
+          <w:rtl/>
+          <w:cs/>
           <w:lang w:val="ar_AE" w:bidi="ar_AE"/>
         </w:rPr>
         <w:t>).</w:t>
       </w:r>
       <w:r>
         <w:rPr>
-          <w:lang w:val="ar_AE" w:bidi="ar_AE"/>
-        </w:rPr>
-      </w:r>
-      <w:r>
-        <w:rPr>
-          <w:lang w:val="ar_AE" w:bidi="ar_AE"/>
-        </w:rPr>
-      </w:r>
-    </w:p>
-    <w:p>
-      <w:pPr>
-        <w:bidi/>
-      </w:pPr>
-      <w:r>
-        <w:rPr>
+          <w:rtl/>
+          <w:cs/>
+          <w:lang w:val="ar_AE" w:bidi="ar_AE"/>
+        </w:rPr>
+      </w:r>
+      <w:r>
+        <w:rPr>
+          <w:rtl/>
+          <w:cs/>
+          <w:lang w:val="ar_AE" w:bidi="ar_AE"/>
+        </w:rPr>
+      </w:r>
+    </w:p>
+    <w:p>
+      <w:pPr>
+        <w:bidi/>
+      </w:pPr>
+      <w:r>
+        <w:rPr>
+          <w:rtl/>
+          <w:cs/>
           <w:lang w:val="ar_AE" w:bidi="ar_AE"/>
         </w:rPr>
       </w:r>
@@ -3747,27 +4643,35 @@
       </w:pPr>
       <w:r>
         <w:rPr>
+          <w:rtl/>
+          <w:cs/>
           <w:lang w:val="ar_AE" w:bidi="ar_AE"/>
         </w:rPr>
         <w:t>2 تسالونيكي 2: 15</w:t>
       </w:r>
       <w:r>
         <w:rPr>
-          <w:lang w:val="ar_AE" w:bidi="ar_AE"/>
-        </w:rPr>
-      </w:r>
-    </w:p>
-    <w:p>
-      <w:pPr>
-        <w:bidi/>
-      </w:pPr>
-      <w:r>
-        <w:rPr>
-          <w:lang w:val="ar_AE" w:bidi="ar_AE"/>
-        </w:rPr>
-      </w:r>
-      <w:r>
-        <w:rPr>
+          <w:rtl/>
+          <w:cs/>
+          <w:lang w:val="ar_AE" w:bidi="ar_AE"/>
+        </w:rPr>
+      </w:r>
+    </w:p>
+    <w:p>
+      <w:pPr>
+        <w:bidi/>
+      </w:pPr>
+      <w:r>
+        <w:rPr>
+          <w:rtl/>
+          <w:cs/>
+          <w:lang w:val="ar_AE" w:bidi="ar_AE"/>
+        </w:rPr>
+      </w:r>
+      <w:r>
+        <w:rPr>
+          <w:rtl/>
+          <w:cs/>
           <w:lang w:val="ar_AE" w:bidi="ar_AE"/>
         </w:rPr>
         <w:t>منذ تأسيس كنيسة تسالونيكي، كان بولس قلقًا بشأن ثبات إيمانهم (</w:t>
@@ -3775,6 +4679,8 @@
       <w:hyperlink r:id="rId99">
         <w:r>
           <w:rPr>
+            <w:rtl/>
+            <w:cs/>
             <w:lang w:val="ar_AE" w:bidi="ar_AE"/>
           </w:rPr>
           <w:rPr>
@@ -3786,6 +4692,8 @@
       </w:hyperlink>
       <w:r>
         <w:rPr>
+          <w:rtl/>
+          <w:cs/>
           <w:lang w:val="ar_AE" w:bidi="ar_AE"/>
         </w:rPr>
         <w:t xml:space="preserve">, </w:t>
@@ -3793,6 +4701,8 @@
       <w:hyperlink r:id="rId100">
         <w:r>
           <w:rPr>
+            <w:rtl/>
+            <w:cs/>
             <w:lang w:val="ar_AE" w:bidi="ar_AE"/>
           </w:rPr>
           <w:rPr>
@@ -3804,6 +4714,8 @@
       </w:hyperlink>
       <w:r>
         <w:rPr>
+          <w:rtl/>
+          <w:cs/>
           <w:lang w:val="ar_AE" w:bidi="ar_AE"/>
         </w:rPr>
         <w:t xml:space="preserve">, </w:t>
@@ -3811,6 +4723,8 @@
       <w:hyperlink r:id="rId101">
         <w:r>
           <w:rPr>
+            <w:rtl/>
+            <w:cs/>
             <w:lang w:val="ar_AE" w:bidi="ar_AE"/>
           </w:rPr>
           <w:rPr>
@@ -3822,6 +4736,8 @@
       </w:hyperlink>
       <w:r>
         <w:rPr>
+          <w:rtl/>
+          <w:cs/>
           <w:lang w:val="ar_AE" w:bidi="ar_AE"/>
         </w:rPr>
         <w:t xml:space="preserve">; </w:t>
@@ -3829,6 +4745,8 @@
       <w:hyperlink r:id="rId102">
         <w:r>
           <w:rPr>
+            <w:rtl/>
+            <w:cs/>
             <w:lang w:val="ar_AE" w:bidi="ar_AE"/>
           </w:rPr>
           <w:rPr>
@@ -3840,6 +4758,8 @@
       </w:hyperlink>
       <w:r>
         <w:rPr>
+          <w:rtl/>
+          <w:cs/>
           <w:lang w:val="ar_AE" w:bidi="ar_AE"/>
         </w:rPr>
         <w:t>) وتمسكهم بتعاليمه (</w:t>
@@ -3847,6 +4767,8 @@
       <w:hyperlink r:id="rId103">
         <w:r>
           <w:rPr>
+            <w:rtl/>
+            <w:cs/>
             <w:lang w:val="ar_AE" w:bidi="ar_AE"/>
           </w:rPr>
           <w:rPr>
@@ -3858,6 +4780,8 @@
       </w:hyperlink>
       <w:r>
         <w:rPr>
+          <w:rtl/>
+          <w:cs/>
           <w:lang w:val="ar_AE" w:bidi="ar_AE"/>
         </w:rPr>
         <w:t xml:space="preserve">; </w:t>
@@ -3865,6 +4789,8 @@
       <w:hyperlink r:id="rId104">
         <w:r>
           <w:rPr>
+            <w:rtl/>
+            <w:cs/>
             <w:lang w:val="ar_AE" w:bidi="ar_AE"/>
           </w:rPr>
           <w:rPr>
@@ -3876,6 +4802,8 @@
       </w:hyperlink>
       <w:r>
         <w:rPr>
+          <w:rtl/>
+          <w:cs/>
           <w:lang w:val="ar_AE" w:bidi="ar_AE"/>
         </w:rPr>
         <w:t xml:space="preserve">; </w:t>
@@ -3883,6 +4811,8 @@
       <w:hyperlink r:id="rId105">
         <w:r>
           <w:rPr>
+            <w:rtl/>
+            <w:cs/>
             <w:lang w:val="ar_AE" w:bidi="ar_AE"/>
           </w:rPr>
           <w:rPr>
@@ -3894,6 +4824,8 @@
       </w:hyperlink>
       <w:r>
         <w:rPr>
+          <w:rtl/>
+          <w:cs/>
           <w:lang w:val="ar_AE" w:bidi="ar_AE"/>
         </w:rPr>
         <w:t xml:space="preserve">; انظر </w:t>
@@ -3901,6 +4833,8 @@
       <w:hyperlink r:id="rId106">
         <w:r>
           <w:rPr>
+            <w:rtl/>
+            <w:cs/>
             <w:lang w:val="ar_AE" w:bidi="ar_AE"/>
           </w:rPr>
           <w:rPr>
@@ -3912,27 +4846,35 @@
       </w:hyperlink>
       <w:r>
         <w:rPr>
+          <w:rtl/>
+          <w:cs/>
           <w:lang w:val="ar_AE" w:bidi="ar_AE"/>
         </w:rPr>
         <w:t>).</w:t>
       </w:r>
       <w:r>
         <w:rPr>
-          <w:lang w:val="ar_AE" w:bidi="ar_AE"/>
-        </w:rPr>
-      </w:r>
-      <w:r>
-        <w:rPr>
-          <w:lang w:val="ar_AE" w:bidi="ar_AE"/>
-        </w:rPr>
-      </w:r>
-    </w:p>
-    <w:p>
-      <w:pPr>
-        <w:bidi/>
-      </w:pPr>
-      <w:r>
-        <w:rPr>
+          <w:rtl/>
+          <w:cs/>
+          <w:lang w:val="ar_AE" w:bidi="ar_AE"/>
+        </w:rPr>
+      </w:r>
+      <w:r>
+        <w:rPr>
+          <w:rtl/>
+          <w:cs/>
+          <w:lang w:val="ar_AE" w:bidi="ar_AE"/>
+        </w:rPr>
+      </w:r>
+    </w:p>
+    <w:p>
+      <w:pPr>
+        <w:bidi/>
+      </w:pPr>
+      <w:r>
+        <w:rPr>
+          <w:rtl/>
+          <w:cs/>
           <w:lang w:val="ar_AE" w:bidi="ar_AE"/>
         </w:rPr>
       </w:r>
@@ -3944,48 +4886,62 @@
       </w:pPr>
       <w:r>
         <w:rPr>
+          <w:rtl/>
+          <w:cs/>
           <w:lang w:val="ar_AE" w:bidi="ar_AE"/>
         </w:rPr>
         <w:t>2 تسالونيكي 2: 16</w:t>
       </w:r>
       <w:r>
         <w:rPr>
-          <w:lang w:val="ar_AE" w:bidi="ar_AE"/>
-        </w:rPr>
-      </w:r>
-    </w:p>
-    <w:p>
-      <w:pPr>
-        <w:bidi/>
-      </w:pPr>
-      <w:r>
-        <w:rPr>
-          <w:lang w:val="ar_AE" w:bidi="ar_AE"/>
-        </w:rPr>
-      </w:r>
-      <w:r>
-        <w:rPr>
+          <w:rtl/>
+          <w:cs/>
+          <w:lang w:val="ar_AE" w:bidi="ar_AE"/>
+        </w:rPr>
+      </w:r>
+    </w:p>
+    <w:p>
+      <w:pPr>
+        <w:bidi/>
+      </w:pPr>
+      <w:r>
+        <w:rPr>
+          <w:rtl/>
+          <w:cs/>
+          <w:lang w:val="ar_AE" w:bidi="ar_AE"/>
+        </w:rPr>
+      </w:r>
+      <w:r>
+        <w:rPr>
+          <w:rtl/>
+          <w:cs/>
           <w:lang w:val="ar_AE" w:bidi="ar_AE"/>
         </w:rPr>
         <w:t>يرتفع العزاء الأبدي والرجاء على الموت وعدم اليقين بشأن المستقبل القريب.</w:t>
       </w:r>
       <w:r>
         <w:rPr>
-          <w:lang w:val="ar_AE" w:bidi="ar_AE"/>
-        </w:rPr>
-      </w:r>
-      <w:r>
-        <w:rPr>
-          <w:lang w:val="ar_AE" w:bidi="ar_AE"/>
-        </w:rPr>
-      </w:r>
-    </w:p>
-    <w:p>
-      <w:pPr>
-        <w:bidi/>
-      </w:pPr>
-      <w:r>
-        <w:rPr>
+          <w:rtl/>
+          <w:cs/>
+          <w:lang w:val="ar_AE" w:bidi="ar_AE"/>
+        </w:rPr>
+      </w:r>
+      <w:r>
+        <w:rPr>
+          <w:rtl/>
+          <w:cs/>
+          <w:lang w:val="ar_AE" w:bidi="ar_AE"/>
+        </w:rPr>
+      </w:r>
+    </w:p>
+    <w:p>
+      <w:pPr>
+        <w:bidi/>
+      </w:pPr>
+      <w:r>
+        <w:rPr>
+          <w:rtl/>
+          <w:cs/>
           <w:lang w:val="ar_AE" w:bidi="ar_AE"/>
         </w:rPr>
       </w:r>
@@ -3997,27 +4953,35 @@
       </w:pPr>
       <w:r>
         <w:rPr>
+          <w:rtl/>
+          <w:cs/>
           <w:lang w:val="ar_AE" w:bidi="ar_AE"/>
         </w:rPr>
         <w:t>2 تسالونيكي 2: 17</w:t>
       </w:r>
       <w:r>
         <w:rPr>
-          <w:lang w:val="ar_AE" w:bidi="ar_AE"/>
-        </w:rPr>
-      </w:r>
-    </w:p>
-    <w:p>
-      <w:pPr>
-        <w:bidi/>
-      </w:pPr>
-      <w:r>
-        <w:rPr>
-          <w:lang w:val="ar_AE" w:bidi="ar_AE"/>
-        </w:rPr>
-      </w:r>
-      <w:r>
-        <w:rPr>
+          <w:rtl/>
+          <w:cs/>
+          <w:lang w:val="ar_AE" w:bidi="ar_AE"/>
+        </w:rPr>
+      </w:r>
+    </w:p>
+    <w:p>
+      <w:pPr>
+        <w:bidi/>
+      </w:pPr>
+      <w:r>
+        <w:rPr>
+          <w:rtl/>
+          <w:cs/>
+          <w:lang w:val="ar_AE" w:bidi="ar_AE"/>
+        </w:rPr>
+      </w:r>
+      <w:r>
+        <w:rPr>
+          <w:rtl/>
+          <w:cs/>
           <w:lang w:val="ar_AE" w:bidi="ar_AE"/>
         </w:rPr>
         <w:t>تعكس صلاة بولس هدف زيارة تيموثاوس للكنيسة—لتقوية وتعزية المؤمنين في تسالونيكي في إيمانهم (</w:t>
@@ -4025,6 +4989,8 @@
       <w:hyperlink r:id="rId99">
         <w:r>
           <w:rPr>
+            <w:rtl/>
+            <w:cs/>
             <w:lang w:val="ar_AE" w:bidi="ar_AE"/>
           </w:rPr>
           <w:rPr>
@@ -4036,6 +5002,8 @@
       </w:hyperlink>
       <w:r>
         <w:rPr>
+          <w:rtl/>
+          <w:cs/>
           <w:lang w:val="ar_AE" w:bidi="ar_AE"/>
         </w:rPr>
         <w:t xml:space="preserve">). • تعزيتكم لا تعني فقط </w:t>
@@ -4043,12 +5011,16 @@
       <w:r>
         <w:rPr>
           <w:i/>
+          <w:rtl/>
+          <w:cs/>
           <w:lang w:val="ar_AE" w:bidi="ar_AE"/>
         </w:rPr>
         <w:t>المواساة،</w:t>
       </w:r>
       <w:r>
         <w:rPr>
+          <w:rtl/>
+          <w:cs/>
           <w:lang w:val="ar_AE" w:bidi="ar_AE"/>
         </w:rPr>
         <w:t xml:space="preserve"> بل تشمل </w:t>
@@ -4056,12 +5028,16 @@
       <w:r>
         <w:rPr>
           <w:i/>
+          <w:rtl/>
+          <w:cs/>
           <w:lang w:val="ar_AE" w:bidi="ar_AE"/>
         </w:rPr>
         <w:t>النصح</w:t>
       </w:r>
       <w:r>
         <w:rPr>
+          <w:rtl/>
+          <w:cs/>
           <w:lang w:val="ar_AE" w:bidi="ar_AE"/>
         </w:rPr>
         <w:t xml:space="preserve"> أو </w:t>
@@ -4069,12 +5045,16 @@
       <w:r>
         <w:rPr>
           <w:i/>
+          <w:rtl/>
+          <w:cs/>
           <w:lang w:val="ar_AE" w:bidi="ar_AE"/>
         </w:rPr>
         <w:t>التشجيع</w:t>
       </w:r>
       <w:r>
         <w:rPr>
+          <w:rtl/>
+          <w:cs/>
           <w:lang w:val="ar_AE" w:bidi="ar_AE"/>
         </w:rPr>
         <w:t xml:space="preserve"> لهم بسبب مخاوفهم وشكوكهم (</w:t>
@@ -4082,6 +5062,8 @@
       <w:hyperlink r:id="rId107">
         <w:r>
           <w:rPr>
+            <w:rtl/>
+            <w:cs/>
             <w:lang w:val="ar_AE" w:bidi="ar_AE"/>
           </w:rPr>
           <w:rPr>
@@ -4093,6 +5075,8 @@
       </w:hyperlink>
       <w:r>
         <w:rPr>
+          <w:rtl/>
+          <w:cs/>
           <w:lang w:val="ar_AE" w:bidi="ar_AE"/>
         </w:rPr>
         <w:t xml:space="preserve">; </w:t>
@@ -4100,6 +5084,8 @@
       <w:hyperlink r:id="rId108">
         <w:r>
           <w:rPr>
+            <w:rtl/>
+            <w:cs/>
             <w:lang w:val="ar_AE" w:bidi="ar_AE"/>
           </w:rPr>
           <w:rPr>
@@ -4111,6 +5097,8 @@
       </w:hyperlink>
       <w:r>
         <w:rPr>
+          <w:rtl/>
+          <w:cs/>
           <w:lang w:val="ar_AE" w:bidi="ar_AE"/>
         </w:rPr>
         <w:t xml:space="preserve">; </w:t>
@@ -4118,6 +5106,8 @@
       <w:hyperlink r:id="rId109">
         <w:r>
           <w:rPr>
+            <w:rtl/>
+            <w:cs/>
             <w:lang w:val="ar_AE" w:bidi="ar_AE"/>
           </w:rPr>
           <w:rPr>
@@ -4129,27 +5119,35 @@
       </w:hyperlink>
       <w:r>
         <w:rPr>
+          <w:rtl/>
+          <w:cs/>
           <w:lang w:val="ar_AE" w:bidi="ar_AE"/>
         </w:rPr>
         <w:t>).</w:t>
       </w:r>
       <w:r>
         <w:rPr>
-          <w:lang w:val="ar_AE" w:bidi="ar_AE"/>
-        </w:rPr>
-      </w:r>
-      <w:r>
-        <w:rPr>
-          <w:lang w:val="ar_AE" w:bidi="ar_AE"/>
-        </w:rPr>
-      </w:r>
-    </w:p>
-    <w:p>
-      <w:pPr>
-        <w:bidi/>
-      </w:pPr>
-      <w:r>
-        <w:rPr>
+          <w:rtl/>
+          <w:cs/>
+          <w:lang w:val="ar_AE" w:bidi="ar_AE"/>
+        </w:rPr>
+      </w:r>
+      <w:r>
+        <w:rPr>
+          <w:rtl/>
+          <w:cs/>
+          <w:lang w:val="ar_AE" w:bidi="ar_AE"/>
+        </w:rPr>
+      </w:r>
+    </w:p>
+    <w:p>
+      <w:pPr>
+        <w:bidi/>
+      </w:pPr>
+      <w:r>
+        <w:rPr>
+          <w:rtl/>
+          <w:cs/>
           <w:lang w:val="ar_AE" w:bidi="ar_AE"/>
         </w:rPr>
       </w:r>
@@ -4161,27 +5159,35 @@
       </w:pPr>
       <w:r>
         <w:rPr>
+          <w:rtl/>
+          <w:cs/>
           <w:lang w:val="ar_AE" w:bidi="ar_AE"/>
         </w:rPr>
         <w:t>2 تسالونيكي 3: 1</w:t>
       </w:r>
       <w:r>
         <w:rPr>
-          <w:lang w:val="ar_AE" w:bidi="ar_AE"/>
-        </w:rPr>
-      </w:r>
-    </w:p>
-    <w:p>
-      <w:pPr>
-        <w:bidi/>
-      </w:pPr>
-      <w:r>
-        <w:rPr>
-          <w:lang w:val="ar_AE" w:bidi="ar_AE"/>
-        </w:rPr>
-      </w:r>
-      <w:r>
-        <w:rPr>
+          <w:rtl/>
+          <w:cs/>
+          <w:lang w:val="ar_AE" w:bidi="ar_AE"/>
+        </w:rPr>
+      </w:r>
+    </w:p>
+    <w:p>
+      <w:pPr>
+        <w:bidi/>
+      </w:pPr>
+      <w:r>
+        <w:rPr>
+          <w:rtl/>
+          <w:cs/>
+          <w:lang w:val="ar_AE" w:bidi="ar_AE"/>
+        </w:rPr>
+      </w:r>
+      <w:r>
+        <w:rPr>
+          <w:rtl/>
+          <w:cs/>
           <w:lang w:val="ar_AE" w:bidi="ar_AE"/>
         </w:rPr>
         <w:t xml:space="preserve">صَلُّوا : الصلاة من أجل انتشار الإنجيل بسرعة كما هو مذكور في </w:t>
@@ -4189,6 +5195,8 @@
       <w:hyperlink r:id="rId110">
         <w:r>
           <w:rPr>
+            <w:rtl/>
+            <w:cs/>
             <w:lang w:val="ar_AE" w:bidi="ar_AE"/>
           </w:rPr>
           <w:rPr>
@@ -4200,6 +5208,8 @@
       </w:hyperlink>
       <w:r>
         <w:rPr>
+          <w:rtl/>
+          <w:cs/>
           <w:lang w:val="ar_AE" w:bidi="ar_AE"/>
         </w:rPr>
         <w:t xml:space="preserve">. يدمج بولس هذه الصورة مع الإشارة إلى الألعاب (انظر </w:t>
@@ -4207,6 +5217,8 @@
       <w:hyperlink r:id="rId111">
         <w:r>
           <w:rPr>
+            <w:rtl/>
+            <w:cs/>
             <w:lang w:val="ar_AE" w:bidi="ar_AE"/>
           </w:rPr>
           <w:rPr>
@@ -4218,6 +5230,8 @@
       </w:hyperlink>
       <w:r>
         <w:rPr>
+          <w:rtl/>
+          <w:cs/>
           <w:lang w:val="ar_AE" w:bidi="ar_AE"/>
         </w:rPr>
         <w:t xml:space="preserve">; </w:t>
@@ -4225,6 +5239,8 @@
       <w:hyperlink r:id="rId112">
         <w:r>
           <w:rPr>
+            <w:rtl/>
+            <w:cs/>
             <w:lang w:val="ar_AE" w:bidi="ar_AE"/>
           </w:rPr>
           <w:rPr>
@@ -4236,27 +5252,35 @@
       </w:hyperlink>
       <w:r>
         <w:rPr>
+          <w:rtl/>
+          <w:cs/>
           <w:lang w:val="ar_AE" w:bidi="ar_AE"/>
         </w:rPr>
         <w:t>) حيث كان يتم تكريم الفائز.</w:t>
       </w:r>
       <w:r>
         <w:rPr>
-          <w:lang w:val="ar_AE" w:bidi="ar_AE"/>
-        </w:rPr>
-      </w:r>
-      <w:r>
-        <w:rPr>
-          <w:lang w:val="ar_AE" w:bidi="ar_AE"/>
-        </w:rPr>
-      </w:r>
-    </w:p>
-    <w:p>
-      <w:pPr>
-        <w:bidi/>
-      </w:pPr>
-      <w:r>
-        <w:rPr>
+          <w:rtl/>
+          <w:cs/>
+          <w:lang w:val="ar_AE" w:bidi="ar_AE"/>
+        </w:rPr>
+      </w:r>
+      <w:r>
+        <w:rPr>
+          <w:rtl/>
+          <w:cs/>
+          <w:lang w:val="ar_AE" w:bidi="ar_AE"/>
+        </w:rPr>
+      </w:r>
+    </w:p>
+    <w:p>
+      <w:pPr>
+        <w:bidi/>
+      </w:pPr>
+      <w:r>
+        <w:rPr>
+          <w:rtl/>
+          <w:cs/>
           <w:lang w:val="ar_AE" w:bidi="ar_AE"/>
         </w:rPr>
       </w:r>
@@ -4268,27 +5292,35 @@
       </w:pPr>
       <w:r>
         <w:rPr>
+          <w:rtl/>
+          <w:cs/>
           <w:lang w:val="ar_AE" w:bidi="ar_AE"/>
         </w:rPr>
         <w:t>2 تسالونيكي 3: 1–5</w:t>
       </w:r>
       <w:r>
         <w:rPr>
-          <w:lang w:val="ar_AE" w:bidi="ar_AE"/>
-        </w:rPr>
-      </w:r>
-    </w:p>
-    <w:p>
-      <w:pPr>
-        <w:bidi/>
-      </w:pPr>
-      <w:r>
-        <w:rPr>
-          <w:lang w:val="ar_AE" w:bidi="ar_AE"/>
-        </w:rPr>
-      </w:r>
-      <w:r>
-        <w:rPr>
+          <w:rtl/>
+          <w:cs/>
+          <w:lang w:val="ar_AE" w:bidi="ar_AE"/>
+        </w:rPr>
+      </w:r>
+    </w:p>
+    <w:p>
+      <w:pPr>
+        <w:bidi/>
+      </w:pPr>
+      <w:r>
+        <w:rPr>
+          <w:rtl/>
+          <w:cs/>
+          <w:lang w:val="ar_AE" w:bidi="ar_AE"/>
+        </w:rPr>
+      </w:r>
+      <w:r>
+        <w:rPr>
+          <w:rtl/>
+          <w:cs/>
           <w:lang w:val="ar_AE" w:bidi="ar_AE"/>
         </w:rPr>
         <w:t>قبل التطرق إلى الموضوع النهائي للرسالة (</w:t>
@@ -4296,6 +5328,8 @@
       <w:hyperlink r:id="rId113">
         <w:r>
           <w:rPr>
+            <w:rtl/>
+            <w:cs/>
             <w:lang w:val="ar_AE" w:bidi="ar_AE"/>
           </w:rPr>
           <w:rPr>
@@ -4307,6 +5341,8 @@
       </w:hyperlink>
       <w:r>
         <w:rPr>
+          <w:rtl/>
+          <w:cs/>
           <w:lang w:val="ar_AE" w:bidi="ar_AE"/>
         </w:rPr>
         <w:t>)، يطلب بولس الصلاة (</w:t>
@@ -4314,6 +5350,8 @@
       <w:hyperlink r:id="rId114">
         <w:r>
           <w:rPr>
+            <w:rtl/>
+            <w:cs/>
             <w:lang w:val="ar_AE" w:bidi="ar_AE"/>
           </w:rPr>
           <w:rPr>
@@ -4325,6 +5363,8 @@
       </w:hyperlink>
       <w:r>
         <w:rPr>
+          <w:rtl/>
+          <w:cs/>
           <w:lang w:val="ar_AE" w:bidi="ar_AE"/>
         </w:rPr>
         <w:t>) ويؤكد لأهل تسالونيكي على رعاية الله في مواجهة الصعوبات (</w:t>
@@ -4332,6 +5372,8 @@
       <w:hyperlink r:id="rId115">
         <w:r>
           <w:rPr>
+            <w:rtl/>
+            <w:cs/>
             <w:lang w:val="ar_AE" w:bidi="ar_AE"/>
           </w:rPr>
           <w:rPr>
@@ -4343,27 +5385,35 @@
       </w:hyperlink>
       <w:r>
         <w:rPr>
+          <w:rtl/>
+          <w:cs/>
           <w:lang w:val="ar_AE" w:bidi="ar_AE"/>
         </w:rPr>
         <w:t>).</w:t>
       </w:r>
       <w:r>
         <w:rPr>
-          <w:lang w:val="ar_AE" w:bidi="ar_AE"/>
-        </w:rPr>
-      </w:r>
-      <w:r>
-        <w:rPr>
-          <w:lang w:val="ar_AE" w:bidi="ar_AE"/>
-        </w:rPr>
-      </w:r>
-    </w:p>
-    <w:p>
-      <w:pPr>
-        <w:bidi/>
-      </w:pPr>
-      <w:r>
-        <w:rPr>
+          <w:rtl/>
+          <w:cs/>
+          <w:lang w:val="ar_AE" w:bidi="ar_AE"/>
+        </w:rPr>
+      </w:r>
+      <w:r>
+        <w:rPr>
+          <w:rtl/>
+          <w:cs/>
+          <w:lang w:val="ar_AE" w:bidi="ar_AE"/>
+        </w:rPr>
+      </w:r>
+    </w:p>
+    <w:p>
+      <w:pPr>
+        <w:bidi/>
+      </w:pPr>
+      <w:r>
+        <w:rPr>
+          <w:rtl/>
+          <w:cs/>
           <w:lang w:val="ar_AE" w:bidi="ar_AE"/>
         </w:rPr>
       </w:r>
@@ -4375,27 +5425,35 @@
       </w:pPr>
       <w:r>
         <w:rPr>
+          <w:rtl/>
+          <w:cs/>
           <w:lang w:val="ar_AE" w:bidi="ar_AE"/>
         </w:rPr>
         <w:t>2 تسالونيكي 3: 2</w:t>
       </w:r>
       <w:r>
         <w:rPr>
-          <w:lang w:val="ar_AE" w:bidi="ar_AE"/>
-        </w:rPr>
-      </w:r>
-    </w:p>
-    <w:p>
-      <w:pPr>
-        <w:bidi/>
-      </w:pPr>
-      <w:r>
-        <w:rPr>
-          <w:lang w:val="ar_AE" w:bidi="ar_AE"/>
-        </w:rPr>
-      </w:r>
-      <w:r>
-        <w:rPr>
+          <w:rtl/>
+          <w:cs/>
+          <w:lang w:val="ar_AE" w:bidi="ar_AE"/>
+        </w:rPr>
+      </w:r>
+    </w:p>
+    <w:p>
+      <w:pPr>
+        <w:bidi/>
+      </w:pPr>
+      <w:r>
+        <w:rPr>
+          <w:rtl/>
+          <w:cs/>
+          <w:lang w:val="ar_AE" w:bidi="ar_AE"/>
+        </w:rPr>
+      </w:r>
+      <w:r>
+        <w:rPr>
+          <w:rtl/>
+          <w:cs/>
           <w:lang w:val="ar_AE" w:bidi="ar_AE"/>
         </w:rPr>
         <w:t>لقد عانى بولس أيضًا من أجل الأخبار السارة (</w:t>
@@ -4403,6 +5461,8 @@
       <w:hyperlink r:id="rId116">
         <w:r>
           <w:rPr>
+            <w:rtl/>
+            <w:cs/>
             <w:lang w:val="ar_AE" w:bidi="ar_AE"/>
           </w:rPr>
           <w:rPr>
@@ -4414,6 +5474,8 @@
       </w:hyperlink>
       <w:r>
         <w:rPr>
+          <w:rtl/>
+          <w:cs/>
           <w:lang w:val="ar_AE" w:bidi="ar_AE"/>
         </w:rPr>
         <w:t xml:space="preserve">; </w:t>
@@ -4421,6 +5483,8 @@
       <w:hyperlink r:id="rId117">
         <w:r>
           <w:rPr>
+            <w:rtl/>
+            <w:cs/>
             <w:lang w:val="ar_AE" w:bidi="ar_AE"/>
           </w:rPr>
           <w:rPr>
@@ -4432,6 +5496,8 @@
       </w:hyperlink>
       <w:r>
         <w:rPr>
+          <w:rtl/>
+          <w:cs/>
           <w:lang w:val="ar_AE" w:bidi="ar_AE"/>
         </w:rPr>
         <w:t xml:space="preserve">; </w:t>
@@ -4439,6 +5505,8 @@
       <w:hyperlink r:id="rId118">
         <w:r>
           <w:rPr>
+            <w:rtl/>
+            <w:cs/>
             <w:lang w:val="ar_AE" w:bidi="ar_AE"/>
           </w:rPr>
           <w:rPr>
@@ -4450,6 +5518,8 @@
       </w:hyperlink>
       <w:r>
         <w:rPr>
+          <w:rtl/>
+          <w:cs/>
           <w:lang w:val="ar_AE" w:bidi="ar_AE"/>
         </w:rPr>
         <w:t xml:space="preserve">). وكانت صلاته لكي ينُقّذ تردد صدى </w:t>
@@ -4457,6 +5527,8 @@
       <w:hyperlink r:id="rId119">
         <w:r>
           <w:rPr>
+            <w:rtl/>
+            <w:cs/>
             <w:lang w:val="ar_AE" w:bidi="ar_AE"/>
           </w:rPr>
           <w:rPr>
@@ -4468,27 +5540,35 @@
       </w:hyperlink>
       <w:r>
         <w:rPr>
+          <w:rtl/>
+          <w:cs/>
           <w:lang w:val="ar_AE" w:bidi="ar_AE"/>
         </w:rPr>
         <w:t>.</w:t>
       </w:r>
       <w:r>
         <w:rPr>
-          <w:lang w:val="ar_AE" w:bidi="ar_AE"/>
-        </w:rPr>
-      </w:r>
-      <w:r>
-        <w:rPr>
-          <w:lang w:val="ar_AE" w:bidi="ar_AE"/>
-        </w:rPr>
-      </w:r>
-    </w:p>
-    <w:p>
-      <w:pPr>
-        <w:bidi/>
-      </w:pPr>
-      <w:r>
-        <w:rPr>
+          <w:rtl/>
+          <w:cs/>
+          <w:lang w:val="ar_AE" w:bidi="ar_AE"/>
+        </w:rPr>
+      </w:r>
+      <w:r>
+        <w:rPr>
+          <w:rtl/>
+          <w:cs/>
+          <w:lang w:val="ar_AE" w:bidi="ar_AE"/>
+        </w:rPr>
+      </w:r>
+    </w:p>
+    <w:p>
+      <w:pPr>
+        <w:bidi/>
+      </w:pPr>
+      <w:r>
+        <w:rPr>
+          <w:rtl/>
+          <w:cs/>
           <w:lang w:val="ar_AE" w:bidi="ar_AE"/>
         </w:rPr>
       </w:r>
@@ -4500,27 +5580,35 @@
       </w:pPr>
       <w:r>
         <w:rPr>
+          <w:rtl/>
+          <w:cs/>
           <w:lang w:val="ar_AE" w:bidi="ar_AE"/>
         </w:rPr>
         <w:t>2 تسالونيكي 3: 3</w:t>
       </w:r>
       <w:r>
         <w:rPr>
-          <w:lang w:val="ar_AE" w:bidi="ar_AE"/>
-        </w:rPr>
-      </w:r>
-    </w:p>
-    <w:p>
-      <w:pPr>
-        <w:bidi/>
-      </w:pPr>
-      <w:r>
-        <w:rPr>
-          <w:lang w:val="ar_AE" w:bidi="ar_AE"/>
-        </w:rPr>
-      </w:r>
-      <w:r>
-        <w:rPr>
+          <w:rtl/>
+          <w:cs/>
+          <w:lang w:val="ar_AE" w:bidi="ar_AE"/>
+        </w:rPr>
+      </w:r>
+    </w:p>
+    <w:p>
+      <w:pPr>
+        <w:bidi/>
+      </w:pPr>
+      <w:r>
+        <w:rPr>
+          <w:rtl/>
+          <w:cs/>
+          <w:lang w:val="ar_AE" w:bidi="ar_AE"/>
+        </w:rPr>
+      </w:r>
+      <w:r>
+        <w:rPr>
+          <w:rtl/>
+          <w:cs/>
           <w:lang w:val="ar_AE" w:bidi="ar_AE"/>
         </w:rPr>
         <w:t xml:space="preserve">المعاناة التي واجهها أهل تسالونيكي كانت بسبب الشرير (أو بسبب </w:t>
@@ -4528,12 +5616,16 @@
       <w:r>
         <w:rPr>
           <w:i/>
+          <w:rtl/>
+          <w:cs/>
           <w:lang w:val="ar_AE" w:bidi="ar_AE"/>
         </w:rPr>
         <w:t>الشر</w:t>
       </w:r>
       <w:r>
         <w:rPr>
+          <w:rtl/>
+          <w:cs/>
           <w:lang w:val="ar_AE" w:bidi="ar_AE"/>
         </w:rPr>
         <w:t xml:space="preserve">; انظر </w:t>
@@ -4541,6 +5633,8 @@
       <w:hyperlink r:id="rId75">
         <w:r>
           <w:rPr>
+            <w:rtl/>
+            <w:cs/>
             <w:lang w:val="ar_AE" w:bidi="ar_AE"/>
           </w:rPr>
           <w:rPr>
@@ -4552,6 +5646,8 @@
       </w:hyperlink>
       <w:r>
         <w:rPr>
+          <w:rtl/>
+          <w:cs/>
           <w:lang w:val="ar_AE" w:bidi="ar_AE"/>
         </w:rPr>
         <w:t xml:space="preserve">; قارن </w:t>
@@ -4559,6 +5655,8 @@
       <w:hyperlink r:id="rId120">
         <w:r>
           <w:rPr>
+            <w:rtl/>
+            <w:cs/>
             <w:lang w:val="ar_AE" w:bidi="ar_AE"/>
           </w:rPr>
           <w:rPr>
@@ -4570,6 +5668,8 @@
       </w:hyperlink>
       <w:r>
         <w:rPr>
+          <w:rtl/>
+          <w:cs/>
           <w:lang w:val="ar_AE" w:bidi="ar_AE"/>
         </w:rPr>
         <w:t xml:space="preserve">; </w:t>
@@ -4577,6 +5677,8 @@
       <w:hyperlink r:id="rId22">
         <w:r>
           <w:rPr>
+            <w:rtl/>
+            <w:cs/>
             <w:lang w:val="ar_AE" w:bidi="ar_AE"/>
           </w:rPr>
           <w:rPr>
@@ -4588,6 +5690,8 @@
       </w:hyperlink>
       <w:r>
         <w:rPr>
+          <w:rtl/>
+          <w:cs/>
           <w:lang w:val="ar_AE" w:bidi="ar_AE"/>
         </w:rPr>
         <w:t xml:space="preserve">; </w:t>
@@ -4595,6 +5699,8 @@
       <w:hyperlink r:id="rId23">
         <w:r>
           <w:rPr>
+            <w:rtl/>
+            <w:cs/>
             <w:lang w:val="ar_AE" w:bidi="ar_AE"/>
           </w:rPr>
           <w:rPr>
@@ -4606,27 +5712,35 @@
       </w:hyperlink>
       <w:r>
         <w:rPr>
+          <w:rtl/>
+          <w:cs/>
           <w:lang w:val="ar_AE" w:bidi="ar_AE"/>
         </w:rPr>
         <w:t>).</w:t>
       </w:r>
       <w:r>
         <w:rPr>
-          <w:lang w:val="ar_AE" w:bidi="ar_AE"/>
-        </w:rPr>
-      </w:r>
-      <w:r>
-        <w:rPr>
-          <w:lang w:val="ar_AE" w:bidi="ar_AE"/>
-        </w:rPr>
-      </w:r>
-    </w:p>
-    <w:p>
-      <w:pPr>
-        <w:bidi/>
-      </w:pPr>
-      <w:r>
-        <w:rPr>
+          <w:rtl/>
+          <w:cs/>
+          <w:lang w:val="ar_AE" w:bidi="ar_AE"/>
+        </w:rPr>
+      </w:r>
+      <w:r>
+        <w:rPr>
+          <w:rtl/>
+          <w:cs/>
+          <w:lang w:val="ar_AE" w:bidi="ar_AE"/>
+        </w:rPr>
+      </w:r>
+    </w:p>
+    <w:p>
+      <w:pPr>
+        <w:bidi/>
+      </w:pPr>
+      <w:r>
+        <w:rPr>
+          <w:rtl/>
+          <w:cs/>
           <w:lang w:val="ar_AE" w:bidi="ar_AE"/>
         </w:rPr>
       </w:r>
@@ -4638,27 +5752,35 @@
       </w:pPr>
       <w:r>
         <w:rPr>
+          <w:rtl/>
+          <w:cs/>
           <w:lang w:val="ar_AE" w:bidi="ar_AE"/>
         </w:rPr>
         <w:t>2 تسالونيكي 3: 5</w:t>
       </w:r>
       <w:r>
         <w:rPr>
-          <w:lang w:val="ar_AE" w:bidi="ar_AE"/>
-        </w:rPr>
-      </w:r>
-    </w:p>
-    <w:p>
-      <w:pPr>
-        <w:bidi/>
-      </w:pPr>
-      <w:r>
-        <w:rPr>
-          <w:lang w:val="ar_AE" w:bidi="ar_AE"/>
-        </w:rPr>
-      </w:r>
-      <w:r>
-        <w:rPr>
+          <w:rtl/>
+          <w:cs/>
+          <w:lang w:val="ar_AE" w:bidi="ar_AE"/>
+        </w:rPr>
+      </w:r>
+    </w:p>
+    <w:p>
+      <w:pPr>
+        <w:bidi/>
+      </w:pPr>
+      <w:r>
+        <w:rPr>
+          <w:rtl/>
+          <w:cs/>
+          <w:lang w:val="ar_AE" w:bidi="ar_AE"/>
+        </w:rPr>
+      </w:r>
+      <w:r>
+        <w:rPr>
+          <w:rtl/>
+          <w:cs/>
           <w:lang w:val="ar_AE" w:bidi="ar_AE"/>
         </w:rPr>
         <w:t xml:space="preserve">الصلاة بأن يهدي الرب قلوبهم (بمعنى </w:t>
@@ -4666,12 +5788,16 @@
       <w:r>
         <w:rPr>
           <w:i/>
+          <w:rtl/>
+          <w:cs/>
           <w:lang w:val="ar_AE" w:bidi="ar_AE"/>
         </w:rPr>
         <w:t>يجعلها مستقيمة</w:t>
       </w:r>
       <w:r>
         <w:rPr>
+          <w:rtl/>
+          <w:cs/>
           <w:lang w:val="ar_AE" w:bidi="ar_AE"/>
         </w:rPr>
         <w:t>) تعكس تعبيرًا من العهد القديم (</w:t>
@@ -4679,6 +5805,8 @@
       <w:hyperlink r:id="rId121">
         <w:r>
           <w:rPr>
+            <w:rtl/>
+            <w:cs/>
             <w:lang w:val="ar_AE" w:bidi="ar_AE"/>
           </w:rPr>
           <w:rPr>
@@ -4690,6 +5818,8 @@
       </w:hyperlink>
       <w:r>
         <w:rPr>
+          <w:rtl/>
+          <w:cs/>
           <w:lang w:val="ar_AE" w:bidi="ar_AE"/>
         </w:rPr>
         <w:t xml:space="preserve">; </w:t>
@@ -4697,6 +5827,8 @@
       <w:hyperlink r:id="rId122">
         <w:r>
           <w:rPr>
+            <w:rtl/>
+            <w:cs/>
             <w:lang w:val="ar_AE" w:bidi="ar_AE"/>
           </w:rPr>
           <w:rPr>
@@ -4708,27 +5840,35 @@
       </w:hyperlink>
       <w:r>
         <w:rPr>
+          <w:rtl/>
+          <w:cs/>
           <w:lang w:val="ar_AE" w:bidi="ar_AE"/>
         </w:rPr>
         <w:t>). يُنتظر من المؤمنين أن يحبوا كما يحب الله وأن يمارسوا الصبر كما صبر المسيح.</w:t>
       </w:r>
       <w:r>
         <w:rPr>
-          <w:lang w:val="ar_AE" w:bidi="ar_AE"/>
-        </w:rPr>
-      </w:r>
-      <w:r>
-        <w:rPr>
-          <w:lang w:val="ar_AE" w:bidi="ar_AE"/>
-        </w:rPr>
-      </w:r>
-    </w:p>
-    <w:p>
-      <w:pPr>
-        <w:bidi/>
-      </w:pPr>
-      <w:r>
-        <w:rPr>
+          <w:rtl/>
+          <w:cs/>
+          <w:lang w:val="ar_AE" w:bidi="ar_AE"/>
+        </w:rPr>
+      </w:r>
+      <w:r>
+        <w:rPr>
+          <w:rtl/>
+          <w:cs/>
+          <w:lang w:val="ar_AE" w:bidi="ar_AE"/>
+        </w:rPr>
+      </w:r>
+    </w:p>
+    <w:p>
+      <w:pPr>
+        <w:bidi/>
+      </w:pPr>
+      <w:r>
+        <w:rPr>
+          <w:rtl/>
+          <w:cs/>
           <w:lang w:val="ar_AE" w:bidi="ar_AE"/>
         </w:rPr>
       </w:r>
@@ -4740,27 +5880,35 @@
       </w:pPr>
       <w:r>
         <w:rPr>
+          <w:rtl/>
+          <w:cs/>
           <w:lang w:val="ar_AE" w:bidi="ar_AE"/>
         </w:rPr>
         <w:t>2 تسالونيكي 3: 6</w:t>
       </w:r>
       <w:r>
         <w:rPr>
-          <w:lang w:val="ar_AE" w:bidi="ar_AE"/>
-        </w:rPr>
-      </w:r>
-    </w:p>
-    <w:p>
-      <w:pPr>
-        <w:bidi/>
-      </w:pPr>
-      <w:r>
-        <w:rPr>
-          <w:lang w:val="ar_AE" w:bidi="ar_AE"/>
-        </w:rPr>
-      </w:r>
-      <w:r>
-        <w:rPr>
+          <w:rtl/>
+          <w:cs/>
+          <w:lang w:val="ar_AE" w:bidi="ar_AE"/>
+        </w:rPr>
+      </w:r>
+    </w:p>
+    <w:p>
+      <w:pPr>
+        <w:bidi/>
+      </w:pPr>
+      <w:r>
+        <w:rPr>
+          <w:rtl/>
+          <w:cs/>
+          <w:lang w:val="ar_AE" w:bidi="ar_AE"/>
+        </w:rPr>
+      </w:r>
+      <w:r>
+        <w:rPr>
+          <w:rtl/>
+          <w:cs/>
           <w:lang w:val="ar_AE" w:bidi="ar_AE"/>
         </w:rPr>
         <w:t>يُوصيهم بولس بسلطان الرب يسوع المسيح (</w:t>
@@ -4768,6 +5916,8 @@
       <w:hyperlink r:id="rId123">
         <w:r>
           <w:rPr>
+            <w:rtl/>
+            <w:cs/>
             <w:lang w:val="ar_AE" w:bidi="ar_AE"/>
           </w:rPr>
           <w:rPr>
@@ -4779,6 +5929,8 @@
       </w:hyperlink>
       <w:r>
         <w:rPr>
+          <w:rtl/>
+          <w:cs/>
           <w:lang w:val="ar_AE" w:bidi="ar_AE"/>
         </w:rPr>
         <w:t xml:space="preserve">). • ينبغي لأعضاء الكنيسة تجنب كُلَّ أَخٍ يَسْلُكُ بِلاَ تَرْتِيبٍ (انظر </w:t>
@@ -4786,6 +5938,8 @@
       <w:hyperlink r:id="rId124">
         <w:r>
           <w:rPr>
+            <w:rtl/>
+            <w:cs/>
             <w:lang w:val="ar_AE" w:bidi="ar_AE"/>
           </w:rPr>
           <w:rPr>
@@ -4797,6 +5951,8 @@
       </w:hyperlink>
       <w:r>
         <w:rPr>
+          <w:rtl/>
+          <w:cs/>
           <w:lang w:val="ar_AE" w:bidi="ar_AE"/>
         </w:rPr>
         <w:t xml:space="preserve">, </w:t>
@@ -4804,6 +5960,8 @@
       <w:hyperlink r:id="rId125">
         <w:r>
           <w:rPr>
+            <w:rtl/>
+            <w:cs/>
             <w:lang w:val="ar_AE" w:bidi="ar_AE"/>
           </w:rPr>
           <w:rPr>
@@ -4815,6 +5973,8 @@
       </w:hyperlink>
       <w:r>
         <w:rPr>
+          <w:rtl/>
+          <w:cs/>
           <w:lang w:val="ar_AE" w:bidi="ar_AE"/>
         </w:rPr>
         <w:t xml:space="preserve">; </w:t>
@@ -4822,6 +5982,8 @@
       <w:hyperlink r:id="rId126">
         <w:r>
           <w:rPr>
+            <w:rtl/>
+            <w:cs/>
             <w:lang w:val="ar_AE" w:bidi="ar_AE"/>
           </w:rPr>
           <w:rPr>
@@ -4833,6 +5995,8 @@
       </w:hyperlink>
       <w:r>
         <w:rPr>
+          <w:rtl/>
+          <w:cs/>
           <w:lang w:val="ar_AE" w:bidi="ar_AE"/>
         </w:rPr>
         <w:t>). فإن الابتعاد عن الكسالى سيترك انطباعًا قويًا عليهم (</w:t>
@@ -4840,6 +6004,8 @@
       <w:hyperlink r:id="rId127">
         <w:r>
           <w:rPr>
+            <w:rtl/>
+            <w:cs/>
             <w:lang w:val="ar_AE" w:bidi="ar_AE"/>
           </w:rPr>
           <w:rPr>
@@ -4851,6 +6017,8 @@
       </w:hyperlink>
       <w:r>
         <w:rPr>
+          <w:rtl/>
+          <w:cs/>
           <w:lang w:val="ar_AE" w:bidi="ar_AE"/>
         </w:rPr>
         <w:t xml:space="preserve">; </w:t>
@@ -4858,6 +6026,8 @@
       <w:hyperlink r:id="rId128">
         <w:r>
           <w:rPr>
+            <w:rtl/>
+            <w:cs/>
             <w:lang w:val="ar_AE" w:bidi="ar_AE"/>
           </w:rPr>
           <w:rPr>
@@ -4869,6 +6039,8 @@
       </w:hyperlink>
       <w:r>
         <w:rPr>
+          <w:rtl/>
+          <w:cs/>
           <w:lang w:val="ar_AE" w:bidi="ar_AE"/>
         </w:rPr>
         <w:t xml:space="preserve">; </w:t>
@@ -4876,6 +6048,8 @@
       <w:hyperlink r:id="rId129">
         <w:r>
           <w:rPr>
+            <w:rtl/>
+            <w:cs/>
             <w:lang w:val="ar_AE" w:bidi="ar_AE"/>
           </w:rPr>
           <w:rPr>
@@ -4887,6 +6061,8 @@
       </w:hyperlink>
       <w:r>
         <w:rPr>
+          <w:rtl/>
+          <w:cs/>
           <w:lang w:val="ar_AE" w:bidi="ar_AE"/>
         </w:rPr>
         <w:t>)، مما يجعلهم يخجلون (</w:t>
@@ -4894,6 +6070,8 @@
       <w:hyperlink r:id="rId130">
         <w:r>
           <w:rPr>
+            <w:rtl/>
+            <w:cs/>
             <w:lang w:val="ar_AE" w:bidi="ar_AE"/>
           </w:rPr>
           <w:rPr>
@@ -4905,6 +6083,8 @@
       </w:hyperlink>
       <w:r>
         <w:rPr>
+          <w:rtl/>
+          <w:cs/>
           <w:lang w:val="ar_AE" w:bidi="ar_AE"/>
         </w:rPr>
         <w:t>) ويتوبون، ولكن دون أن يبعدوهم من وسط الجماعة (</w:t>
@@ -4912,6 +6092,8 @@
       <w:hyperlink r:id="rId131">
         <w:r>
           <w:rPr>
+            <w:rtl/>
+            <w:cs/>
             <w:lang w:val="ar_AE" w:bidi="ar_AE"/>
           </w:rPr>
           <w:rPr>
@@ -4923,27 +6105,35 @@
       </w:hyperlink>
       <w:r>
         <w:rPr>
+          <w:rtl/>
+          <w:cs/>
           <w:lang w:val="ar_AE" w:bidi="ar_AE"/>
         </w:rPr>
         <w:t>).</w:t>
       </w:r>
       <w:r>
         <w:rPr>
-          <w:lang w:val="ar_AE" w:bidi="ar_AE"/>
-        </w:rPr>
-      </w:r>
-      <w:r>
-        <w:rPr>
-          <w:lang w:val="ar_AE" w:bidi="ar_AE"/>
-        </w:rPr>
-      </w:r>
-    </w:p>
-    <w:p>
-      <w:pPr>
-        <w:bidi/>
-      </w:pPr>
-      <w:r>
-        <w:rPr>
+          <w:rtl/>
+          <w:cs/>
+          <w:lang w:val="ar_AE" w:bidi="ar_AE"/>
+        </w:rPr>
+      </w:r>
+      <w:r>
+        <w:rPr>
+          <w:rtl/>
+          <w:cs/>
+          <w:lang w:val="ar_AE" w:bidi="ar_AE"/>
+        </w:rPr>
+      </w:r>
+    </w:p>
+    <w:p>
+      <w:pPr>
+        <w:bidi/>
+      </w:pPr>
+      <w:r>
+        <w:rPr>
+          <w:rtl/>
+          <w:cs/>
           <w:lang w:val="ar_AE" w:bidi="ar_AE"/>
         </w:rPr>
       </w:r>
@@ -4955,27 +6145,35 @@
       </w:pPr>
       <w:r>
         <w:rPr>
+          <w:rtl/>
+          <w:cs/>
           <w:lang w:val="ar_AE" w:bidi="ar_AE"/>
         </w:rPr>
         <w:t>2 تسالونيكي 3: 6–15</w:t>
       </w:r>
       <w:r>
         <w:rPr>
-          <w:lang w:val="ar_AE" w:bidi="ar_AE"/>
-        </w:rPr>
-      </w:r>
-    </w:p>
-    <w:p>
-      <w:pPr>
-        <w:bidi/>
-      </w:pPr>
-      <w:r>
-        <w:rPr>
-          <w:lang w:val="ar_AE" w:bidi="ar_AE"/>
-        </w:rPr>
-      </w:r>
-      <w:r>
-        <w:rPr>
+          <w:rtl/>
+          <w:cs/>
+          <w:lang w:val="ar_AE" w:bidi="ar_AE"/>
+        </w:rPr>
+      </w:r>
+    </w:p>
+    <w:p>
+      <w:pPr>
+        <w:bidi/>
+      </w:pPr>
+      <w:r>
+        <w:rPr>
+          <w:rtl/>
+          <w:cs/>
+          <w:lang w:val="ar_AE" w:bidi="ar_AE"/>
+        </w:rPr>
+      </w:r>
+      <w:r>
+        <w:rPr>
+          <w:rtl/>
+          <w:cs/>
           <w:lang w:val="ar_AE" w:bidi="ar_AE"/>
         </w:rPr>
         <w:t>في رسالته السابقة، تناول بولس مشكلة الأعضاء المتكاسلين (الذين بلا ترتيب) في الكنيسة الذين رفضوا العمل (</w:t>
@@ -4983,6 +6181,8 @@
       <w:hyperlink r:id="rId132">
         <w:r>
           <w:rPr>
+            <w:rtl/>
+            <w:cs/>
             <w:lang w:val="ar_AE" w:bidi="ar_AE"/>
           </w:rPr>
           <w:rPr>
@@ -4994,6 +6194,8 @@
       </w:hyperlink>
       <w:r>
         <w:rPr>
+          <w:rtl/>
+          <w:cs/>
           <w:lang w:val="ar_AE" w:bidi="ar_AE"/>
         </w:rPr>
         <w:t xml:space="preserve">؛ </w:t>
@@ -5001,6 +6203,8 @@
       <w:hyperlink r:id="rId126">
         <w:r>
           <w:rPr>
+            <w:rtl/>
+            <w:cs/>
             <w:lang w:val="ar_AE" w:bidi="ar_AE"/>
           </w:rPr>
           <w:rPr>
@@ -5012,27 +6216,35 @@
       </w:hyperlink>
       <w:r>
         <w:rPr>
+          <w:rtl/>
+          <w:cs/>
           <w:lang w:val="ar_AE" w:bidi="ar_AE"/>
         </w:rPr>
         <w:t>). بعضهم لم يلتزم برسالته ولم يتبع مثاله، لذلك يقدم تعليمات إضافية للتعامل مع هؤلاء الأعضاء.</w:t>
       </w:r>
       <w:r>
         <w:rPr>
-          <w:lang w:val="ar_AE" w:bidi="ar_AE"/>
-        </w:rPr>
-      </w:r>
-      <w:r>
-        <w:rPr>
-          <w:lang w:val="ar_AE" w:bidi="ar_AE"/>
-        </w:rPr>
-      </w:r>
-    </w:p>
-    <w:p>
-      <w:pPr>
-        <w:bidi/>
-      </w:pPr>
-      <w:r>
-        <w:rPr>
+          <w:rtl/>
+          <w:cs/>
+          <w:lang w:val="ar_AE" w:bidi="ar_AE"/>
+        </w:rPr>
+      </w:r>
+      <w:r>
+        <w:rPr>
+          <w:rtl/>
+          <w:cs/>
+          <w:lang w:val="ar_AE" w:bidi="ar_AE"/>
+        </w:rPr>
+      </w:r>
+    </w:p>
+    <w:p>
+      <w:pPr>
+        <w:bidi/>
+      </w:pPr>
+      <w:r>
+        <w:rPr>
+          <w:rtl/>
+          <w:cs/>
           <w:lang w:val="ar_AE" w:bidi="ar_AE"/>
         </w:rPr>
       </w:r>
@@ -5044,27 +6256,35 @@
       </w:pPr>
       <w:r>
         <w:rPr>
+          <w:rtl/>
+          <w:cs/>
           <w:lang w:val="ar_AE" w:bidi="ar_AE"/>
         </w:rPr>
         <w:t>2 تسالونيكي 3: 7</w:t>
       </w:r>
       <w:r>
         <w:rPr>
-          <w:lang w:val="ar_AE" w:bidi="ar_AE"/>
-        </w:rPr>
-      </w:r>
-    </w:p>
-    <w:p>
-      <w:pPr>
-        <w:bidi/>
-      </w:pPr>
-      <w:r>
-        <w:rPr>
-          <w:lang w:val="ar_AE" w:bidi="ar_AE"/>
-        </w:rPr>
-      </w:r>
-      <w:r>
-        <w:rPr>
+          <w:rtl/>
+          <w:cs/>
+          <w:lang w:val="ar_AE" w:bidi="ar_AE"/>
+        </w:rPr>
+      </w:r>
+    </w:p>
+    <w:p>
+      <w:pPr>
+        <w:bidi/>
+      </w:pPr>
+      <w:r>
+        <w:rPr>
+          <w:rtl/>
+          <w:cs/>
+          <w:lang w:val="ar_AE" w:bidi="ar_AE"/>
+        </w:rPr>
+      </w:r>
+      <w:r>
+        <w:rPr>
+          <w:rtl/>
+          <w:cs/>
           <w:lang w:val="ar_AE" w:bidi="ar_AE"/>
         </w:rPr>
         <w:t>كان التعليم بالقدوة محل تقدير كبير في العالم القديم. وقد قدّم بولس نفسه مثالًا من خلال العمل لتأمين طعامه (</w:t>
@@ -5072,6 +6292,8 @@
       <w:hyperlink r:id="rId133">
         <w:r>
           <w:rPr>
+            <w:rtl/>
+            <w:cs/>
             <w:lang w:val="ar_AE" w:bidi="ar_AE"/>
           </w:rPr>
           <w:rPr>
@@ -5083,6 +6305,8 @@
       </w:hyperlink>
       <w:r>
         <w:rPr>
+          <w:rtl/>
+          <w:cs/>
           <w:lang w:val="ar_AE" w:bidi="ar_AE"/>
         </w:rPr>
         <w:t xml:space="preserve">؛ </w:t>
@@ -5090,6 +6314,8 @@
       <w:hyperlink r:id="rId134">
         <w:r>
           <w:rPr>
+            <w:rtl/>
+            <w:cs/>
             <w:lang w:val="ar_AE" w:bidi="ar_AE"/>
           </w:rPr>
           <w:rPr>
@@ -5101,27 +6327,35 @@
       </w:hyperlink>
       <w:r>
         <w:rPr>
+          <w:rtl/>
+          <w:cs/>
           <w:lang w:val="ar_AE" w:bidi="ar_AE"/>
         </w:rPr>
         <w:t>).</w:t>
       </w:r>
       <w:r>
         <w:rPr>
-          <w:lang w:val="ar_AE" w:bidi="ar_AE"/>
-        </w:rPr>
-      </w:r>
-      <w:r>
-        <w:rPr>
-          <w:lang w:val="ar_AE" w:bidi="ar_AE"/>
-        </w:rPr>
-      </w:r>
-    </w:p>
-    <w:p>
-      <w:pPr>
-        <w:bidi/>
-      </w:pPr>
-      <w:r>
-        <w:rPr>
+          <w:rtl/>
+          <w:cs/>
+          <w:lang w:val="ar_AE" w:bidi="ar_AE"/>
+        </w:rPr>
+      </w:r>
+      <w:r>
+        <w:rPr>
+          <w:rtl/>
+          <w:cs/>
+          <w:lang w:val="ar_AE" w:bidi="ar_AE"/>
+        </w:rPr>
+      </w:r>
+    </w:p>
+    <w:p>
+      <w:pPr>
+        <w:bidi/>
+      </w:pPr>
+      <w:r>
+        <w:rPr>
+          <w:rtl/>
+          <w:cs/>
           <w:lang w:val="ar_AE" w:bidi="ar_AE"/>
         </w:rPr>
       </w:r>
@@ -5133,27 +6367,35 @@
       </w:pPr>
       <w:r>
         <w:rPr>
+          <w:rtl/>
+          <w:cs/>
           <w:lang w:val="ar_AE" w:bidi="ar_AE"/>
         </w:rPr>
         <w:t>2 تسالونيكي 3: 8</w:t>
       </w:r>
       <w:r>
         <w:rPr>
-          <w:lang w:val="ar_AE" w:bidi="ar_AE"/>
-        </w:rPr>
-      </w:r>
-    </w:p>
-    <w:p>
-      <w:pPr>
-        <w:bidi/>
-      </w:pPr>
-      <w:r>
-        <w:rPr>
-          <w:lang w:val="ar_AE" w:bidi="ar_AE"/>
-        </w:rPr>
-      </w:r>
-      <w:r>
-        <w:rPr>
+          <w:rtl/>
+          <w:cs/>
+          <w:lang w:val="ar_AE" w:bidi="ar_AE"/>
+        </w:rPr>
+      </w:r>
+    </w:p>
+    <w:p>
+      <w:pPr>
+        <w:bidi/>
+      </w:pPr>
+      <w:r>
+        <w:rPr>
+          <w:rtl/>
+          <w:cs/>
+          <w:lang w:val="ar_AE" w:bidi="ar_AE"/>
+        </w:rPr>
+      </w:r>
+      <w:r>
+        <w:rPr>
+          <w:rtl/>
+          <w:cs/>
           <w:lang w:val="ar_AE" w:bidi="ar_AE"/>
         </w:rPr>
         <w:t xml:space="preserve"> مَجَّانًا: بالرغم من أن بولس عَلَّم أن العاملين في الكنيسة المسيحية يمكنهم تلقي أجر نظير تعبهم (</w:t>
@@ -5161,6 +6403,8 @@
       <w:hyperlink r:id="rId135">
         <w:r>
           <w:rPr>
+            <w:rtl/>
+            <w:cs/>
             <w:lang w:val="ar_AE" w:bidi="ar_AE"/>
           </w:rPr>
           <w:rPr>
@@ -5172,6 +6416,8 @@
       </w:hyperlink>
       <w:r>
         <w:rPr>
+          <w:rtl/>
+          <w:cs/>
           <w:lang w:val="ar_AE" w:bidi="ar_AE"/>
         </w:rPr>
         <w:t xml:space="preserve">; انظر </w:t>
@@ -5179,6 +6425,8 @@
       <w:hyperlink r:id="rId136">
         <w:r>
           <w:rPr>
+            <w:rtl/>
+            <w:cs/>
             <w:lang w:val="ar_AE" w:bidi="ar_AE"/>
           </w:rPr>
           <w:rPr>
@@ -5190,6 +6438,8 @@
       </w:hyperlink>
       <w:r>
         <w:rPr>
+          <w:rtl/>
+          <w:cs/>
           <w:lang w:val="ar_AE" w:bidi="ar_AE"/>
         </w:rPr>
         <w:t xml:space="preserve">; </w:t>
@@ -5197,6 +6447,8 @@
       <w:hyperlink r:id="rId137">
         <w:r>
           <w:rPr>
+            <w:rtl/>
+            <w:cs/>
             <w:lang w:val="ar_AE" w:bidi="ar_AE"/>
           </w:rPr>
           <w:rPr>
@@ -5208,6 +6460,8 @@
       </w:hyperlink>
       <w:r>
         <w:rPr>
+          <w:rtl/>
+          <w:cs/>
           <w:lang w:val="ar_AE" w:bidi="ar_AE"/>
         </w:rPr>
         <w:t xml:space="preserve">; </w:t>
@@ -5215,6 +6469,8 @@
       <w:hyperlink r:id="rId138">
         <w:r>
           <w:rPr>
+            <w:rtl/>
+            <w:cs/>
             <w:lang w:val="ar_AE" w:bidi="ar_AE"/>
           </w:rPr>
           <w:rPr>
@@ -5226,6 +6482,8 @@
       </w:hyperlink>
       <w:r>
         <w:rPr>
+          <w:rtl/>
+          <w:cs/>
           <w:lang w:val="ar_AE" w:bidi="ar_AE"/>
         </w:rPr>
         <w:t>)، إلا أنه لم يستغل هذا الحق (</w:t>
@@ -5233,6 +6491,8 @@
       <w:hyperlink r:id="rId134">
         <w:r>
           <w:rPr>
+            <w:rtl/>
+            <w:cs/>
             <w:lang w:val="ar_AE" w:bidi="ar_AE"/>
           </w:rPr>
           <w:rPr>
@@ -5244,6 +6504,8 @@
       </w:hyperlink>
       <w:r>
         <w:rPr>
+          <w:rtl/>
+          <w:cs/>
           <w:lang w:val="ar_AE" w:bidi="ar_AE"/>
         </w:rPr>
         <w:t xml:space="preserve">; </w:t>
@@ -5251,6 +6513,8 @@
       <w:hyperlink r:id="rId139">
         <w:r>
           <w:rPr>
+            <w:rtl/>
+            <w:cs/>
             <w:lang w:val="ar_AE" w:bidi="ar_AE"/>
           </w:rPr>
           <w:rPr>
@@ -5262,27 +6526,35 @@
       </w:hyperlink>
       <w:r>
         <w:rPr>
+          <w:rtl/>
+          <w:cs/>
           <w:lang w:val="ar_AE" w:bidi="ar_AE"/>
         </w:rPr>
         <w:t>).</w:t>
       </w:r>
       <w:r>
         <w:rPr>
-          <w:lang w:val="ar_AE" w:bidi="ar_AE"/>
-        </w:rPr>
-      </w:r>
-      <w:r>
-        <w:rPr>
-          <w:lang w:val="ar_AE" w:bidi="ar_AE"/>
-        </w:rPr>
-      </w:r>
-    </w:p>
-    <w:p>
-      <w:pPr>
-        <w:bidi/>
-      </w:pPr>
-      <w:r>
-        <w:rPr>
+          <w:rtl/>
+          <w:cs/>
+          <w:lang w:val="ar_AE" w:bidi="ar_AE"/>
+        </w:rPr>
+      </w:r>
+      <w:r>
+        <w:rPr>
+          <w:rtl/>
+          <w:cs/>
+          <w:lang w:val="ar_AE" w:bidi="ar_AE"/>
+        </w:rPr>
+      </w:r>
+    </w:p>
+    <w:p>
+      <w:pPr>
+        <w:bidi/>
+      </w:pPr>
+      <w:r>
+        <w:rPr>
+          <w:rtl/>
+          <w:cs/>
           <w:lang w:val="ar_AE" w:bidi="ar_AE"/>
         </w:rPr>
       </w:r>
@@ -5294,27 +6566,35 @@
       </w:pPr>
       <w:r>
         <w:rPr>
+          <w:rtl/>
+          <w:cs/>
           <w:lang w:val="ar_AE" w:bidi="ar_AE"/>
         </w:rPr>
         <w:t>2 تسالونيكي 3: 9</w:t>
       </w:r>
       <w:r>
         <w:rPr>
-          <w:lang w:val="ar_AE" w:bidi="ar_AE"/>
-        </w:rPr>
-      </w:r>
-    </w:p>
-    <w:p>
-      <w:pPr>
-        <w:bidi/>
-      </w:pPr>
-      <w:r>
-        <w:rPr>
-          <w:lang w:val="ar_AE" w:bidi="ar_AE"/>
-        </w:rPr>
-      </w:r>
-      <w:r>
-        <w:rPr>
+          <w:rtl/>
+          <w:cs/>
+          <w:lang w:val="ar_AE" w:bidi="ar_AE"/>
+        </w:rPr>
+      </w:r>
+    </w:p>
+    <w:p>
+      <w:pPr>
+        <w:bidi/>
+      </w:pPr>
+      <w:r>
+        <w:rPr>
+          <w:rtl/>
+          <w:cs/>
+          <w:lang w:val="ar_AE" w:bidi="ar_AE"/>
+        </w:rPr>
+      </w:r>
+      <w:r>
+        <w:rPr>
+          <w:rtl/>
+          <w:cs/>
           <w:lang w:val="ar_AE" w:bidi="ar_AE"/>
         </w:rPr>
         <w:t>بولس كان قد أبعد نفسه عن الآخرين في الثقافة المحيطة الذين كانوا مدفوعين بالسعي وراء الشهرة والمال (</w:t>
@@ -5322,6 +6602,8 @@
       <w:hyperlink r:id="rId140">
         <w:r>
           <w:rPr>
+            <w:rtl/>
+            <w:cs/>
             <w:lang w:val="ar_AE" w:bidi="ar_AE"/>
           </w:rPr>
           <w:rPr>
@@ -5333,27 +6615,35 @@
       </w:hyperlink>
       <w:r>
         <w:rPr>
+          <w:rtl/>
+          <w:cs/>
           <w:lang w:val="ar_AE" w:bidi="ar_AE"/>
         </w:rPr>
         <w:t>).</w:t>
       </w:r>
       <w:r>
         <w:rPr>
-          <w:lang w:val="ar_AE" w:bidi="ar_AE"/>
-        </w:rPr>
-      </w:r>
-      <w:r>
-        <w:rPr>
-          <w:lang w:val="ar_AE" w:bidi="ar_AE"/>
-        </w:rPr>
-      </w:r>
-    </w:p>
-    <w:p>
-      <w:pPr>
-        <w:bidi/>
-      </w:pPr>
-      <w:r>
-        <w:rPr>
+          <w:rtl/>
+          <w:cs/>
+          <w:lang w:val="ar_AE" w:bidi="ar_AE"/>
+        </w:rPr>
+      </w:r>
+      <w:r>
+        <w:rPr>
+          <w:rtl/>
+          <w:cs/>
+          <w:lang w:val="ar_AE" w:bidi="ar_AE"/>
+        </w:rPr>
+      </w:r>
+    </w:p>
+    <w:p>
+      <w:pPr>
+        <w:bidi/>
+      </w:pPr>
+      <w:r>
+        <w:rPr>
+          <w:rtl/>
+          <w:cs/>
           <w:lang w:val="ar_AE" w:bidi="ar_AE"/>
         </w:rPr>
       </w:r>
@@ -5365,27 +6655,35 @@
       </w:pPr>
       <w:r>
         <w:rPr>
+          <w:rtl/>
+          <w:cs/>
           <w:lang w:val="ar_AE" w:bidi="ar_AE"/>
         </w:rPr>
         <w:t>2 تسالونيكي 3: 10</w:t>
       </w:r>
       <w:r>
         <w:rPr>
-          <w:lang w:val="ar_AE" w:bidi="ar_AE"/>
-        </w:rPr>
-      </w:r>
-    </w:p>
-    <w:p>
-      <w:pPr>
-        <w:bidi/>
-      </w:pPr>
-      <w:r>
-        <w:rPr>
-          <w:lang w:val="ar_AE" w:bidi="ar_AE"/>
-        </w:rPr>
-      </w:r>
-      <w:r>
-        <w:rPr>
+          <w:rtl/>
+          <w:cs/>
+          <w:lang w:val="ar_AE" w:bidi="ar_AE"/>
+        </w:rPr>
+      </w:r>
+    </w:p>
+    <w:p>
+      <w:pPr>
+        <w:bidi/>
+      </w:pPr>
+      <w:r>
+        <w:rPr>
+          <w:rtl/>
+          <w:cs/>
+          <w:lang w:val="ar_AE" w:bidi="ar_AE"/>
+        </w:rPr>
+      </w:r>
+      <w:r>
+        <w:rPr>
+          <w:rtl/>
+          <w:cs/>
           <w:lang w:val="ar_AE" w:bidi="ar_AE"/>
         </w:rPr>
         <w:t xml:space="preserve">العمل هو الوسيلة المناسبة لكسب العيش (انظر </w:t>
@@ -5393,6 +6691,8 @@
       <w:hyperlink r:id="rId141">
         <w:r>
           <w:rPr>
+            <w:rtl/>
+            <w:cs/>
             <w:lang w:val="ar_AE" w:bidi="ar_AE"/>
           </w:rPr>
           <w:rPr>
@@ -5404,6 +6704,8 @@
       </w:hyperlink>
       <w:r>
         <w:rPr>
+          <w:rtl/>
+          <w:cs/>
           <w:lang w:val="ar_AE" w:bidi="ar_AE"/>
         </w:rPr>
         <w:t xml:space="preserve">; </w:t>
@@ -5411,6 +6713,8 @@
       <w:hyperlink r:id="rId142">
         <w:r>
           <w:rPr>
+            <w:rtl/>
+            <w:cs/>
             <w:lang w:val="ar_AE" w:bidi="ar_AE"/>
           </w:rPr>
           <w:rPr>
@@ -5422,6 +6726,8 @@
       </w:hyperlink>
       <w:r>
         <w:rPr>
+          <w:rtl/>
+          <w:cs/>
           <w:lang w:val="ar_AE" w:bidi="ar_AE"/>
         </w:rPr>
         <w:t xml:space="preserve">; </w:t>
@@ -5429,6 +6735,8 @@
       <w:hyperlink r:id="rId143">
         <w:r>
           <w:rPr>
+            <w:rtl/>
+            <w:cs/>
             <w:lang w:val="ar_AE" w:bidi="ar_AE"/>
           </w:rPr>
           <w:rPr>
@@ -5440,27 +6748,35 @@
       </w:hyperlink>
       <w:r>
         <w:rPr>
+          <w:rtl/>
+          <w:cs/>
           <w:lang w:val="ar_AE" w:bidi="ar_AE"/>
         </w:rPr>
         <w:t>). يعفي بولس الكنيسة من مسؤولية إطعام المؤمنين الآخرين الذين يرفضون العمل.</w:t>
       </w:r>
       <w:r>
         <w:rPr>
-          <w:lang w:val="ar_AE" w:bidi="ar_AE"/>
-        </w:rPr>
-      </w:r>
-      <w:r>
-        <w:rPr>
-          <w:lang w:val="ar_AE" w:bidi="ar_AE"/>
-        </w:rPr>
-      </w:r>
-    </w:p>
-    <w:p>
-      <w:pPr>
-        <w:bidi/>
-      </w:pPr>
-      <w:r>
-        <w:rPr>
+          <w:rtl/>
+          <w:cs/>
+          <w:lang w:val="ar_AE" w:bidi="ar_AE"/>
+        </w:rPr>
+      </w:r>
+      <w:r>
+        <w:rPr>
+          <w:rtl/>
+          <w:cs/>
+          <w:lang w:val="ar_AE" w:bidi="ar_AE"/>
+        </w:rPr>
+      </w:r>
+    </w:p>
+    <w:p>
+      <w:pPr>
+        <w:bidi/>
+      </w:pPr>
+      <w:r>
+        <w:rPr>
+          <w:rtl/>
+          <w:cs/>
           <w:lang w:val="ar_AE" w:bidi="ar_AE"/>
         </w:rPr>
       </w:r>
@@ -5472,27 +6788,35 @@
       </w:pPr>
       <w:r>
         <w:rPr>
+          <w:rtl/>
+          <w:cs/>
           <w:lang w:val="ar_AE" w:bidi="ar_AE"/>
         </w:rPr>
         <w:t>2 تسالونيكي 3: 12</w:t>
       </w:r>
       <w:r>
         <w:rPr>
-          <w:lang w:val="ar_AE" w:bidi="ar_AE"/>
-        </w:rPr>
-      </w:r>
-    </w:p>
-    <w:p>
-      <w:pPr>
-        <w:bidi/>
-      </w:pPr>
-      <w:r>
-        <w:rPr>
-          <w:lang w:val="ar_AE" w:bidi="ar_AE"/>
-        </w:rPr>
-      </w:r>
-      <w:r>
-        <w:rPr>
+          <w:rtl/>
+          <w:cs/>
+          <w:lang w:val="ar_AE" w:bidi="ar_AE"/>
+        </w:rPr>
+      </w:r>
+    </w:p>
+    <w:p>
+      <w:pPr>
+        <w:bidi/>
+      </w:pPr>
+      <w:r>
+        <w:rPr>
+          <w:rtl/>
+          <w:cs/>
+          <w:lang w:val="ar_AE" w:bidi="ar_AE"/>
+        </w:rPr>
+      </w:r>
+      <w:r>
+        <w:rPr>
+          <w:rtl/>
+          <w:cs/>
           <w:lang w:val="ar_AE" w:bidi="ar_AE"/>
         </w:rPr>
         <w:t xml:space="preserve">يشدد بولس على قوة الوصية بواسطة الاستناد إلى سلطان الرب يسوع (كما في </w:t>
@@ -5500,6 +6824,8 @@
       <w:hyperlink r:id="rId103">
         <w:r>
           <w:rPr>
+            <w:rtl/>
+            <w:cs/>
             <w:lang w:val="ar_AE" w:bidi="ar_AE"/>
           </w:rPr>
           <w:rPr>
@@ -5511,6 +6837,8 @@
       </w:hyperlink>
       <w:r>
         <w:rPr>
+          <w:rtl/>
+          <w:cs/>
           <w:lang w:val="ar_AE" w:bidi="ar_AE"/>
         </w:rPr>
         <w:t xml:space="preserve">؛ </w:t>
@@ -5518,6 +6846,8 @@
       <w:hyperlink r:id="rId102">
         <w:r>
           <w:rPr>
+            <w:rtl/>
+            <w:cs/>
             <w:lang w:val="ar_AE" w:bidi="ar_AE"/>
           </w:rPr>
           <w:rPr>
@@ -5529,6 +6859,8 @@
       </w:hyperlink>
       <w:r>
         <w:rPr>
+          <w:rtl/>
+          <w:cs/>
           <w:lang w:val="ar_AE" w:bidi="ar_AE"/>
         </w:rPr>
         <w:t xml:space="preserve">). • يَشْتَغِلُوا بِهُدُوءٍ: أي، عيش حياة هادئة بدلًا من الانخراط في أنشطة تطفلية (انظر </w:t>
@@ -5536,6 +6868,8 @@
       <w:hyperlink r:id="rId144">
         <w:r>
           <w:rPr>
+            <w:rtl/>
+            <w:cs/>
             <w:lang w:val="ar_AE" w:bidi="ar_AE"/>
           </w:rPr>
           <w:rPr>
@@ -5547,27 +6881,35 @@
       </w:hyperlink>
       <w:r>
         <w:rPr>
+          <w:rtl/>
+          <w:cs/>
           <w:lang w:val="ar_AE" w:bidi="ar_AE"/>
         </w:rPr>
         <w:t>).</w:t>
       </w:r>
       <w:r>
         <w:rPr>
-          <w:lang w:val="ar_AE" w:bidi="ar_AE"/>
-        </w:rPr>
-      </w:r>
-      <w:r>
-        <w:rPr>
-          <w:lang w:val="ar_AE" w:bidi="ar_AE"/>
-        </w:rPr>
-      </w:r>
-    </w:p>
-    <w:p>
-      <w:pPr>
-        <w:bidi/>
-      </w:pPr>
-      <w:r>
-        <w:rPr>
+          <w:rtl/>
+          <w:cs/>
+          <w:lang w:val="ar_AE" w:bidi="ar_AE"/>
+        </w:rPr>
+      </w:r>
+      <w:r>
+        <w:rPr>
+          <w:rtl/>
+          <w:cs/>
+          <w:lang w:val="ar_AE" w:bidi="ar_AE"/>
+        </w:rPr>
+      </w:r>
+    </w:p>
+    <w:p>
+      <w:pPr>
+        <w:bidi/>
+      </w:pPr>
+      <w:r>
+        <w:rPr>
+          <w:rtl/>
+          <w:cs/>
           <w:lang w:val="ar_AE" w:bidi="ar_AE"/>
         </w:rPr>
       </w:r>
@@ -5579,27 +6921,35 @@
       </w:pPr>
       <w:r>
         <w:rPr>
+          <w:rtl/>
+          <w:cs/>
           <w:lang w:val="ar_AE" w:bidi="ar_AE"/>
         </w:rPr>
         <w:t>2 تسالونيكي 3: 13</w:t>
       </w:r>
       <w:r>
         <w:rPr>
-          <w:lang w:val="ar_AE" w:bidi="ar_AE"/>
-        </w:rPr>
-      </w:r>
-    </w:p>
-    <w:p>
-      <w:pPr>
-        <w:bidi/>
-      </w:pPr>
-      <w:r>
-        <w:rPr>
-          <w:lang w:val="ar_AE" w:bidi="ar_AE"/>
-        </w:rPr>
-      </w:r>
-      <w:r>
-        <w:rPr>
+          <w:rtl/>
+          <w:cs/>
+          <w:lang w:val="ar_AE" w:bidi="ar_AE"/>
+        </w:rPr>
+      </w:r>
+    </w:p>
+    <w:p>
+      <w:pPr>
+        <w:bidi/>
+      </w:pPr>
+      <w:r>
+        <w:rPr>
+          <w:rtl/>
+          <w:cs/>
+          <w:lang w:val="ar_AE" w:bidi="ar_AE"/>
+        </w:rPr>
+      </w:r>
+      <w:r>
+        <w:rPr>
+          <w:rtl/>
+          <w:cs/>
           <w:lang w:val="ar_AE" w:bidi="ar_AE"/>
         </w:rPr>
         <w:t xml:space="preserve">عمل الخير: تم تشجيع أهل تسالونيكي على التواصل ومساعدة المحتاجين الحقيقيين (انظر </w:t>
@@ -5607,6 +6957,8 @@
       <w:hyperlink r:id="rId145">
         <w:r>
           <w:rPr>
+            <w:rtl/>
+            <w:cs/>
             <w:lang w:val="ar_AE" w:bidi="ar_AE"/>
           </w:rPr>
           <w:rPr>
@@ -5618,6 +6970,8 @@
       </w:hyperlink>
       <w:r>
         <w:rPr>
+          <w:rtl/>
+          <w:cs/>
           <w:lang w:val="ar_AE" w:bidi="ar_AE"/>
         </w:rPr>
         <w:t>)، على عكس أولئك الذين يتكاسلون ويعتمدون على الآخرين (</w:t>
@@ -5625,6 +6979,8 @@
       <w:hyperlink r:id="rId146">
         <w:r>
           <w:rPr>
+            <w:rtl/>
+            <w:cs/>
             <w:lang w:val="ar_AE" w:bidi="ar_AE"/>
           </w:rPr>
           <w:rPr>
@@ -5636,6 +6992,8 @@
       </w:hyperlink>
       <w:r>
         <w:rPr>
+          <w:rtl/>
+          <w:cs/>
           <w:lang w:val="ar_AE" w:bidi="ar_AE"/>
         </w:rPr>
         <w:t xml:space="preserve">, </w:t>
@@ -5643,6 +7001,8 @@
       <w:hyperlink r:id="rId147">
         <w:r>
           <w:rPr>
+            <w:rtl/>
+            <w:cs/>
             <w:lang w:val="ar_AE" w:bidi="ar_AE"/>
           </w:rPr>
           <w:rPr>
@@ -5654,27 +7014,35 @@
       </w:hyperlink>
       <w:r>
         <w:rPr>
+          <w:rtl/>
+          <w:cs/>
           <w:lang w:val="ar_AE" w:bidi="ar_AE"/>
         </w:rPr>
         <w:t>).</w:t>
       </w:r>
       <w:r>
         <w:rPr>
-          <w:lang w:val="ar_AE" w:bidi="ar_AE"/>
-        </w:rPr>
-      </w:r>
-      <w:r>
-        <w:rPr>
-          <w:lang w:val="ar_AE" w:bidi="ar_AE"/>
-        </w:rPr>
-      </w:r>
-    </w:p>
-    <w:p>
-      <w:pPr>
-        <w:bidi/>
-      </w:pPr>
-      <w:r>
-        <w:rPr>
+          <w:rtl/>
+          <w:cs/>
+          <w:lang w:val="ar_AE" w:bidi="ar_AE"/>
+        </w:rPr>
+      </w:r>
+      <w:r>
+        <w:rPr>
+          <w:rtl/>
+          <w:cs/>
+          <w:lang w:val="ar_AE" w:bidi="ar_AE"/>
+        </w:rPr>
+      </w:r>
+    </w:p>
+    <w:p>
+      <w:pPr>
+        <w:bidi/>
+      </w:pPr>
+      <w:r>
+        <w:rPr>
+          <w:rtl/>
+          <w:cs/>
           <w:lang w:val="ar_AE" w:bidi="ar_AE"/>
         </w:rPr>
       </w:r>
@@ -5686,60 +7054,78 @@
       </w:pPr>
       <w:r>
         <w:rPr>
+          <w:rtl/>
+          <w:cs/>
           <w:lang w:val="ar_AE" w:bidi="ar_AE"/>
         </w:rPr>
         <w:t>2 تسالونيكي 3: 14</w:t>
       </w:r>
       <w:r>
         <w:rPr>
-          <w:lang w:val="ar_AE" w:bidi="ar_AE"/>
-        </w:rPr>
-      </w:r>
-    </w:p>
-    <w:p>
-      <w:pPr>
-        <w:bidi/>
-      </w:pPr>
-      <w:r>
-        <w:rPr>
-          <w:lang w:val="ar_AE" w:bidi="ar_AE"/>
-        </w:rPr>
-      </w:r>
-      <w:r>
-        <w:rPr>
+          <w:rtl/>
+          <w:cs/>
+          <w:lang w:val="ar_AE" w:bidi="ar_AE"/>
+        </w:rPr>
+      </w:r>
+    </w:p>
+    <w:p>
+      <w:pPr>
+        <w:bidi/>
+      </w:pPr>
+      <w:r>
+        <w:rPr>
+          <w:rtl/>
+          <w:cs/>
+          <w:lang w:val="ar_AE" w:bidi="ar_AE"/>
+        </w:rPr>
+      </w:r>
+      <w:r>
+        <w:rPr>
+          <w:rtl/>
+          <w:cs/>
           <w:lang w:val="ar_AE" w:bidi="ar_AE"/>
         </w:rPr>
         <w:t xml:space="preserve">كان بولس يأمل أن يشعر المؤمنون غير المطيعون بالخجل ويتوبوا (انظر </w:t>
       </w:r>
       <w:r>
         <w:rPr>
+          <w:rtl/>
+          <w:cs/>
           <w:lang w:val="ar_AE" w:bidi="ar_AE"/>
         </w:rPr>
         <w:t>الملاحظة الدراسية على 3:6</w:t>
       </w:r>
       <w:r>
         <w:rPr>
+          <w:rtl/>
+          <w:cs/>
           <w:lang w:val="ar_AE" w:bidi="ar_AE"/>
         </w:rPr>
         <w:t>) كرد فعل على رفض الجماعة لهم.</w:t>
       </w:r>
       <w:r>
         <w:rPr>
-          <w:lang w:val="ar_AE" w:bidi="ar_AE"/>
-        </w:rPr>
-      </w:r>
-      <w:r>
-        <w:rPr>
-          <w:lang w:val="ar_AE" w:bidi="ar_AE"/>
-        </w:rPr>
-      </w:r>
-    </w:p>
-    <w:p>
-      <w:pPr>
-        <w:bidi/>
-      </w:pPr>
-      <w:r>
-        <w:rPr>
+          <w:rtl/>
+          <w:cs/>
+          <w:lang w:val="ar_AE" w:bidi="ar_AE"/>
+        </w:rPr>
+      </w:r>
+      <w:r>
+        <w:rPr>
+          <w:rtl/>
+          <w:cs/>
+          <w:lang w:val="ar_AE" w:bidi="ar_AE"/>
+        </w:rPr>
+      </w:r>
+    </w:p>
+    <w:p>
+      <w:pPr>
+        <w:bidi/>
+      </w:pPr>
+      <w:r>
+        <w:rPr>
+          <w:rtl/>
+          <w:cs/>
           <w:lang w:val="ar_AE" w:bidi="ar_AE"/>
         </w:rPr>
       </w:r>
@@ -5751,27 +7137,35 @@
       </w:pPr>
       <w:r>
         <w:rPr>
+          <w:rtl/>
+          <w:cs/>
           <w:lang w:val="ar_AE" w:bidi="ar_AE"/>
         </w:rPr>
         <w:t>2 تسالونيكي 3: 15</w:t>
       </w:r>
       <w:r>
         <w:rPr>
-          <w:lang w:val="ar_AE" w:bidi="ar_AE"/>
-        </w:rPr>
-      </w:r>
-    </w:p>
-    <w:p>
-      <w:pPr>
-        <w:bidi/>
-      </w:pPr>
-      <w:r>
-        <w:rPr>
-          <w:lang w:val="ar_AE" w:bidi="ar_AE"/>
-        </w:rPr>
-      </w:r>
-      <w:r>
-        <w:rPr>
+          <w:rtl/>
+          <w:cs/>
+          <w:lang w:val="ar_AE" w:bidi="ar_AE"/>
+        </w:rPr>
+      </w:r>
+    </w:p>
+    <w:p>
+      <w:pPr>
+        <w:bidi/>
+      </w:pPr>
+      <w:r>
+        <w:rPr>
+          <w:rtl/>
+          <w:cs/>
+          <w:lang w:val="ar_AE" w:bidi="ar_AE"/>
+        </w:rPr>
+      </w:r>
+      <w:r>
+        <w:rPr>
+          <w:rtl/>
+          <w:cs/>
           <w:lang w:val="ar_AE" w:bidi="ar_AE"/>
         </w:rPr>
         <w:t>وَلكِنْ لاَ تَحْسِبُوهُ كَعَدُوٍّ: في العصور القديمة، كانت العلاقات الاجتماعية بالأعداء تُقطع ويتم اتخاذ إجراءات عقابية ضدهم. يحذر بولس أهل تسالونيكي من أن التأديب ضد المسيحيين (المؤمنين) غير الطائعين (</w:t>
@@ -5779,6 +7173,8 @@
       <w:hyperlink r:id="rId130">
         <w:r>
           <w:rPr>
+            <w:rtl/>
+            <w:cs/>
             <w:lang w:val="ar_AE" w:bidi="ar_AE"/>
           </w:rPr>
           <w:rPr>
@@ -5790,6 +7186,8 @@
       </w:hyperlink>
       <w:r>
         <w:rPr>
+          <w:rtl/>
+          <w:cs/>
           <w:lang w:val="ar_AE" w:bidi="ar_AE"/>
         </w:rPr>
         <w:t>) لا ينبغي أن يؤدي إلى هذا النوع من الهجوم. بل يجب على الكنيسة أن تعاملهم كأعضاء في العائلة، مع الأمل في أن يصححوا سلوكهم (</w:t>
@@ -5797,6 +7195,8 @@
       <w:hyperlink r:id="rId148">
         <w:r>
           <w:rPr>
+            <w:rtl/>
+            <w:cs/>
             <w:lang w:val="ar_AE" w:bidi="ar_AE"/>
           </w:rPr>
           <w:rPr>
@@ -5808,6 +7208,8 @@
       </w:hyperlink>
       <w:r>
         <w:rPr>
+          <w:rtl/>
+          <w:cs/>
           <w:lang w:val="ar_AE" w:bidi="ar_AE"/>
         </w:rPr>
         <w:t xml:space="preserve">, </w:t>
@@ -5815,6 +7217,8 @@
       <w:hyperlink r:id="rId126">
         <w:r>
           <w:rPr>
+            <w:rtl/>
+            <w:cs/>
             <w:lang w:val="ar_AE" w:bidi="ar_AE"/>
           </w:rPr>
           <w:rPr>
@@ -5826,27 +7230,35 @@
       </w:hyperlink>
       <w:r>
         <w:rPr>
+          <w:rtl/>
+          <w:cs/>
           <w:lang w:val="ar_AE" w:bidi="ar_AE"/>
         </w:rPr>
         <w:t>).</w:t>
       </w:r>
       <w:r>
         <w:rPr>
-          <w:lang w:val="ar_AE" w:bidi="ar_AE"/>
-        </w:rPr>
-      </w:r>
-      <w:r>
-        <w:rPr>
-          <w:lang w:val="ar_AE" w:bidi="ar_AE"/>
-        </w:rPr>
-      </w:r>
-    </w:p>
-    <w:p>
-      <w:pPr>
-        <w:bidi/>
-      </w:pPr>
-      <w:r>
-        <w:rPr>
+          <w:rtl/>
+          <w:cs/>
+          <w:lang w:val="ar_AE" w:bidi="ar_AE"/>
+        </w:rPr>
+      </w:r>
+      <w:r>
+        <w:rPr>
+          <w:rtl/>
+          <w:cs/>
+          <w:lang w:val="ar_AE" w:bidi="ar_AE"/>
+        </w:rPr>
+      </w:r>
+    </w:p>
+    <w:p>
+      <w:pPr>
+        <w:bidi/>
+      </w:pPr>
+      <w:r>
+        <w:rPr>
+          <w:rtl/>
+          <w:cs/>
           <w:lang w:val="ar_AE" w:bidi="ar_AE"/>
         </w:rPr>
       </w:r>
@@ -5858,27 +7270,35 @@
       </w:pPr>
       <w:r>
         <w:rPr>
+          <w:rtl/>
+          <w:cs/>
           <w:lang w:val="ar_AE" w:bidi="ar_AE"/>
         </w:rPr>
         <w:t>2 تسالونيكي 3: 16</w:t>
       </w:r>
       <w:r>
         <w:rPr>
-          <w:lang w:val="ar_AE" w:bidi="ar_AE"/>
-        </w:rPr>
-      </w:r>
-    </w:p>
-    <w:p>
-      <w:pPr>
-        <w:bidi/>
-      </w:pPr>
-      <w:r>
-        <w:rPr>
-          <w:lang w:val="ar_AE" w:bidi="ar_AE"/>
-        </w:rPr>
-      </w:r>
-      <w:r>
-        <w:rPr>
+          <w:rtl/>
+          <w:cs/>
+          <w:lang w:val="ar_AE" w:bidi="ar_AE"/>
+        </w:rPr>
+      </w:r>
+    </w:p>
+    <w:p>
+      <w:pPr>
+        <w:bidi/>
+      </w:pPr>
+      <w:r>
+        <w:rPr>
+          <w:rtl/>
+          <w:cs/>
+          <w:lang w:val="ar_AE" w:bidi="ar_AE"/>
+        </w:rPr>
+      </w:r>
+      <w:r>
+        <w:rPr>
+          <w:rtl/>
+          <w:cs/>
           <w:lang w:val="ar_AE" w:bidi="ar_AE"/>
         </w:rPr>
         <w:t xml:space="preserve">الصلاة النهائية تعكس بركة يسوع في </w:t>
@@ -5886,6 +7306,8 @@
       <w:hyperlink r:id="rId149">
         <w:r>
           <w:rPr>
+            <w:rtl/>
+            <w:cs/>
             <w:lang w:val="ar_AE" w:bidi="ar_AE"/>
           </w:rPr>
           <w:rPr>
@@ -5897,6 +7319,8 @@
       </w:hyperlink>
       <w:r>
         <w:rPr>
+          <w:rtl/>
+          <w:cs/>
           <w:lang w:val="ar_AE" w:bidi="ar_AE"/>
         </w:rPr>
         <w:t xml:space="preserve"> (قارن مع </w:t>
@@ -5904,6 +7328,8 @@
       <w:hyperlink r:id="rId150">
         <w:r>
           <w:rPr>
+            <w:rtl/>
+            <w:cs/>
             <w:lang w:val="ar_AE" w:bidi="ar_AE"/>
           </w:rPr>
           <w:rPr>
@@ -5915,6 +7341,8 @@
       </w:hyperlink>
       <w:r>
         <w:rPr>
+          <w:rtl/>
+          <w:cs/>
           <w:lang w:val="ar_AE" w:bidi="ar_AE"/>
         </w:rPr>
         <w:t>) وتتباين مع الوضع الذي واجهه هؤلاء المؤمنون في تسالونيكي (</w:t>
@@ -5922,6 +7350,8 @@
       <w:hyperlink r:id="rId151">
         <w:r>
           <w:rPr>
+            <w:rtl/>
+            <w:cs/>
             <w:lang w:val="ar_AE" w:bidi="ar_AE"/>
           </w:rPr>
           <w:rPr>
@@ -5933,6 +7363,8 @@
       </w:hyperlink>
       <w:r>
         <w:rPr>
+          <w:rtl/>
+          <w:cs/>
           <w:lang w:val="ar_AE" w:bidi="ar_AE"/>
         </w:rPr>
         <w:t xml:space="preserve">; </w:t>
@@ -5940,6 +7372,8 @@
       <w:hyperlink r:id="rId23">
         <w:r>
           <w:rPr>
+            <w:rtl/>
+            <w:cs/>
             <w:lang w:val="ar_AE" w:bidi="ar_AE"/>
           </w:rPr>
           <w:rPr>
@@ -5951,6 +7385,8 @@
       </w:hyperlink>
       <w:r>
         <w:rPr>
+          <w:rtl/>
+          <w:cs/>
           <w:lang w:val="ar_AE" w:bidi="ar_AE"/>
         </w:rPr>
         <w:t>). ولقد كان بولس دائمًا مدركًا لحضور الرب يسوع مع شعبه (</w:t>
@@ -5958,6 +7394,8 @@
       <w:hyperlink r:id="rId152">
         <w:r>
           <w:rPr>
+            <w:rtl/>
+            <w:cs/>
             <w:lang w:val="ar_AE" w:bidi="ar_AE"/>
           </w:rPr>
           <w:rPr>
@@ -5969,6 +7407,8 @@
       </w:hyperlink>
       <w:r>
         <w:rPr>
+          <w:rtl/>
+          <w:cs/>
           <w:lang w:val="ar_AE" w:bidi="ar_AE"/>
         </w:rPr>
         <w:t xml:space="preserve">; </w:t>
@@ -5976,6 +7416,8 @@
       <w:hyperlink r:id="rId153">
         <w:r>
           <w:rPr>
+            <w:rtl/>
+            <w:cs/>
             <w:lang w:val="ar_AE" w:bidi="ar_AE"/>
           </w:rPr>
           <w:rPr>
@@ -5987,27 +7429,35 @@
       </w:hyperlink>
       <w:r>
         <w:rPr>
+          <w:rtl/>
+          <w:cs/>
           <w:lang w:val="ar_AE" w:bidi="ar_AE"/>
         </w:rPr>
         <w:t>).</w:t>
       </w:r>
       <w:r>
         <w:rPr>
-          <w:lang w:val="ar_AE" w:bidi="ar_AE"/>
-        </w:rPr>
-      </w:r>
-      <w:r>
-        <w:rPr>
-          <w:lang w:val="ar_AE" w:bidi="ar_AE"/>
-        </w:rPr>
-      </w:r>
-    </w:p>
-    <w:p>
-      <w:pPr>
-        <w:bidi/>
-      </w:pPr>
-      <w:r>
-        <w:rPr>
+          <w:rtl/>
+          <w:cs/>
+          <w:lang w:val="ar_AE" w:bidi="ar_AE"/>
+        </w:rPr>
+      </w:r>
+      <w:r>
+        <w:rPr>
+          <w:rtl/>
+          <w:cs/>
+          <w:lang w:val="ar_AE" w:bidi="ar_AE"/>
+        </w:rPr>
+      </w:r>
+    </w:p>
+    <w:p>
+      <w:pPr>
+        <w:bidi/>
+      </w:pPr>
+      <w:r>
+        <w:rPr>
+          <w:rtl/>
+          <w:cs/>
           <w:lang w:val="ar_AE" w:bidi="ar_AE"/>
         </w:rPr>
       </w:r>
@@ -6019,27 +7469,35 @@
       </w:pPr>
       <w:r>
         <w:rPr>
+          <w:rtl/>
+          <w:cs/>
           <w:lang w:val="ar_AE" w:bidi="ar_AE"/>
         </w:rPr>
         <w:t>2 تسالونيكي 3: 17</w:t>
       </w:r>
       <w:r>
         <w:rPr>
-          <w:lang w:val="ar_AE" w:bidi="ar_AE"/>
-        </w:rPr>
-      </w:r>
-    </w:p>
-    <w:p>
-      <w:pPr>
-        <w:bidi/>
-      </w:pPr>
-      <w:r>
-        <w:rPr>
-          <w:lang w:val="ar_AE" w:bidi="ar_AE"/>
-        </w:rPr>
-      </w:r>
-      <w:r>
-        <w:rPr>
+          <w:rtl/>
+          <w:cs/>
+          <w:lang w:val="ar_AE" w:bidi="ar_AE"/>
+        </w:rPr>
+      </w:r>
+    </w:p>
+    <w:p>
+      <w:pPr>
+        <w:bidi/>
+      </w:pPr>
+      <w:r>
+        <w:rPr>
+          <w:rtl/>
+          <w:cs/>
+          <w:lang w:val="ar_AE" w:bidi="ar_AE"/>
+        </w:rPr>
+      </w:r>
+      <w:r>
+        <w:rPr>
+          <w:rtl/>
+          <w:cs/>
           <w:lang w:val="ar_AE" w:bidi="ar_AE"/>
         </w:rPr>
         <w:t>كان قد كتب هذه الرسالة لبولس كاتب أو ناسخ (</w:t>
@@ -6047,6 +7505,8 @@
       <w:hyperlink r:id="rId154">
         <w:r>
           <w:rPr>
+            <w:rtl/>
+            <w:cs/>
             <w:lang w:val="ar_AE" w:bidi="ar_AE"/>
           </w:rPr>
           <w:rPr>
@@ -6058,6 +7518,8 @@
       </w:hyperlink>
       <w:r>
         <w:rPr>
+          <w:rtl/>
+          <w:cs/>
           <w:lang w:val="ar_AE" w:bidi="ar_AE"/>
         </w:rPr>
         <w:t xml:space="preserve">; </w:t>
@@ -6065,6 +7527,8 @@
       <w:hyperlink r:id="rId155">
         <w:r>
           <w:rPr>
+            <w:rtl/>
+            <w:cs/>
             <w:lang w:val="ar_AE" w:bidi="ar_AE"/>
           </w:rPr>
           <w:rPr>
@@ -6076,6 +7540,8 @@
       </w:hyperlink>
       <w:r>
         <w:rPr>
+          <w:rtl/>
+          <w:cs/>
           <w:lang w:val="ar_AE" w:bidi="ar_AE"/>
         </w:rPr>
         <w:t xml:space="preserve">). والآن، يأخذ بولس القلم ليضيف تحية نهائية بخط يده (قارن </w:t>
@@ -6083,6 +7549,8 @@
       <w:hyperlink r:id="rId156">
         <w:r>
           <w:rPr>
+            <w:rtl/>
+            <w:cs/>
             <w:lang w:val="ar_AE" w:bidi="ar_AE"/>
           </w:rPr>
           <w:rPr>
@@ -6094,6 +7562,8 @@
       </w:hyperlink>
       <w:r>
         <w:rPr>
+          <w:rtl/>
+          <w:cs/>
           <w:lang w:val="ar_AE" w:bidi="ar_AE"/>
         </w:rPr>
         <w:t xml:space="preserve">; </w:t>
@@ -6101,6 +7571,8 @@
       <w:hyperlink r:id="rId157">
         <w:r>
           <w:rPr>
+            <w:rtl/>
+            <w:cs/>
             <w:lang w:val="ar_AE" w:bidi="ar_AE"/>
           </w:rPr>
           <w:rPr>
@@ -6112,6 +7584,8 @@
       </w:hyperlink>
       <w:r>
         <w:rPr>
+          <w:rtl/>
+          <w:cs/>
           <w:lang w:val="ar_AE" w:bidi="ar_AE"/>
         </w:rPr>
         <w:t xml:space="preserve">; </w:t>
@@ -6119,6 +7593,8 @@
       <w:hyperlink r:id="rId158">
         <w:r>
           <w:rPr>
+            <w:rtl/>
+            <w:cs/>
             <w:lang w:val="ar_AE" w:bidi="ar_AE"/>
           </w:rPr>
           <w:rPr>
@@ -6130,6 +7606,8 @@
       </w:hyperlink>
       <w:r>
         <w:rPr>
+          <w:rtl/>
+          <w:cs/>
           <w:lang w:val="ar_AE" w:bidi="ar_AE"/>
         </w:rPr>
         <w:t xml:space="preserve">; </w:t>
@@ -6137,6 +7615,8 @@
       <w:hyperlink r:id="rId159">
         <w:r>
           <w:rPr>
+            <w:rtl/>
+            <w:cs/>
             <w:lang w:val="ar_AE" w:bidi="ar_AE"/>
           </w:rPr>
           <w:rPr>
@@ -6148,6 +7628,8 @@
       </w:hyperlink>
       <w:r>
         <w:rPr>
+          <w:rtl/>
+          <w:cs/>
           <w:lang w:val="ar_AE" w:bidi="ar_AE"/>
         </w:rPr>
         <w:t>). نظرًا لأنه كان يشك في تداول رسالة باسمه لم يكتبها هو (</w:t>
@@ -6155,6 +7637,8 @@
       <w:hyperlink r:id="rId41">
         <w:r>
           <w:rPr>
+            <w:rtl/>
+            <w:cs/>
             <w:lang w:val="ar_AE" w:bidi="ar_AE"/>
           </w:rPr>
           <w:rPr>
@@ -6166,27 +7650,35 @@
       </w:hyperlink>
       <w:r>
         <w:rPr>
+          <w:rtl/>
+          <w:cs/>
           <w:lang w:val="ar_AE" w:bidi="ar_AE"/>
         </w:rPr>
         <w:t>)، فإنه يؤكد على هذا الإجراء التوثيقي لإثبات أن هذه الرسالة منه.</w:t>
       </w:r>
       <w:r>
         <w:rPr>
-          <w:lang w:val="ar_AE" w:bidi="ar_AE"/>
-        </w:rPr>
-      </w:r>
-      <w:r>
-        <w:rPr>
-          <w:lang w:val="ar_AE" w:bidi="ar_AE"/>
-        </w:rPr>
-      </w:r>
-    </w:p>
-    <w:p>
-      <w:pPr>
-        <w:bidi/>
-      </w:pPr>
-      <w:r>
-        <w:rPr>
+          <w:rtl/>
+          <w:cs/>
+          <w:lang w:val="ar_AE" w:bidi="ar_AE"/>
+        </w:rPr>
+      </w:r>
+      <w:r>
+        <w:rPr>
+          <w:rtl/>
+          <w:cs/>
+          <w:lang w:val="ar_AE" w:bidi="ar_AE"/>
+        </w:rPr>
+      </w:r>
+    </w:p>
+    <w:p>
+      <w:pPr>
+        <w:bidi/>
+      </w:pPr>
+      <w:r>
+        <w:rPr>
+          <w:rtl/>
+          <w:cs/>
           <w:lang w:val="ar_AE" w:bidi="ar_AE"/>
         </w:rPr>
       </w:r>
@@ -6198,27 +7690,35 @@
       </w:pPr>
       <w:r>
         <w:rPr>
+          <w:rtl/>
+          <w:cs/>
           <w:lang w:val="ar_AE" w:bidi="ar_AE"/>
         </w:rPr>
         <w:t>2 تسالونيكي 3: 18</w:t>
       </w:r>
       <w:r>
         <w:rPr>
-          <w:lang w:val="ar_AE" w:bidi="ar_AE"/>
-        </w:rPr>
-      </w:r>
-    </w:p>
-    <w:p>
-      <w:pPr>
-        <w:bidi/>
-      </w:pPr>
-      <w:r>
-        <w:rPr>
-          <w:lang w:val="ar_AE" w:bidi="ar_AE"/>
-        </w:rPr>
-      </w:r>
-      <w:r>
-        <w:rPr>
+          <w:rtl/>
+          <w:cs/>
+          <w:lang w:val="ar_AE" w:bidi="ar_AE"/>
+        </w:rPr>
+      </w:r>
+    </w:p>
+    <w:p>
+      <w:pPr>
+        <w:bidi/>
+      </w:pPr>
+      <w:r>
+        <w:rPr>
+          <w:rtl/>
+          <w:cs/>
+          <w:lang w:val="ar_AE" w:bidi="ar_AE"/>
+        </w:rPr>
+      </w:r>
+      <w:r>
+        <w:rPr>
+          <w:rtl/>
+          <w:cs/>
           <w:lang w:val="ar_AE" w:bidi="ar_AE"/>
         </w:rPr>
         <w:t xml:space="preserve">غالبًا ما كانت الرسائل القديمة تُختتم بتمني الصحة أو الازدهار، لكن بركة بولس أعظم بكثير: فهو يدعو الرب يسوع المسيح لأن يهب نعمة للمستلمين (انظر </w:t>
@@ -6226,6 +7726,8 @@
       <w:hyperlink r:id="rId160">
         <w:r>
           <w:rPr>
+            <w:rtl/>
+            <w:cs/>
             <w:lang w:val="ar_AE" w:bidi="ar_AE"/>
           </w:rPr>
           <w:rPr>
@@ -6237,17 +7739,23 @@
       </w:hyperlink>
       <w:r>
         <w:rPr>
+          <w:rtl/>
+          <w:cs/>
           <w:lang w:val="ar_AE" w:bidi="ar_AE"/>
         </w:rPr>
         <w:t>).</w:t>
       </w:r>
       <w:r>
         <w:rPr>
-          <w:lang w:val="ar_AE" w:bidi="ar_AE"/>
-        </w:rPr>
-      </w:r>
-      <w:r>
-        <w:rPr>
+          <w:rtl/>
+          <w:cs/>
+          <w:lang w:val="ar_AE" w:bidi="ar_AE"/>
+        </w:rPr>
+      </w:r>
+      <w:r>
+        <w:rPr>
+          <w:rtl/>
+          <w:cs/>
           <w:lang w:val="ar_AE" w:bidi="ar_AE"/>
         </w:rPr>
       </w:r>

--- a/arb/docx/53.content.docx
+++ b/arb/docx/53.content.docx
@@ -376,20 +376,14 @@
         </w:rPr>
         <w:t>الله أبونا والرب يسوع المسيح متساويان كمصدر للنعمة والسلام. كان رجاء أهل تسالونيكي مرتبطًا بنعمة الله (</w:t>
       </w:r>
-      <w:hyperlink r:id="rId13">
-        <w:r>
-          <w:rPr>
-            <w:rtl/>
-            <w:cs/>
-            <w:lang w:val="ar_AE" w:bidi="ar_AE"/>
-          </w:rPr>
-          <w:rPr>
-            <w:color w:val="0000EE"/>
-            <w:u w:val="single"/>
-          </w:rPr>
-          <w:t>2:16</w:t>
-        </w:r>
-      </w:hyperlink>
+      <w:r>
+        <w:rPr>
+          <w:rtl/>
+          <w:cs/>
+          <w:lang w:val="ar_AE" w:bidi="ar_AE"/>
+        </w:rPr>
+        <w:t>2:16</w:t>
+      </w:r>
       <w:r>
         <w:rPr>
           <w:rtl/>
@@ -398,20 +392,14 @@
         </w:rPr>
         <w:t>)، وحتى في وسط الاضطهاد يمكنهم أن يختبروا السلام الذي يمنحه الله (</w:t>
       </w:r>
-      <w:hyperlink r:id="rId14">
-        <w:r>
-          <w:rPr>
-            <w:rtl/>
-            <w:cs/>
-            <w:lang w:val="ar_AE" w:bidi="ar_AE"/>
-          </w:rPr>
-          <w:rPr>
-            <w:color w:val="0000EE"/>
-            <w:u w:val="single"/>
-          </w:rPr>
-          <w:t>3:16</w:t>
-        </w:r>
-      </w:hyperlink>
+      <w:r>
+        <w:rPr>
+          <w:rtl/>
+          <w:cs/>
+          <w:lang w:val="ar_AE" w:bidi="ar_AE"/>
+        </w:rPr>
+        <w:t>3:16</w:t>
+      </w:r>
       <w:r>
         <w:rPr>
           <w:rtl/>
@@ -538,20 +526,14 @@
         </w:rPr>
         <w:t xml:space="preserve"> و"صبرهم" (</w:t>
       </w:r>
-      <w:hyperlink r:id="rId15">
-        <w:r>
-          <w:rPr>
-            <w:rtl/>
-            <w:cs/>
-            <w:lang w:val="ar_AE" w:bidi="ar_AE"/>
-          </w:rPr>
-          <w:rPr>
-            <w:color w:val="0000EE"/>
-            <w:u w:val="single"/>
-          </w:rPr>
-          <w:t>1:4</w:t>
-        </w:r>
-      </w:hyperlink>
+      <w:r>
+        <w:rPr>
+          <w:rtl/>
+          <w:cs/>
+          <w:lang w:val="ar_AE" w:bidi="ar_AE"/>
+        </w:rPr>
+        <w:t>1:4</w:t>
+      </w:r>
       <w:r>
         <w:rPr>
           <w:rtl/>
@@ -560,20 +542,14 @@
         </w:rPr>
         <w:t xml:space="preserve">). هذه الفضائل المسيحية الأساسية (انظر </w:t>
       </w:r>
-      <w:hyperlink r:id="rId16">
-        <w:r>
-          <w:rPr>
-            <w:rtl/>
-            <w:cs/>
-            <w:lang w:val="ar_AE" w:bidi="ar_AE"/>
-          </w:rPr>
-          <w:rPr>
-            <w:color w:val="0000EE"/>
-            <w:u w:val="single"/>
-          </w:rPr>
-          <w:t>1 كورنثوس 13:13</w:t>
-        </w:r>
-      </w:hyperlink>
+      <w:r>
+        <w:rPr>
+          <w:rtl/>
+          <w:cs/>
+          <w:lang w:val="ar_AE" w:bidi="ar_AE"/>
+        </w:rPr>
+        <w:t>1 كورنثوس 13:13</w:t>
+      </w:r>
       <w:r>
         <w:rPr>
           <w:rtl/>
@@ -582,20 +558,14 @@
         </w:rPr>
         <w:t xml:space="preserve">; </w:t>
       </w:r>
-      <w:hyperlink r:id="rId17">
-        <w:r>
-          <w:rPr>
-            <w:rtl/>
-            <w:cs/>
-            <w:lang w:val="ar_AE" w:bidi="ar_AE"/>
-          </w:rPr>
-          <w:rPr>
-            <w:color w:val="0000EE"/>
-            <w:u w:val="single"/>
-          </w:rPr>
-          <w:t>كولوسي 1:4–5</w:t>
-        </w:r>
-      </w:hyperlink>
+      <w:r>
+        <w:rPr>
+          <w:rtl/>
+          <w:cs/>
+          <w:lang w:val="ar_AE" w:bidi="ar_AE"/>
+        </w:rPr>
+        <w:t>كولوسي 1:4–5</w:t>
+      </w:r>
       <w:r>
         <w:rPr>
           <w:rtl/>
@@ -604,20 +574,14 @@
         </w:rPr>
         <w:t xml:space="preserve">; </w:t>
       </w:r>
-      <w:hyperlink r:id="rId18">
-        <w:r>
-          <w:rPr>
-            <w:rtl/>
-            <w:cs/>
-            <w:lang w:val="ar_AE" w:bidi="ar_AE"/>
-          </w:rPr>
-          <w:rPr>
-            <w:color w:val="0000EE"/>
-            <w:u w:val="single"/>
-          </w:rPr>
-          <w:t>عبرانيين 10:21–24</w:t>
-        </w:r>
-      </w:hyperlink>
+      <w:r>
+        <w:rPr>
+          <w:rtl/>
+          <w:cs/>
+          <w:lang w:val="ar_AE" w:bidi="ar_AE"/>
+        </w:rPr>
+        <w:t>عبرانيين 10:21–24</w:t>
+      </w:r>
       <w:r>
         <w:rPr>
           <w:rtl/>
@@ -626,20 +590,14 @@
         </w:rPr>
         <w:t xml:space="preserve">; </w:t>
       </w:r>
-      <w:hyperlink r:id="rId19">
-        <w:r>
-          <w:rPr>
-            <w:rtl/>
-            <w:cs/>
-            <w:lang w:val="ar_AE" w:bidi="ar_AE"/>
-          </w:rPr>
-          <w:rPr>
-            <w:color w:val="0000EE"/>
-            <w:u w:val="single"/>
-          </w:rPr>
-          <w:t>1 بطرس 2:1–22</w:t>
-        </w:r>
-      </w:hyperlink>
+      <w:r>
+        <w:rPr>
+          <w:rtl/>
+          <w:cs/>
+          <w:lang w:val="ar_AE" w:bidi="ar_AE"/>
+        </w:rPr>
+        <w:t>1 بطرس 2:1–22</w:t>
+      </w:r>
       <w:r>
         <w:rPr>
           <w:rtl/>
@@ -648,20 +606,14 @@
         </w:rPr>
         <w:t>) كانت تنمو في الكنيسة برغم الاضطهاد الذي قاسوه (</w:t>
       </w:r>
-      <w:hyperlink r:id="rId20">
-        <w:r>
-          <w:rPr>
-            <w:rtl/>
-            <w:cs/>
-            <w:lang w:val="ar_AE" w:bidi="ar_AE"/>
-          </w:rPr>
-          <w:rPr>
-            <w:color w:val="0000EE"/>
-            <w:u w:val="single"/>
-          </w:rPr>
-          <w:t>2 تسالونيكي 1:5</w:t>
-        </w:r>
-      </w:hyperlink>
+      <w:r>
+        <w:rPr>
+          <w:rtl/>
+          <w:cs/>
+          <w:lang w:val="ar_AE" w:bidi="ar_AE"/>
+        </w:rPr>
+        <w:t>2 تسالونيكي 1:5</w:t>
+      </w:r>
       <w:r>
         <w:rPr>
           <w:rtl/>
@@ -737,20 +689,14 @@
         </w:rPr>
         <w:t>بعد أن شكر الله على كنيسة تسالونيكي (</w:t>
       </w:r>
-      <w:hyperlink r:id="rId21">
-        <w:r>
-          <w:rPr>
-            <w:rtl/>
-            <w:cs/>
-            <w:lang w:val="ar_AE" w:bidi="ar_AE"/>
-          </w:rPr>
-          <w:rPr>
-            <w:color w:val="0000EE"/>
-            <w:u w:val="single"/>
-          </w:rPr>
-          <w:t>1:3–4</w:t>
-        </w:r>
-      </w:hyperlink>
+      <w:r>
+        <w:rPr>
+          <w:rtl/>
+          <w:cs/>
+          <w:lang w:val="ar_AE" w:bidi="ar_AE"/>
+        </w:rPr>
+        <w:t>1:3–4</w:t>
+      </w:r>
       <w:r>
         <w:rPr>
           <w:rtl/>
@@ -759,20 +705,14 @@
         </w:rPr>
         <w:t>)، يكتب بولس عن الاضطهاد (</w:t>
       </w:r>
-      <w:hyperlink r:id="rId15">
-        <w:r>
-          <w:rPr>
-            <w:rtl/>
-            <w:cs/>
-            <w:lang w:val="ar_AE" w:bidi="ar_AE"/>
-          </w:rPr>
-          <w:rPr>
-            <w:color w:val="0000EE"/>
-            <w:u w:val="single"/>
-          </w:rPr>
-          <w:t>1:4</w:t>
-        </w:r>
-      </w:hyperlink>
+      <w:r>
+        <w:rPr>
+          <w:rtl/>
+          <w:cs/>
+          <w:lang w:val="ar_AE" w:bidi="ar_AE"/>
+        </w:rPr>
+        <w:t>1:4</w:t>
+      </w:r>
       <w:r>
         <w:rPr>
           <w:rtl/>
@@ -781,20 +721,14 @@
         </w:rPr>
         <w:t>)، الذي اشتد منذ أن كتب رسالته الأولى (</w:t>
       </w:r>
-      <w:hyperlink r:id="rId22">
-        <w:r>
-          <w:rPr>
-            <w:rtl/>
-            <w:cs/>
-            <w:lang w:val="ar_AE" w:bidi="ar_AE"/>
-          </w:rPr>
-          <w:rPr>
-            <w:color w:val="0000EE"/>
-            <w:u w:val="single"/>
-          </w:rPr>
-          <w:t>1 تسالونيكي 1:6</w:t>
-        </w:r>
-      </w:hyperlink>
+      <w:r>
+        <w:rPr>
+          <w:rtl/>
+          <w:cs/>
+          <w:lang w:val="ar_AE" w:bidi="ar_AE"/>
+        </w:rPr>
+        <w:t>1 تسالونيكي 1:6</w:t>
+      </w:r>
       <w:r>
         <w:rPr>
           <w:rtl/>
@@ -803,20 +737,14 @@
         </w:rPr>
         <w:t xml:space="preserve">; </w:t>
       </w:r>
-      <w:hyperlink r:id="rId23">
-        <w:r>
-          <w:rPr>
-            <w:rtl/>
-            <w:cs/>
-            <w:lang w:val="ar_AE" w:bidi="ar_AE"/>
-          </w:rPr>
-          <w:rPr>
-            <w:color w:val="0000EE"/>
-            <w:u w:val="single"/>
-          </w:rPr>
-          <w:t>2:14</w:t>
-        </w:r>
-      </w:hyperlink>
+      <w:r>
+        <w:rPr>
+          <w:rtl/>
+          <w:cs/>
+          <w:lang w:val="ar_AE" w:bidi="ar_AE"/>
+        </w:rPr>
+        <w:t>2:14</w:t>
+      </w:r>
       <w:r>
         <w:rPr>
           <w:rtl/>
@@ -825,20 +753,14 @@
         </w:rPr>
         <w:t xml:space="preserve">; </w:t>
       </w:r>
-      <w:hyperlink r:id="rId24">
-        <w:r>
-          <w:rPr>
-            <w:rtl/>
-            <w:cs/>
-            <w:lang w:val="ar_AE" w:bidi="ar_AE"/>
-          </w:rPr>
-          <w:rPr>
-            <w:color w:val="0000EE"/>
-            <w:u w:val="single"/>
-          </w:rPr>
-          <w:t>3:3–4</w:t>
-        </w:r>
-      </w:hyperlink>
+      <w:r>
+        <w:rPr>
+          <w:rtl/>
+          <w:cs/>
+          <w:lang w:val="ar_AE" w:bidi="ar_AE"/>
+        </w:rPr>
+        <w:t>3:3–4</w:t>
+      </w:r>
       <w:r>
         <w:rPr>
           <w:rtl/>
@@ -847,20 +769,14 @@
         </w:rPr>
         <w:t>). سيخفف الله من معاناتهم (</w:t>
       </w:r>
-      <w:hyperlink r:id="rId25">
-        <w:r>
-          <w:rPr>
-            <w:rtl/>
-            <w:cs/>
-            <w:lang w:val="ar_AE" w:bidi="ar_AE"/>
-          </w:rPr>
-          <w:rPr>
-            <w:color w:val="0000EE"/>
-            <w:u w:val="single"/>
-          </w:rPr>
-          <w:t>2 تسالونيكي 1:5–10</w:t>
-        </w:r>
-      </w:hyperlink>
+      <w:r>
+        <w:rPr>
+          <w:rtl/>
+          <w:cs/>
+          <w:lang w:val="ar_AE" w:bidi="ar_AE"/>
+        </w:rPr>
+        <w:t>2 تسالونيكي 1:5–10</w:t>
+      </w:r>
       <w:r>
         <w:rPr>
           <w:rtl/>
@@ -936,20 +852,14 @@
         </w:rPr>
         <w:t>كان بولس، وهو يفتخر أمام الكنائس الأخرى بصبر وثبات أهل تسالونيكي، يُشجِّع الكنيسة على أن يصبروا وأن يستمروا أمناء في مواجهة العداء الكبير (</w:t>
       </w:r>
-      <w:hyperlink r:id="rId23">
-        <w:r>
-          <w:rPr>
-            <w:rtl/>
-            <w:cs/>
-            <w:lang w:val="ar_AE" w:bidi="ar_AE"/>
-          </w:rPr>
-          <w:rPr>
-            <w:color w:val="0000EE"/>
-            <w:u w:val="single"/>
-          </w:rPr>
-          <w:t>1 تسالونيكي 2:14</w:t>
-        </w:r>
-      </w:hyperlink>
+      <w:r>
+        <w:rPr>
+          <w:rtl/>
+          <w:cs/>
+          <w:lang w:val="ar_AE" w:bidi="ar_AE"/>
+        </w:rPr>
+        <w:t>1 تسالونيكي 2:14</w:t>
+      </w:r>
       <w:r>
         <w:rPr>
           <w:rtl/>
@@ -958,20 +868,14 @@
         </w:rPr>
         <w:t xml:space="preserve">; </w:t>
       </w:r>
-      <w:hyperlink r:id="rId24">
-        <w:r>
-          <w:rPr>
-            <w:rtl/>
-            <w:cs/>
-            <w:lang w:val="ar_AE" w:bidi="ar_AE"/>
-          </w:rPr>
-          <w:rPr>
-            <w:color w:val="0000EE"/>
-            <w:u w:val="single"/>
-          </w:rPr>
-          <w:t>3:3–4</w:t>
-        </w:r>
-      </w:hyperlink>
+      <w:r>
+        <w:rPr>
+          <w:rtl/>
+          <w:cs/>
+          <w:lang w:val="ar_AE" w:bidi="ar_AE"/>
+        </w:rPr>
+        <w:t>3:3–4</w:t>
+      </w:r>
       <w:r>
         <w:rPr>
           <w:rtl/>
@@ -1047,20 +951,14 @@
         </w:rPr>
         <w:t>الذين دعاهم الله لدخول ملكوته سيواجهون آلامًا من أجل ذلك (</w:t>
       </w:r>
-      <w:hyperlink r:id="rId26">
-        <w:r>
-          <w:rPr>
-            <w:rtl/>
-            <w:cs/>
-            <w:lang w:val="ar_AE" w:bidi="ar_AE"/>
-          </w:rPr>
-          <w:rPr>
-            <w:color w:val="0000EE"/>
-            <w:u w:val="single"/>
-          </w:rPr>
-          <w:t>أعمال 14:22</w:t>
-        </w:r>
-      </w:hyperlink>
+      <w:r>
+        <w:rPr>
+          <w:rtl/>
+          <w:cs/>
+          <w:lang w:val="ar_AE" w:bidi="ar_AE"/>
+        </w:rPr>
+        <w:t>أعمال 14:22</w:t>
+      </w:r>
       <w:r>
         <w:rPr>
           <w:rtl/>
@@ -1069,20 +967,14 @@
         </w:rPr>
         <w:t xml:space="preserve">؛ </w:t>
       </w:r>
-      <w:hyperlink r:id="rId27">
-        <w:r>
-          <w:rPr>
-            <w:rtl/>
-            <w:cs/>
-            <w:lang w:val="ar_AE" w:bidi="ar_AE"/>
-          </w:rPr>
-          <w:rPr>
-            <w:color w:val="0000EE"/>
-            <w:u w:val="single"/>
-          </w:rPr>
-          <w:t>1 تسالونيكي 2:12</w:t>
-        </w:r>
-      </w:hyperlink>
+      <w:r>
+        <w:rPr>
+          <w:rtl/>
+          <w:cs/>
+          <w:lang w:val="ar_AE" w:bidi="ar_AE"/>
+        </w:rPr>
+        <w:t>1 تسالونيكي 2:12</w:t>
+      </w:r>
       <w:r>
         <w:rPr>
           <w:rtl/>
@@ -1158,20 +1050,14 @@
         </w:rPr>
         <w:t>راحة: أي تخفيف المعاناة. • في موضع آخر، يتحدث بولس عن "مجيء" المسيح (</w:t>
       </w:r>
-      <w:hyperlink r:id="rId28">
-        <w:r>
-          <w:rPr>
-            <w:rtl/>
-            <w:cs/>
-            <w:lang w:val="ar_AE" w:bidi="ar_AE"/>
-          </w:rPr>
-          <w:rPr>
-            <w:color w:val="0000EE"/>
-            <w:u w:val="single"/>
-          </w:rPr>
-          <w:t>2:1</w:t>
-        </w:r>
-      </w:hyperlink>
+      <w:r>
+        <w:rPr>
+          <w:rtl/>
+          <w:cs/>
+          <w:lang w:val="ar_AE" w:bidi="ar_AE"/>
+        </w:rPr>
+        <w:t>2:1</w:t>
+      </w:r>
       <w:r>
         <w:rPr>
           <w:rtl/>
@@ -1180,20 +1066,14 @@
         </w:rPr>
         <w:t xml:space="preserve">; </w:t>
       </w:r>
-      <w:hyperlink r:id="rId29">
-        <w:r>
-          <w:rPr>
-            <w:rtl/>
-            <w:cs/>
-            <w:lang w:val="ar_AE" w:bidi="ar_AE"/>
-          </w:rPr>
-          <w:rPr>
-            <w:color w:val="0000EE"/>
-            <w:u w:val="single"/>
-          </w:rPr>
-          <w:t>1 تسالونيكي 2:19</w:t>
-        </w:r>
-      </w:hyperlink>
+      <w:r>
+        <w:rPr>
+          <w:rtl/>
+          <w:cs/>
+          <w:lang w:val="ar_AE" w:bidi="ar_AE"/>
+        </w:rPr>
+        <w:t>1 تسالونيكي 2:19</w:t>
+      </w:r>
       <w:r>
         <w:rPr>
           <w:rtl/>
@@ -1202,20 +1082,14 @@
         </w:rPr>
         <w:t xml:space="preserve">; </w:t>
       </w:r>
-      <w:hyperlink r:id="rId30">
-        <w:r>
-          <w:rPr>
-            <w:rtl/>
-            <w:cs/>
-            <w:lang w:val="ar_AE" w:bidi="ar_AE"/>
-          </w:rPr>
-          <w:rPr>
-            <w:color w:val="0000EE"/>
-            <w:u w:val="single"/>
-          </w:rPr>
-          <w:t>3:13</w:t>
-        </w:r>
-      </w:hyperlink>
+      <w:r>
+        <w:rPr>
+          <w:rtl/>
+          <w:cs/>
+          <w:lang w:val="ar_AE" w:bidi="ar_AE"/>
+        </w:rPr>
+        <w:t>3:13</w:t>
+      </w:r>
       <w:r>
         <w:rPr>
           <w:rtl/>
@@ -1224,20 +1098,14 @@
         </w:rPr>
         <w:t xml:space="preserve">; </w:t>
       </w:r>
-      <w:hyperlink r:id="rId31">
-        <w:r>
-          <w:rPr>
-            <w:rtl/>
-            <w:cs/>
-            <w:lang w:val="ar_AE" w:bidi="ar_AE"/>
-          </w:rPr>
-          <w:rPr>
-            <w:color w:val="0000EE"/>
-            <w:u w:val="single"/>
-          </w:rPr>
-          <w:t>4:15</w:t>
-        </w:r>
-      </w:hyperlink>
+      <w:r>
+        <w:rPr>
+          <w:rtl/>
+          <w:cs/>
+          <w:lang w:val="ar_AE" w:bidi="ar_AE"/>
+        </w:rPr>
+        <w:t>4:15</w:t>
+      </w:r>
       <w:r>
         <w:rPr>
           <w:rtl/>
@@ -1246,20 +1114,14 @@
         </w:rPr>
         <w:t xml:space="preserve">; </w:t>
       </w:r>
-      <w:hyperlink r:id="rId32">
-        <w:r>
-          <w:rPr>
-            <w:rtl/>
-            <w:cs/>
-            <w:lang w:val="ar_AE" w:bidi="ar_AE"/>
-          </w:rPr>
-          <w:rPr>
-            <w:color w:val="0000EE"/>
-            <w:u w:val="single"/>
-          </w:rPr>
-          <w:t>5:23</w:t>
-        </w:r>
-      </w:hyperlink>
+      <w:r>
+        <w:rPr>
+          <w:rtl/>
+          <w:cs/>
+          <w:lang w:val="ar_AE" w:bidi="ar_AE"/>
+        </w:rPr>
+        <w:t>5:23</w:t>
+      </w:r>
       <w:r>
         <w:rPr>
           <w:rtl/>
@@ -1268,20 +1130,14 @@
         </w:rPr>
         <w:t xml:space="preserve">); وهنا، يشير إلى الحدث باعتباره "ظهور" أو "استعلان" الرب يسوع، الذي لا يمكن رؤيته حاليًا بشكل مادي (قارن </w:t>
       </w:r>
-      <w:hyperlink r:id="rId33">
-        <w:r>
-          <w:rPr>
-            <w:rtl/>
-            <w:cs/>
-            <w:lang w:val="ar_AE" w:bidi="ar_AE"/>
-          </w:rPr>
-          <w:rPr>
-            <w:color w:val="0000EE"/>
-            <w:u w:val="single"/>
-          </w:rPr>
-          <w:t>1 بطرس 1:7–8</w:t>
-        </w:r>
-      </w:hyperlink>
+      <w:r>
+        <w:rPr>
+          <w:rtl/>
+          <w:cs/>
+          <w:lang w:val="ar_AE" w:bidi="ar_AE"/>
+        </w:rPr>
+        <w:t>1 بطرس 1:7–8</w:t>
+      </w:r>
       <w:r>
         <w:rPr>
           <w:rtl/>
@@ -1290,20 +1146,14 @@
         </w:rPr>
         <w:t xml:space="preserve">; </w:t>
       </w:r>
-      <w:hyperlink r:id="rId34">
-        <w:r>
-          <w:rPr>
-            <w:rtl/>
-            <w:cs/>
-            <w:lang w:val="ar_AE" w:bidi="ar_AE"/>
-          </w:rPr>
-          <w:rPr>
-            <w:color w:val="0000EE"/>
-            <w:u w:val="single"/>
-          </w:rPr>
-          <w:t>4:13</w:t>
-        </w:r>
-      </w:hyperlink>
+      <w:r>
+        <w:rPr>
+          <w:rtl/>
+          <w:cs/>
+          <w:lang w:val="ar_AE" w:bidi="ar_AE"/>
+        </w:rPr>
+        <w:t>4:13</w:t>
+      </w:r>
       <w:r>
         <w:rPr>
           <w:rtl/>
@@ -1379,20 +1229,14 @@
         </w:rPr>
         <w:t>سيتم معاقبتهم لرفضهم رسالة المسيح (</w:t>
       </w:r>
-      <w:hyperlink r:id="rId35">
-        <w:r>
-          <w:rPr>
-            <w:rtl/>
-            <w:cs/>
-            <w:lang w:val="ar_AE" w:bidi="ar_AE"/>
-          </w:rPr>
-          <w:rPr>
-            <w:color w:val="0000EE"/>
-            <w:u w:val="single"/>
-          </w:rPr>
-          <w:t>1:8</w:t>
-        </w:r>
-      </w:hyperlink>
+      <w:r>
+        <w:rPr>
+          <w:rtl/>
+          <w:cs/>
+          <w:lang w:val="ar_AE" w:bidi="ar_AE"/>
+        </w:rPr>
+        <w:t>1:8</w:t>
+      </w:r>
       <w:r>
         <w:rPr>
           <w:rtl/>
@@ -1401,20 +1245,14 @@
         </w:rPr>
         <w:t xml:space="preserve">). • الهلاك الأبدي (انظر </w:t>
       </w:r>
-      <w:hyperlink r:id="rId36">
-        <w:r>
-          <w:rPr>
-            <w:rtl/>
-            <w:cs/>
-            <w:lang w:val="ar_AE" w:bidi="ar_AE"/>
-          </w:rPr>
-          <w:rPr>
-            <w:color w:val="0000EE"/>
-            <w:u w:val="single"/>
-          </w:rPr>
-          <w:t>1 تسالونيكي 5:3</w:t>
-        </w:r>
-      </w:hyperlink>
+      <w:r>
+        <w:rPr>
+          <w:rtl/>
+          <w:cs/>
+          <w:lang w:val="ar_AE" w:bidi="ar_AE"/>
+        </w:rPr>
+        <w:t>1 تسالونيكي 5:3</w:t>
+      </w:r>
       <w:r>
         <w:rPr>
           <w:rtl/>
@@ -1423,20 +1261,14 @@
         </w:rPr>
         <w:t xml:space="preserve">; </w:t>
       </w:r>
-      <w:hyperlink r:id="rId37">
-        <w:r>
-          <w:rPr>
-            <w:rtl/>
-            <w:cs/>
-            <w:lang w:val="ar_AE" w:bidi="ar_AE"/>
-          </w:rPr>
-          <w:rPr>
-            <w:color w:val="0000EE"/>
-            <w:u w:val="single"/>
-          </w:rPr>
-          <w:t>1 تيموثاوس 6:9</w:t>
-        </w:r>
-      </w:hyperlink>
+      <w:r>
+        <w:rPr>
+          <w:rtl/>
+          <w:cs/>
+          <w:lang w:val="ar_AE" w:bidi="ar_AE"/>
+        </w:rPr>
+        <w:t>1 تيموثاوس 6:9</w:t>
+      </w:r>
       <w:r>
         <w:rPr>
           <w:rtl/>
@@ -1445,20 +1277,14 @@
         </w:rPr>
         <w:t>) لا رجعة فيه. • تعبير مِنْ وَجْهِ الرَّبِّ يشير إلى مصدر الدينونة القادمة (</w:t>
       </w:r>
-      <w:hyperlink r:id="rId38">
-        <w:r>
-          <w:rPr>
-            <w:rtl/>
-            <w:cs/>
-            <w:lang w:val="ar_AE" w:bidi="ar_AE"/>
-          </w:rPr>
-          <w:rPr>
-            <w:color w:val="0000EE"/>
-            <w:u w:val="single"/>
-          </w:rPr>
-          <w:t>إشعياء 2:10</w:t>
-        </w:r>
-      </w:hyperlink>
+      <w:r>
+        <w:rPr>
+          <w:rtl/>
+          <w:cs/>
+          <w:lang w:val="ar_AE" w:bidi="ar_AE"/>
+        </w:rPr>
+        <w:t>إشعياء 2:10</w:t>
+      </w:r>
       <w:r>
         <w:rPr>
           <w:rtl/>
@@ -1467,20 +1293,14 @@
         </w:rPr>
         <w:t xml:space="preserve">, </w:t>
       </w:r>
-      <w:hyperlink r:id="rId39">
-        <w:r>
-          <w:rPr>
-            <w:rtl/>
-            <w:cs/>
-            <w:lang w:val="ar_AE" w:bidi="ar_AE"/>
-          </w:rPr>
-          <w:rPr>
-            <w:color w:val="0000EE"/>
-            <w:u w:val="single"/>
-          </w:rPr>
-          <w:t>19</w:t>
-        </w:r>
-      </w:hyperlink>
+      <w:r>
+        <w:rPr>
+          <w:rtl/>
+          <w:cs/>
+          <w:lang w:val="ar_AE" w:bidi="ar_AE"/>
+        </w:rPr>
+        <w:t>19</w:t>
+      </w:r>
       <w:r>
         <w:rPr>
           <w:rtl/>
@@ -1489,20 +1309,14 @@
         </w:rPr>
         <w:t xml:space="preserve">, </w:t>
       </w:r>
-      <w:hyperlink r:id="rId40">
-        <w:r>
-          <w:rPr>
-            <w:rtl/>
-            <w:cs/>
-            <w:lang w:val="ar_AE" w:bidi="ar_AE"/>
-          </w:rPr>
-          <w:rPr>
-            <w:color w:val="0000EE"/>
-            <w:u w:val="single"/>
-          </w:rPr>
-          <w:t>21</w:t>
-        </w:r>
-      </w:hyperlink>
+      <w:r>
+        <w:rPr>
+          <w:rtl/>
+          <w:cs/>
+          <w:lang w:val="ar_AE" w:bidi="ar_AE"/>
+        </w:rPr>
+        <w:t>21</w:t>
+      </w:r>
       <w:r>
         <w:rPr>
           <w:rtl/>
@@ -1578,20 +1392,14 @@
         </w:rPr>
         <w:t>ذلك اليوم: يوم الرب (</w:t>
       </w:r>
-      <w:hyperlink r:id="rId41">
-        <w:r>
-          <w:rPr>
-            <w:rtl/>
-            <w:cs/>
-            <w:lang w:val="ar_AE" w:bidi="ar_AE"/>
-          </w:rPr>
-          <w:rPr>
-            <w:color w:val="0000EE"/>
-            <w:u w:val="single"/>
-          </w:rPr>
-          <w:t>2:2</w:t>
-        </w:r>
-      </w:hyperlink>
+      <w:r>
+        <w:rPr>
+          <w:rtl/>
+          <w:cs/>
+          <w:lang w:val="ar_AE" w:bidi="ar_AE"/>
+        </w:rPr>
+        <w:t>2:2</w:t>
+      </w:r>
       <w:r>
         <w:rPr>
           <w:rtl/>
@@ -1600,20 +1408,14 @@
         </w:rPr>
         <w:t xml:space="preserve">; </w:t>
       </w:r>
-      <w:hyperlink r:id="rId42">
-        <w:r>
-          <w:rPr>
-            <w:rtl/>
-            <w:cs/>
-            <w:lang w:val="ar_AE" w:bidi="ar_AE"/>
-          </w:rPr>
-          <w:rPr>
-            <w:color w:val="0000EE"/>
-            <w:u w:val="single"/>
-          </w:rPr>
-          <w:t>1 تسالونيكي 5:2–4</w:t>
-        </w:r>
-      </w:hyperlink>
+      <w:r>
+        <w:rPr>
+          <w:rtl/>
+          <w:cs/>
+          <w:lang w:val="ar_AE" w:bidi="ar_AE"/>
+        </w:rPr>
+        <w:t>1 تسالونيكي 5:2–4</w:t>
+      </w:r>
       <w:r>
         <w:rPr>
           <w:rtl/>
@@ -1705,20 +1507,14 @@
         </w:rPr>
         <w:t>أَنْ يُؤَهِّلَكُمْ إِلهُنَا لِلدَّعْوَةِ: كان بولس قد ذَكَّر أهل تسالونيكي سابقًا أن الله قد دعاهم "لِكَيْ يسْلُكُوا كَمَا يَحِقُّ لِلهِ ٱلَّذِي دَعَاهمْ إِلَى مَلَكُوتِهِ وَمَجْدِهِ" (</w:t>
       </w:r>
-      <w:hyperlink r:id="rId27">
-        <w:r>
-          <w:rPr>
-            <w:rtl/>
-            <w:cs/>
-            <w:lang w:val="ar_AE" w:bidi="ar_AE"/>
-          </w:rPr>
-          <w:rPr>
-            <w:color w:val="0000EE"/>
-            <w:u w:val="single"/>
-          </w:rPr>
-          <w:t>1 تسالونيكي 2:12</w:t>
-        </w:r>
-      </w:hyperlink>
+      <w:r>
+        <w:rPr>
+          <w:rtl/>
+          <w:cs/>
+          <w:lang w:val="ar_AE" w:bidi="ar_AE"/>
+        </w:rPr>
+        <w:t>1 تسالونيكي 2:12</w:t>
+      </w:r>
       <w:r>
         <w:rPr>
           <w:rtl/>
@@ -1727,20 +1523,14 @@
         </w:rPr>
         <w:t xml:space="preserve">; انظر أيضًا </w:t>
       </w:r>
-      <w:hyperlink r:id="rId43">
-        <w:r>
-          <w:rPr>
-            <w:rtl/>
-            <w:cs/>
-            <w:lang w:val="ar_AE" w:bidi="ar_AE"/>
-          </w:rPr>
-          <w:rPr>
-            <w:color w:val="0000EE"/>
-            <w:u w:val="single"/>
-          </w:rPr>
-          <w:t>أفسس 4:1</w:t>
-        </w:r>
-      </w:hyperlink>
+      <w:r>
+        <w:rPr>
+          <w:rtl/>
+          <w:cs/>
+          <w:lang w:val="ar_AE" w:bidi="ar_AE"/>
+        </w:rPr>
+        <w:t>أفسس 4:1</w:t>
+      </w:r>
       <w:r>
         <w:rPr>
           <w:rtl/>
@@ -1749,20 +1539,14 @@
         </w:rPr>
         <w:t xml:space="preserve">; </w:t>
       </w:r>
-      <w:hyperlink r:id="rId44">
-        <w:r>
-          <w:rPr>
-            <w:rtl/>
-            <w:cs/>
-            <w:lang w:val="ar_AE" w:bidi="ar_AE"/>
-          </w:rPr>
-          <w:rPr>
-            <w:color w:val="0000EE"/>
-            <w:u w:val="single"/>
-          </w:rPr>
-          <w:t>فيلبي 1:27</w:t>
-        </w:r>
-      </w:hyperlink>
+      <w:r>
+        <w:rPr>
+          <w:rtl/>
+          <w:cs/>
+          <w:lang w:val="ar_AE" w:bidi="ar_AE"/>
+        </w:rPr>
+        <w:t>فيلبي 1:27</w:t>
+      </w:r>
       <w:r>
         <w:rPr>
           <w:rtl/>
@@ -1771,20 +1555,14 @@
         </w:rPr>
         <w:t xml:space="preserve">; </w:t>
       </w:r>
-      <w:hyperlink r:id="rId45">
-        <w:r>
-          <w:rPr>
-            <w:rtl/>
-            <w:cs/>
-            <w:lang w:val="ar_AE" w:bidi="ar_AE"/>
-          </w:rPr>
-          <w:rPr>
-            <w:color w:val="0000EE"/>
-            <w:u w:val="single"/>
-          </w:rPr>
-          <w:t>كولوسي 1:10</w:t>
-        </w:r>
-      </w:hyperlink>
+      <w:r>
+        <w:rPr>
+          <w:rtl/>
+          <w:cs/>
+          <w:lang w:val="ar_AE" w:bidi="ar_AE"/>
+        </w:rPr>
+        <w:t>كولوسي 1:10</w:t>
+      </w:r>
       <w:r>
         <w:rPr>
           <w:rtl/>
@@ -1860,20 +1638,14 @@
         </w:rPr>
         <w:t>يطمئن بولس المؤمنين في تسالونيكي بعدالة الله الموعودة، سواء لهم أو لمضطهديهم (</w:t>
       </w:r>
-      <w:hyperlink r:id="rId25">
-        <w:r>
-          <w:rPr>
-            <w:rtl/>
-            <w:cs/>
-            <w:lang w:val="ar_AE" w:bidi="ar_AE"/>
-          </w:rPr>
-          <w:rPr>
-            <w:color w:val="0000EE"/>
-            <w:u w:val="single"/>
-          </w:rPr>
-          <w:t>1:5–10</w:t>
-        </w:r>
-      </w:hyperlink>
+      <w:r>
+        <w:rPr>
+          <w:rtl/>
+          <w:cs/>
+          <w:lang w:val="ar_AE" w:bidi="ar_AE"/>
+        </w:rPr>
+        <w:t>1:5–10</w:t>
+      </w:r>
       <w:r>
         <w:rPr>
           <w:rtl/>
@@ -1949,20 +1721,14 @@
         </w:rPr>
         <w:t>بالرغم من أن اسم الرب يسوع قد رُفض من قِبَل مضطهدي أهل تسالونيكي (</w:t>
       </w:r>
-      <w:hyperlink r:id="rId35">
-        <w:r>
-          <w:rPr>
-            <w:rtl/>
-            <w:cs/>
-            <w:lang w:val="ar_AE" w:bidi="ar_AE"/>
-          </w:rPr>
-          <w:rPr>
-            <w:color w:val="0000EE"/>
-            <w:u w:val="single"/>
-          </w:rPr>
-          <w:t>1:8</w:t>
-        </w:r>
-      </w:hyperlink>
+      <w:r>
+        <w:rPr>
+          <w:rtl/>
+          <w:cs/>
+          <w:lang w:val="ar_AE" w:bidi="ar_AE"/>
+        </w:rPr>
+        <w:t>1:8</w:t>
+      </w:r>
       <w:r>
         <w:rPr>
           <w:rtl/>
@@ -1971,20 +1737,14 @@
         </w:rPr>
         <w:t>)، إلا أن يسوع سيُمَجَّد في النهاية بفضل حياة المؤمنين. بالإضافة إلى ذلك، فإنهم سيُمَجَّدون معه (</w:t>
       </w:r>
-      <w:hyperlink r:id="rId46">
-        <w:r>
-          <w:rPr>
-            <w:rtl/>
-            <w:cs/>
-            <w:lang w:val="ar_AE" w:bidi="ar_AE"/>
-          </w:rPr>
-          <w:rPr>
-            <w:color w:val="0000EE"/>
-            <w:u w:val="single"/>
-          </w:rPr>
-          <w:t>2:14</w:t>
-        </w:r>
-      </w:hyperlink>
+      <w:r>
+        <w:rPr>
+          <w:rtl/>
+          <w:cs/>
+          <w:lang w:val="ar_AE" w:bidi="ar_AE"/>
+        </w:rPr>
+        <w:t>2:14</w:t>
+      </w:r>
       <w:r>
         <w:rPr>
           <w:rtl/>
@@ -1993,20 +1753,14 @@
         </w:rPr>
         <w:t xml:space="preserve">; </w:t>
       </w:r>
-      <w:hyperlink r:id="rId27">
-        <w:r>
-          <w:rPr>
-            <w:rtl/>
-            <w:cs/>
-            <w:lang w:val="ar_AE" w:bidi="ar_AE"/>
-          </w:rPr>
-          <w:rPr>
-            <w:color w:val="0000EE"/>
-            <w:u w:val="single"/>
-          </w:rPr>
-          <w:t>1 تسالونيكي 2:12</w:t>
-        </w:r>
-      </w:hyperlink>
+      <w:r>
+        <w:rPr>
+          <w:rtl/>
+          <w:cs/>
+          <w:lang w:val="ar_AE" w:bidi="ar_AE"/>
+        </w:rPr>
+        <w:t>1 تسالونيكي 2:12</w:t>
+      </w:r>
       <w:r>
         <w:rPr>
           <w:rtl/>
@@ -2015,20 +1769,14 @@
         </w:rPr>
         <w:t xml:space="preserve">; قارن </w:t>
       </w:r>
-      <w:hyperlink r:id="rId47">
-        <w:r>
-          <w:rPr>
-            <w:rtl/>
-            <w:cs/>
-            <w:lang w:val="ar_AE" w:bidi="ar_AE"/>
-          </w:rPr>
-          <w:rPr>
-            <w:color w:val="0000EE"/>
-            <w:u w:val="single"/>
-          </w:rPr>
-          <w:t>رومية 8:17–18</w:t>
-        </w:r>
-      </w:hyperlink>
+      <w:r>
+        <w:rPr>
+          <w:rtl/>
+          <w:cs/>
+          <w:lang w:val="ar_AE" w:bidi="ar_AE"/>
+        </w:rPr>
+        <w:t>رومية 8:17–18</w:t>
+      </w:r>
       <w:r>
         <w:rPr>
           <w:rtl/>
@@ -2037,20 +1785,14 @@
         </w:rPr>
         <w:t xml:space="preserve">; </w:t>
       </w:r>
-      <w:hyperlink r:id="rId48">
-        <w:r>
-          <w:rPr>
-            <w:rtl/>
-            <w:cs/>
-            <w:lang w:val="ar_AE" w:bidi="ar_AE"/>
-          </w:rPr>
-          <w:rPr>
-            <w:color w:val="0000EE"/>
-            <w:u w:val="single"/>
-          </w:rPr>
-          <w:t>كولوسي 3:4</w:t>
-        </w:r>
-      </w:hyperlink>
+      <w:r>
+        <w:rPr>
+          <w:rtl/>
+          <w:cs/>
+          <w:lang w:val="ar_AE" w:bidi="ar_AE"/>
+        </w:rPr>
+        <w:t>كولوسي 3:4</w:t>
+      </w:r>
       <w:r>
         <w:rPr>
           <w:rtl/>
@@ -2059,20 +1801,14 @@
         </w:rPr>
         <w:t xml:space="preserve">). قارن </w:t>
       </w:r>
-      <w:hyperlink r:id="rId49">
-        <w:r>
-          <w:rPr>
-            <w:rtl/>
-            <w:cs/>
-            <w:lang w:val="ar_AE" w:bidi="ar_AE"/>
-          </w:rPr>
-          <w:rPr>
-            <w:color w:val="0000EE"/>
-            <w:u w:val="single"/>
-          </w:rPr>
-          <w:t>إشعياء 66:5</w:t>
-        </w:r>
-      </w:hyperlink>
+      <w:r>
+        <w:rPr>
+          <w:rtl/>
+          <w:cs/>
+          <w:lang w:val="ar_AE" w:bidi="ar_AE"/>
+        </w:rPr>
+        <w:t>إشعياء 66:5</w:t>
+      </w:r>
       <w:r>
         <w:rPr>
           <w:rtl/>
@@ -2148,20 +1884,14 @@
         </w:rPr>
         <w:t>عند مجيء الرب يسوع المسيح (</w:t>
       </w:r>
-      <w:hyperlink r:id="rId50">
-        <w:r>
-          <w:rPr>
-            <w:rtl/>
-            <w:cs/>
-            <w:lang w:val="ar_AE" w:bidi="ar_AE"/>
-          </w:rPr>
-          <w:rPr>
-            <w:color w:val="0000EE"/>
-            <w:u w:val="single"/>
-          </w:rPr>
-          <w:t>1:7–10</w:t>
-        </w:r>
-      </w:hyperlink>
+      <w:r>
+        <w:rPr>
+          <w:rtl/>
+          <w:cs/>
+          <w:lang w:val="ar_AE" w:bidi="ar_AE"/>
+        </w:rPr>
+        <w:t>1:7–10</w:t>
+      </w:r>
       <w:r>
         <w:rPr>
           <w:rtl/>
@@ -2170,20 +1900,14 @@
         </w:rPr>
         <w:t xml:space="preserve">; </w:t>
       </w:r>
-      <w:hyperlink r:id="rId29">
-        <w:r>
-          <w:rPr>
-            <w:rtl/>
-            <w:cs/>
-            <w:lang w:val="ar_AE" w:bidi="ar_AE"/>
-          </w:rPr>
-          <w:rPr>
-            <w:color w:val="0000EE"/>
-            <w:u w:val="single"/>
-          </w:rPr>
-          <w:t>1 تسالونيكي 2:19</w:t>
-        </w:r>
-      </w:hyperlink>
+      <w:r>
+        <w:rPr>
+          <w:rtl/>
+          <w:cs/>
+          <w:lang w:val="ar_AE" w:bidi="ar_AE"/>
+        </w:rPr>
+        <w:t>1 تسالونيكي 2:19</w:t>
+      </w:r>
       <w:r>
         <w:rPr>
           <w:rtl/>
@@ -2192,20 +1916,14 @@
         </w:rPr>
         <w:t xml:space="preserve">; </w:t>
       </w:r>
-      <w:hyperlink r:id="rId30">
-        <w:r>
-          <w:rPr>
-            <w:rtl/>
-            <w:cs/>
-            <w:lang w:val="ar_AE" w:bidi="ar_AE"/>
-          </w:rPr>
-          <w:rPr>
-            <w:color w:val="0000EE"/>
-            <w:u w:val="single"/>
-          </w:rPr>
-          <w:t>3:13</w:t>
-        </w:r>
-      </w:hyperlink>
+      <w:r>
+        <w:rPr>
+          <w:rtl/>
+          <w:cs/>
+          <w:lang w:val="ar_AE" w:bidi="ar_AE"/>
+        </w:rPr>
+        <w:t>3:13</w:t>
+      </w:r>
       <w:r>
         <w:rPr>
           <w:rtl/>
@@ -2214,20 +1932,14 @@
         </w:rPr>
         <w:t xml:space="preserve">; </w:t>
       </w:r>
-      <w:hyperlink r:id="rId51">
-        <w:r>
-          <w:rPr>
-            <w:rtl/>
-            <w:cs/>
-            <w:lang w:val="ar_AE" w:bidi="ar_AE"/>
-          </w:rPr>
-          <w:rPr>
-            <w:color w:val="0000EE"/>
-            <w:u w:val="single"/>
-          </w:rPr>
-          <w:t>4:15–5:2</w:t>
-        </w:r>
-      </w:hyperlink>
+      <w:r>
+        <w:rPr>
+          <w:rtl/>
+          <w:cs/>
+          <w:lang w:val="ar_AE" w:bidi="ar_AE"/>
+        </w:rPr>
+        <w:t>4:15–5:2</w:t>
+      </w:r>
       <w:r>
         <w:rPr>
           <w:rtl/>
@@ -2236,20 +1948,14 @@
         </w:rPr>
         <w:t xml:space="preserve">; </w:t>
       </w:r>
-      <w:hyperlink r:id="rId32">
-        <w:r>
-          <w:rPr>
-            <w:rtl/>
-            <w:cs/>
-            <w:lang w:val="ar_AE" w:bidi="ar_AE"/>
-          </w:rPr>
-          <w:rPr>
-            <w:color w:val="0000EE"/>
-            <w:u w:val="single"/>
-          </w:rPr>
-          <w:t>5:23</w:t>
-        </w:r>
-      </w:hyperlink>
+      <w:r>
+        <w:rPr>
+          <w:rtl/>
+          <w:cs/>
+          <w:lang w:val="ar_AE" w:bidi="ar_AE"/>
+        </w:rPr>
+        <w:t>5:23</w:t>
+      </w:r>
       <w:r>
         <w:rPr>
           <w:rtl/>
@@ -2258,20 +1964,14 @@
         </w:rPr>
         <w:t>)، سيتم جمع كل شعبه للقائه. سيحدث هذا عند القيامة واختطاف الكنيسة (</w:t>
       </w:r>
-      <w:hyperlink r:id="rId52">
-        <w:r>
-          <w:rPr>
-            <w:rtl/>
-            <w:cs/>
-            <w:lang w:val="ar_AE" w:bidi="ar_AE"/>
-          </w:rPr>
-          <w:rPr>
-            <w:color w:val="0000EE"/>
-            <w:u w:val="single"/>
-          </w:rPr>
-          <w:t>1 تسالونيكي 4:13–18</w:t>
-        </w:r>
-      </w:hyperlink>
+      <w:r>
+        <w:rPr>
+          <w:rtl/>
+          <w:cs/>
+          <w:lang w:val="ar_AE" w:bidi="ar_AE"/>
+        </w:rPr>
+        <w:t>1 تسالونيكي 4:13–18</w:t>
+      </w:r>
       <w:r>
         <w:rPr>
           <w:rtl/>
@@ -2347,20 +2047,14 @@
         </w:rPr>
         <w:t>التعليم الخاطئ حول يوم الرب قد أزعج كنيسة تسالونيكي (</w:t>
       </w:r>
-      <w:hyperlink r:id="rId53">
-        <w:r>
-          <w:rPr>
-            <w:rtl/>
-            <w:cs/>
-            <w:lang w:val="ar_AE" w:bidi="ar_AE"/>
-          </w:rPr>
-          <w:rPr>
-            <w:color w:val="0000EE"/>
-            <w:u w:val="single"/>
-          </w:rPr>
-          <w:t>2:1–2</w:t>
-        </w:r>
-      </w:hyperlink>
+      <w:r>
+        <w:rPr>
+          <w:rtl/>
+          <w:cs/>
+          <w:lang w:val="ar_AE" w:bidi="ar_AE"/>
+        </w:rPr>
+        <w:t>2:1–2</w:t>
+      </w:r>
       <w:r>
         <w:rPr>
           <w:rtl/>
@@ -2369,20 +2063,14 @@
         </w:rPr>
         <w:t>). لذا يُذَكِّرهم بولس (</w:t>
       </w:r>
-      <w:hyperlink r:id="rId54">
-        <w:r>
-          <w:rPr>
-            <w:rtl/>
-            <w:cs/>
-            <w:lang w:val="ar_AE" w:bidi="ar_AE"/>
-          </w:rPr>
-          <w:rPr>
-            <w:color w:val="0000EE"/>
-            <w:u w:val="single"/>
-          </w:rPr>
-          <w:t>2:5</w:t>
-        </w:r>
-      </w:hyperlink>
+      <w:r>
+        <w:rPr>
+          <w:rtl/>
+          <w:cs/>
+          <w:lang w:val="ar_AE" w:bidi="ar_AE"/>
+        </w:rPr>
+        <w:t>2:5</w:t>
+      </w:r>
       <w:r>
         <w:rPr>
           <w:rtl/>
@@ -2391,20 +2079,14 @@
         </w:rPr>
         <w:t>) بأن هناك حدثين سيسبقان ذلك اليوم: ارتداد عظيم واستعلان إنسان الخطية (</w:t>
       </w:r>
-      <w:hyperlink r:id="rId55">
-        <w:r>
-          <w:rPr>
-            <w:rtl/>
-            <w:cs/>
-            <w:lang w:val="ar_AE" w:bidi="ar_AE"/>
-          </w:rPr>
-          <w:rPr>
-            <w:color w:val="0000EE"/>
-            <w:u w:val="single"/>
-          </w:rPr>
-          <w:t>2:3–12</w:t>
-        </w:r>
-      </w:hyperlink>
+      <w:r>
+        <w:rPr>
+          <w:rtl/>
+          <w:cs/>
+          <w:lang w:val="ar_AE" w:bidi="ar_AE"/>
+        </w:rPr>
+        <w:t>2:3–12</w:t>
+      </w:r>
       <w:r>
         <w:rPr>
           <w:rtl/>
@@ -2413,20 +2095,14 @@
         </w:rPr>
         <w:t>). وسيبيد المسيح هذا الإنسان عند عودته (</w:t>
       </w:r>
-      <w:hyperlink r:id="rId56">
-        <w:r>
-          <w:rPr>
-            <w:rtl/>
-            <w:cs/>
-            <w:lang w:val="ar_AE" w:bidi="ar_AE"/>
-          </w:rPr>
-          <w:rPr>
-            <w:color w:val="0000EE"/>
-            <w:u w:val="single"/>
-          </w:rPr>
-          <w:t>2:3</w:t>
-        </w:r>
-      </w:hyperlink>
+      <w:r>
+        <w:rPr>
+          <w:rtl/>
+          <w:cs/>
+          <w:lang w:val="ar_AE" w:bidi="ar_AE"/>
+        </w:rPr>
+        <w:t>2:3</w:t>
+      </w:r>
       <w:r>
         <w:rPr>
           <w:rtl/>
@@ -2435,20 +2111,14 @@
         </w:rPr>
         <w:t xml:space="preserve">, </w:t>
       </w:r>
-      <w:hyperlink r:id="rId57">
-        <w:r>
-          <w:rPr>
-            <w:rtl/>
-            <w:cs/>
-            <w:lang w:val="ar_AE" w:bidi="ar_AE"/>
-          </w:rPr>
-          <w:rPr>
-            <w:color w:val="0000EE"/>
-            <w:u w:val="single"/>
-          </w:rPr>
-          <w:t>8</w:t>
-        </w:r>
-      </w:hyperlink>
+      <w:r>
+        <w:rPr>
+          <w:rtl/>
+          <w:cs/>
+          <w:lang w:val="ar_AE" w:bidi="ar_AE"/>
+        </w:rPr>
+        <w:t>8</w:t>
+      </w:r>
       <w:r>
         <w:rPr>
           <w:rtl/>
@@ -2457,20 +2127,14 @@
         </w:rPr>
         <w:t>)، وأيضًا سيتم الحكم على الذين خُدعوا (</w:t>
       </w:r>
-      <w:hyperlink r:id="rId58">
-        <w:r>
-          <w:rPr>
-            <w:rtl/>
-            <w:cs/>
-            <w:lang w:val="ar_AE" w:bidi="ar_AE"/>
-          </w:rPr>
-          <w:rPr>
-            <w:color w:val="0000EE"/>
-            <w:u w:val="single"/>
-          </w:rPr>
-          <w:t>2:9–12</w:t>
-        </w:r>
-      </w:hyperlink>
+      <w:r>
+        <w:rPr>
+          <w:rtl/>
+          <w:cs/>
+          <w:lang w:val="ar_AE" w:bidi="ar_AE"/>
+        </w:rPr>
+        <w:t>2:9–12</w:t>
+      </w:r>
       <w:r>
         <w:rPr>
           <w:rtl/>
@@ -2546,20 +2210,14 @@
         </w:rPr>
         <w:t>كان المؤمنون في تسالونيكي قد سألوا بولس سابقًا عن موعد مجيء يوم الرب (</w:t>
       </w:r>
-      <w:hyperlink r:id="rId59">
-        <w:r>
-          <w:rPr>
-            <w:rtl/>
-            <w:cs/>
-            <w:lang w:val="ar_AE" w:bidi="ar_AE"/>
-          </w:rPr>
-          <w:rPr>
-            <w:color w:val="0000EE"/>
-            <w:u w:val="single"/>
-          </w:rPr>
-          <w:t>1 تسالونيكي 5:1–11</w:t>
-        </w:r>
-      </w:hyperlink>
+      <w:r>
+        <w:rPr>
+          <w:rtl/>
+          <w:cs/>
+          <w:lang w:val="ar_AE" w:bidi="ar_AE"/>
+        </w:rPr>
+        <w:t>1 تسالونيكي 5:1–11</w:t>
+      </w:r>
       <w:r>
         <w:rPr>
           <w:rtl/>
@@ -2568,20 +2226,14 @@
         </w:rPr>
         <w:t xml:space="preserve">). والآن، كان هناك تعليم خاطئ بأن هذا اليوم قد بدأ بالفعل (قارن </w:t>
       </w:r>
-      <w:hyperlink r:id="rId60">
-        <w:r>
-          <w:rPr>
-            <w:rtl/>
-            <w:cs/>
-            <w:lang w:val="ar_AE" w:bidi="ar_AE"/>
-          </w:rPr>
-          <w:rPr>
-            <w:color w:val="0000EE"/>
-            <w:u w:val="single"/>
-          </w:rPr>
-          <w:t>2 تيموثاوس 2:18</w:t>
-        </w:r>
-      </w:hyperlink>
+      <w:r>
+        <w:rPr>
+          <w:rtl/>
+          <w:cs/>
+          <w:lang w:val="ar_AE" w:bidi="ar_AE"/>
+        </w:rPr>
+        <w:t>2 تيموثاوس 2:18</w:t>
+      </w:r>
       <w:r>
         <w:rPr>
           <w:rtl/>
@@ -2590,20 +2242,14 @@
         </w:rPr>
         <w:t xml:space="preserve">) مما جعلهم يتزعزعون في الإيمان ويرتاعون. • لاَ بِرُوحٍ وَلاَ بِكَلِمَةٍ وَلاَ بِرِسَالَةٍ: قد يكون مصدر التعليم نبوة كاذبة (قارن </w:t>
       </w:r>
-      <w:hyperlink r:id="rId61">
-        <w:r>
-          <w:rPr>
-            <w:rtl/>
-            <w:cs/>
-            <w:lang w:val="ar_AE" w:bidi="ar_AE"/>
-          </w:rPr>
-          <w:rPr>
-            <w:color w:val="0000EE"/>
-            <w:u w:val="single"/>
-          </w:rPr>
-          <w:t>1 يوحنا 4:1–2</w:t>
-        </w:r>
-      </w:hyperlink>
+      <w:r>
+        <w:rPr>
+          <w:rtl/>
+          <w:cs/>
+          <w:lang w:val="ar_AE" w:bidi="ar_AE"/>
+        </w:rPr>
+        <w:t>1 يوحنا 4:1–2</w:t>
+      </w:r>
       <w:r>
         <w:rPr>
           <w:rtl/>
@@ -2679,20 +2325,14 @@
         </w:rPr>
         <w:t>سيحدث أمران قبل يوم الرب (</w:t>
       </w:r>
-      <w:hyperlink r:id="rId41">
-        <w:r>
-          <w:rPr>
-            <w:rtl/>
-            <w:cs/>
-            <w:lang w:val="ar_AE" w:bidi="ar_AE"/>
-          </w:rPr>
-          <w:rPr>
-            <w:color w:val="0000EE"/>
-            <w:u w:val="single"/>
-          </w:rPr>
-          <w:t>2:2</w:t>
-        </w:r>
-      </w:hyperlink>
+      <w:r>
+        <w:rPr>
+          <w:rtl/>
+          <w:cs/>
+          <w:lang w:val="ar_AE" w:bidi="ar_AE"/>
+        </w:rPr>
+        <w:t>2:2</w:t>
+      </w:r>
       <w:r>
         <w:rPr>
           <w:rtl/>
@@ -2701,20 +2341,14 @@
         </w:rPr>
         <w:t>). • تنبأ كل من اللاهوت اليهودي والمسيحي بارتداد عظيم ضد الله قبل النهاية (</w:t>
       </w:r>
-      <w:hyperlink r:id="rId62">
-        <w:r>
-          <w:rPr>
-            <w:rtl/>
-            <w:cs/>
-            <w:lang w:val="ar_AE" w:bidi="ar_AE"/>
-          </w:rPr>
-          <w:rPr>
-            <w:color w:val="0000EE"/>
-            <w:u w:val="single"/>
-          </w:rPr>
-          <w:t>متى 24:11–14</w:t>
-        </w:r>
-      </w:hyperlink>
+      <w:r>
+        <w:rPr>
+          <w:rtl/>
+          <w:cs/>
+          <w:lang w:val="ar_AE" w:bidi="ar_AE"/>
+        </w:rPr>
+        <w:t>متى 24:11–14</w:t>
+      </w:r>
       <w:r>
         <w:rPr>
           <w:rtl/>
@@ -2723,20 +2357,14 @@
         </w:rPr>
         <w:t xml:space="preserve">; </w:t>
       </w:r>
-      <w:hyperlink r:id="rId63">
-        <w:r>
-          <w:rPr>
-            <w:rtl/>
-            <w:cs/>
-            <w:lang w:val="ar_AE" w:bidi="ar_AE"/>
-          </w:rPr>
-          <w:rPr>
-            <w:color w:val="0000EE"/>
-            <w:u w:val="single"/>
-          </w:rPr>
-          <w:t>1 تيموثاوس 4:1</w:t>
-        </w:r>
-      </w:hyperlink>
+      <w:r>
+        <w:rPr>
+          <w:rtl/>
+          <w:cs/>
+          <w:lang w:val="ar_AE" w:bidi="ar_AE"/>
+        </w:rPr>
+        <w:t>1 تيموثاوس 4:1</w:t>
+      </w:r>
       <w:r>
         <w:rPr>
           <w:rtl/>
@@ -2745,20 +2373,14 @@
         </w:rPr>
         <w:t>). • إِنْسَانُ الْخَطِيَّةِ هو شخص بدون ناموس أو معادٍ له؛ وتُعرَّف شخصيته بالخطية. • الذي يجلب الهلاك (أو ابْنُ الْهَلاَكِ): التركيز هنا على هلاك إنسان الخطية نفسه (</w:t>
       </w:r>
-      <w:hyperlink r:id="rId57">
-        <w:r>
-          <w:rPr>
-            <w:rtl/>
-            <w:cs/>
-            <w:lang w:val="ar_AE" w:bidi="ar_AE"/>
-          </w:rPr>
-          <w:rPr>
-            <w:color w:val="0000EE"/>
-            <w:u w:val="single"/>
-          </w:rPr>
-          <w:t>2 تسالونيكي 2:8</w:t>
-        </w:r>
-      </w:hyperlink>
+      <w:r>
+        <w:rPr>
+          <w:rtl/>
+          <w:cs/>
+          <w:lang w:val="ar_AE" w:bidi="ar_AE"/>
+        </w:rPr>
+        <w:t>2 تسالونيكي 2:8</w:t>
+      </w:r>
       <w:r>
         <w:rPr>
           <w:rtl/>
@@ -2834,20 +2456,14 @@
         </w:rPr>
         <w:t xml:space="preserve">الْمُقَاوِمُ وَالْمُرْتَفِعُ (يُمَجِّد نفسه): مثل المدن الرومانية الأخرى، قامت تسالونيكي ببناء معابد لعبادة الإمبراطور. وكانت هذه العبادة النموذج الأولي للعبادة الموصوفة هنا. • حَتَّى إِنَّهُ يَجْلِسُ فِي هَيْكَلِ اللهِ كَإِلهٍ: تدنيس الهيكل في أورشليم بواسطة أنطيوخس إبيفانيس في عام 167 قبل الميلاد (انظر </w:t>
       </w:r>
-      <w:hyperlink r:id="rId64">
-        <w:r>
-          <w:rPr>
-            <w:rtl/>
-            <w:cs/>
-            <w:lang w:val="ar_AE" w:bidi="ar_AE"/>
-          </w:rPr>
-          <w:rPr>
-            <w:color w:val="0000EE"/>
-            <w:u w:val="single"/>
-          </w:rPr>
-          <w:t>دانيآل 9:27</w:t>
-        </w:r>
-      </w:hyperlink>
+      <w:r>
+        <w:rPr>
+          <w:rtl/>
+          <w:cs/>
+          <w:lang w:val="ar_AE" w:bidi="ar_AE"/>
+        </w:rPr>
+        <w:t>دانيآل 9:27</w:t>
+      </w:r>
       <w:r>
         <w:rPr>
           <w:rtl/>
@@ -2856,20 +2472,14 @@
         </w:rPr>
         <w:t xml:space="preserve">; </w:t>
       </w:r>
-      <w:hyperlink r:id="rId65">
-        <w:r>
-          <w:rPr>
-            <w:rtl/>
-            <w:cs/>
-            <w:lang w:val="ar_AE" w:bidi="ar_AE"/>
-          </w:rPr>
-          <w:rPr>
-            <w:color w:val="0000EE"/>
-            <w:u w:val="single"/>
-          </w:rPr>
-          <w:t>11:31</w:t>
-        </w:r>
-      </w:hyperlink>
+      <w:r>
+        <w:rPr>
+          <w:rtl/>
+          <w:cs/>
+          <w:lang w:val="ar_AE" w:bidi="ar_AE"/>
+        </w:rPr>
+        <w:t>11:31</w:t>
+      </w:r>
       <w:r>
         <w:rPr>
           <w:rtl/>
@@ -2878,20 +2488,14 @@
         </w:rPr>
         <w:t xml:space="preserve">; </w:t>
       </w:r>
-      <w:hyperlink r:id="rId66">
-        <w:r>
-          <w:rPr>
-            <w:rtl/>
-            <w:cs/>
-            <w:lang w:val="ar_AE" w:bidi="ar_AE"/>
-          </w:rPr>
-          <w:rPr>
-            <w:color w:val="0000EE"/>
-            <w:u w:val="single"/>
-          </w:rPr>
-          <w:t>12:11</w:t>
-        </w:r>
-      </w:hyperlink>
+      <w:r>
+        <w:rPr>
+          <w:rtl/>
+          <w:cs/>
+          <w:lang w:val="ar_AE" w:bidi="ar_AE"/>
+        </w:rPr>
+        <w:t>12:11</w:t>
+      </w:r>
       <w:r>
         <w:rPr>
           <w:rtl/>
@@ -2900,20 +2504,14 @@
         </w:rPr>
         <w:t>) ربما يكون قد قدَّم شكلًا للحدث المتوقع هنا (</w:t>
       </w:r>
-      <w:hyperlink r:id="rId67">
-        <w:r>
-          <w:rPr>
-            <w:rtl/>
-            <w:cs/>
-            <w:lang w:val="ar_AE" w:bidi="ar_AE"/>
-          </w:rPr>
-          <w:rPr>
-            <w:color w:val="0000EE"/>
-            <w:u w:val="single"/>
-          </w:rPr>
-          <w:t>متى 24:15</w:t>
-        </w:r>
-      </w:hyperlink>
+      <w:r>
+        <w:rPr>
+          <w:rtl/>
+          <w:cs/>
+          <w:lang w:val="ar_AE" w:bidi="ar_AE"/>
+        </w:rPr>
+        <w:t>متى 24:15</w:t>
+      </w:r>
       <w:r>
         <w:rPr>
           <w:rtl/>
@@ -2922,20 +2520,14 @@
         </w:rPr>
         <w:t xml:space="preserve">; </w:t>
       </w:r>
-      <w:hyperlink r:id="rId68">
-        <w:r>
-          <w:rPr>
-            <w:rtl/>
-            <w:cs/>
-            <w:lang w:val="ar_AE" w:bidi="ar_AE"/>
-          </w:rPr>
-          <w:rPr>
-            <w:color w:val="0000EE"/>
-            <w:u w:val="single"/>
-          </w:rPr>
-          <w:t>مرقس 13:14</w:t>
-        </w:r>
-      </w:hyperlink>
+      <w:r>
+        <w:rPr>
+          <w:rtl/>
+          <w:cs/>
+          <w:lang w:val="ar_AE" w:bidi="ar_AE"/>
+        </w:rPr>
+        <w:t>مرقس 13:14</w:t>
+      </w:r>
       <w:r>
         <w:rPr>
           <w:rtl/>
@@ -2995,20 +2587,14 @@
         </w:rPr>
         <w:t>) تم بناؤه تكريمًا لإنسان الخطية وليس بالضرورة هيكلًا معاد بناؤه في أورشليم. • مُظْهِرًا نَفْسَهُ أَنَّهُ إِلهٌ (</w:t>
       </w:r>
-      <w:hyperlink r:id="rId69">
-        <w:r>
-          <w:rPr>
-            <w:rtl/>
-            <w:cs/>
-            <w:lang w:val="ar_AE" w:bidi="ar_AE"/>
-          </w:rPr>
-          <w:rPr>
-            <w:color w:val="0000EE"/>
-            <w:u w:val="single"/>
-          </w:rPr>
-          <w:t>حزقيال 28:2–10</w:t>
-        </w:r>
-      </w:hyperlink>
+      <w:r>
+        <w:rPr>
+          <w:rtl/>
+          <w:cs/>
+          <w:lang w:val="ar_AE" w:bidi="ar_AE"/>
+        </w:rPr>
+        <w:t>حزقيال 28:2–10</w:t>
+      </w:r>
       <w:r>
         <w:rPr>
           <w:rtl/>
@@ -3084,20 +2670,14 @@
         </w:rPr>
         <w:t>مَا يَحْجِزُ حَتَّى يُسْتَعْلَنَ فِي وَقْتِهِ: وقد تم تحديد هذا بشكل مختلف على أنه الله، الروح القدس، الكنيسة، الإنجيل، بولس، الإمبراطور، الإمبراطورية الرومانية، أو الحكومة. بدلًا من ذلك، قد يشير المصطلح إلى شيء أو شخص يسبق إنسان الخطية، ممثِّل أو وكيل للخطية ينشط في ذلك الوقت (</w:t>
       </w:r>
-      <w:hyperlink r:id="rId70">
-        <w:r>
-          <w:rPr>
-            <w:rtl/>
-            <w:cs/>
-            <w:lang w:val="ar_AE" w:bidi="ar_AE"/>
-          </w:rPr>
-          <w:rPr>
-            <w:color w:val="0000EE"/>
-            <w:u w:val="single"/>
-          </w:rPr>
-          <w:t>2:7–8</w:t>
-        </w:r>
-      </w:hyperlink>
+      <w:r>
+        <w:rPr>
+          <w:rtl/>
+          <w:cs/>
+          <w:lang w:val="ar_AE" w:bidi="ar_AE"/>
+        </w:rPr>
+        <w:t>2:7–8</w:t>
+      </w:r>
       <w:r>
         <w:rPr>
           <w:rtl/>
@@ -3106,20 +2686,14 @@
         </w:rPr>
         <w:t>); في الأدب اليوناني، يمكن أن تصف هذه العبارة سيطرة الأرواح الشريرة وسكناها. وهذه الشخصية ستعد الطريق لإنسان الخطية عندما يحين وقته (</w:t>
       </w:r>
-      <w:hyperlink r:id="rId56">
-        <w:r>
-          <w:rPr>
-            <w:rtl/>
-            <w:cs/>
-            <w:lang w:val="ar_AE" w:bidi="ar_AE"/>
-          </w:rPr>
-          <w:rPr>
-            <w:color w:val="0000EE"/>
-            <w:u w:val="single"/>
-          </w:rPr>
-          <w:t>2:3</w:t>
-        </w:r>
-      </w:hyperlink>
+      <w:r>
+        <w:rPr>
+          <w:rtl/>
+          <w:cs/>
+          <w:lang w:val="ar_AE" w:bidi="ar_AE"/>
+        </w:rPr>
+        <w:t>2:3</w:t>
+      </w:r>
       <w:r>
         <w:rPr>
           <w:rtl/>
@@ -3128,20 +2702,14 @@
         </w:rPr>
         <w:t xml:space="preserve">, </w:t>
       </w:r>
-      <w:hyperlink r:id="rId57">
-        <w:r>
-          <w:rPr>
-            <w:rtl/>
-            <w:cs/>
-            <w:lang w:val="ar_AE" w:bidi="ar_AE"/>
-          </w:rPr>
-          <w:rPr>
-            <w:color w:val="0000EE"/>
-            <w:u w:val="single"/>
-          </w:rPr>
-          <w:t>8</w:t>
-        </w:r>
-      </w:hyperlink>
+      <w:r>
+        <w:rPr>
+          <w:rtl/>
+          <w:cs/>
+          <w:lang w:val="ar_AE" w:bidi="ar_AE"/>
+        </w:rPr>
+        <w:t>8</w:t>
+      </w:r>
       <w:r>
         <w:rPr>
           <w:rtl/>
@@ -3217,20 +2785,14 @@
         </w:rPr>
         <w:t>قوة إنسان الخطية الذي سيأتي (</w:t>
       </w:r>
-      <w:hyperlink r:id="rId71">
-        <w:r>
-          <w:rPr>
-            <w:rtl/>
-            <w:cs/>
-            <w:lang w:val="ar_AE" w:bidi="ar_AE"/>
-          </w:rPr>
-          <w:rPr>
-            <w:color w:val="0000EE"/>
-            <w:u w:val="single"/>
-          </w:rPr>
-          <w:t>2:3–6</w:t>
-        </w:r>
-      </w:hyperlink>
+      <w:r>
+        <w:rPr>
+          <w:rtl/>
+          <w:cs/>
+          <w:lang w:val="ar_AE" w:bidi="ar_AE"/>
+        </w:rPr>
+        <w:t>2:3–6</w:t>
+      </w:r>
       <w:r>
         <w:rPr>
           <w:rtl/>
@@ -3256,20 +2818,14 @@
         </w:rPr>
         <w:t xml:space="preserve"> مثل ضد المسيح في </w:t>
       </w:r>
-      <w:hyperlink r:id="rId72">
-        <w:r>
-          <w:rPr>
-            <w:rtl/>
-            <w:cs/>
-            <w:lang w:val="ar_AE" w:bidi="ar_AE"/>
-          </w:rPr>
-          <w:rPr>
-            <w:color w:val="0000EE"/>
-            <w:u w:val="single"/>
-          </w:rPr>
-          <w:t>1 يوحنا 2:18</w:t>
-        </w:r>
-      </w:hyperlink>
+      <w:r>
+        <w:rPr>
+          <w:rtl/>
+          <w:cs/>
+          <w:lang w:val="ar_AE" w:bidi="ar_AE"/>
+        </w:rPr>
+        <w:t>1 يوحنا 2:18</w:t>
+      </w:r>
       <w:r>
         <w:rPr>
           <w:rtl/>
@@ -3278,20 +2834,14 @@
         </w:rPr>
         <w:t xml:space="preserve">. • سر (اليونانية mustērion): وصف يُستخدم عادةً للطقوس في الديانات الغامضة (انظر </w:t>
       </w:r>
-      <w:hyperlink r:id="rId73">
-        <w:r>
-          <w:rPr>
-            <w:rtl/>
-            <w:cs/>
-            <w:lang w:val="ar_AE" w:bidi="ar_AE"/>
-          </w:rPr>
-          <w:rPr>
-            <w:color w:val="0000EE"/>
-            <w:u w:val="single"/>
-          </w:rPr>
-          <w:t>2 تسالونيكي 2:6</w:t>
-        </w:r>
-      </w:hyperlink>
+      <w:r>
+        <w:rPr>
+          <w:rtl/>
+          <w:cs/>
+          <w:lang w:val="ar_AE" w:bidi="ar_AE"/>
+        </w:rPr>
+        <w:t>2 تسالونيكي 2:6</w:t>
+      </w:r>
       <w:r>
         <w:rPr>
           <w:rtl/>
@@ -3300,20 +2850,14 @@
         </w:rPr>
         <w:t>). • يعمل: يشير هذا إلى تدخل خارق، سواء كان إلهيًا (</w:t>
       </w:r>
-      <w:hyperlink r:id="rId74">
-        <w:r>
-          <w:rPr>
-            <w:rtl/>
-            <w:cs/>
-            <w:lang w:val="ar_AE" w:bidi="ar_AE"/>
-          </w:rPr>
-          <w:rPr>
-            <w:color w:val="0000EE"/>
-            <w:u w:val="single"/>
-          </w:rPr>
-          <w:t>1 تسالونيكي 2:13</w:t>
-        </w:r>
-      </w:hyperlink>
+      <w:r>
+        <w:rPr>
+          <w:rtl/>
+          <w:cs/>
+          <w:lang w:val="ar_AE" w:bidi="ar_AE"/>
+        </w:rPr>
+        <w:t>1 تسالونيكي 2:13</w:t>
+      </w:r>
       <w:r>
         <w:rPr>
           <w:rtl/>
@@ -3322,20 +2866,14 @@
         </w:rPr>
         <w:t>) أو، كما هنا، شيطانيًا (</w:t>
       </w:r>
-      <w:hyperlink r:id="rId75">
-        <w:r>
-          <w:rPr>
-            <w:rtl/>
-            <w:cs/>
-            <w:lang w:val="ar_AE" w:bidi="ar_AE"/>
-          </w:rPr>
-          <w:rPr>
-            <w:color w:val="0000EE"/>
-            <w:u w:val="single"/>
-          </w:rPr>
-          <w:t>2 تسالونيكي 2:9</w:t>
-        </w:r>
-      </w:hyperlink>
+      <w:r>
+        <w:rPr>
+          <w:rtl/>
+          <w:cs/>
+          <w:lang w:val="ar_AE" w:bidi="ar_AE"/>
+        </w:rPr>
+        <w:t>2 تسالونيكي 2:9</w:t>
+      </w:r>
       <w:r>
         <w:rPr>
           <w:rtl/>
@@ -3344,20 +2882,14 @@
         </w:rPr>
         <w:t xml:space="preserve">; </w:t>
       </w:r>
-      <w:hyperlink r:id="rId76">
-        <w:r>
-          <w:rPr>
-            <w:rtl/>
-            <w:cs/>
-            <w:lang w:val="ar_AE" w:bidi="ar_AE"/>
-          </w:rPr>
-          <w:rPr>
-            <w:color w:val="0000EE"/>
-            <w:u w:val="single"/>
-          </w:rPr>
-          <w:t>أفسس 2:2</w:t>
-        </w:r>
-      </w:hyperlink>
+      <w:r>
+        <w:rPr>
+          <w:rtl/>
+          <w:cs/>
+          <w:lang w:val="ar_AE" w:bidi="ar_AE"/>
+        </w:rPr>
+        <w:t>أفسس 2:2</w:t>
+      </w:r>
       <w:r>
         <w:rPr>
           <w:rtl/>
@@ -3366,20 +2898,14 @@
         </w:rPr>
         <w:t>). • الَّذِي يَحْجِزُ الآنَ قد يشير إلى شخص يقاوم إنسان الخطية؛ إلى شخص مسكون بأرواح نجسة؛ أو إلى الشيطان، الذي يمتلِك (</w:t>
       </w:r>
-      <w:hyperlink r:id="rId75">
-        <w:r>
-          <w:rPr>
-            <w:rtl/>
-            <w:cs/>
-            <w:lang w:val="ar_AE" w:bidi="ar_AE"/>
-          </w:rPr>
-          <w:rPr>
-            <w:color w:val="0000EE"/>
-            <w:u w:val="single"/>
-          </w:rPr>
-          <w:t>2 تسالونيكي 2:9</w:t>
-        </w:r>
-      </w:hyperlink>
+      <w:r>
+        <w:rPr>
+          <w:rtl/>
+          <w:cs/>
+          <w:lang w:val="ar_AE" w:bidi="ar_AE"/>
+        </w:rPr>
+        <w:t>2 تسالونيكي 2:9</w:t>
+      </w:r>
       <w:r>
         <w:rPr>
           <w:rtl/>
@@ -3471,20 +2997,14 @@
         </w:rPr>
         <w:t xml:space="preserve">يعلن بولس عن هلاك إنسان الخطية (قارن </w:t>
       </w:r>
-      <w:hyperlink r:id="rId56">
-        <w:r>
-          <w:rPr>
-            <w:rtl/>
-            <w:cs/>
-            <w:lang w:val="ar_AE" w:bidi="ar_AE"/>
-          </w:rPr>
-          <w:rPr>
-            <w:color w:val="0000EE"/>
-            <w:u w:val="single"/>
-          </w:rPr>
-          <w:t>2:3</w:t>
-        </w:r>
-      </w:hyperlink>
+      <w:r>
+        <w:rPr>
+          <w:rtl/>
+          <w:cs/>
+          <w:lang w:val="ar_AE" w:bidi="ar_AE"/>
+        </w:rPr>
+        <w:t>2:3</w:t>
+      </w:r>
       <w:r>
         <w:rPr>
           <w:rtl/>
@@ -3493,20 +3013,14 @@
         </w:rPr>
         <w:t>). بالرغم من أن هذه الشخصية تدَّعي الألوهية وتضع عبادتها فوق كل عبادة أخرى (</w:t>
       </w:r>
-      <w:hyperlink r:id="rId77">
-        <w:r>
-          <w:rPr>
-            <w:rtl/>
-            <w:cs/>
-            <w:lang w:val="ar_AE" w:bidi="ar_AE"/>
-          </w:rPr>
-          <w:rPr>
-            <w:color w:val="0000EE"/>
-            <w:u w:val="single"/>
-          </w:rPr>
-          <w:t>2:4</w:t>
-        </w:r>
-      </w:hyperlink>
+      <w:r>
+        <w:rPr>
+          <w:rtl/>
+          <w:cs/>
+          <w:lang w:val="ar_AE" w:bidi="ar_AE"/>
+        </w:rPr>
+        <w:t>2:4</w:t>
+      </w:r>
       <w:r>
         <w:rPr>
           <w:rtl/>
@@ -3515,20 +3029,14 @@
         </w:rPr>
         <w:t>)، وتتلقى القوة من الشيطان (</w:t>
       </w:r>
-      <w:hyperlink r:id="rId75">
-        <w:r>
-          <w:rPr>
-            <w:rtl/>
-            <w:cs/>
-            <w:lang w:val="ar_AE" w:bidi="ar_AE"/>
-          </w:rPr>
-          <w:rPr>
-            <w:color w:val="0000EE"/>
-            <w:u w:val="single"/>
-          </w:rPr>
-          <w:t>2:9</w:t>
-        </w:r>
-      </w:hyperlink>
+      <w:r>
+        <w:rPr>
+          <w:rtl/>
+          <w:cs/>
+          <w:lang w:val="ar_AE" w:bidi="ar_AE"/>
+        </w:rPr>
+        <w:t>2:9</w:t>
+      </w:r>
       <w:r>
         <w:rPr>
           <w:rtl/>
@@ -3537,20 +3045,14 @@
         </w:rPr>
         <w:t>)، فإن الرب يسوع سيبيده وبشكل كامل (</w:t>
       </w:r>
-      <w:hyperlink r:id="rId78">
-        <w:r>
-          <w:rPr>
-            <w:rtl/>
-            <w:cs/>
-            <w:lang w:val="ar_AE" w:bidi="ar_AE"/>
-          </w:rPr>
-          <w:rPr>
-            <w:color w:val="0000EE"/>
-            <w:u w:val="single"/>
-          </w:rPr>
-          <w:t>إشعياء 11:4</w:t>
-        </w:r>
-      </w:hyperlink>
+      <w:r>
+        <w:rPr>
+          <w:rtl/>
+          <w:cs/>
+          <w:lang w:val="ar_AE" w:bidi="ar_AE"/>
+        </w:rPr>
+        <w:t>إشعياء 11:4</w:t>
+      </w:r>
       <w:r>
         <w:rPr>
           <w:rtl/>
@@ -3559,20 +3061,14 @@
         </w:rPr>
         <w:t>). • بِظُهُورِ مَجِيئِهِ: إشارة إلى ظهور المسيح (</w:t>
       </w:r>
-      <w:hyperlink r:id="rId79">
-        <w:r>
-          <w:rPr>
-            <w:rtl/>
-            <w:cs/>
-            <w:lang w:val="ar_AE" w:bidi="ar_AE"/>
-          </w:rPr>
-          <w:rPr>
-            <w:color w:val="0000EE"/>
-            <w:u w:val="single"/>
-          </w:rPr>
-          <w:t>1 تيموثاوس 6:14</w:t>
-        </w:r>
-      </w:hyperlink>
+      <w:r>
+        <w:rPr>
+          <w:rtl/>
+          <w:cs/>
+          <w:lang w:val="ar_AE" w:bidi="ar_AE"/>
+        </w:rPr>
+        <w:t>1 تيموثاوس 6:14</w:t>
+      </w:r>
       <w:r>
         <w:rPr>
           <w:rtl/>
@@ -3581,20 +3077,14 @@
         </w:rPr>
         <w:t xml:space="preserve">; </w:t>
       </w:r>
-      <w:hyperlink r:id="rId80">
-        <w:r>
-          <w:rPr>
-            <w:rtl/>
-            <w:cs/>
-            <w:lang w:val="ar_AE" w:bidi="ar_AE"/>
-          </w:rPr>
-          <w:rPr>
-            <w:color w:val="0000EE"/>
-            <w:u w:val="single"/>
-          </w:rPr>
-          <w:t>2 تيموثاوس 1:10</w:t>
-        </w:r>
-      </w:hyperlink>
+      <w:r>
+        <w:rPr>
+          <w:rtl/>
+          <w:cs/>
+          <w:lang w:val="ar_AE" w:bidi="ar_AE"/>
+        </w:rPr>
+        <w:t>2 تيموثاوس 1:10</w:t>
+      </w:r>
       <w:r>
         <w:rPr>
           <w:rtl/>
@@ -3603,20 +3093,14 @@
         </w:rPr>
         <w:t xml:space="preserve">; </w:t>
       </w:r>
-      <w:hyperlink r:id="rId81">
-        <w:r>
-          <w:rPr>
-            <w:rtl/>
-            <w:cs/>
-            <w:lang w:val="ar_AE" w:bidi="ar_AE"/>
-          </w:rPr>
-          <w:rPr>
-            <w:color w:val="0000EE"/>
-            <w:u w:val="single"/>
-          </w:rPr>
-          <w:t>4:1</w:t>
-        </w:r>
-      </w:hyperlink>
+      <w:r>
+        <w:rPr>
+          <w:rtl/>
+          <w:cs/>
+          <w:lang w:val="ar_AE" w:bidi="ar_AE"/>
+        </w:rPr>
+        <w:t>4:1</w:t>
+      </w:r>
       <w:r>
         <w:rPr>
           <w:rtl/>
@@ -3625,20 +3109,14 @@
         </w:rPr>
         <w:t xml:space="preserve">, </w:t>
       </w:r>
-      <w:hyperlink r:id="rId82">
-        <w:r>
-          <w:rPr>
-            <w:rtl/>
-            <w:cs/>
-            <w:lang w:val="ar_AE" w:bidi="ar_AE"/>
-          </w:rPr>
-          <w:rPr>
-            <w:color w:val="0000EE"/>
-            <w:u w:val="single"/>
-          </w:rPr>
-          <w:t>8</w:t>
-        </w:r>
-      </w:hyperlink>
+      <w:r>
+        <w:rPr>
+          <w:rtl/>
+          <w:cs/>
+          <w:lang w:val="ar_AE" w:bidi="ar_AE"/>
+        </w:rPr>
+        <w:t>8</w:t>
+      </w:r>
       <w:r>
         <w:rPr>
           <w:rtl/>
@@ -3647,20 +3125,14 @@
         </w:rPr>
         <w:t xml:space="preserve">; </w:t>
       </w:r>
-      <w:hyperlink r:id="rId83">
-        <w:r>
-          <w:rPr>
-            <w:rtl/>
-            <w:cs/>
-            <w:lang w:val="ar_AE" w:bidi="ar_AE"/>
-          </w:rPr>
-          <w:rPr>
-            <w:color w:val="0000EE"/>
-            <w:u w:val="single"/>
-          </w:rPr>
-          <w:t>تيطس 2:13</w:t>
-        </w:r>
-      </w:hyperlink>
+      <w:r>
+        <w:rPr>
+          <w:rtl/>
+          <w:cs/>
+          <w:lang w:val="ar_AE" w:bidi="ar_AE"/>
+        </w:rPr>
+        <w:t>تيطس 2:13</w:t>
+      </w:r>
       <w:r>
         <w:rPr>
           <w:rtl/>
@@ -3669,20 +3141,14 @@
         </w:rPr>
         <w:t>)، وهو وصف بديل لمجيء المسيح (</w:t>
       </w:r>
-      <w:hyperlink r:id="rId28">
-        <w:r>
-          <w:rPr>
-            <w:rtl/>
-            <w:cs/>
-            <w:lang w:val="ar_AE" w:bidi="ar_AE"/>
-          </w:rPr>
-          <w:rPr>
-            <w:color w:val="0000EE"/>
-            <w:u w:val="single"/>
-          </w:rPr>
-          <w:t>2 تسالونيكي 2:1</w:t>
-        </w:r>
-      </w:hyperlink>
+      <w:r>
+        <w:rPr>
+          <w:rtl/>
+          <w:cs/>
+          <w:lang w:val="ar_AE" w:bidi="ar_AE"/>
+        </w:rPr>
+        <w:t>2 تسالونيكي 2:1</w:t>
+      </w:r>
       <w:r>
         <w:rPr>
           <w:rtl/>
@@ -3691,20 +3157,14 @@
         </w:rPr>
         <w:t xml:space="preserve">; </w:t>
       </w:r>
-      <w:hyperlink r:id="rId29">
-        <w:r>
-          <w:rPr>
-            <w:rtl/>
-            <w:cs/>
-            <w:lang w:val="ar_AE" w:bidi="ar_AE"/>
-          </w:rPr>
-          <w:rPr>
-            <w:color w:val="0000EE"/>
-            <w:u w:val="single"/>
-          </w:rPr>
-          <w:t>1 تسالونيكي 2:19</w:t>
-        </w:r>
-      </w:hyperlink>
+      <w:r>
+        <w:rPr>
+          <w:rtl/>
+          <w:cs/>
+          <w:lang w:val="ar_AE" w:bidi="ar_AE"/>
+        </w:rPr>
+        <w:t>1 تسالونيكي 2:19</w:t>
+      </w:r>
       <w:r>
         <w:rPr>
           <w:rtl/>
@@ -3713,20 +3173,14 @@
         </w:rPr>
         <w:t xml:space="preserve">; </w:t>
       </w:r>
-      <w:hyperlink r:id="rId30">
-        <w:r>
-          <w:rPr>
-            <w:rtl/>
-            <w:cs/>
-            <w:lang w:val="ar_AE" w:bidi="ar_AE"/>
-          </w:rPr>
-          <w:rPr>
-            <w:color w:val="0000EE"/>
-            <w:u w:val="single"/>
-          </w:rPr>
-          <w:t>3:13</w:t>
-        </w:r>
-      </w:hyperlink>
+      <w:r>
+        <w:rPr>
+          <w:rtl/>
+          <w:cs/>
+          <w:lang w:val="ar_AE" w:bidi="ar_AE"/>
+        </w:rPr>
+        <w:t>3:13</w:t>
+      </w:r>
       <w:r>
         <w:rPr>
           <w:rtl/>
@@ -3735,20 +3189,14 @@
         </w:rPr>
         <w:t xml:space="preserve">; </w:t>
       </w:r>
-      <w:hyperlink r:id="rId31">
-        <w:r>
-          <w:rPr>
-            <w:rtl/>
-            <w:cs/>
-            <w:lang w:val="ar_AE" w:bidi="ar_AE"/>
-          </w:rPr>
-          <w:rPr>
-            <w:color w:val="0000EE"/>
-            <w:u w:val="single"/>
-          </w:rPr>
-          <w:t>4:15</w:t>
-        </w:r>
-      </w:hyperlink>
+      <w:r>
+        <w:rPr>
+          <w:rtl/>
+          <w:cs/>
+          <w:lang w:val="ar_AE" w:bidi="ar_AE"/>
+        </w:rPr>
+        <w:t>4:15</w:t>
+      </w:r>
       <w:r>
         <w:rPr>
           <w:rtl/>
@@ -3757,20 +3205,14 @@
         </w:rPr>
         <w:t xml:space="preserve">; </w:t>
       </w:r>
-      <w:hyperlink r:id="rId32">
-        <w:r>
-          <w:rPr>
-            <w:rtl/>
-            <w:cs/>
-            <w:lang w:val="ar_AE" w:bidi="ar_AE"/>
-          </w:rPr>
-          <w:rPr>
-            <w:color w:val="0000EE"/>
-            <w:u w:val="single"/>
-          </w:rPr>
-          <w:t>5:23</w:t>
-        </w:r>
-      </w:hyperlink>
+      <w:r>
+        <w:rPr>
+          <w:rtl/>
+          <w:cs/>
+          <w:lang w:val="ar_AE" w:bidi="ar_AE"/>
+        </w:rPr>
+        <w:t>5:23</w:t>
+      </w:r>
       <w:r>
         <w:rPr>
           <w:rtl/>
@@ -3779,20 +3221,14 @@
         </w:rPr>
         <w:t>) أو الاستعلان (</w:t>
       </w:r>
-      <w:hyperlink r:id="rId84">
-        <w:r>
-          <w:rPr>
-            <w:rtl/>
-            <w:cs/>
-            <w:lang w:val="ar_AE" w:bidi="ar_AE"/>
-          </w:rPr>
-          <w:rPr>
-            <w:color w:val="0000EE"/>
-            <w:u w:val="single"/>
-          </w:rPr>
-          <w:t>2 تسالونيكي 1:7</w:t>
-        </w:r>
-      </w:hyperlink>
+      <w:r>
+        <w:rPr>
+          <w:rtl/>
+          <w:cs/>
+          <w:lang w:val="ar_AE" w:bidi="ar_AE"/>
+        </w:rPr>
+        <w:t>2 تسالونيكي 1:7</w:t>
+      </w:r>
       <w:r>
         <w:rPr>
           <w:rtl/>
@@ -3902,20 +3338,14 @@
         </w:rPr>
         <w:t xml:space="preserve"> </w:t>
       </w:r>
-      <w:hyperlink r:id="rId28">
-        <w:r>
-          <w:rPr>
-            <w:rtl/>
-            <w:cs/>
-            <w:lang w:val="ar_AE" w:bidi="ar_AE"/>
-          </w:rPr>
-          <w:rPr>
-            <w:color w:val="0000EE"/>
-            <w:u w:val="single"/>
-          </w:rPr>
-          <w:t>2:1</w:t>
-        </w:r>
-      </w:hyperlink>
+      <w:r>
+        <w:rPr>
+          <w:rtl/>
+          <w:cs/>
+          <w:lang w:val="ar_AE" w:bidi="ar_AE"/>
+        </w:rPr>
+        <w:t>2:1</w:t>
+      </w:r>
       <w:r>
         <w:rPr>
           <w:rtl/>
@@ -3924,20 +3354,14 @@
         </w:rPr>
         <w:t xml:space="preserve">، </w:t>
       </w:r>
-      <w:hyperlink r:id="rId57">
-        <w:r>
-          <w:rPr>
-            <w:rtl/>
-            <w:cs/>
-            <w:lang w:val="ar_AE" w:bidi="ar_AE"/>
-          </w:rPr>
-          <w:rPr>
-            <w:color w:val="0000EE"/>
-            <w:u w:val="single"/>
-          </w:rPr>
-          <w:t>8</w:t>
-        </w:r>
-      </w:hyperlink>
+      <w:r>
+        <w:rPr>
+          <w:rtl/>
+          <w:cs/>
+          <w:lang w:val="ar_AE" w:bidi="ar_AE"/>
+        </w:rPr>
+        <w:t>8</w:t>
+      </w:r>
       <w:r>
         <w:rPr>
           <w:rtl/>
@@ -3946,20 +3370,14 @@
         </w:rPr>
         <w:t xml:space="preserve">؛ </w:t>
       </w:r>
-      <w:hyperlink r:id="rId29">
-        <w:r>
-          <w:rPr>
-            <w:rtl/>
-            <w:cs/>
-            <w:lang w:val="ar_AE" w:bidi="ar_AE"/>
-          </w:rPr>
-          <w:rPr>
-            <w:color w:val="0000EE"/>
-            <w:u w:val="single"/>
-          </w:rPr>
-          <w:t>1 تسالونيكي 2:19</w:t>
-        </w:r>
-      </w:hyperlink>
+      <w:r>
+        <w:rPr>
+          <w:rtl/>
+          <w:cs/>
+          <w:lang w:val="ar_AE" w:bidi="ar_AE"/>
+        </w:rPr>
+        <w:t>1 تسالونيكي 2:19</w:t>
+      </w:r>
       <w:r>
         <w:rPr>
           <w:rtl/>
@@ -3968,20 +3386,14 @@
         </w:rPr>
         <w:t xml:space="preserve">؛ </w:t>
       </w:r>
-      <w:hyperlink r:id="rId30">
-        <w:r>
-          <w:rPr>
-            <w:rtl/>
-            <w:cs/>
-            <w:lang w:val="ar_AE" w:bidi="ar_AE"/>
-          </w:rPr>
-          <w:rPr>
-            <w:color w:val="0000EE"/>
-            <w:u w:val="single"/>
-          </w:rPr>
-          <w:t>3:13</w:t>
-        </w:r>
-      </w:hyperlink>
+      <w:r>
+        <w:rPr>
+          <w:rtl/>
+          <w:cs/>
+          <w:lang w:val="ar_AE" w:bidi="ar_AE"/>
+        </w:rPr>
+        <w:t>3:13</w:t>
+      </w:r>
       <w:r>
         <w:rPr>
           <w:rtl/>
@@ -3990,20 +3402,14 @@
         </w:rPr>
         <w:t xml:space="preserve">؛ </w:t>
       </w:r>
-      <w:hyperlink r:id="rId31">
-        <w:r>
-          <w:rPr>
-            <w:rtl/>
-            <w:cs/>
-            <w:lang w:val="ar_AE" w:bidi="ar_AE"/>
-          </w:rPr>
-          <w:rPr>
-            <w:color w:val="0000EE"/>
-            <w:u w:val="single"/>
-          </w:rPr>
-          <w:t>4:15</w:t>
-        </w:r>
-      </w:hyperlink>
+      <w:r>
+        <w:rPr>
+          <w:rtl/>
+          <w:cs/>
+          <w:lang w:val="ar_AE" w:bidi="ar_AE"/>
+        </w:rPr>
+        <w:t>4:15</w:t>
+      </w:r>
       <w:r>
         <w:rPr>
           <w:rtl/>
@@ -4012,20 +3418,14 @@
         </w:rPr>
         <w:t xml:space="preserve">؛ </w:t>
       </w:r>
-      <w:hyperlink r:id="rId32">
-        <w:r>
-          <w:rPr>
-            <w:rtl/>
-            <w:cs/>
-            <w:lang w:val="ar_AE" w:bidi="ar_AE"/>
-          </w:rPr>
-          <w:rPr>
-            <w:color w:val="0000EE"/>
-            <w:u w:val="single"/>
-          </w:rPr>
-          <w:t>5:23</w:t>
-        </w:r>
-      </w:hyperlink>
+      <w:r>
+        <w:rPr>
+          <w:rtl/>
+          <w:cs/>
+          <w:lang w:val="ar_AE" w:bidi="ar_AE"/>
+        </w:rPr>
+        <w:t>5:23</w:t>
+      </w:r>
       <w:r>
         <w:rPr>
           <w:rtl/>
@@ -4101,20 +3501,14 @@
         </w:rPr>
         <w:t>كما هو موضح في مواضع أخرى في الكتاب المقدس (</w:t>
       </w:r>
-      <w:hyperlink r:id="rId85">
-        <w:r>
-          <w:rPr>
-            <w:rtl/>
-            <w:cs/>
-            <w:lang w:val="ar_AE" w:bidi="ar_AE"/>
-          </w:rPr>
-          <w:rPr>
-            <w:color w:val="0000EE"/>
-            <w:u w:val="single"/>
-          </w:rPr>
-          <w:t>خروج 9:12</w:t>
-        </w:r>
-      </w:hyperlink>
+      <w:r>
+        <w:rPr>
+          <w:rtl/>
+          <w:cs/>
+          <w:lang w:val="ar_AE" w:bidi="ar_AE"/>
+        </w:rPr>
+        <w:t>خروج 9:12</w:t>
+      </w:r>
       <w:r>
         <w:rPr>
           <w:rtl/>
@@ -4123,20 +3517,14 @@
         </w:rPr>
         <w:t xml:space="preserve">; </w:t>
       </w:r>
-      <w:hyperlink r:id="rId86">
-        <w:r>
-          <w:rPr>
-            <w:rtl/>
-            <w:cs/>
-            <w:lang w:val="ar_AE" w:bidi="ar_AE"/>
-          </w:rPr>
-          <w:rPr>
-            <w:color w:val="0000EE"/>
-            <w:u w:val="single"/>
-          </w:rPr>
-          <w:t>2 أخبار الأيام 18:22</w:t>
-        </w:r>
-      </w:hyperlink>
+      <w:r>
+        <w:rPr>
+          <w:rtl/>
+          <w:cs/>
+          <w:lang w:val="ar_AE" w:bidi="ar_AE"/>
+        </w:rPr>
+        <w:t>2 أخبار الأيام 18:22</w:t>
+      </w:r>
       <w:r>
         <w:rPr>
           <w:rtl/>
@@ -4145,20 +3533,14 @@
         </w:rPr>
         <w:t>)، أحيانًا يترك الله الناس تحت تأثير الخطية أو الضلال الذي أختاروه بدلًا من الحق (</w:t>
       </w:r>
-      <w:hyperlink r:id="rId87">
-        <w:r>
-          <w:rPr>
-            <w:rtl/>
-            <w:cs/>
-            <w:lang w:val="ar_AE" w:bidi="ar_AE"/>
-          </w:rPr>
-          <w:rPr>
-            <w:color w:val="0000EE"/>
-            <w:u w:val="single"/>
-          </w:rPr>
-          <w:t>رومية 1:24</w:t>
-        </w:r>
-      </w:hyperlink>
+      <w:r>
+        <w:rPr>
+          <w:rtl/>
+          <w:cs/>
+          <w:lang w:val="ar_AE" w:bidi="ar_AE"/>
+        </w:rPr>
+        <w:t>رومية 1:24</w:t>
+      </w:r>
       <w:r>
         <w:rPr>
           <w:rtl/>
@@ -4167,20 +3549,14 @@
         </w:rPr>
         <w:t xml:space="preserve">, </w:t>
       </w:r>
-      <w:hyperlink r:id="rId88">
-        <w:r>
-          <w:rPr>
-            <w:rtl/>
-            <w:cs/>
-            <w:lang w:val="ar_AE" w:bidi="ar_AE"/>
-          </w:rPr>
-          <w:rPr>
-            <w:color w:val="0000EE"/>
-            <w:u w:val="single"/>
-          </w:rPr>
-          <w:t>26</w:t>
-        </w:r>
-      </w:hyperlink>
+      <w:r>
+        <w:rPr>
+          <w:rtl/>
+          <w:cs/>
+          <w:lang w:val="ar_AE" w:bidi="ar_AE"/>
+        </w:rPr>
+        <w:t>26</w:t>
+      </w:r>
       <w:r>
         <w:rPr>
           <w:rtl/>
@@ -4189,20 +3565,14 @@
         </w:rPr>
         <w:t xml:space="preserve">, </w:t>
       </w:r>
-      <w:hyperlink r:id="rId89">
-        <w:r>
-          <w:rPr>
-            <w:rtl/>
-            <w:cs/>
-            <w:lang w:val="ar_AE" w:bidi="ar_AE"/>
-          </w:rPr>
-          <w:rPr>
-            <w:color w:val="0000EE"/>
-            <w:u w:val="single"/>
-          </w:rPr>
-          <w:t>28</w:t>
-        </w:r>
-      </w:hyperlink>
+      <w:r>
+        <w:rPr>
+          <w:rtl/>
+          <w:cs/>
+          <w:lang w:val="ar_AE" w:bidi="ar_AE"/>
+        </w:rPr>
+        <w:t>28</w:t>
+      </w:r>
       <w:r>
         <w:rPr>
           <w:rtl/>
@@ -4211,20 +3581,14 @@
         </w:rPr>
         <w:t xml:space="preserve">; </w:t>
       </w:r>
-      <w:hyperlink r:id="rId90">
-        <w:r>
-          <w:rPr>
-            <w:rtl/>
-            <w:cs/>
-            <w:lang w:val="ar_AE" w:bidi="ar_AE"/>
-          </w:rPr>
-          <w:rPr>
-            <w:color w:val="0000EE"/>
-            <w:u w:val="single"/>
-          </w:rPr>
-          <w:t>11:8</w:t>
-        </w:r>
-      </w:hyperlink>
+      <w:r>
+        <w:rPr>
+          <w:rtl/>
+          <w:cs/>
+          <w:lang w:val="ar_AE" w:bidi="ar_AE"/>
+        </w:rPr>
+        <w:t>11:8</w:t>
+      </w:r>
       <w:r>
         <w:rPr>
           <w:rtl/>
@@ -4300,20 +3664,14 @@
         </w:rPr>
         <w:t xml:space="preserve">سوف يُدانون (انظر </w:t>
       </w:r>
-      <w:hyperlink r:id="rId91">
-        <w:r>
-          <w:rPr>
-            <w:rtl/>
-            <w:cs/>
-            <w:lang w:val="ar_AE" w:bidi="ar_AE"/>
-          </w:rPr>
-          <w:rPr>
-            <w:color w:val="0000EE"/>
-            <w:u w:val="single"/>
-          </w:rPr>
-          <w:t>1:6–9</w:t>
-        </w:r>
-      </w:hyperlink>
+      <w:r>
+        <w:rPr>
+          <w:rtl/>
+          <w:cs/>
+          <w:lang w:val="ar_AE" w:bidi="ar_AE"/>
+        </w:rPr>
+        <w:t>1:6–9</w:t>
+      </w:r>
       <w:r>
         <w:rPr>
           <w:rtl/>
@@ -4322,20 +3680,14 @@
         </w:rPr>
         <w:t>) بحكم الله القضائي لأنهم لم يصدقوا الحق (</w:t>
       </w:r>
-      <w:hyperlink r:id="rId92">
-        <w:r>
-          <w:rPr>
-            <w:rtl/>
-            <w:cs/>
-            <w:lang w:val="ar_AE" w:bidi="ar_AE"/>
-          </w:rPr>
-          <w:rPr>
-            <w:color w:val="0000EE"/>
-            <w:u w:val="single"/>
-          </w:rPr>
-          <w:t>2:10</w:t>
-        </w:r>
-      </w:hyperlink>
+      <w:r>
+        <w:rPr>
+          <w:rtl/>
+          <w:cs/>
+          <w:lang w:val="ar_AE" w:bidi="ar_AE"/>
+        </w:rPr>
+        <w:t>2:10</w:t>
+      </w:r>
       <w:r>
         <w:rPr>
           <w:rtl/>
@@ -4344,20 +3696,14 @@
         </w:rPr>
         <w:t>)، بل يصدقون كذب إنسان الخطية (</w:t>
       </w:r>
-      <w:hyperlink r:id="rId93">
-        <w:r>
-          <w:rPr>
-            <w:rtl/>
-            <w:cs/>
-            <w:lang w:val="ar_AE" w:bidi="ar_AE"/>
-          </w:rPr>
-          <w:rPr>
-            <w:color w:val="0000EE"/>
-            <w:u w:val="single"/>
-          </w:rPr>
-          <w:t>2:9–10</w:t>
-        </w:r>
-      </w:hyperlink>
+      <w:r>
+        <w:rPr>
+          <w:rtl/>
+          <w:cs/>
+          <w:lang w:val="ar_AE" w:bidi="ar_AE"/>
+        </w:rPr>
+        <w:t>2:9–10</w:t>
+      </w:r>
       <w:r>
         <w:rPr>
           <w:rtl/>
@@ -4433,20 +3779,14 @@
         </w:rPr>
         <w:t>الخلاص، الأَمْرُ الَّذِي دَعَاكُمْ إِلَيْهِ بِإِنْجِيلِنَا: الله يدعو مختاريه إلى نفسه (</w:t>
       </w:r>
-      <w:hyperlink r:id="rId94">
-        <w:r>
-          <w:rPr>
-            <w:rtl/>
-            <w:cs/>
-            <w:lang w:val="ar_AE" w:bidi="ar_AE"/>
-          </w:rPr>
-          <w:rPr>
-            <w:color w:val="0000EE"/>
-            <w:u w:val="single"/>
-          </w:rPr>
-          <w:t>1:11</w:t>
-        </w:r>
-      </w:hyperlink>
+      <w:r>
+        <w:rPr>
+          <w:rtl/>
+          <w:cs/>
+          <w:lang w:val="ar_AE" w:bidi="ar_AE"/>
+        </w:rPr>
+        <w:t>1:11</w:t>
+      </w:r>
       <w:r>
         <w:rPr>
           <w:rtl/>
@@ -4455,20 +3795,14 @@
         </w:rPr>
         <w:t xml:space="preserve">; </w:t>
       </w:r>
-      <w:hyperlink r:id="rId27">
-        <w:r>
-          <w:rPr>
-            <w:rtl/>
-            <w:cs/>
-            <w:lang w:val="ar_AE" w:bidi="ar_AE"/>
-          </w:rPr>
-          <w:rPr>
-            <w:color w:val="0000EE"/>
-            <w:u w:val="single"/>
-          </w:rPr>
-          <w:t>1 تسالونيكي 2:12</w:t>
-        </w:r>
-      </w:hyperlink>
+      <w:r>
+        <w:rPr>
+          <w:rtl/>
+          <w:cs/>
+          <w:lang w:val="ar_AE" w:bidi="ar_AE"/>
+        </w:rPr>
+        <w:t>1 تسالونيكي 2:12</w:t>
+      </w:r>
       <w:r>
         <w:rPr>
           <w:rtl/>
@@ -4477,20 +3811,14 @@
         </w:rPr>
         <w:t xml:space="preserve">; </w:t>
       </w:r>
-      <w:hyperlink r:id="rId95">
-        <w:r>
-          <w:rPr>
-            <w:rtl/>
-            <w:cs/>
-            <w:lang w:val="ar_AE" w:bidi="ar_AE"/>
-          </w:rPr>
-          <w:rPr>
-            <w:color w:val="0000EE"/>
-            <w:u w:val="single"/>
-          </w:rPr>
-          <w:t>4:7</w:t>
-        </w:r>
-      </w:hyperlink>
+      <w:r>
+        <w:rPr>
+          <w:rtl/>
+          <w:cs/>
+          <w:lang w:val="ar_AE" w:bidi="ar_AE"/>
+        </w:rPr>
+        <w:t>4:7</w:t>
+      </w:r>
       <w:r>
         <w:rPr>
           <w:rtl/>
@@ -4499,20 +3827,14 @@
         </w:rPr>
         <w:t xml:space="preserve">; </w:t>
       </w:r>
-      <w:hyperlink r:id="rId96">
-        <w:r>
-          <w:rPr>
-            <w:rtl/>
-            <w:cs/>
-            <w:lang w:val="ar_AE" w:bidi="ar_AE"/>
-          </w:rPr>
-          <w:rPr>
-            <w:color w:val="0000EE"/>
-            <w:u w:val="single"/>
-          </w:rPr>
-          <w:t>5:24</w:t>
-        </w:r>
-      </w:hyperlink>
+      <w:r>
+        <w:rPr>
+          <w:rtl/>
+          <w:cs/>
+          <w:lang w:val="ar_AE" w:bidi="ar_AE"/>
+        </w:rPr>
+        <w:t>5:24</w:t>
+      </w:r>
       <w:r>
         <w:rPr>
           <w:rtl/>
@@ -4521,20 +3843,14 @@
         </w:rPr>
         <w:t>) عن طريق الكرازة بالأخبار السارة. • والذين يتألمون بسبب إيمانهم سيشتركون أخيرًا في مجد ربنا يسوع المسيح (</w:t>
       </w:r>
-      <w:hyperlink r:id="rId97">
-        <w:r>
-          <w:rPr>
-            <w:rtl/>
-            <w:cs/>
-            <w:lang w:val="ar_AE" w:bidi="ar_AE"/>
-          </w:rPr>
-          <w:rPr>
-            <w:color w:val="0000EE"/>
-            <w:u w:val="single"/>
-          </w:rPr>
-          <w:t>رومية 5:2</w:t>
-        </w:r>
-      </w:hyperlink>
+      <w:r>
+        <w:rPr>
+          <w:rtl/>
+          <w:cs/>
+          <w:lang w:val="ar_AE" w:bidi="ar_AE"/>
+        </w:rPr>
+        <w:t>رومية 5:2</w:t>
+      </w:r>
       <w:r>
         <w:rPr>
           <w:rtl/>
@@ -4543,20 +3859,14 @@
         </w:rPr>
         <w:t xml:space="preserve">; </w:t>
       </w:r>
-      <w:hyperlink r:id="rId47">
-        <w:r>
-          <w:rPr>
-            <w:rtl/>
-            <w:cs/>
-            <w:lang w:val="ar_AE" w:bidi="ar_AE"/>
-          </w:rPr>
-          <w:rPr>
-            <w:color w:val="0000EE"/>
-            <w:u w:val="single"/>
-          </w:rPr>
-          <w:t>8:17–18</w:t>
-        </w:r>
-      </w:hyperlink>
+      <w:r>
+        <w:rPr>
+          <w:rtl/>
+          <w:cs/>
+          <w:lang w:val="ar_AE" w:bidi="ar_AE"/>
+        </w:rPr>
+        <w:t>8:17–18</w:t>
+      </w:r>
       <w:r>
         <w:rPr>
           <w:rtl/>
@@ -4565,20 +3875,14 @@
         </w:rPr>
         <w:t xml:space="preserve">; </w:t>
       </w:r>
-      <w:hyperlink r:id="rId98">
-        <w:r>
-          <w:rPr>
-            <w:rtl/>
-            <w:cs/>
-            <w:lang w:val="ar_AE" w:bidi="ar_AE"/>
-          </w:rPr>
-          <w:rPr>
-            <w:color w:val="0000EE"/>
-            <w:u w:val="single"/>
-          </w:rPr>
-          <w:t>كولوسي 1:27</w:t>
-        </w:r>
-      </w:hyperlink>
+      <w:r>
+        <w:rPr>
+          <w:rtl/>
+          <w:cs/>
+          <w:lang w:val="ar_AE" w:bidi="ar_AE"/>
+        </w:rPr>
+        <w:t>كولوسي 1:27</w:t>
+      </w:r>
       <w:r>
         <w:rPr>
           <w:rtl/>
@@ -4587,20 +3891,14 @@
         </w:rPr>
         <w:t xml:space="preserve">; </w:t>
       </w:r>
-      <w:hyperlink r:id="rId27">
-        <w:r>
-          <w:rPr>
-            <w:rtl/>
-            <w:cs/>
-            <w:lang w:val="ar_AE" w:bidi="ar_AE"/>
-          </w:rPr>
-          <w:rPr>
-            <w:color w:val="0000EE"/>
-            <w:u w:val="single"/>
-          </w:rPr>
-          <w:t>1 تسالونيكي 2:12</w:t>
-        </w:r>
-      </w:hyperlink>
+      <w:r>
+        <w:rPr>
+          <w:rtl/>
+          <w:cs/>
+          <w:lang w:val="ar_AE" w:bidi="ar_AE"/>
+        </w:rPr>
+        <w:t>1 تسالونيكي 2:12</w:t>
+      </w:r>
       <w:r>
         <w:rPr>
           <w:rtl/>
@@ -4676,20 +3974,14 @@
         </w:rPr>
         <w:t>منذ تأسيس كنيسة تسالونيكي، كان بولس قلقًا بشأن ثبات إيمانهم (</w:t>
       </w:r>
-      <w:hyperlink r:id="rId99">
-        <w:r>
-          <w:rPr>
-            <w:rtl/>
-            <w:cs/>
-            <w:lang w:val="ar_AE" w:bidi="ar_AE"/>
-          </w:rPr>
-          <w:rPr>
-            <w:color w:val="0000EE"/>
-            <w:u w:val="single"/>
-          </w:rPr>
-          <w:t>1 تسالونيكي 3:2</w:t>
-        </w:r>
-      </w:hyperlink>
+      <w:r>
+        <w:rPr>
+          <w:rtl/>
+          <w:cs/>
+          <w:lang w:val="ar_AE" w:bidi="ar_AE"/>
+        </w:rPr>
+        <w:t>1 تسالونيكي 3:2</w:t>
+      </w:r>
       <w:r>
         <w:rPr>
           <w:rtl/>
@@ -4698,20 +3990,14 @@
         </w:rPr>
         <w:t xml:space="preserve">, </w:t>
       </w:r>
-      <w:hyperlink r:id="rId100">
-        <w:r>
-          <w:rPr>
-            <w:rtl/>
-            <w:cs/>
-            <w:lang w:val="ar_AE" w:bidi="ar_AE"/>
-          </w:rPr>
-          <w:rPr>
-            <w:color w:val="0000EE"/>
-            <w:u w:val="single"/>
-          </w:rPr>
-          <w:t>5</w:t>
-        </w:r>
-      </w:hyperlink>
+      <w:r>
+        <w:rPr>
+          <w:rtl/>
+          <w:cs/>
+          <w:lang w:val="ar_AE" w:bidi="ar_AE"/>
+        </w:rPr>
+        <w:t>5</w:t>
+      </w:r>
       <w:r>
         <w:rPr>
           <w:rtl/>
@@ -4720,20 +4006,14 @@
         </w:rPr>
         <w:t xml:space="preserve">, </w:t>
       </w:r>
-      <w:hyperlink r:id="rId101">
-        <w:r>
-          <w:rPr>
-            <w:rtl/>
-            <w:cs/>
-            <w:lang w:val="ar_AE" w:bidi="ar_AE"/>
-          </w:rPr>
-          <w:rPr>
-            <w:color w:val="0000EE"/>
-            <w:u w:val="single"/>
-          </w:rPr>
-          <w:t>8</w:t>
-        </w:r>
-      </w:hyperlink>
+      <w:r>
+        <w:rPr>
+          <w:rtl/>
+          <w:cs/>
+          <w:lang w:val="ar_AE" w:bidi="ar_AE"/>
+        </w:rPr>
+        <w:t>8</w:t>
+      </w:r>
       <w:r>
         <w:rPr>
           <w:rtl/>
@@ -4742,20 +4022,14 @@
         </w:rPr>
         <w:t xml:space="preserve">; </w:t>
       </w:r>
-      <w:hyperlink r:id="rId102">
-        <w:r>
-          <w:rPr>
-            <w:rtl/>
-            <w:cs/>
-            <w:lang w:val="ar_AE" w:bidi="ar_AE"/>
-          </w:rPr>
-          <w:rPr>
-            <w:color w:val="0000EE"/>
-            <w:u w:val="single"/>
-          </w:rPr>
-          <w:t>4:1–2</w:t>
-        </w:r>
-      </w:hyperlink>
+      <w:r>
+        <w:rPr>
+          <w:rtl/>
+          <w:cs/>
+          <w:lang w:val="ar_AE" w:bidi="ar_AE"/>
+        </w:rPr>
+        <w:t>4:1–2</w:t>
+      </w:r>
       <w:r>
         <w:rPr>
           <w:rtl/>
@@ -4764,20 +4038,14 @@
         </w:rPr>
         <w:t>) وتمسكهم بتعاليمه (</w:t>
       </w:r>
-      <w:hyperlink r:id="rId103">
-        <w:r>
-          <w:rPr>
-            <w:rtl/>
-            <w:cs/>
-            <w:lang w:val="ar_AE" w:bidi="ar_AE"/>
-          </w:rPr>
-          <w:rPr>
-            <w:color w:val="0000EE"/>
-            <w:u w:val="single"/>
-          </w:rPr>
-          <w:t>2 تسالونيكي 3:6</w:t>
-        </w:r>
-      </w:hyperlink>
+      <w:r>
+        <w:rPr>
+          <w:rtl/>
+          <w:cs/>
+          <w:lang w:val="ar_AE" w:bidi="ar_AE"/>
+        </w:rPr>
+        <w:t>2 تسالونيكي 3:6</w:t>
+      </w:r>
       <w:r>
         <w:rPr>
           <w:rtl/>
@@ -4786,20 +4054,14 @@
         </w:rPr>
         <w:t xml:space="preserve">; </w:t>
       </w:r>
-      <w:hyperlink r:id="rId104">
-        <w:r>
-          <w:rPr>
-            <w:rtl/>
-            <w:cs/>
-            <w:lang w:val="ar_AE" w:bidi="ar_AE"/>
-          </w:rPr>
-          <w:rPr>
-            <w:color w:val="0000EE"/>
-            <w:u w:val="single"/>
-          </w:rPr>
-          <w:t>1 كورنثوس 11:2</w:t>
-        </w:r>
-      </w:hyperlink>
+      <w:r>
+        <w:rPr>
+          <w:rtl/>
+          <w:cs/>
+          <w:lang w:val="ar_AE" w:bidi="ar_AE"/>
+        </w:rPr>
+        <w:t>1 كورنثوس 11:2</w:t>
+      </w:r>
       <w:r>
         <w:rPr>
           <w:rtl/>
@@ -4808,20 +4070,14 @@
         </w:rPr>
         <w:t xml:space="preserve">; </w:t>
       </w:r>
-      <w:hyperlink r:id="rId105">
-        <w:r>
-          <w:rPr>
-            <w:rtl/>
-            <w:cs/>
-            <w:lang w:val="ar_AE" w:bidi="ar_AE"/>
-          </w:rPr>
-          <w:rPr>
-            <w:color w:val="0000EE"/>
-            <w:u w:val="single"/>
-          </w:rPr>
-          <w:t>15:3</w:t>
-        </w:r>
-      </w:hyperlink>
+      <w:r>
+        <w:rPr>
+          <w:rtl/>
+          <w:cs/>
+          <w:lang w:val="ar_AE" w:bidi="ar_AE"/>
+        </w:rPr>
+        <w:t>15:3</w:t>
+      </w:r>
       <w:r>
         <w:rPr>
           <w:rtl/>
@@ -4830,20 +4086,14 @@
         </w:rPr>
         <w:t xml:space="preserve">; انظر </w:t>
       </w:r>
-      <w:hyperlink r:id="rId106">
-        <w:r>
-          <w:rPr>
-            <w:rtl/>
-            <w:cs/>
-            <w:lang w:val="ar_AE" w:bidi="ar_AE"/>
-          </w:rPr>
-          <w:rPr>
-            <w:color w:val="0000EE"/>
-            <w:u w:val="single"/>
-          </w:rPr>
-          <w:t>يهوذا 1:3</w:t>
-        </w:r>
-      </w:hyperlink>
+      <w:r>
+        <w:rPr>
+          <w:rtl/>
+          <w:cs/>
+          <w:lang w:val="ar_AE" w:bidi="ar_AE"/>
+        </w:rPr>
+        <w:t>يهوذا 1:3</w:t>
+      </w:r>
       <w:r>
         <w:rPr>
           <w:rtl/>
@@ -4986,20 +4236,14 @@
         </w:rPr>
         <w:t>تعكس صلاة بولس هدف زيارة تيموثاوس للكنيسة—لتقوية وتعزية المؤمنين في تسالونيكي في إيمانهم (</w:t>
       </w:r>
-      <w:hyperlink r:id="rId99">
-        <w:r>
-          <w:rPr>
-            <w:rtl/>
-            <w:cs/>
-            <w:lang w:val="ar_AE" w:bidi="ar_AE"/>
-          </w:rPr>
-          <w:rPr>
-            <w:color w:val="0000EE"/>
-            <w:u w:val="single"/>
-          </w:rPr>
-          <w:t>1 تسالونيكي 3:2</w:t>
-        </w:r>
-      </w:hyperlink>
+      <w:r>
+        <w:rPr>
+          <w:rtl/>
+          <w:cs/>
+          <w:lang w:val="ar_AE" w:bidi="ar_AE"/>
+        </w:rPr>
+        <w:t>1 تسالونيكي 3:2</w:t>
+      </w:r>
       <w:r>
         <w:rPr>
           <w:rtl/>
@@ -5059,20 +4303,14 @@
         </w:rPr>
         <w:t xml:space="preserve"> لهم بسبب مخاوفهم وشكوكهم (</w:t>
       </w:r>
-      <w:hyperlink r:id="rId107">
-        <w:r>
-          <w:rPr>
-            <w:rtl/>
-            <w:cs/>
-            <w:lang w:val="ar_AE" w:bidi="ar_AE"/>
-          </w:rPr>
-          <w:rPr>
-            <w:color w:val="0000EE"/>
-            <w:u w:val="single"/>
-          </w:rPr>
-          <w:t>2 تسالونيكي 2:1–12</w:t>
-        </w:r>
-      </w:hyperlink>
+      <w:r>
+        <w:rPr>
+          <w:rtl/>
+          <w:cs/>
+          <w:lang w:val="ar_AE" w:bidi="ar_AE"/>
+        </w:rPr>
+        <w:t>2 تسالونيكي 2:1–12</w:t>
+      </w:r>
       <w:r>
         <w:rPr>
           <w:rtl/>
@@ -5081,20 +4319,14 @@
         </w:rPr>
         <w:t xml:space="preserve">; </w:t>
       </w:r>
-      <w:hyperlink r:id="rId108">
-        <w:r>
-          <w:rPr>
-            <w:rtl/>
-            <w:cs/>
-            <w:lang w:val="ar_AE" w:bidi="ar_AE"/>
-          </w:rPr>
-          <w:rPr>
-            <w:color w:val="0000EE"/>
-            <w:u w:val="single"/>
-          </w:rPr>
-          <w:t>1 تسالونيكي 4:18</w:t>
-        </w:r>
-      </w:hyperlink>
+      <w:r>
+        <w:rPr>
+          <w:rtl/>
+          <w:cs/>
+          <w:lang w:val="ar_AE" w:bidi="ar_AE"/>
+        </w:rPr>
+        <w:t>1 تسالونيكي 4:18</w:t>
+      </w:r>
       <w:r>
         <w:rPr>
           <w:rtl/>
@@ -5103,20 +4335,14 @@
         </w:rPr>
         <w:t xml:space="preserve">; </w:t>
       </w:r>
-      <w:hyperlink r:id="rId109">
-        <w:r>
-          <w:rPr>
-            <w:rtl/>
-            <w:cs/>
-            <w:lang w:val="ar_AE" w:bidi="ar_AE"/>
-          </w:rPr>
-          <w:rPr>
-            <w:color w:val="0000EE"/>
-            <w:u w:val="single"/>
-          </w:rPr>
-          <w:t>5:11</w:t>
-        </w:r>
-      </w:hyperlink>
+      <w:r>
+        <w:rPr>
+          <w:rtl/>
+          <w:cs/>
+          <w:lang w:val="ar_AE" w:bidi="ar_AE"/>
+        </w:rPr>
+        <w:t>5:11</w:t>
+      </w:r>
       <w:r>
         <w:rPr>
           <w:rtl/>
@@ -5192,20 +4418,14 @@
         </w:rPr>
         <w:t xml:space="preserve">صَلُّوا : الصلاة من أجل انتشار الإنجيل بسرعة كما هو مذكور في </w:t>
       </w:r>
-      <w:hyperlink r:id="rId110">
-        <w:r>
-          <w:rPr>
-            <w:rtl/>
-            <w:cs/>
-            <w:lang w:val="ar_AE" w:bidi="ar_AE"/>
-          </w:rPr>
-          <w:rPr>
-            <w:color w:val="0000EE"/>
-            <w:u w:val="single"/>
-          </w:rPr>
-          <w:t>مزمور 147:15</w:t>
-        </w:r>
-      </w:hyperlink>
+      <w:r>
+        <w:rPr>
+          <w:rtl/>
+          <w:cs/>
+          <w:lang w:val="ar_AE" w:bidi="ar_AE"/>
+        </w:rPr>
+        <w:t>مزمور 147:15</w:t>
+      </w:r>
       <w:r>
         <w:rPr>
           <w:rtl/>
@@ -5214,20 +4434,14 @@
         </w:rPr>
         <w:t xml:space="preserve">. يدمج بولس هذه الصورة مع الإشارة إلى الألعاب (انظر </w:t>
       </w:r>
-      <w:hyperlink r:id="rId111">
-        <w:r>
-          <w:rPr>
-            <w:rtl/>
-            <w:cs/>
-            <w:lang w:val="ar_AE" w:bidi="ar_AE"/>
-          </w:rPr>
-          <w:rPr>
-            <w:color w:val="0000EE"/>
-            <w:u w:val="single"/>
-          </w:rPr>
-          <w:t>1 كورنثوس 9:24–26</w:t>
-        </w:r>
-      </w:hyperlink>
+      <w:r>
+        <w:rPr>
+          <w:rtl/>
+          <w:cs/>
+          <w:lang w:val="ar_AE" w:bidi="ar_AE"/>
+        </w:rPr>
+        <w:t>1 كورنثوس 9:24–26</w:t>
+      </w:r>
       <w:r>
         <w:rPr>
           <w:rtl/>
@@ -5236,20 +4450,14 @@
         </w:rPr>
         <w:t xml:space="preserve">; </w:t>
       </w:r>
-      <w:hyperlink r:id="rId112">
-        <w:r>
-          <w:rPr>
-            <w:rtl/>
-            <w:cs/>
-            <w:lang w:val="ar_AE" w:bidi="ar_AE"/>
-          </w:rPr>
-          <w:rPr>
-            <w:color w:val="0000EE"/>
-            <w:u w:val="single"/>
-          </w:rPr>
-          <w:t>غلاطية 2:2</w:t>
-        </w:r>
-      </w:hyperlink>
+      <w:r>
+        <w:rPr>
+          <w:rtl/>
+          <w:cs/>
+          <w:lang w:val="ar_AE" w:bidi="ar_AE"/>
+        </w:rPr>
+        <w:t>غلاطية 2:2</w:t>
+      </w:r>
       <w:r>
         <w:rPr>
           <w:rtl/>
@@ -5325,20 +4533,14 @@
         </w:rPr>
         <w:t>قبل التطرق إلى الموضوع النهائي للرسالة (</w:t>
       </w:r>
-      <w:hyperlink r:id="rId113">
-        <w:r>
-          <w:rPr>
-            <w:rtl/>
-            <w:cs/>
-            <w:lang w:val="ar_AE" w:bidi="ar_AE"/>
-          </w:rPr>
-          <w:rPr>
-            <w:color w:val="0000EE"/>
-            <w:u w:val="single"/>
-          </w:rPr>
-          <w:t>3:6–15</w:t>
-        </w:r>
-      </w:hyperlink>
+      <w:r>
+        <w:rPr>
+          <w:rtl/>
+          <w:cs/>
+          <w:lang w:val="ar_AE" w:bidi="ar_AE"/>
+        </w:rPr>
+        <w:t>3:6–15</w:t>
+      </w:r>
       <w:r>
         <w:rPr>
           <w:rtl/>
@@ -5347,20 +4549,14 @@
         </w:rPr>
         <w:t>)، يطلب بولس الصلاة (</w:t>
       </w:r>
-      <w:hyperlink r:id="rId114">
-        <w:r>
-          <w:rPr>
-            <w:rtl/>
-            <w:cs/>
-            <w:lang w:val="ar_AE" w:bidi="ar_AE"/>
-          </w:rPr>
-          <w:rPr>
-            <w:color w:val="0000EE"/>
-            <w:u w:val="single"/>
-          </w:rPr>
-          <w:t>3:1–2</w:t>
-        </w:r>
-      </w:hyperlink>
+      <w:r>
+        <w:rPr>
+          <w:rtl/>
+          <w:cs/>
+          <w:lang w:val="ar_AE" w:bidi="ar_AE"/>
+        </w:rPr>
+        <w:t>3:1–2</w:t>
+      </w:r>
       <w:r>
         <w:rPr>
           <w:rtl/>
@@ -5369,20 +4565,14 @@
         </w:rPr>
         <w:t>) ويؤكد لأهل تسالونيكي على رعاية الله في مواجهة الصعوبات (</w:t>
       </w:r>
-      <w:hyperlink r:id="rId115">
-        <w:r>
-          <w:rPr>
-            <w:rtl/>
-            <w:cs/>
-            <w:lang w:val="ar_AE" w:bidi="ar_AE"/>
-          </w:rPr>
-          <w:rPr>
-            <w:color w:val="0000EE"/>
-            <w:u w:val="single"/>
-          </w:rPr>
-          <w:t>3:3–5</w:t>
-        </w:r>
-      </w:hyperlink>
+      <w:r>
+        <w:rPr>
+          <w:rtl/>
+          <w:cs/>
+          <w:lang w:val="ar_AE" w:bidi="ar_AE"/>
+        </w:rPr>
+        <w:t>3:3–5</w:t>
+      </w:r>
       <w:r>
         <w:rPr>
           <w:rtl/>
@@ -5458,20 +4648,14 @@
         </w:rPr>
         <w:t>لقد عانى بولس أيضًا من أجل الأخبار السارة (</w:t>
       </w:r>
-      <w:hyperlink r:id="rId116">
-        <w:r>
-          <w:rPr>
-            <w:rtl/>
-            <w:cs/>
-            <w:lang w:val="ar_AE" w:bidi="ar_AE"/>
-          </w:rPr>
-          <w:rPr>
-            <w:color w:val="0000EE"/>
-            <w:u w:val="single"/>
-          </w:rPr>
-          <w:t>2 كورنثوس 6:5</w:t>
-        </w:r>
-      </w:hyperlink>
+      <w:r>
+        <w:rPr>
+          <w:rtl/>
+          <w:cs/>
+          <w:lang w:val="ar_AE" w:bidi="ar_AE"/>
+        </w:rPr>
+        <w:t>2 كورنثوس 6:5</w:t>
+      </w:r>
       <w:r>
         <w:rPr>
           <w:rtl/>
@@ -5480,20 +4664,14 @@
         </w:rPr>
         <w:t xml:space="preserve">; </w:t>
       </w:r>
-      <w:hyperlink r:id="rId117">
-        <w:r>
-          <w:rPr>
-            <w:rtl/>
-            <w:cs/>
-            <w:lang w:val="ar_AE" w:bidi="ar_AE"/>
-          </w:rPr>
-          <w:rPr>
-            <w:color w:val="0000EE"/>
-            <w:u w:val="single"/>
-          </w:rPr>
-          <w:t>11:23–26</w:t>
-        </w:r>
-      </w:hyperlink>
+      <w:r>
+        <w:rPr>
+          <w:rtl/>
+          <w:cs/>
+          <w:lang w:val="ar_AE" w:bidi="ar_AE"/>
+        </w:rPr>
+        <w:t>11:23–26</w:t>
+      </w:r>
       <w:r>
         <w:rPr>
           <w:rtl/>
@@ -5502,20 +4680,14 @@
         </w:rPr>
         <w:t xml:space="preserve">; </w:t>
       </w:r>
-      <w:hyperlink r:id="rId118">
-        <w:r>
-          <w:rPr>
-            <w:rtl/>
-            <w:cs/>
-            <w:lang w:val="ar_AE" w:bidi="ar_AE"/>
-          </w:rPr>
-          <w:rPr>
-            <w:color w:val="0000EE"/>
-            <w:u w:val="single"/>
-          </w:rPr>
-          <w:t>1 تسالونيكي 2:2</w:t>
-        </w:r>
-      </w:hyperlink>
+      <w:r>
+        <w:rPr>
+          <w:rtl/>
+          <w:cs/>
+          <w:lang w:val="ar_AE" w:bidi="ar_AE"/>
+        </w:rPr>
+        <w:t>1 تسالونيكي 2:2</w:t>
+      </w:r>
       <w:r>
         <w:rPr>
           <w:rtl/>
@@ -5524,20 +4696,14 @@
         </w:rPr>
         <w:t xml:space="preserve">). وكانت صلاته لكي ينُقّذ تردد صدى </w:t>
       </w:r>
-      <w:hyperlink r:id="rId119">
-        <w:r>
-          <w:rPr>
-            <w:rtl/>
-            <w:cs/>
-            <w:lang w:val="ar_AE" w:bidi="ar_AE"/>
-          </w:rPr>
-          <w:rPr>
-            <w:color w:val="0000EE"/>
-            <w:u w:val="single"/>
-          </w:rPr>
-          <w:t>إشعياء 25:4</w:t>
-        </w:r>
-      </w:hyperlink>
+      <w:r>
+        <w:rPr>
+          <w:rtl/>
+          <w:cs/>
+          <w:lang w:val="ar_AE" w:bidi="ar_AE"/>
+        </w:rPr>
+        <w:t>إشعياء 25:4</w:t>
+      </w:r>
       <w:r>
         <w:rPr>
           <w:rtl/>
@@ -5630,20 +4796,14 @@
         </w:rPr>
         <w:t xml:space="preserve">; انظر </w:t>
       </w:r>
-      <w:hyperlink r:id="rId75">
-        <w:r>
-          <w:rPr>
-            <w:rtl/>
-            <w:cs/>
-            <w:lang w:val="ar_AE" w:bidi="ar_AE"/>
-          </w:rPr>
-          <w:rPr>
-            <w:color w:val="0000EE"/>
-            <w:u w:val="single"/>
-          </w:rPr>
-          <w:t>2:9</w:t>
-        </w:r>
-      </w:hyperlink>
+      <w:r>
+        <w:rPr>
+          <w:rtl/>
+          <w:cs/>
+          <w:lang w:val="ar_AE" w:bidi="ar_AE"/>
+        </w:rPr>
+        <w:t>2:9</w:t>
+      </w:r>
       <w:r>
         <w:rPr>
           <w:rtl/>
@@ -5652,20 +4812,14 @@
         </w:rPr>
         <w:t xml:space="preserve">; قارن </w:t>
       </w:r>
-      <w:hyperlink r:id="rId120">
-        <w:r>
-          <w:rPr>
-            <w:rtl/>
-            <w:cs/>
-            <w:lang w:val="ar_AE" w:bidi="ar_AE"/>
-          </w:rPr>
-          <w:rPr>
-            <w:color w:val="0000EE"/>
-            <w:u w:val="single"/>
-          </w:rPr>
-          <w:t>1:4–6</w:t>
-        </w:r>
-      </w:hyperlink>
+      <w:r>
+        <w:rPr>
+          <w:rtl/>
+          <w:cs/>
+          <w:lang w:val="ar_AE" w:bidi="ar_AE"/>
+        </w:rPr>
+        <w:t>1:4–6</w:t>
+      </w:r>
       <w:r>
         <w:rPr>
           <w:rtl/>
@@ -5674,20 +4828,14 @@
         </w:rPr>
         <w:t xml:space="preserve">; </w:t>
       </w:r>
-      <w:hyperlink r:id="rId22">
-        <w:r>
-          <w:rPr>
-            <w:rtl/>
-            <w:cs/>
-            <w:lang w:val="ar_AE" w:bidi="ar_AE"/>
-          </w:rPr>
-          <w:rPr>
-            <w:color w:val="0000EE"/>
-            <w:u w:val="single"/>
-          </w:rPr>
-          <w:t>1 تسالونيكي 1:6</w:t>
-        </w:r>
-      </w:hyperlink>
+      <w:r>
+        <w:rPr>
+          <w:rtl/>
+          <w:cs/>
+          <w:lang w:val="ar_AE" w:bidi="ar_AE"/>
+        </w:rPr>
+        <w:t>1 تسالونيكي 1:6</w:t>
+      </w:r>
       <w:r>
         <w:rPr>
           <w:rtl/>
@@ -5696,20 +4844,14 @@
         </w:rPr>
         <w:t xml:space="preserve">; </w:t>
       </w:r>
-      <w:hyperlink r:id="rId23">
-        <w:r>
-          <w:rPr>
-            <w:rtl/>
-            <w:cs/>
-            <w:lang w:val="ar_AE" w:bidi="ar_AE"/>
-          </w:rPr>
-          <w:rPr>
-            <w:color w:val="0000EE"/>
-            <w:u w:val="single"/>
-          </w:rPr>
-          <w:t>2:14</w:t>
-        </w:r>
-      </w:hyperlink>
+      <w:r>
+        <w:rPr>
+          <w:rtl/>
+          <w:cs/>
+          <w:lang w:val="ar_AE" w:bidi="ar_AE"/>
+        </w:rPr>
+        <w:t>2:14</w:t>
+      </w:r>
       <w:r>
         <w:rPr>
           <w:rtl/>
@@ -5802,20 +4944,14 @@
         </w:rPr>
         <w:t>) تعكس تعبيرًا من العهد القديم (</w:t>
       </w:r>
-      <w:hyperlink r:id="rId121">
-        <w:r>
-          <w:rPr>
-            <w:rtl/>
-            <w:cs/>
-            <w:lang w:val="ar_AE" w:bidi="ar_AE"/>
-          </w:rPr>
-          <w:rPr>
-            <w:color w:val="0000EE"/>
-            <w:u w:val="single"/>
-          </w:rPr>
-          <w:t>1 أخبار 29:18</w:t>
-        </w:r>
-      </w:hyperlink>
+      <w:r>
+        <w:rPr>
+          <w:rtl/>
+          <w:cs/>
+          <w:lang w:val="ar_AE" w:bidi="ar_AE"/>
+        </w:rPr>
+        <w:t>1 أخبار 29:18</w:t>
+      </w:r>
       <w:r>
         <w:rPr>
           <w:rtl/>
@@ -5824,20 +4960,14 @@
         </w:rPr>
         <w:t xml:space="preserve">; </w:t>
       </w:r>
-      <w:hyperlink r:id="rId122">
-        <w:r>
-          <w:rPr>
-            <w:rtl/>
-            <w:cs/>
-            <w:lang w:val="ar_AE" w:bidi="ar_AE"/>
-          </w:rPr>
-          <w:rPr>
-            <w:color w:val="0000EE"/>
-            <w:u w:val="single"/>
-          </w:rPr>
-          <w:t>أمثال 23:19</w:t>
-        </w:r>
-      </w:hyperlink>
+      <w:r>
+        <w:rPr>
+          <w:rtl/>
+          <w:cs/>
+          <w:lang w:val="ar_AE" w:bidi="ar_AE"/>
+        </w:rPr>
+        <w:t>أمثال 23:19</w:t>
+      </w:r>
       <w:r>
         <w:rPr>
           <w:rtl/>
@@ -5913,20 +5043,14 @@
         </w:rPr>
         <w:t>يُوصيهم بولس بسلطان الرب يسوع المسيح (</w:t>
       </w:r>
-      <w:hyperlink r:id="rId123">
-        <w:r>
-          <w:rPr>
-            <w:rtl/>
-            <w:cs/>
-            <w:lang w:val="ar_AE" w:bidi="ar_AE"/>
-          </w:rPr>
-          <w:rPr>
-            <w:color w:val="0000EE"/>
-            <w:u w:val="single"/>
-          </w:rPr>
-          <w:t>1 تسالونيكي 4:2</w:t>
-        </w:r>
-      </w:hyperlink>
+      <w:r>
+        <w:rPr>
+          <w:rtl/>
+          <w:cs/>
+          <w:lang w:val="ar_AE" w:bidi="ar_AE"/>
+        </w:rPr>
+        <w:t>1 تسالونيكي 4:2</w:t>
+      </w:r>
       <w:r>
         <w:rPr>
           <w:rtl/>
@@ -5935,20 +5059,14 @@
         </w:rPr>
         <w:t xml:space="preserve">). • ينبغي لأعضاء الكنيسة تجنب كُلَّ أَخٍ يَسْلُكُ بِلاَ تَرْتِيبٍ (انظر </w:t>
       </w:r>
-      <w:hyperlink r:id="rId124">
-        <w:r>
-          <w:rPr>
-            <w:rtl/>
-            <w:cs/>
-            <w:lang w:val="ar_AE" w:bidi="ar_AE"/>
-          </w:rPr>
-          <w:rPr>
-            <w:color w:val="0000EE"/>
-            <w:u w:val="single"/>
-          </w:rPr>
-          <w:t>2 تسالونيكي 3:7</w:t>
-        </w:r>
-      </w:hyperlink>
+      <w:r>
+        <w:rPr>
+          <w:rtl/>
+          <w:cs/>
+          <w:lang w:val="ar_AE" w:bidi="ar_AE"/>
+        </w:rPr>
+        <w:t>2 تسالونيكي 3:7</w:t>
+      </w:r>
       <w:r>
         <w:rPr>
           <w:rtl/>
@@ -5957,20 +5075,14 @@
         </w:rPr>
         <w:t xml:space="preserve">, </w:t>
       </w:r>
-      <w:hyperlink r:id="rId125">
-        <w:r>
-          <w:rPr>
-            <w:rtl/>
-            <w:cs/>
-            <w:lang w:val="ar_AE" w:bidi="ar_AE"/>
-          </w:rPr>
-          <w:rPr>
-            <w:color w:val="0000EE"/>
-            <w:u w:val="single"/>
-          </w:rPr>
-          <w:t>11–13</w:t>
-        </w:r>
-      </w:hyperlink>
+      <w:r>
+        <w:rPr>
+          <w:rtl/>
+          <w:cs/>
+          <w:lang w:val="ar_AE" w:bidi="ar_AE"/>
+        </w:rPr>
+        <w:t>11–13</w:t>
+      </w:r>
       <w:r>
         <w:rPr>
           <w:rtl/>
@@ -5979,20 +5091,14 @@
         </w:rPr>
         <w:t xml:space="preserve">; </w:t>
       </w:r>
-      <w:hyperlink r:id="rId126">
-        <w:r>
-          <w:rPr>
-            <w:rtl/>
-            <w:cs/>
-            <w:lang w:val="ar_AE" w:bidi="ar_AE"/>
-          </w:rPr>
-          <w:rPr>
-            <w:color w:val="0000EE"/>
-            <w:u w:val="single"/>
-          </w:rPr>
-          <w:t>1 تسالونيكي 5:14</w:t>
-        </w:r>
-      </w:hyperlink>
+      <w:r>
+        <w:rPr>
+          <w:rtl/>
+          <w:cs/>
+          <w:lang w:val="ar_AE" w:bidi="ar_AE"/>
+        </w:rPr>
+        <w:t>1 تسالونيكي 5:14</w:t>
+      </w:r>
       <w:r>
         <w:rPr>
           <w:rtl/>
@@ -6001,20 +5107,14 @@
         </w:rPr>
         <w:t>). فإن الابتعاد عن الكسالى سيترك انطباعًا قويًا عليهم (</w:t>
       </w:r>
-      <w:hyperlink r:id="rId127">
-        <w:r>
-          <w:rPr>
-            <w:rtl/>
-            <w:cs/>
-            <w:lang w:val="ar_AE" w:bidi="ar_AE"/>
-          </w:rPr>
-          <w:rPr>
-            <w:color w:val="0000EE"/>
-            <w:u w:val="single"/>
-          </w:rPr>
-          <w:t>متى 18:17</w:t>
-        </w:r>
-      </w:hyperlink>
+      <w:r>
+        <w:rPr>
+          <w:rtl/>
+          <w:cs/>
+          <w:lang w:val="ar_AE" w:bidi="ar_AE"/>
+        </w:rPr>
+        <w:t>متى 18:17</w:t>
+      </w:r>
       <w:r>
         <w:rPr>
           <w:rtl/>
@@ -6023,20 +5123,14 @@
         </w:rPr>
         <w:t xml:space="preserve">; </w:t>
       </w:r>
-      <w:hyperlink r:id="rId128">
-        <w:r>
-          <w:rPr>
-            <w:rtl/>
-            <w:cs/>
-            <w:lang w:val="ar_AE" w:bidi="ar_AE"/>
-          </w:rPr>
-          <w:rPr>
-            <w:color w:val="0000EE"/>
-            <w:u w:val="single"/>
-          </w:rPr>
-          <w:t>رومية 16:17</w:t>
-        </w:r>
-      </w:hyperlink>
+      <w:r>
+        <w:rPr>
+          <w:rtl/>
+          <w:cs/>
+          <w:lang w:val="ar_AE" w:bidi="ar_AE"/>
+        </w:rPr>
+        <w:t>رومية 16:17</w:t>
+      </w:r>
       <w:r>
         <w:rPr>
           <w:rtl/>
@@ -6045,20 +5139,14 @@
         </w:rPr>
         <w:t xml:space="preserve">; </w:t>
       </w:r>
-      <w:hyperlink r:id="rId129">
-        <w:r>
-          <w:rPr>
-            <w:rtl/>
-            <w:cs/>
-            <w:lang w:val="ar_AE" w:bidi="ar_AE"/>
-          </w:rPr>
-          <w:rPr>
-            <w:color w:val="0000EE"/>
-            <w:u w:val="single"/>
-          </w:rPr>
-          <w:t>1 كورنثوس 5:9–13</w:t>
-        </w:r>
-      </w:hyperlink>
+      <w:r>
+        <w:rPr>
+          <w:rtl/>
+          <w:cs/>
+          <w:lang w:val="ar_AE" w:bidi="ar_AE"/>
+        </w:rPr>
+        <w:t>1 كورنثوس 5:9–13</w:t>
+      </w:r>
       <w:r>
         <w:rPr>
           <w:rtl/>
@@ -6067,20 +5155,14 @@
         </w:rPr>
         <w:t>)، مما يجعلهم يخجلون (</w:t>
       </w:r>
-      <w:hyperlink r:id="rId130">
-        <w:r>
-          <w:rPr>
-            <w:rtl/>
-            <w:cs/>
-            <w:lang w:val="ar_AE" w:bidi="ar_AE"/>
-          </w:rPr>
-          <w:rPr>
-            <w:color w:val="0000EE"/>
-            <w:u w:val="single"/>
-          </w:rPr>
-          <w:t>2 تسالونيكي 3:14</w:t>
-        </w:r>
-      </w:hyperlink>
+      <w:r>
+        <w:rPr>
+          <w:rtl/>
+          <w:cs/>
+          <w:lang w:val="ar_AE" w:bidi="ar_AE"/>
+        </w:rPr>
+        <w:t>2 تسالونيكي 3:14</w:t>
+      </w:r>
       <w:r>
         <w:rPr>
           <w:rtl/>
@@ -6089,20 +5171,14 @@
         </w:rPr>
         <w:t>) ويتوبون، ولكن دون أن يبعدوهم من وسط الجماعة (</w:t>
       </w:r>
-      <w:hyperlink r:id="rId131">
-        <w:r>
-          <w:rPr>
-            <w:rtl/>
-            <w:cs/>
-            <w:lang w:val="ar_AE" w:bidi="ar_AE"/>
-          </w:rPr>
-          <w:rPr>
-            <w:color w:val="0000EE"/>
-            <w:u w:val="single"/>
-          </w:rPr>
-          <w:t>3:15</w:t>
-        </w:r>
-      </w:hyperlink>
+      <w:r>
+        <w:rPr>
+          <w:rtl/>
+          <w:cs/>
+          <w:lang w:val="ar_AE" w:bidi="ar_AE"/>
+        </w:rPr>
+        <w:t>3:15</w:t>
+      </w:r>
       <w:r>
         <w:rPr>
           <w:rtl/>
@@ -6178,20 +5254,14 @@
         </w:rPr>
         <w:t>في رسالته السابقة، تناول بولس مشكلة الأعضاء المتكاسلين (الذين بلا ترتيب) في الكنيسة الذين رفضوا العمل (</w:t>
       </w:r>
-      <w:hyperlink r:id="rId132">
-        <w:r>
-          <w:rPr>
-            <w:rtl/>
-            <w:cs/>
-            <w:lang w:val="ar_AE" w:bidi="ar_AE"/>
-          </w:rPr>
-          <w:rPr>
-            <w:color w:val="0000EE"/>
-            <w:u w:val="single"/>
-          </w:rPr>
-          <w:t>1 تسالونيكي 4:11–12</w:t>
-        </w:r>
-      </w:hyperlink>
+      <w:r>
+        <w:rPr>
+          <w:rtl/>
+          <w:cs/>
+          <w:lang w:val="ar_AE" w:bidi="ar_AE"/>
+        </w:rPr>
+        <w:t>1 تسالونيكي 4:11–12</w:t>
+      </w:r>
       <w:r>
         <w:rPr>
           <w:rtl/>
@@ -6200,20 +5270,14 @@
         </w:rPr>
         <w:t xml:space="preserve">؛ </w:t>
       </w:r>
-      <w:hyperlink r:id="rId126">
-        <w:r>
-          <w:rPr>
-            <w:rtl/>
-            <w:cs/>
-            <w:lang w:val="ar_AE" w:bidi="ar_AE"/>
-          </w:rPr>
-          <w:rPr>
-            <w:color w:val="0000EE"/>
-            <w:u w:val="single"/>
-          </w:rPr>
-          <w:t>5:14</w:t>
-        </w:r>
-      </w:hyperlink>
+      <w:r>
+        <w:rPr>
+          <w:rtl/>
+          <w:cs/>
+          <w:lang w:val="ar_AE" w:bidi="ar_AE"/>
+        </w:rPr>
+        <w:t>5:14</w:t>
+      </w:r>
       <w:r>
         <w:rPr>
           <w:rtl/>
@@ -6289,20 +5353,14 @@
         </w:rPr>
         <w:t>كان التعليم بالقدوة محل تقدير كبير في العالم القديم. وقد قدّم بولس نفسه مثالًا من خلال العمل لتأمين طعامه (</w:t>
       </w:r>
-      <w:hyperlink r:id="rId133">
-        <w:r>
-          <w:rPr>
-            <w:rtl/>
-            <w:cs/>
-            <w:lang w:val="ar_AE" w:bidi="ar_AE"/>
-          </w:rPr>
-          <w:rPr>
-            <w:color w:val="0000EE"/>
-            <w:u w:val="single"/>
-          </w:rPr>
-          <w:t>3:8</w:t>
-        </w:r>
-      </w:hyperlink>
+      <w:r>
+        <w:rPr>
+          <w:rtl/>
+          <w:cs/>
+          <w:lang w:val="ar_AE" w:bidi="ar_AE"/>
+        </w:rPr>
+        <w:t>3:8</w:t>
+      </w:r>
       <w:r>
         <w:rPr>
           <w:rtl/>
@@ -6311,20 +5369,14 @@
         </w:rPr>
         <w:t xml:space="preserve">؛ </w:t>
       </w:r>
-      <w:hyperlink r:id="rId134">
-        <w:r>
-          <w:rPr>
-            <w:rtl/>
-            <w:cs/>
-            <w:lang w:val="ar_AE" w:bidi="ar_AE"/>
-          </w:rPr>
-          <w:rPr>
-            <w:color w:val="0000EE"/>
-            <w:u w:val="single"/>
-          </w:rPr>
-          <w:t>1 تسالونيكي 2:9</w:t>
-        </w:r>
-      </w:hyperlink>
+      <w:r>
+        <w:rPr>
+          <w:rtl/>
+          <w:cs/>
+          <w:lang w:val="ar_AE" w:bidi="ar_AE"/>
+        </w:rPr>
+        <w:t>1 تسالونيكي 2:9</w:t>
+      </w:r>
       <w:r>
         <w:rPr>
           <w:rtl/>
@@ -6400,20 +5452,14 @@
         </w:rPr>
         <w:t xml:space="preserve"> مَجَّانًا: بالرغم من أن بولس عَلَّم أن العاملين في الكنيسة المسيحية يمكنهم تلقي أجر نظير تعبهم (</w:t>
       </w:r>
-      <w:hyperlink r:id="rId135">
-        <w:r>
-          <w:rPr>
-            <w:rtl/>
-            <w:cs/>
-            <w:lang w:val="ar_AE" w:bidi="ar_AE"/>
-          </w:rPr>
-          <w:rPr>
-            <w:color w:val="0000EE"/>
-            <w:u w:val="single"/>
-          </w:rPr>
-          <w:t>3:9</w:t>
-        </w:r>
-      </w:hyperlink>
+      <w:r>
+        <w:rPr>
+          <w:rtl/>
+          <w:cs/>
+          <w:lang w:val="ar_AE" w:bidi="ar_AE"/>
+        </w:rPr>
+        <w:t>3:9</w:t>
+      </w:r>
       <w:r>
         <w:rPr>
           <w:rtl/>
@@ -6422,20 +5468,14 @@
         </w:rPr>
         <w:t xml:space="preserve">; انظر </w:t>
       </w:r>
-      <w:hyperlink r:id="rId136">
-        <w:r>
-          <w:rPr>
-            <w:rtl/>
-            <w:cs/>
-            <w:lang w:val="ar_AE" w:bidi="ar_AE"/>
-          </w:rPr>
-          <w:rPr>
-            <w:color w:val="0000EE"/>
-            <w:u w:val="single"/>
-          </w:rPr>
-          <w:t>متى 10:10</w:t>
-        </w:r>
-      </w:hyperlink>
+      <w:r>
+        <w:rPr>
+          <w:rtl/>
+          <w:cs/>
+          <w:lang w:val="ar_AE" w:bidi="ar_AE"/>
+        </w:rPr>
+        <w:t>متى 10:10</w:t>
+      </w:r>
       <w:r>
         <w:rPr>
           <w:rtl/>
@@ -6444,20 +5484,14 @@
         </w:rPr>
         <w:t xml:space="preserve">; </w:t>
       </w:r>
-      <w:hyperlink r:id="rId137">
-        <w:r>
-          <w:rPr>
-            <w:rtl/>
-            <w:cs/>
-            <w:lang w:val="ar_AE" w:bidi="ar_AE"/>
-          </w:rPr>
-          <w:rPr>
-            <w:color w:val="0000EE"/>
-            <w:u w:val="single"/>
-          </w:rPr>
-          <w:t>1 كورنثوس 9:7–14</w:t>
-        </w:r>
-      </w:hyperlink>
+      <w:r>
+        <w:rPr>
+          <w:rtl/>
+          <w:cs/>
+          <w:lang w:val="ar_AE" w:bidi="ar_AE"/>
+        </w:rPr>
+        <w:t>1 كورنثوس 9:7–14</w:t>
+      </w:r>
       <w:r>
         <w:rPr>
           <w:rtl/>
@@ -6466,20 +5500,14 @@
         </w:rPr>
         <w:t xml:space="preserve">; </w:t>
       </w:r>
-      <w:hyperlink r:id="rId138">
-        <w:r>
-          <w:rPr>
-            <w:rtl/>
-            <w:cs/>
-            <w:lang w:val="ar_AE" w:bidi="ar_AE"/>
-          </w:rPr>
-          <w:rPr>
-            <w:color w:val="0000EE"/>
-            <w:u w:val="single"/>
-          </w:rPr>
-          <w:t>1 تيموثاوس 5:17–18</w:t>
-        </w:r>
-      </w:hyperlink>
+      <w:r>
+        <w:rPr>
+          <w:rtl/>
+          <w:cs/>
+          <w:lang w:val="ar_AE" w:bidi="ar_AE"/>
+        </w:rPr>
+        <w:t>1 تيموثاوس 5:17–18</w:t>
+      </w:r>
       <w:r>
         <w:rPr>
           <w:rtl/>
@@ -6488,20 +5516,14 @@
         </w:rPr>
         <w:t>)، إلا أنه لم يستغل هذا الحق (</w:t>
       </w:r>
-      <w:hyperlink r:id="rId134">
-        <w:r>
-          <w:rPr>
-            <w:rtl/>
-            <w:cs/>
-            <w:lang w:val="ar_AE" w:bidi="ar_AE"/>
-          </w:rPr>
-          <w:rPr>
-            <w:color w:val="0000EE"/>
-            <w:u w:val="single"/>
-          </w:rPr>
-          <w:t>1 تسالونيكي 2:9</w:t>
-        </w:r>
-      </w:hyperlink>
+      <w:r>
+        <w:rPr>
+          <w:rtl/>
+          <w:cs/>
+          <w:lang w:val="ar_AE" w:bidi="ar_AE"/>
+        </w:rPr>
+        <w:t>1 تسالونيكي 2:9</w:t>
+      </w:r>
       <w:r>
         <w:rPr>
           <w:rtl/>
@@ -6510,20 +5532,14 @@
         </w:rPr>
         <w:t xml:space="preserve">; </w:t>
       </w:r>
-      <w:hyperlink r:id="rId139">
-        <w:r>
-          <w:rPr>
-            <w:rtl/>
-            <w:cs/>
-            <w:lang w:val="ar_AE" w:bidi="ar_AE"/>
-          </w:rPr>
-          <w:rPr>
-            <w:color w:val="0000EE"/>
-            <w:u w:val="single"/>
-          </w:rPr>
-          <w:t>2 تسالونيكي 3:6–10</w:t>
-        </w:r>
-      </w:hyperlink>
+      <w:r>
+        <w:rPr>
+          <w:rtl/>
+          <w:cs/>
+          <w:lang w:val="ar_AE" w:bidi="ar_AE"/>
+        </w:rPr>
+        <w:t>2 تسالونيكي 3:6–10</w:t>
+      </w:r>
       <w:r>
         <w:rPr>
           <w:rtl/>
@@ -6599,20 +5615,14 @@
         </w:rPr>
         <w:t>بولس كان قد أبعد نفسه عن الآخرين في الثقافة المحيطة الذين كانوا مدفوعين بالسعي وراء الشهرة والمال (</w:t>
       </w:r>
-      <w:hyperlink r:id="rId140">
-        <w:r>
-          <w:rPr>
-            <w:rtl/>
-            <w:cs/>
-            <w:lang w:val="ar_AE" w:bidi="ar_AE"/>
-          </w:rPr>
-          <w:rPr>
-            <w:color w:val="0000EE"/>
-            <w:u w:val="single"/>
-          </w:rPr>
-          <w:t>1 تسالونيكي 2:5</w:t>
-        </w:r>
-      </w:hyperlink>
+      <w:r>
+        <w:rPr>
+          <w:rtl/>
+          <w:cs/>
+          <w:lang w:val="ar_AE" w:bidi="ar_AE"/>
+        </w:rPr>
+        <w:t>1 تسالونيكي 2:5</w:t>
+      </w:r>
       <w:r>
         <w:rPr>
           <w:rtl/>
@@ -6688,20 +5698,14 @@
         </w:rPr>
         <w:t xml:space="preserve">العمل هو الوسيلة المناسبة لكسب العيش (انظر </w:t>
       </w:r>
-      <w:hyperlink r:id="rId141">
-        <w:r>
-          <w:rPr>
-            <w:rtl/>
-            <w:cs/>
-            <w:lang w:val="ar_AE" w:bidi="ar_AE"/>
-          </w:rPr>
-          <w:rPr>
-            <w:color w:val="0000EE"/>
-            <w:u w:val="single"/>
-          </w:rPr>
-          <w:t>تكوين 3:17–19</w:t>
-        </w:r>
-      </w:hyperlink>
+      <w:r>
+        <w:rPr>
+          <w:rtl/>
+          <w:cs/>
+          <w:lang w:val="ar_AE" w:bidi="ar_AE"/>
+        </w:rPr>
+        <w:t>تكوين 3:17–19</w:t>
+      </w:r>
       <w:r>
         <w:rPr>
           <w:rtl/>
@@ -6710,20 +5714,14 @@
         </w:rPr>
         <w:t xml:space="preserve">; </w:t>
       </w:r>
-      <w:hyperlink r:id="rId142">
-        <w:r>
-          <w:rPr>
-            <w:rtl/>
-            <w:cs/>
-            <w:lang w:val="ar_AE" w:bidi="ar_AE"/>
-          </w:rPr>
-          <w:rPr>
-            <w:color w:val="0000EE"/>
-            <w:u w:val="single"/>
-          </w:rPr>
-          <w:t>مزمور 128:2</w:t>
-        </w:r>
-      </w:hyperlink>
+      <w:r>
+        <w:rPr>
+          <w:rtl/>
+          <w:cs/>
+          <w:lang w:val="ar_AE" w:bidi="ar_AE"/>
+        </w:rPr>
+        <w:t>مزمور 128:2</w:t>
+      </w:r>
       <w:r>
         <w:rPr>
           <w:rtl/>
@@ -6732,20 +5730,14 @@
         </w:rPr>
         <w:t xml:space="preserve">; </w:t>
       </w:r>
-      <w:hyperlink r:id="rId143">
-        <w:r>
-          <w:rPr>
-            <w:rtl/>
-            <w:cs/>
-            <w:lang w:val="ar_AE" w:bidi="ar_AE"/>
-          </w:rPr>
-          <w:rPr>
-            <w:color w:val="0000EE"/>
-            <w:u w:val="single"/>
-          </w:rPr>
-          <w:t>أمثال 10:4</w:t>
-        </w:r>
-      </w:hyperlink>
+      <w:r>
+        <w:rPr>
+          <w:rtl/>
+          <w:cs/>
+          <w:lang w:val="ar_AE" w:bidi="ar_AE"/>
+        </w:rPr>
+        <w:t>أمثال 10:4</w:t>
+      </w:r>
       <w:r>
         <w:rPr>
           <w:rtl/>
@@ -6821,20 +5813,14 @@
         </w:rPr>
         <w:t xml:space="preserve">يشدد بولس على قوة الوصية بواسطة الاستناد إلى سلطان الرب يسوع (كما في </w:t>
       </w:r>
-      <w:hyperlink r:id="rId103">
-        <w:r>
-          <w:rPr>
-            <w:rtl/>
-            <w:cs/>
-            <w:lang w:val="ar_AE" w:bidi="ar_AE"/>
-          </w:rPr>
-          <w:rPr>
-            <w:color w:val="0000EE"/>
-            <w:u w:val="single"/>
-          </w:rPr>
-          <w:t>3:6</w:t>
-        </w:r>
-      </w:hyperlink>
+      <w:r>
+        <w:rPr>
+          <w:rtl/>
+          <w:cs/>
+          <w:lang w:val="ar_AE" w:bidi="ar_AE"/>
+        </w:rPr>
+        <w:t>3:6</w:t>
+      </w:r>
       <w:r>
         <w:rPr>
           <w:rtl/>
@@ -6843,20 +5829,14 @@
         </w:rPr>
         <w:t xml:space="preserve">؛ </w:t>
       </w:r>
-      <w:hyperlink r:id="rId102">
-        <w:r>
-          <w:rPr>
-            <w:rtl/>
-            <w:cs/>
-            <w:lang w:val="ar_AE" w:bidi="ar_AE"/>
-          </w:rPr>
-          <w:rPr>
-            <w:color w:val="0000EE"/>
-            <w:u w:val="single"/>
-          </w:rPr>
-          <w:t>1 تسالونيكي 4:1–2</w:t>
-        </w:r>
-      </w:hyperlink>
+      <w:r>
+        <w:rPr>
+          <w:rtl/>
+          <w:cs/>
+          <w:lang w:val="ar_AE" w:bidi="ar_AE"/>
+        </w:rPr>
+        <w:t>1 تسالونيكي 4:1–2</w:t>
+      </w:r>
       <w:r>
         <w:rPr>
           <w:rtl/>
@@ -6865,20 +5845,14 @@
         </w:rPr>
         <w:t xml:space="preserve">). • يَشْتَغِلُوا بِهُدُوءٍ: أي، عيش حياة هادئة بدلًا من الانخراط في أنشطة تطفلية (انظر </w:t>
       </w:r>
-      <w:hyperlink r:id="rId144">
-        <w:r>
-          <w:rPr>
-            <w:rtl/>
-            <w:cs/>
-            <w:lang w:val="ar_AE" w:bidi="ar_AE"/>
-          </w:rPr>
-          <w:rPr>
-            <w:color w:val="0000EE"/>
-            <w:u w:val="single"/>
-          </w:rPr>
-          <w:t>1 تسالونيكي 4:11</w:t>
-        </w:r>
-      </w:hyperlink>
+      <w:r>
+        <w:rPr>
+          <w:rtl/>
+          <w:cs/>
+          <w:lang w:val="ar_AE" w:bidi="ar_AE"/>
+        </w:rPr>
+        <w:t>1 تسالونيكي 4:11</w:t>
+      </w:r>
       <w:r>
         <w:rPr>
           <w:rtl/>
@@ -6954,20 +5928,14 @@
         </w:rPr>
         <w:t xml:space="preserve">عمل الخير: تم تشجيع أهل تسالونيكي على التواصل ومساعدة المحتاجين الحقيقيين (انظر </w:t>
       </w:r>
-      <w:hyperlink r:id="rId145">
-        <w:r>
-          <w:rPr>
-            <w:rtl/>
-            <w:cs/>
-            <w:lang w:val="ar_AE" w:bidi="ar_AE"/>
-          </w:rPr>
-          <w:rPr>
-            <w:color w:val="0000EE"/>
-            <w:u w:val="single"/>
-          </w:rPr>
-          <w:t>غلاطية 6:9–10</w:t>
-        </w:r>
-      </w:hyperlink>
+      <w:r>
+        <w:rPr>
+          <w:rtl/>
+          <w:cs/>
+          <w:lang w:val="ar_AE" w:bidi="ar_AE"/>
+        </w:rPr>
+        <w:t>غلاطية 6:9–10</w:t>
+      </w:r>
       <w:r>
         <w:rPr>
           <w:rtl/>
@@ -6976,20 +5944,14 @@
         </w:rPr>
         <w:t>)، على عكس أولئك الذين يتكاسلون ويعتمدون على الآخرين (</w:t>
       </w:r>
-      <w:hyperlink r:id="rId146">
-        <w:r>
-          <w:rPr>
-            <w:rtl/>
-            <w:cs/>
-            <w:lang w:val="ar_AE" w:bidi="ar_AE"/>
-          </w:rPr>
-          <w:rPr>
-            <w:color w:val="0000EE"/>
-            <w:u w:val="single"/>
-          </w:rPr>
-          <w:t>2 تسالونيكي 3:7–8</w:t>
-        </w:r>
-      </w:hyperlink>
+      <w:r>
+        <w:rPr>
+          <w:rtl/>
+          <w:cs/>
+          <w:lang w:val="ar_AE" w:bidi="ar_AE"/>
+        </w:rPr>
+        <w:t>2 تسالونيكي 3:7–8</w:t>
+      </w:r>
       <w:r>
         <w:rPr>
           <w:rtl/>
@@ -6998,20 +5960,14 @@
         </w:rPr>
         <w:t xml:space="preserve">, </w:t>
       </w:r>
-      <w:hyperlink r:id="rId147">
-        <w:r>
-          <w:rPr>
-            <w:rtl/>
-            <w:cs/>
-            <w:lang w:val="ar_AE" w:bidi="ar_AE"/>
-          </w:rPr>
-          <w:rPr>
-            <w:color w:val="0000EE"/>
-            <w:u w:val="single"/>
-          </w:rPr>
-          <w:t>10</w:t>
-        </w:r>
-      </w:hyperlink>
+      <w:r>
+        <w:rPr>
+          <w:rtl/>
+          <w:cs/>
+          <w:lang w:val="ar_AE" w:bidi="ar_AE"/>
+        </w:rPr>
+        <w:t>10</w:t>
+      </w:r>
       <w:r>
         <w:rPr>
           <w:rtl/>
@@ -7170,20 +6126,14 @@
         </w:rPr>
         <w:t>وَلكِنْ لاَ تَحْسِبُوهُ كَعَدُوٍّ: في العصور القديمة، كانت العلاقات الاجتماعية بالأعداء تُقطع ويتم اتخاذ إجراءات عقابية ضدهم. يحذر بولس أهل تسالونيكي من أن التأديب ضد المسيحيين (المؤمنين) غير الطائعين (</w:t>
       </w:r>
-      <w:hyperlink r:id="rId130">
-        <w:r>
-          <w:rPr>
-            <w:rtl/>
-            <w:cs/>
-            <w:lang w:val="ar_AE" w:bidi="ar_AE"/>
-          </w:rPr>
-          <w:rPr>
-            <w:color w:val="0000EE"/>
-            <w:u w:val="single"/>
-          </w:rPr>
-          <w:t>3:14</w:t>
-        </w:r>
-      </w:hyperlink>
+      <w:r>
+        <w:rPr>
+          <w:rtl/>
+          <w:cs/>
+          <w:lang w:val="ar_AE" w:bidi="ar_AE"/>
+        </w:rPr>
+        <w:t>3:14</w:t>
+      </w:r>
       <w:r>
         <w:rPr>
           <w:rtl/>
@@ -7192,20 +6142,14 @@
         </w:rPr>
         <w:t>) لا ينبغي أن يؤدي إلى هذا النوع من الهجوم. بل يجب على الكنيسة أن تعاملهم كأعضاء في العائلة، مع الأمل في أن يصححوا سلوكهم (</w:t>
       </w:r>
-      <w:hyperlink r:id="rId148">
-        <w:r>
-          <w:rPr>
-            <w:rtl/>
-            <w:cs/>
-            <w:lang w:val="ar_AE" w:bidi="ar_AE"/>
-          </w:rPr>
-          <w:rPr>
-            <w:color w:val="0000EE"/>
-            <w:u w:val="single"/>
-          </w:rPr>
-          <w:t>1 تسالونيكي 5:12</w:t>
-        </w:r>
-      </w:hyperlink>
+      <w:r>
+        <w:rPr>
+          <w:rtl/>
+          <w:cs/>
+          <w:lang w:val="ar_AE" w:bidi="ar_AE"/>
+        </w:rPr>
+        <w:t>1 تسالونيكي 5:12</w:t>
+      </w:r>
       <w:r>
         <w:rPr>
           <w:rtl/>
@@ -7214,20 +6158,14 @@
         </w:rPr>
         <w:t xml:space="preserve">, </w:t>
       </w:r>
-      <w:hyperlink r:id="rId126">
-        <w:r>
-          <w:rPr>
-            <w:rtl/>
-            <w:cs/>
-            <w:lang w:val="ar_AE" w:bidi="ar_AE"/>
-          </w:rPr>
-          <w:rPr>
-            <w:color w:val="0000EE"/>
-            <w:u w:val="single"/>
-          </w:rPr>
-          <w:t>14</w:t>
-        </w:r>
-      </w:hyperlink>
+      <w:r>
+        <w:rPr>
+          <w:rtl/>
+          <w:cs/>
+          <w:lang w:val="ar_AE" w:bidi="ar_AE"/>
+        </w:rPr>
+        <w:t>14</w:t>
+      </w:r>
       <w:r>
         <w:rPr>
           <w:rtl/>
@@ -7303,20 +6241,14 @@
         </w:rPr>
         <w:t xml:space="preserve">الصلاة النهائية تعكس بركة يسوع في </w:t>
       </w:r>
-      <w:hyperlink r:id="rId149">
-        <w:r>
-          <w:rPr>
-            <w:rtl/>
-            <w:cs/>
-            <w:lang w:val="ar_AE" w:bidi="ar_AE"/>
-          </w:rPr>
-          <w:rPr>
-            <w:color w:val="0000EE"/>
-            <w:u w:val="single"/>
-          </w:rPr>
-          <w:t>يوحنا 14:27</w:t>
-        </w:r>
-      </w:hyperlink>
+      <w:r>
+        <w:rPr>
+          <w:rtl/>
+          <w:cs/>
+          <w:lang w:val="ar_AE" w:bidi="ar_AE"/>
+        </w:rPr>
+        <w:t>يوحنا 14:27</w:t>
+      </w:r>
       <w:r>
         <w:rPr>
           <w:rtl/>
@@ -7325,20 +6257,14 @@
         </w:rPr>
         <w:t xml:space="preserve"> (قارن مع </w:t>
       </w:r>
-      <w:hyperlink r:id="rId150">
-        <w:r>
-          <w:rPr>
-            <w:rtl/>
-            <w:cs/>
-            <w:lang w:val="ar_AE" w:bidi="ar_AE"/>
-          </w:rPr>
-          <w:rPr>
-            <w:color w:val="0000EE"/>
-            <w:u w:val="single"/>
-          </w:rPr>
-          <w:t>العدد 6:26</w:t>
-        </w:r>
-      </w:hyperlink>
+      <w:r>
+        <w:rPr>
+          <w:rtl/>
+          <w:cs/>
+          <w:lang w:val="ar_AE" w:bidi="ar_AE"/>
+        </w:rPr>
+        <w:t>العدد 6:26</w:t>
+      </w:r>
       <w:r>
         <w:rPr>
           <w:rtl/>
@@ -7347,20 +6273,14 @@
         </w:rPr>
         <w:t>) وتتباين مع الوضع الذي واجهه هؤلاء المؤمنون في تسالونيكي (</w:t>
       </w:r>
-      <w:hyperlink r:id="rId151">
-        <w:r>
-          <w:rPr>
-            <w:rtl/>
-            <w:cs/>
-            <w:lang w:val="ar_AE" w:bidi="ar_AE"/>
-          </w:rPr>
-          <w:rPr>
-            <w:color w:val="0000EE"/>
-            <w:u w:val="single"/>
-          </w:rPr>
-          <w:t>2 تسالونيكي 1:4–10</w:t>
-        </w:r>
-      </w:hyperlink>
+      <w:r>
+        <w:rPr>
+          <w:rtl/>
+          <w:cs/>
+          <w:lang w:val="ar_AE" w:bidi="ar_AE"/>
+        </w:rPr>
+        <w:t>2 تسالونيكي 1:4–10</w:t>
+      </w:r>
       <w:r>
         <w:rPr>
           <w:rtl/>
@@ -7369,20 +6289,14 @@
         </w:rPr>
         <w:t xml:space="preserve">; </w:t>
       </w:r>
-      <w:hyperlink r:id="rId23">
-        <w:r>
-          <w:rPr>
-            <w:rtl/>
-            <w:cs/>
-            <w:lang w:val="ar_AE" w:bidi="ar_AE"/>
-          </w:rPr>
-          <w:rPr>
-            <w:color w:val="0000EE"/>
-            <w:u w:val="single"/>
-          </w:rPr>
-          <w:t>1 تسالونيكي 2:14</w:t>
-        </w:r>
-      </w:hyperlink>
+      <w:r>
+        <w:rPr>
+          <w:rtl/>
+          <w:cs/>
+          <w:lang w:val="ar_AE" w:bidi="ar_AE"/>
+        </w:rPr>
+        <w:t>1 تسالونيكي 2:14</w:t>
+      </w:r>
       <w:r>
         <w:rPr>
           <w:rtl/>
@@ -7391,20 +6305,14 @@
         </w:rPr>
         <w:t>). ولقد كان بولس دائمًا مدركًا لحضور الرب يسوع مع شعبه (</w:t>
       </w:r>
-      <w:hyperlink r:id="rId152">
-        <w:r>
-          <w:rPr>
-            <w:rtl/>
-            <w:cs/>
-            <w:lang w:val="ar_AE" w:bidi="ar_AE"/>
-          </w:rPr>
-          <w:rPr>
-            <w:color w:val="0000EE"/>
-            <w:u w:val="single"/>
-          </w:rPr>
-          <w:t>رومية 15:33</w:t>
-        </w:r>
-      </w:hyperlink>
+      <w:r>
+        <w:rPr>
+          <w:rtl/>
+          <w:cs/>
+          <w:lang w:val="ar_AE" w:bidi="ar_AE"/>
+        </w:rPr>
+        <w:t>رومية 15:33</w:t>
+      </w:r>
       <w:r>
         <w:rPr>
           <w:rtl/>
@@ -7413,20 +6321,14 @@
         </w:rPr>
         <w:t xml:space="preserve">; </w:t>
       </w:r>
-      <w:hyperlink r:id="rId153">
-        <w:r>
-          <w:rPr>
-            <w:rtl/>
-            <w:cs/>
-            <w:lang w:val="ar_AE" w:bidi="ar_AE"/>
-          </w:rPr>
-          <w:rPr>
-            <w:color w:val="0000EE"/>
-            <w:u w:val="single"/>
-          </w:rPr>
-          <w:t>فيلبي 4:9</w:t>
-        </w:r>
-      </w:hyperlink>
+      <w:r>
+        <w:rPr>
+          <w:rtl/>
+          <w:cs/>
+          <w:lang w:val="ar_AE" w:bidi="ar_AE"/>
+        </w:rPr>
+        <w:t>فيلبي 4:9</w:t>
+      </w:r>
       <w:r>
         <w:rPr>
           <w:rtl/>
@@ -7502,20 +6404,14 @@
         </w:rPr>
         <w:t>كان قد كتب هذه الرسالة لبولس كاتب أو ناسخ (</w:t>
       </w:r>
-      <w:hyperlink r:id="rId154">
-        <w:r>
-          <w:rPr>
-            <w:rtl/>
-            <w:cs/>
-            <w:lang w:val="ar_AE" w:bidi="ar_AE"/>
-          </w:rPr>
-          <w:rPr>
-            <w:color w:val="0000EE"/>
-            <w:u w:val="single"/>
-          </w:rPr>
-          <w:t>رومية 16:22</w:t>
-        </w:r>
-      </w:hyperlink>
+      <w:r>
+        <w:rPr>
+          <w:rtl/>
+          <w:cs/>
+          <w:lang w:val="ar_AE" w:bidi="ar_AE"/>
+        </w:rPr>
+        <w:t>رومية 16:22</w:t>
+      </w:r>
       <w:r>
         <w:rPr>
           <w:rtl/>
@@ -7524,20 +6420,14 @@
         </w:rPr>
         <w:t xml:space="preserve">; </w:t>
       </w:r>
-      <w:hyperlink r:id="rId155">
-        <w:r>
-          <w:rPr>
-            <w:rtl/>
-            <w:cs/>
-            <w:lang w:val="ar_AE" w:bidi="ar_AE"/>
-          </w:rPr>
-          <w:rPr>
-            <w:color w:val="0000EE"/>
-            <w:u w:val="single"/>
-          </w:rPr>
-          <w:t>1 بطرس 5:12</w:t>
-        </w:r>
-      </w:hyperlink>
+      <w:r>
+        <w:rPr>
+          <w:rtl/>
+          <w:cs/>
+          <w:lang w:val="ar_AE" w:bidi="ar_AE"/>
+        </w:rPr>
+        <w:t>1 بطرس 5:12</w:t>
+      </w:r>
       <w:r>
         <w:rPr>
           <w:rtl/>
@@ -7546,20 +6436,14 @@
         </w:rPr>
         <w:t xml:space="preserve">). والآن، يأخذ بولس القلم ليضيف تحية نهائية بخط يده (قارن </w:t>
       </w:r>
-      <w:hyperlink r:id="rId156">
-        <w:r>
-          <w:rPr>
-            <w:rtl/>
-            <w:cs/>
-            <w:lang w:val="ar_AE" w:bidi="ar_AE"/>
-          </w:rPr>
-          <w:rPr>
-            <w:color w:val="0000EE"/>
-            <w:u w:val="single"/>
-          </w:rPr>
-          <w:t>1 كورنثوس 16:21</w:t>
-        </w:r>
-      </w:hyperlink>
+      <w:r>
+        <w:rPr>
+          <w:rtl/>
+          <w:cs/>
+          <w:lang w:val="ar_AE" w:bidi="ar_AE"/>
+        </w:rPr>
+        <w:t>1 كورنثوس 16:21</w:t>
+      </w:r>
       <w:r>
         <w:rPr>
           <w:rtl/>
@@ -7568,20 +6452,14 @@
         </w:rPr>
         <w:t xml:space="preserve">; </w:t>
       </w:r>
-      <w:hyperlink r:id="rId157">
-        <w:r>
-          <w:rPr>
-            <w:rtl/>
-            <w:cs/>
-            <w:lang w:val="ar_AE" w:bidi="ar_AE"/>
-          </w:rPr>
-          <w:rPr>
-            <w:color w:val="0000EE"/>
-            <w:u w:val="single"/>
-          </w:rPr>
-          <w:t>غلاطية 6:11</w:t>
-        </w:r>
-      </w:hyperlink>
+      <w:r>
+        <w:rPr>
+          <w:rtl/>
+          <w:cs/>
+          <w:lang w:val="ar_AE" w:bidi="ar_AE"/>
+        </w:rPr>
+        <w:t>غلاطية 6:11</w:t>
+      </w:r>
       <w:r>
         <w:rPr>
           <w:rtl/>
@@ -7590,20 +6468,14 @@
         </w:rPr>
         <w:t xml:space="preserve">; </w:t>
       </w:r>
-      <w:hyperlink r:id="rId158">
-        <w:r>
-          <w:rPr>
-            <w:rtl/>
-            <w:cs/>
-            <w:lang w:val="ar_AE" w:bidi="ar_AE"/>
-          </w:rPr>
-          <w:rPr>
-            <w:color w:val="0000EE"/>
-            <w:u w:val="single"/>
-          </w:rPr>
-          <w:t>كولوسي 4:18</w:t>
-        </w:r>
-      </w:hyperlink>
+      <w:r>
+        <w:rPr>
+          <w:rtl/>
+          <w:cs/>
+          <w:lang w:val="ar_AE" w:bidi="ar_AE"/>
+        </w:rPr>
+        <w:t>كولوسي 4:18</w:t>
+      </w:r>
       <w:r>
         <w:rPr>
           <w:rtl/>
@@ -7612,20 +6484,14 @@
         </w:rPr>
         <w:t xml:space="preserve">; </w:t>
       </w:r>
-      <w:hyperlink r:id="rId159">
-        <w:r>
-          <w:rPr>
-            <w:rtl/>
-            <w:cs/>
-            <w:lang w:val="ar_AE" w:bidi="ar_AE"/>
-          </w:rPr>
-          <w:rPr>
-            <w:color w:val="0000EE"/>
-            <w:u w:val="single"/>
-          </w:rPr>
-          <w:t>فليمون 1:19</w:t>
-        </w:r>
-      </w:hyperlink>
+      <w:r>
+        <w:rPr>
+          <w:rtl/>
+          <w:cs/>
+          <w:lang w:val="ar_AE" w:bidi="ar_AE"/>
+        </w:rPr>
+        <w:t>فليمون 1:19</w:t>
+      </w:r>
       <w:r>
         <w:rPr>
           <w:rtl/>
@@ -7634,20 +6500,14 @@
         </w:rPr>
         <w:t>). نظرًا لأنه كان يشك في تداول رسالة باسمه لم يكتبها هو (</w:t>
       </w:r>
-      <w:hyperlink r:id="rId41">
-        <w:r>
-          <w:rPr>
-            <w:rtl/>
-            <w:cs/>
-            <w:lang w:val="ar_AE" w:bidi="ar_AE"/>
-          </w:rPr>
-          <w:rPr>
-            <w:color w:val="0000EE"/>
-            <w:u w:val="single"/>
-          </w:rPr>
-          <w:t>2 تسالونيكي 2:2</w:t>
-        </w:r>
-      </w:hyperlink>
+      <w:r>
+        <w:rPr>
+          <w:rtl/>
+          <w:cs/>
+          <w:lang w:val="ar_AE" w:bidi="ar_AE"/>
+        </w:rPr>
+        <w:t>2 تسالونيكي 2:2</w:t>
+      </w:r>
       <w:r>
         <w:rPr>
           <w:rtl/>
@@ -7723,20 +6583,14 @@
         </w:rPr>
         <w:t xml:space="preserve">غالبًا ما كانت الرسائل القديمة تُختتم بتمني الصحة أو الازدهار، لكن بركة بولس أعظم بكثير: فهو يدعو الرب يسوع المسيح لأن يهب نعمة للمستلمين (انظر </w:t>
       </w:r>
-      <w:hyperlink r:id="rId160">
-        <w:r>
-          <w:rPr>
-            <w:rtl/>
-            <w:cs/>
-            <w:lang w:val="ar_AE" w:bidi="ar_AE"/>
-          </w:rPr>
-          <w:rPr>
-            <w:color w:val="0000EE"/>
-            <w:u w:val="single"/>
-          </w:rPr>
-          <w:t>1 تسالونيكي 5:28</w:t>
-        </w:r>
-      </w:hyperlink>
+      <w:r>
+        <w:rPr>
+          <w:rtl/>
+          <w:cs/>
+          <w:lang w:val="ar_AE" w:bidi="ar_AE"/>
+        </w:rPr>
+        <w:t>1 تسالونيكي 5:28</w:t>
+      </w:r>
       <w:r>
         <w:rPr>
           <w:rtl/>
